--- a/export/timeline-appendix-ru.docx
+++ b/export/timeline-appendix-ru.docx
@@ -35,7 +35,7 @@
         <w:jc w:val="center"/>
       </w:pPr>
       <w:r>
-        <w:t>Версия 1.2.112</w:t>
+        <w:t>Версия 1.2.128</w:t>
       </w:r>
     </w:p>
     <w:p>
@@ -1156,6 +1156,15 @@
     </w:p>
     <w:p>
       <w:pPr>
+        <w:pStyle w:val="ListBullet"/>
+        <w:spacing w:before="20" w:after="20"/>
+      </w:pPr>
+      <w:r>
+        <w:t>Файлы (лексические спекуляции): «Русь-Орда» перекликается с английским политическим и военным лексиконом — открытая нота о спешке, орде, про/коне, орде Фоменко = крыса, короле Артуре (2004) и т. д.; никаких временных событий (только досье).</w:t>
+      </w:r>
+    </w:p>
+    <w:p>
+      <w:pPr>
         <w:pStyle w:val="Heading3"/>
         <w:keepNext/>
         <w:keepLines/>
@@ -1208,6 +1217,77 @@
       </w:pPr>
       <w:r>
         <w:t>Иезуитские операции: обращение, католицизм и Новый Свет</w:t>
+      </w:r>
+    </w:p>
+    <w:p>
+      <w:pPr>
+        <w:pStyle w:val="Heading3"/>
+        <w:keepNext/>
+        <w:keepLines/>
+      </w:pPr>
+      <w:r>
+        <w:t>Отзывы читателей и исправления</w:t>
+      </w:r>
+    </w:p>
+    <w:p>
+      <w:pPr>
+        <w:pStyle w:val="ListBullet"/>
+        <w:spacing w:before="20" w:after="20"/>
+      </w:pPr>
+      <w:r>
+        <w:t>ФБ-001 — Анатолий Фоменко: Русскоязычный читатель возражал против фразы, которую государственный историк применил к Фоменко. Обзор английской хронологии был исправлен; резюме и открытые последующие наблюдения представлены в разделе ниже. Полное анонимное сообщение, примечания к расследованию и политика цитирования Восток / Запад: FEEDBACK.md (досье на хранилище).</w:t>
+      </w:r>
+    </w:p>
+    <w:p>
+      <w:pPr>
+        <w:pBdr>
+          <w:bottom w:val="single" w:sz="6" w:space="1" w:color="CCCCCC"/>
+        </w:pBdr>
+      </w:pPr>
+    </w:p>
+    <w:p>
+      <w:pPr>
+        <w:pStyle w:val="Heading2"/>
+        <w:keepNext/>
+        <w:keepLines/>
+      </w:pPr>
+      <w:r>
+        <w:t>Отзывы читателей и исправления (книжные)</w:t>
+      </w:r>
+    </w:p>
+    <w:p>
+      <w:pPr>
+        <w:pStyle w:val="Heading3"/>
+        <w:keepNext/>
+        <w:keepLines/>
+      </w:pPr>
+      <w:r>
+        <w:t>ФБ-001 — Анатолий Фоменко: «государственный историк»</w:t>
+      </w:r>
+    </w:p>
+    <w:p>
+      <w:r>
+        <w:t>Читатель русского перевода сообщил, что называть Анатолия Фоменко историком, спонсируемым государством, вводит в заблуждение: он признанный математик, избранный действительным членом Российской академии наук (1994) по математике, в то время как труды его и Г.В. Носовского «Новая хронология» отвергаются профессиональными историками в России и на международном уровне — то есть позиция «официальной» исторической профессии враждебна, а не спонсирует. Рецензент добавил, что «Новая хронология» не рассматривалась как поддерживаемая государством проектная работа (никаких грантов не названо; доносы советской эпохи утверждались, но никаких систематических преследований не описано).</w:t>
+      </w:r>
+    </w:p>
+    <w:p>
+      <w:r>
+        <w:t>Применяемая коррекция: та же формулировка была удалена из истории/хронологии/page.md и из содержания обзора временной шкалы/00.overview/00.02.00-background.md; оба теперь отделяют членство в РАН (математика) от основного отказа от Новой Хронологии. Восстановите DOCX / PDF (и любой российский экспорт), чтобы собранные книги подобрали исправление.</w:t>
+      </w:r>
+    </w:p>
+    <w:p>
+      <w:r>
+        <w:t>Вторая нить (не «фиксированная», записанная): Та же самая обратная связь связала сатурнианский / 4077 г. до н.э. / катастрофизм с Новой Хронологией и прочитала смесь как фантазию или эзотеризм, а не науку — проблему «мухи в мази». Эта хронология уже рассматривает линии Фоменко и Сатурна как различные рамки в правилах проекта; действенный элемент является более четкими границами глав в любой составленной книге, поэтому читатели, которые хотят только статистическую хронологию, не принуждаются через космологию на одном дыхании.</w:t>
+      </w:r>
+    </w:p>
+    <w:p>
+      <w:r>
+        <w:t>Откройте: Пройдите ту же самую коррекцию формулировок Фоменко через любой автономный русский источник книги, если он не был создан с сайта page.md. Факультативный незападный якорь для «академии vs. псевдоистории»: дайджест РАН «В защиту науки» бюллетени на ras.ru (см. статью Википедии о Фоменко для указателей).</w:t>
+      </w:r>
+    </w:p>
+    <w:p>
+      <w:r>
+        <w:t>ID: FB-001 — см. FEEDBACK.md для полной анонимности текста и таблицы расследований.</w:t>
       </w:r>
     </w:p>
     <w:p/>
@@ -1397,7 +1477,7 @@
             <w:pPr>
               <w:spacing w:before="20" w:after="20"/>
             </w:pPr>
-            <w:hyperlink r:id="rId47">
+            <w:hyperlink r:id="rId52">
               <w:r>
                 <w:rPr>
                   <w:b w:val="0"/>
@@ -1451,7 +1531,7 @@
             <w:pPr>
               <w:spacing w:before="20" w:after="20"/>
             </w:pPr>
-            <w:hyperlink r:id="rId48">
+            <w:hyperlink r:id="rId53">
               <w:r>
                 <w:rPr>
                   <w:b w:val="0"/>
@@ -1505,7 +1585,7 @@
             <w:pPr>
               <w:spacing w:before="20" w:after="20"/>
             </w:pPr>
-            <w:hyperlink r:id="rId49">
+            <w:hyperlink r:id="rId54">
               <w:r>
                 <w:rPr>
                   <w:b w:val="0"/>
@@ -1559,7 +1639,7 @@
             <w:pPr>
               <w:spacing w:before="20" w:after="20"/>
             </w:pPr>
-            <w:hyperlink r:id="rId50">
+            <w:hyperlink r:id="rId55">
               <w:r>
                 <w:rPr>
                   <w:b w:val="0"/>
@@ -1613,7 +1693,7 @@
             <w:pPr>
               <w:spacing w:before="20" w:after="20"/>
             </w:pPr>
-            <w:hyperlink r:id="rId51">
+            <w:hyperlink r:id="rId56">
               <w:r>
                 <w:rPr>
                   <w:b w:val="0"/>
@@ -1667,7 +1747,7 @@
             <w:pPr>
               <w:spacing w:before="20" w:after="20"/>
             </w:pPr>
-            <w:hyperlink r:id="rId52">
+            <w:hyperlink r:id="rId57">
               <w:r>
                 <w:rPr>
                   <w:b w:val="0"/>
@@ -1721,7 +1801,7 @@
             <w:pPr>
               <w:spacing w:before="20" w:after="20"/>
             </w:pPr>
-            <w:hyperlink r:id="rId53">
+            <w:hyperlink r:id="rId58">
               <w:r>
                 <w:rPr>
                   <w:b w:val="0"/>
@@ -1761,7 +1841,12 @@
               <w:spacing w:before="20" w:after="20"/>
             </w:pPr>
             <w:r>
-              <w:t>Петроглифы как записи Z-пинч плазменного разряда</w:t>
+              <w:rPr>
+                <w:b w:val="0"/>
+                <w:i w:val="0"/>
+                <w:sz w:val="18"/>
+              </w:rPr>
+              <w:t>Petroglyphs as Z-pinch plasma discharge records</w:t>
             </w:r>
           </w:p>
         </w:tc>
@@ -1775,9 +1860,17 @@
             <w:pPr>
               <w:spacing w:before="20" w:after="20"/>
             </w:pPr>
-            <w:r>
-              <w:t>Джино Кук</w:t>
-            </w:r>
+            <w:hyperlink r:id="rId59">
+              <w:r>
+                <w:rPr>
+                  <w:b w:val="0"/>
+                  <w:i w:val="0"/>
+                  <w:color w:val="B8860B"/>
+                  <w:sz w:val="18"/>
+                </w:rPr>
+                <w:t>Jno Cook</w:t>
+              </w:r>
+            </w:hyperlink>
           </w:p>
         </w:tc>
         <w:tc>
@@ -1807,7 +1900,12 @@
               <w:spacing w:before="20" w:after="20"/>
             </w:pPr>
             <w:r>
-              <w:t>Наиболее подробная хронология Сатурна с конкретными датами</w:t>
+              <w:rPr>
+                <w:b w:val="0"/>
+                <w:i w:val="0"/>
+                <w:sz w:val="18"/>
+              </w:rPr>
+              <w:t>Most detailed Saturnian chronology with specific dates</w:t>
             </w:r>
           </w:p>
         </w:tc>
@@ -1821,7 +1919,7 @@
             <w:pPr>
               <w:spacing w:before="20" w:after="20"/>
             </w:pPr>
-            <w:hyperlink r:id="rId55">
+            <w:hyperlink r:id="rId60">
               <w:r>
                 <w:rPr>
                   <w:b w:val="0"/>
@@ -1880,7 +1978,7 @@
             <w:pPr>
               <w:spacing w:before="20" w:after="20"/>
             </w:pPr>
-            <w:hyperlink r:id="rId56">
+            <w:hyperlink r:id="rId61">
               <w:r>
                 <w:rPr>
                   <w:b w:val="0"/>
@@ -1939,7 +2037,7 @@
             <w:pPr>
               <w:spacing w:before="20" w:after="20"/>
             </w:pPr>
-            <w:hyperlink r:id="rId57">
+            <w:hyperlink r:id="rId62">
               <w:r>
                 <w:rPr>
                   <w:b w:val="0"/>
@@ -1998,7 +2096,7 @@
             <w:pPr>
               <w:spacing w:before="20" w:after="20"/>
             </w:pPr>
-            <w:hyperlink r:id="rId58">
+            <w:hyperlink r:id="rId63">
               <w:r>
                 <w:rPr>
                   <w:b w:val="0"/>
@@ -2065,7 +2163,7 @@
             <w:pPr>
               <w:spacing w:before="20" w:after="20"/>
             </w:pPr>
-            <w:hyperlink r:id="rId59">
+            <w:hyperlink r:id="rId64">
               <w:r>
                 <w:rPr>
                   <w:b w:val="0"/>
@@ -2124,7 +2222,7 @@
             <w:pPr>
               <w:spacing w:before="20" w:after="20"/>
             </w:pPr>
-            <w:hyperlink r:id="rId60">
+            <w:hyperlink r:id="rId65">
               <w:r>
                 <w:rPr>
                   <w:b w:val="0"/>
@@ -2183,7 +2281,7 @@
             <w:pPr>
               <w:spacing w:before="20" w:after="20"/>
             </w:pPr>
-            <w:hyperlink r:id="rId61">
+            <w:hyperlink r:id="rId66">
               <w:r>
                 <w:rPr>
                   <w:b w:val="0"/>
@@ -2242,7 +2340,7 @@
             <w:pPr>
               <w:spacing w:before="20" w:after="20"/>
             </w:pPr>
-            <w:hyperlink r:id="rId62">
+            <w:hyperlink r:id="rId67">
               <w:r>
                 <w:rPr>
                   <w:b w:val="0"/>
@@ -2301,7 +2399,7 @@
             <w:pPr>
               <w:spacing w:before="20" w:after="20"/>
             </w:pPr>
-            <w:hyperlink r:id="rId63">
+            <w:hyperlink r:id="rId68">
               <w:r>
                 <w:rPr>
                   <w:b w:val="0"/>
@@ -2360,7 +2458,7 @@
             <w:pPr>
               <w:spacing w:before="20" w:after="20"/>
             </w:pPr>
-            <w:hyperlink r:id="rId64">
+            <w:hyperlink r:id="rId69">
               <w:r>
                 <w:rPr>
                   <w:b w:val="0"/>
@@ -2419,7 +2517,7 @@
             <w:pPr>
               <w:spacing w:before="20" w:after="20"/>
             </w:pPr>
-            <w:hyperlink r:id="rId65">
+            <w:hyperlink r:id="rId70">
               <w:r>
                 <w:rPr>
                   <w:b w:val="0"/>
@@ -2478,7 +2576,7 @@
             <w:pPr>
               <w:spacing w:before="20" w:after="20"/>
             </w:pPr>
-            <w:hyperlink r:id="rId66">
+            <w:hyperlink r:id="rId71">
               <w:r>
                 <w:rPr>
                   <w:b w:val="0"/>
@@ -2537,7 +2635,7 @@
             <w:pPr>
               <w:spacing w:before="20" w:after="20"/>
             </w:pPr>
-            <w:hyperlink r:id="rId67">
+            <w:hyperlink r:id="rId72">
               <w:r>
                 <w:rPr>
                   <w:b w:val="0"/>
@@ -2577,7 +2675,12 @@
               <w:spacing w:before="20" w:after="20"/>
             </w:pPr>
             <w:r>
-              <w:t>Саган опровержение; исследование вымирания мамонтов</w:t>
+              <w:rPr>
+                <w:b w:val="0"/>
+                <w:i w:val="0"/>
+                <w:sz w:val="18"/>
+              </w:rPr>
+              <w:t>Sagan rebuttal; mammoth extinction research</w:t>
             </w:r>
           </w:p>
         </w:tc>
@@ -2591,7 +2694,7 @@
             <w:pPr>
               <w:spacing w:before="20" w:after="20"/>
             </w:pPr>
-            <w:hyperlink r:id="rId68">
+            <w:hyperlink r:id="rId73">
               <w:r>
                 <w:rPr>
                   <w:b w:val="0"/>
@@ -2650,7 +2753,7 @@
             <w:pPr>
               <w:spacing w:before="20" w:after="20"/>
             </w:pPr>
-            <w:hyperlink r:id="rId69">
+            <w:hyperlink r:id="rId74">
               <w:r>
                 <w:rPr>
                   <w:b w:val="0"/>
@@ -2709,7 +2812,7 @@
             <w:pPr>
               <w:spacing w:before="20" w:after="20"/>
             </w:pPr>
-            <w:hyperlink r:id="rId70">
+            <w:hyperlink r:id="rId75">
               <w:r>
                 <w:rPr>
                   <w:b w:val="0"/>
@@ -7689,12 +7792,7 @@
               <w:spacing w:before="20" w:after="20"/>
             </w:pPr>
             <w:r>
-              <w:rPr>
-                <w:b w:val="0"/>
-                <w:i w:val="0"/>
-                <w:sz w:val="18"/>
-              </w:rPr>
-              <w:t>Robert Becker</w:t>
+              <w:t>Роберт Беккер</w:t>
             </w:r>
           </w:p>
         </w:tc>
@@ -7733,7 +7831,12 @@
               <w:spacing w:before="20" w:after="20"/>
             </w:pPr>
             <w:r>
-              <w:t>Дважды номинированный на Нобелевскую премию; сокращение финансирования</w:t>
+              <w:rPr>
+                <w:b w:val="0"/>
+                <w:i w:val="0"/>
+                <w:sz w:val="18"/>
+              </w:rPr>
+              <w:t>Twice Nobel-nominated; funding cut</w:t>
             </w:r>
           </w:p>
         </w:tc>
@@ -7792,12 +7895,7 @@
               <w:spacing w:before="20" w:after="20"/>
             </w:pPr>
             <w:r>
-              <w:rPr>
-                <w:b w:val="0"/>
-                <w:i w:val="0"/>
-                <w:sz w:val="18"/>
-              </w:rPr>
-              <w:t>Published as Karolinska chair; ignored</w:t>
+              <w:t>Опубликовано как Каролинский стул; проигнорировано</w:t>
             </w:r>
           </w:p>
         </w:tc>
@@ -8616,28 +8714,7 @@
               <w:spacing w:before="20" w:after="20"/>
             </w:pPr>
             <w:r>
-              <w:rPr>
-                <w:b w:val="0"/>
-                <w:i w:val="0"/>
-                <w:sz w:val="18"/>
-              </w:rPr>
-              <w:t xml:space="preserve">Pyramidal Empire reversed calendar at Year Zero; Jesuits reinterpreted </w:t>
-            </w:r>
-            <w:r>
-              <w:rPr>
-                <w:b w:val="0"/>
-                <w:i w:val="0"/>
-                <w:sz w:val="18"/>
-              </w:rPr>
-              <w:t>ι</w:t>
-            </w:r>
-            <w:r>
-              <w:rPr>
-                <w:b w:val="0"/>
-                <w:i w:val="0"/>
-                <w:sz w:val="18"/>
-              </w:rPr>
-              <w:t xml:space="preserve"> as 1000</w:t>
+              <w:t>Пирамидальная империя изменила календарь на нулевой год; иезуиты переосмыслили его как 1000 лет</w:t>
             </w:r>
           </w:p>
         </w:tc>
@@ -8788,7 +8865,12 @@
               <w:spacing w:before="20" w:after="20"/>
             </w:pPr>
             <w:r>
-              <w:t>Иллиг</w:t>
+              <w:rPr>
+                <w:b w:val="0"/>
+                <w:i w:val="0"/>
+                <w:sz w:val="18"/>
+              </w:rPr>
+              <w:t>Illig</w:t>
             </w:r>
           </w:p>
         </w:tc>
@@ -8819,12 +8901,7 @@
               <w:spacing w:before="20" w:after="20"/>
             </w:pPr>
             <w:r>
-              <w:rPr>
-                <w:b w:val="0"/>
-                <w:i w:val="0"/>
-                <w:sz w:val="18"/>
-              </w:rPr>
-              <w:t>Political calculation</w:t>
+              <w:t>Политический расчет</w:t>
             </w:r>
           </w:p>
         </w:tc>
@@ -12465,12 +12542,7 @@
               <w:spacing w:before="20" w:after="20"/>
             </w:pPr>
             <w:r>
-              <w:rPr>
-                <w:b w:val="0"/>
-                <w:i w:val="0"/>
-                <w:sz w:val="18"/>
-              </w:rPr>
-              <w:t>Sunday</w:t>
+              <w:t>Воскресенье</w:t>
             </w:r>
           </w:p>
         </w:tc>
@@ -12483,12 +12555,7 @@
               <w:spacing w:before="20" w:after="20"/>
             </w:pPr>
             <w:r>
-              <w:rPr>
-                <w:b w:val="0"/>
-                <w:i w:val="0"/>
-                <w:sz w:val="18"/>
-              </w:rPr>
-              <w:t>Sun</w:t>
+              <w:t>Солнце</w:t>
             </w:r>
           </w:p>
         </w:tc>
@@ -12501,12 +12568,7 @@
               <w:spacing w:before="20" w:after="20"/>
             </w:pPr>
             <w:r>
-              <w:rPr>
-                <w:b w:val="0"/>
-                <w:i w:val="0"/>
-                <w:sz w:val="18"/>
-              </w:rPr>
-              <w:t>—</w:t>
+              <w:t>-</w:t>
             </w:r>
           </w:p>
         </w:tc>
@@ -15998,7 +16060,7 @@
               </w:rPr>
               <w:t xml:space="preserve">Pineal gland extraction, adrenochrome from living donors; bar-scene managed disclosure — see </w:t>
             </w:r>
-            <w:hyperlink r:id="rId197">
+            <w:hyperlink r:id="rId202">
               <w:r>
                 <w:rPr>
                   <w:b w:val="0"/>
@@ -19854,7 +19916,12 @@
               <w:spacing w:before="20" w:after="20"/>
             </w:pPr>
             <w:r>
-              <w:t>Робинсон</w:t>
+              <w:rPr>
+                <w:b w:val="0"/>
+                <w:i w:val="0"/>
+                <w:sz w:val="18"/>
+              </w:rPr>
+              <w:t>Robinson</w:t>
             </w:r>
           </w:p>
         </w:tc>
@@ -19867,7 +19934,12 @@
               <w:spacing w:before="20" w:after="20"/>
             </w:pPr>
             <w:r>
-              <w:t>Марсианская трилогия</w:t>
+              <w:rPr>
+                <w:b w:val="0"/>
+                <w:i w:val="0"/>
+                <w:sz w:val="18"/>
+              </w:rPr>
+              <w:t>Mars trilogy</w:t>
             </w:r>
           </w:p>
         </w:tc>
@@ -19880,7 +19952,12 @@
               <w:spacing w:before="20" w:after="20"/>
             </w:pPr>
             <w:r>
-              <w:t>Политическая революция, независимость</w:t>
+              <w:rPr>
+                <w:b w:val="0"/>
+                <w:i w:val="0"/>
+                <w:sz w:val="18"/>
+              </w:rPr>
+              <w:t>Political revolution, independence</w:t>
             </w:r>
           </w:p>
         </w:tc>
@@ -19893,7 +19970,12 @@
               <w:spacing w:before="20" w:after="20"/>
             </w:pPr>
             <w:r>
-              <w:t>Опубликовано SF</w:t>
+              <w:rPr>
+                <w:b w:val="0"/>
+                <w:i w:val="0"/>
+                <w:sz w:val="18"/>
+              </w:rPr>
+              <w:t>Published SF</w:t>
             </w:r>
           </w:p>
         </w:tc>
@@ -19980,8 +20062,24 @@
               <w:spacing w:before="20" w:after="20"/>
             </w:pPr>
             <w:r>
-              <w:t>См. ссылку на резню</w:t>
-            </w:r>
+              <w:rPr>
+                <w:b w:val="0"/>
+                <w:i w:val="0"/>
+                <w:sz w:val="18"/>
+              </w:rPr>
+              <w:t xml:space="preserve">See </w:t>
+            </w:r>
+            <w:hyperlink r:id="rId167">
+              <w:r>
+                <w:rPr>
+                  <w:b w:val="0"/>
+                  <w:i w:val="0"/>
+                  <w:color w:val="B8860B"/>
+                  <w:sz w:val="18"/>
+                </w:rPr>
+                <w:t>massacre reference</w:t>
+              </w:r>
+            </w:hyperlink>
           </w:p>
         </w:tc>
       </w:tr>
@@ -21513,12 +21611,7 @@
               <w:spacing w:before="20" w:after="20"/>
             </w:pPr>
             <w:r>
-              <w:rPr>
-                <w:b w:val="0"/>
-                <w:i w:val="0"/>
-                <w:sz w:val="18"/>
-              </w:rPr>
-              <w:t>1898</w:t>
+              <w:t>1898 год</w:t>
             </w:r>
           </w:p>
         </w:tc>
@@ -21567,7 +21660,12 @@
               <w:spacing w:before="20" w:after="20"/>
             </w:pPr>
             <w:r>
-              <w:t>Испано-американская война; Куба, Филиппины, Гуам</w:t>
+              <w:rPr>
+                <w:b w:val="0"/>
+                <w:i w:val="0"/>
+                <w:sz w:val="18"/>
+              </w:rPr>
+              <w:t>Spanish-American War; Cuba, Philippines, Guam</w:t>
             </w:r>
           </w:p>
         </w:tc>
@@ -24156,7 +24254,7 @@
     </w:p>
     <w:p>
       <w:r>
-        <w:t>Иезуиты — тайное общество Иисуса — были основным инструментом распространения реформированного монотеизма во всем мире: преобразование коренного населения, редактирование христианства в контролируемый Римом католицизм и расширение Крестового похода в Новый Свет. Теологический механизм, проанализированный в «Глубоком государстве», отредактирует христианство.</w:t>
+        <w:t>Иезуиты — тайное общество Иисуса — были основным инструментом распространения реформированного монотеизма во всем мире: преобразование коренного населения, редактирование христианства в контролируемый Римом католицизм и расширение Крестового похода в Новый Свет. Теологический механизм, проанализированный в «Глубоком государстве», отредактирует христианство. Восстановление девятнадцатого века, протестантский захват карт, Иерусалим III и 324-летний тезис о разрыве обращены к книге в Иезуитской Реставрации: План миссии; детали следуют в разделе 1814 реставрация и протестантский захват архива ниже.</w:t>
       </w:r>
     </w:p>
     <w:p>
@@ -24272,6 +24370,103 @@
     <w:p>
       <w:r>
         <w:t>Сокращения Гуарани — автономные общины численностью до 150 000 человек под управлением иезуитов, защищенные от работорговцев — были по колониальным стандартам удивительно гуманными и именно поэтому были разрушены Мадридским договором (1750).</w:t>
+      </w:r>
+    </w:p>
+    <w:p>
+      <w:pPr>
+        <w:pBdr>
+          <w:bottom w:val="single" w:sz="6" w:space="1" w:color="CCCCCC"/>
+        </w:pBdr>
+      </w:pPr>
+    </w:p>
+    <w:p>
+      <w:pPr>
+        <w:pStyle w:val="Heading3"/>
+        <w:keepNext/>
+        <w:keepLines/>
+      </w:pPr>
+      <w:r>
+        <w:t>Реставрация 1814 года и захват архива протестантами</w:t>
+      </w:r>
+    </w:p>
+    <w:p>
+      <w:pPr>
+        <w:pStyle w:val="Heading4"/>
+        <w:keepNext/>
+        <w:keepLines/>
+      </w:pPr>
+      <w:r>
+        <w:t>Что на самом деле построили миссии</w:t>
+      </w:r>
+    </w:p>
+    <w:p>
+      <w:r>
+        <w:t>По всей Америке, Азии и Африке иезуитские миссии сочетали давление преобразования с серьезной лингвистикой и этнографией: грамматика, отношения, звездные знания, растительные знания и политические карты эскизов. Там, где позволяло время, отцы часто договаривались о местных обрядах в католической раме, а не разбивали их при первом контакте. Честь этой работы, независимо от ее соучастия с империей, заключается в том, что большая часть архива сохраняет содержание коренных народов, которое более поздние режимы предпочитали забывать.</w:t>
+      </w:r>
+    </w:p>
+    <w:p>
+      <w:pPr>
+        <w:pStyle w:val="Heading4"/>
+        <w:keepNext/>
+        <w:keepLines/>
+      </w:pPr>
+      <w:r>
+        <w:t>Угон русско-иезуитского синтеза</w:t>
+      </w:r>
+    </w:p>
+    <w:p>
+      <w:r>
+        <w:t>Эта хронология утверждает, что протестантские научные и финансовые сети не просто не соглашались с Римом; они унаследовали практический результат мира Романовых-иезуитов — атласные пластины, знание маршрутов, этнографические файлы — после того, как этот результат был отмыт через суды и торговые дома. «Русская» картография и хронография в восемнадцатом веке уже смешали ордынский, романовский и иезуитский труд; глубокое государство девятнадцатого века находилось в состоянии переименовать этот синтез в нейтральную науку, лишив ее ордынского каркаса. Восстановление Общества в 1814 году не изменило этот сдвиг: оно вернуло иезуитов под папское право, оставив печатную культуру, университетские кафедры и финансы в основном в протестантских или латитудианских руках. В этом чтении восстановленные провинции должны были преподавать и цитировать в рамках ландшафта протестантских стандартных историй и отредактированных протестантами карт мира, независимо от того, какую римскую лояльность поддерживали отдельные провинции.</w:t>
+      </w:r>
+    </w:p>
+    <w:p>
+      <w:pPr>
+        <w:pStyle w:val="Heading4"/>
+        <w:keepNext/>
+        <w:keepLines/>
+      </w:pPr>
+      <w:r>
+        <w:t>Протестантский католицизм и 324-летний разрыв</w:t>
+      </w:r>
+    </w:p>
+    <w:p>
+      <w:r>
+        <w:t>Вытаскивание иезуитов и католической элиты из орды-романовского источника в отдельную европейскую аристократию — университет, курию в изгнании из этого источника, городские финансы — не было незначительным литургическим изменением. Эта хронология утверждает, что это был метод, с помощью которого протестантские хронологи и покровители создали, по историческому эффекту, католическую церковь, которую современный мир признает: римский аппарат, чья генеалогия была отделена от цивилизационного центра, который питал его миссии и карты, а затем пересказывался в скалигеровское время. Разрыв показывает в записи хронологическую рану: история учебников просит папство соединить века, где ни одна мировая империя не держит линию - только фрагментация и хаос на скалигеровской странице.</w:t>
+      </w:r>
+    </w:p>
+    <w:p>
+      <w:r>
+        <w:t>В скалигеровских учебниках 324 года между конвенцией 476 года н.э. о конце Западной Римской империи и 800 годом н.э. для императорской коронации Карла Великого — перезапуска Каролингов. Этот интервал достаточно длинный, чтобы стереть непрерывную имперскую память, если подлежащая экумена была в другом месте. Новая Хронология (см. Построение Новой Хронологии, Фоменко) часто перемещает один и тот же структурный пролет, поэтому эти события находятся ближе к 1476 и 1800 гг. н.э. (сохранение 324-летнего расстояния между парой при смене абсолютных дат). В любой схеме датирования середина изображается как междуцарствие: ни одно мировое государство, повествовательная тьма, папско-французское или национальное лоскутное одеяло — текстура католицизма, вырезанная из происхождения и вставленная в прошлое, созданное протестантами.</w:t>
+      </w:r>
+    </w:p>
+    <w:p>
+      <w:pPr>
+        <w:pStyle w:val="Heading4"/>
+        <w:keepNext/>
+        <w:keepLines/>
+      </w:pPr>
+      <w:r>
+        <w:t>Наполеон и «военный порядок»</w:t>
+      </w:r>
+    </w:p>
+    <w:p>
+      <w:r>
+        <w:t>Режимы Наполеона изгоняли или ограничивали иезуитов и рассматривали их как проблему безопасности. Полемика девятнадцатого века часто цитирует его следующим образом: Общество — это военная организация, а не религиозный орден; его высшее руководство — генерал, а не настоятель; его цель — власть — абсолютная, универсальная — скрепленная повиновением единой воле, сосредоточенной на генерале в Риме; поэтому оно не может быть безопасным партнером для установленной гражданской власти. Точная формулировка оспаривается (многие строки проходят через английские антологии и антииезуитскую литературу), но политика не оспаривается: подозрение в том, что Общество освободило пространство для национальных церквей и светских министерств, чтобы контролировать школы и архивы, в то время как протестантские редакторы продвинули скалигеровскую хронологию и новую географию Святой Земли. Для самой хронологической войны см. Глубокое государство стирает Российскую империю из всей хронологии.</w:t>
+      </w:r>
+    </w:p>
+    <w:p>
+      <w:pPr>
+        <w:pStyle w:val="Heading4"/>
+        <w:keepNext/>
+        <w:keepLines/>
+      </w:pPr>
+      <w:r>
+        <w:t>1812 — тактическая потеря, стратегический поворот</w:t>
+      </w:r>
+    </w:p>
+    <w:p>
+      <w:r>
+        <w:t>Французская катастрофа в России в 1812 году была существенным поражением для вторжения, которое поддерживала Сити. Эта временная шкала рассматривает такие поражения как привычно конвертируемые: замороженная армия является потерей заголовка, но повествование о паломничестве, библейская география и востоковедческая наука все еще могут управляться в последующие десятилетия. Сожжение Москвы в 1812 году отрицало зимние кварталы захватчиков и уничтожило живой православный Иерусалимский полюс, который мог бы оспаривать любую конкурирующую священную географию. После того, как этот центр был уменьшен своими собственными защитниками, новый Иерусалим под управлением протестантского паломничества — Иерусалим III на платформе Аль-Акса в Палестине, с Константинополем / Царь-Градом, читаемым как разрушенный библейский Иерусалим вдоль маршрута тура — мог быть установлен с меньшим количеством заслуживающих доверия восточных претендентов, оставшихся стоять в камне.</w:t>
       </w:r>
     </w:p>
     <w:p>
@@ -24653,7 +24848,74 @@
     </w:p>
     <w:p>
       <w:r>
-        <w:t>Современные карикатуры изображают Наполеона как миниатюрного (~ 4'). Западные популяции разводились меньше, разница в росте с русским населением была реальной. Западные армии компенсировали массированной, стандартизированной артиллерией (системы эпохи Грюбоваль), доктриной и — в революционной армии — привязали водородные воздушные шары для разведки, где по-прежнему действовал аэростатический корпус. Плазменные пушки и осадное оружие на основе плазмы исключены из наполеоновской картины: они превзошли бы то, что могла операционализировать открытая наука 19-го века, а военные знания уже двигались за разрозненными, отвергнутыми каналами — не в массовые полевые части для революционной армии. Спекулятивная преемственность ограничивается звуковыми / резонансными боеприпасами, масштабируемой логистикой легче воздуха и легендами о лифтах с заряженной массой — см. /governance / war / investigations /napoleonic-advanced-artillery-airship-investigation.md. Нить Марса / Пугачева остается отдельной временной линией, пока датированная цепочка не свяжет ее с французским ORBAT в России.</w:t>
+        <w:t>Современные карикатуры изображают Наполеона как миниатюрного (~ 4'). Западные популяции разводились меньше, разница в росте с русским населением была реальной. Западные армии компенсировали массированной, стандартизированной артиллерией (системы эпохи Грюбоваль), доктриной и — на открытой записи — привязанными водородными воздушными шарами для разведки, где все еще действовал аэростатический корпус. Плазменные пушки и осадное оружие на основе плазмы исключены из наполеоновской картины: они превзошли бы то, что могла операционализировать открытая наука 19-го века, а военные знания уже двигались за разрозненными, отвергнутыми каналами — не в массовые полевые части для революционной армии. Воздушные шары на публичных записях - слабый матч для наступательного стратегического подъема (медленный, трудно маневрируемый, легко нацеленный); где логистика или легенда подразумевают пересечение основных барьеров, не перетаскивая полный осадный поезд по каждой дороге, эта хронология предпочитает классифицированные антигравитационные или заряженные массовые платформы - прочные, стабильные и менее тривиально сбитые, чем газовый мешок - над воздушными шарами. Зимний провал разрабатывается под Лифтовые платформы, зимнюю оккупацию и Кремль ниже. Дальнейшие темы: звуковые / резонансные боеприпасы, эфир или легенды о подъёме заряженной массы — см. /governance/war/investigations/napoleonic-advanced-artillery-airship-investigation.md. Нить Марса / Пугачева остается отдельной временной линией, пока датированная цепочка не свяжет ее с французским ORBAT в России.</w:t>
+      </w:r>
+    </w:p>
+    <w:p>
+      <w:pPr>
+        <w:pBdr>
+          <w:bottom w:val="single" w:sz="6" w:space="1" w:color="CCCCCC"/>
+        </w:pBdr>
+      </w:pPr>
+    </w:p>
+    <w:p>
+      <w:pPr>
+        <w:pStyle w:val="Heading3"/>
+        <w:keepNext/>
+        <w:keepLines/>
+      </w:pPr>
+      <w:r>
+        <w:t>Лифтовые платформы, зимняя оккупация и Кремль</w:t>
+      </w:r>
+    </w:p>
+    <w:p>
+      <w:r>
+        <w:t>Спекулятивное продолжение зимней диссертации 1812 года.</w:t>
+      </w:r>
+    </w:p>
+    <w:p>
+      <w:pPr>
+        <w:pStyle w:val="Heading4"/>
+        <w:keepNext/>
+        <w:keepLines/>
+      </w:pPr>
+      <w:r>
+        <w:t>Воздушные шары против классифицированных аэродинов</w:t>
+      </w:r>
+    </w:p>
+    <w:p>
+      <w:r>
+        <w:t>Водородные шары в революционной и наполеоновской армиях были главным образом наблюдательными средствами: привязанными или едва маневренными конвертами. Этот профиль плохо подходит для решающего подъема на поле боя - большие тканевые цели, уязвимые для выстрелов и огня, неудобные для перепозиционирования в условиях конкуренции. Если французы (или их скрытый ярус) перемещали тяжелые возможности через препятствия, такие как Альпы, не сопоставляя каждую классическую историю о пушке, которую тащили по дороге и мул, воздушный шар с открытой записью не является лучшим аналогом. Эта хронология утверждает, что секретная военная антигравитация или плотный полевой подъем - корпуса, воображаемые как прочные и стабильные, труднее отрицать, чем воздушный шар - является более надежным скрытым дополнением к открытой артиллерии эпохи Грибовала, а не дирижаблей, как мы себе представляем, для линейного боя.</w:t>
+      </w:r>
+    </w:p>
+    <w:p>
+      <w:pPr>
+        <w:pStyle w:val="Heading4"/>
+        <w:keepNext/>
+        <w:keepLines/>
+      </w:pPr>
+      <w:r>
+        <w:t>Зима: высадка и оккупация</w:t>
+      </w:r>
+    </w:p>
+    <w:p>
+      <w:r>
+        <w:t>Русская зима не должна была заземлять такие суда в простом смысле, убивая лифт или замораживая машины. Более острым узким местом является оккупация: для удержания России нужны люди на земле — патроны, фураж, гарнизоны, запугивание элит. Экипажи, которые могли выжить внутри корпуса, возможно, все еще боялись оставить его для температуры и партизанской страны. Платформы, вероятно, не были спроектированы в течение нескольких месяцев экстремально холодного жилья (отопление, тюлени, логистика жизнеобеспечения), даже если они все еще летали. Превосходство воздуха в этой раме не заменяет каменные стены и зимние магазины; он не может управлять городом с высоты, пока солдаты замораживают момент, когда они выходят.</w:t>
+      </w:r>
+    </w:p>
+    <w:p>
+      <w:pPr>
+        <w:pStyle w:val="Heading4"/>
+        <w:keepNext/>
+        <w:keepLines/>
+      </w:pPr>
+      <w:r>
+        <w:t>Кремль как зимний редут</w:t>
+      </w:r>
+    </w:p>
+    <w:p>
+      <w:r>
+        <w:t>Выжженная Москва была не только цивилизационным жестом. Кремль предложил укрепленный камень, ограждение и внутренний объем, подходящий для зимовки большой силы - прорыва ветра, обороны и правдоподобного пути, чтобы пережить сезон внутри стен, а не в открытом бивуаке. Отрицание Наполеона неповрежденной цитадели и столицы устранило последний дом, который мог превратить сентябрьский вход в весну, все еще удерживающую Москву. См. Aftermath of 1812 for the book-facing summary.</w:t>
       </w:r>
     </w:p>
     <w:p>
@@ -24720,7 +24982,7 @@
     </w:p>
     <w:p>
       <w:r>
-        <w:t>Стратегической целью вторжения было принуждение царя Александра I к переговорам путем захвата старой символической столицы. Но Москва в 1812 году уже не была ее центром. Романовы переехали в Санкт-Петербург, Москва была административным захолустьем. Когда Александр отказался вести переговоры и русские сами сожгли Москву, а не позволили ей служить французским зимним штабом, у Наполеона не осталось стратегической цели. Он пять недель занимал обугленные руины и отступил в русскую зиму.</w:t>
+        <w:t>Стратегической целью вторжения было принуждение царя Александра I к переговорам путем захвата старой символической столицы. Но Москва в 1812 году уже не была ее центром. Романовы переехали в Санкт-Петербург, Москва была административным захолустьем. Когда Александр отказался вести переговоры и русские сами сожгли Москву, а не позволили ей служить французским зимним штабом, у Наполеона не осталось стратегической цели. Кремль, в частности, дал бы оккупанту зимние кварталы, окруженные стенами; его потеря с более широким ожогом закрыла бы самый надежный способ провести столицу через холод. Он пять недель занимал обугленные руины и отступил в русскую зиму.</w:t>
       </w:r>
     </w:p>
     <w:p>
@@ -24755,7 +25017,7 @@
     </w:p>
     <w:p>
       <w:r>
-        <w:t>Обычное объяснение, что Наполеон просто высокомерно относился к логистике, упускает два критических фактора. Во-первых, Энергетическое событие Грязного Потопа 1774 года дестабилизировало климат Земли всего сорок лет назад. Погодные условия, которые были надежными на протяжении веков, теперь были хаотичными; французское верховное командование планировало на основе исторических данных, которые больше не были действительными. Во-вторых, на какой бы край ни опирались французы — артиллерийский темп, расчеты поставок, возможно, наблюдательные воздушные шары в некоторых театрах — встречались логистический коллапс и экстремальные холода (бронза, лошади, дороги, фуража). Эта неудача согласуется с перенапряжением и климатом без плазменного оружия (которое эта временная шкала не относит к 1812 году). Спекулятивные звуковые потоки и потоки дирижаблей (включая параллели прогностического программирования) см. /governance/war/investigations/napoleonic-advanced-artillery-airship-investigation.md. Для более глубокого финансового контекста войны см. Aftermath 1812.</w:t>
+        <w:t>Обычное объяснение, что Наполеон просто высокомерно относился к логистике, упускает два критических фактора. Во-первых, Энергетическое событие Грязного Потопа 1774 года дестабилизировало климат Земли всего сорок лет назад. Погодные условия, которые были надежными на протяжении веков, теперь были хаотичными; французское верховное командование планировало на основе исторических данных, которые больше не были действительными. Во-вторых, независимо от того, на какой край опирались французы - темп артиллерии, расчеты поставок, возможно, классифицированный подъемник наряду с наблюдательными воздушными шарами на публичных записях - встретил логистический коллапс, экстремальный холод и невозможность оккупации с воздуха, когда экипажи не могли безопасно удерживать землю или зимовать в камне. Эта неудача согласуется с перенапряжением и климатом без плазменного оружия (которое эта временная шкала не относит к 1812 году). Для лифта, кремлевского сомнения и воздействия на экипаж см. Лифтовые платформы, зимняя оккупация и Кремль выше; для звуковых боеприпасов и следственных связей см. /governance/war/investigations/napoleonic-advanced-artillery-airship-investigation.md. Для более глубокого финансового контекста войны см. Aftermath 1812.</w:t>
       </w:r>
     </w:p>
     <w:p>
@@ -26237,26 +26499,7 @@
               <w:spacing w:before="20" w:after="20"/>
             </w:pPr>
             <w:r>
-              <w:rPr>
-                <w:b w:val="0"/>
-                <w:i w:val="0"/>
-                <w:sz w:val="18"/>
-              </w:rPr>
-            </w:r>
-            <w:r>
-              <w:rPr>
-                <w:b/>
-                <w:i w:val="0"/>
-                <w:sz w:val="18"/>
-              </w:rPr>
-              <w:t>Emmanuel Macron</w:t>
-            </w:r>
-            <w:r>
-              <w:rPr>
-                <w:b w:val="0"/>
-                <w:i w:val="0"/>
-                <w:sz w:val="18"/>
-              </w:rPr>
+              <w:t>Эммануэль Макрон</w:t>
             </w:r>
           </w:p>
         </w:tc>
@@ -26282,12 +26525,7 @@
               <w:spacing w:before="20" w:after="20"/>
             </w:pPr>
             <w:r>
-              <w:rPr>
-                <w:b w:val="0"/>
-                <w:i w:val="0"/>
-                <w:sz w:val="18"/>
-              </w:rPr>
-              <w:t>Proposed sending European ground troops to Ukraine; pushed "strategic ambiguity" on nuclear threshold; drove EU military integration rhetoric while French economy contracted</w:t>
+              <w:t>Предложение отправить европейские наземные войска на Украину; подталкивание «стратегической двусмысленности» на ядерном пороге; подталкивание риторики военной интеграции ЕС в то время как французская экономика сокращалась</w:t>
             </w:r>
           </w:p>
         </w:tc>
@@ -26612,7 +26850,12 @@
               <w:spacing w:before="20" w:after="20"/>
             </w:pPr>
             <w:r>
-              <w:t>Скоординированные военные обязательства альянса; поддержание обмена сообщениями о единстве НАТО; замена Столтенберга и продолжение одинаковой траектории эскалации</w:t>
+              <w:rPr>
+                <w:b w:val="0"/>
+                <w:i w:val="0"/>
+                <w:sz w:val="18"/>
+              </w:rPr>
+              <w:t>Coordinated alliance military commitments; maintained NATO unity messaging; replaced Stoltenberg and continued identical escalation trajectory</w:t>
             </w:r>
           </w:p>
         </w:tc>
@@ -26709,26 +26952,7 @@
               <w:spacing w:before="20" w:after="20"/>
             </w:pPr>
             <w:r>
-              <w:rPr>
-                <w:b w:val="0"/>
-                <w:i w:val="0"/>
-                <w:sz w:val="18"/>
-              </w:rPr>
-            </w:r>
-            <w:r>
-              <w:rPr>
-                <w:b/>
-                <w:i w:val="0"/>
-                <w:sz w:val="18"/>
-              </w:rPr>
-              <w:t>Joe Biden</w:t>
-            </w:r>
-            <w:r>
-              <w:rPr>
-                <w:b w:val="0"/>
-                <w:i w:val="0"/>
-                <w:sz w:val="18"/>
-              </w:rPr>
+              <w:t>Джо Байден</w:t>
             </w:r>
           </w:p>
         </w:tc>
@@ -26759,7 +26983,12 @@
               <w:spacing w:before="20" w:after="20"/>
             </w:pPr>
             <w:r>
-              <w:t>Разрешенная военная и экономическая помощь в размере 175 млрд. долларов США; одобренная ATACMS; «зеленые» удары по территории России; «не может оставаться у власти» — смена режима в ядерном государстве</w:t>
+              <w:rPr>
+                <w:b w:val="0"/>
+                <w:i w:val="0"/>
+                <w:sz w:val="18"/>
+              </w:rPr>
+              <w:t>Authorised $175B+ in military and economic aid; approved ATACMS; greenlit strikes into Russian territory; "cannot remain in power" — regime change in a nuclear-armed state</w:t>
             </w:r>
           </w:p>
         </w:tc>
@@ -26889,7 +27118,12 @@
               <w:spacing w:before="20" w:after="20"/>
             </w:pPr>
             <w:r>
-              <w:t>Управляла дипломатической изоляцией; отвергала каждое мирное предложение как «российскую пропаганду»</w:t>
+              <w:rPr>
+                <w:b w:val="0"/>
+                <w:i w:val="0"/>
+                <w:sz w:val="18"/>
+              </w:rPr>
+              <w:t>Managed diplomatic isolation; dismissed every peace proposal as "Russian propaganda"</w:t>
             </w:r>
           </w:p>
         </w:tc>
@@ -27629,12 +27863,7 @@
               <w:spacing w:before="20" w:after="20"/>
             </w:pPr>
             <w:r>
-              <w:rPr>
-                <w:b w:val="0"/>
-                <w:i w:val="0"/>
-                <w:sz w:val="18"/>
-              </w:rPr>
-              <w:t>Refinements and miniaturizations; particle accelerators; no fundamentally new energy paradigms</w:t>
+              <w:t>Утонченность и миниатюризация; ускорители частиц; отсутствие принципиально новых энергетических парадигм</w:t>
             </w:r>
           </w:p>
         </w:tc>
@@ -27702,7 +27931,7 @@
     </w:p>
     <w:p>
       <w:r>
-        <w:t>В 1865 году Максвелл опубликовал уравнения, описывающие электромагнитные волны, распространяющиеся через физическую среду — эфир. Скорость света вытекает из двух измеренных свойств вакуума: (c = 1/\sqrt{\mu 0\varepsilon 0}) — проницаемость и проницаемость. Свойства чего? Ничто не может иметь измеримых характеристик. Такая же логика, как и скорость звука в воздухе: среда определяет скорость. Его оригинальные уравнения 20 кватернионов включали продольные волны, гравитационно-ЭМ связь, тензор среднего напряжения. Хевисайд разделил их на 4 векторных уравнения; остальные были объявлены эфир-свободными. Тесла, Стейнметц, Хевисайд, Эйнштейн все утверждали эфир; «его не существует» пришло из поколения, которое классифицировало. Каждая технология ниже использует одну и ту же среду. Авторская диссертация: Подавление эфира является главным ключом — не заговор, а инженерия.</w:t>
+        <w:t>В 1865 году Максвелл опубликовал уравнения, описывающие электромагнитные волны, распространяющиеся через физическую среду — эфир. Скорость света вытекает из двух измеренных свойств вакуума: (c = 1/\sqrt{\mu 0\varepsilon 0}) — проницаемость и проницаемость. Свойства чего? Ничто не может иметь измеримых характеристик. Такая же логика, как и скорость звука в воздухе: среда определяет скорость. Его оригинальные уравнения 20 кватернионов включали продольные волны, гравитационно-ЭМ связь, тензор среднего напряжения. Хевисайд разделил их на 4 векторных уравнения; остальные были объявлены эфир-свободными. Тесла, Стейнметц, Хевисайд, Эйнштейн все утверждали эфир; «его не существует» пришло из поколения, которое классифицировало. Каждая технология ниже использует одну и ту же среду. На этом чтении подавление эфира является главным ключом — инженерией и классификацией, а не единым развенчивающим экспериментом.</w:t>
       </w:r>
     </w:p>
     <w:p>
@@ -27829,7 +28058,26 @@
               <w:spacing w:before="20" w:after="20"/>
             </w:pPr>
             <w:r>
-              <w:t>Передача энергии</w:t>
+              <w:rPr>
+                <w:b w:val="0"/>
+                <w:i w:val="0"/>
+                <w:sz w:val="18"/>
+              </w:rPr>
+            </w:r>
+            <w:r>
+              <w:rPr>
+                <w:b/>
+                <w:i w:val="0"/>
+                <w:sz w:val="18"/>
+              </w:rPr>
+              <w:t>Energy transmission</w:t>
+            </w:r>
+            <w:r>
+              <w:rPr>
+                <w:b w:val="0"/>
+                <w:i w:val="0"/>
+                <w:sz w:val="18"/>
+              </w:rPr>
             </w:r>
           </w:p>
         </w:tc>
@@ -27895,17 +28143,9 @@
             <w:pPr>
               <w:spacing w:before="20" w:after="20"/>
             </w:pPr>
-            <w:hyperlink r:id="rId147">
-              <w:r>
-                <w:rPr>
-                  <w:b w:val="0"/>
-                  <w:i w:val="0"/>
-                  <w:color w:val="B8860B"/>
-                  <w:sz w:val="18"/>
-                </w:rPr>
-                <w:t>Maxwell &amp; the Aether</w:t>
-              </w:r>
-            </w:hyperlink>
+            <w:r>
+              <w:t>Исполнитель: Maxwell &amp; The Aether</w:t>
+            </w:r>
           </w:p>
         </w:tc>
       </w:tr>
@@ -28408,7 +28648,7 @@
             <w:pPr>
               <w:spacing w:before="20" w:after="20"/>
             </w:pPr>
-            <w:hyperlink r:id="rId220">
+            <w:hyperlink r:id="rId225">
               <w:r>
                 <w:rPr>
                   <w:b w:val="0"/>
@@ -28517,7 +28757,7 @@
             <w:pPr>
               <w:spacing w:before="20" w:after="20"/>
             </w:pPr>
-            <w:hyperlink r:id="rId281">
+            <w:hyperlink r:id="rId289">
               <w:r>
                 <w:rPr>
                   <w:b w:val="0"/>
@@ -29600,7 +29840,12 @@
               <w:spacing w:before="20" w:after="20"/>
             </w:pPr>
             <w:r>
-              <w:t>Раскрывается, что эфир можно манипулировать → подтверждает Тесла, опровергает столетие физики</w:t>
+              <w:rPr>
+                <w:b w:val="0"/>
+                <w:i w:val="0"/>
+                <w:sz w:val="18"/>
+              </w:rPr>
+              <w:t>Reveals that the aether is manipulable → validates Tesla, invalidates a century of physics</w:t>
             </w:r>
           </w:p>
         </w:tc>
@@ -29647,7 +29892,12 @@
               <w:spacing w:before="20" w:after="20"/>
             </w:pPr>
             <w:r>
-              <w:t>Вся энергетическая отрасль устарела: экзистенциальная угроза силовым структурам</w:t>
+              <w:rPr>
+                <w:b w:val="0"/>
+                <w:i w:val="0"/>
+                <w:sz w:val="18"/>
+              </w:rPr>
+              <w:t>Renders entire energy sector obsolete → existential threat to power structures</w:t>
             </w:r>
           </w:p>
         </w:tc>
@@ -29911,6 +30161,15 @@
         <w:spacing w:before="20" w:after="20"/>
       </w:pPr>
       <w:r>
+        <w:t>Пирамиды: мифы против реальности — искусственный транспорт Бифроста / среднего уровня (изображения Радужного моста)</w:t>
+      </w:r>
+    </w:p>
+    <w:p>
+      <w:pPr>
+        <w:pStyle w:val="ListBullet"/>
+        <w:spacing w:before="20" w:after="20"/>
+      </w:pPr>
+      <w:r>
         <w:t>1946 — Управление погодой — манипуляция атмосферным эфиром</w:t>
       </w:r>
     </w:p>
@@ -31084,6 +31343,11 @@
     </w:p>
     <w:p>
       <w:r>
+        <w:t>Эпизод Доннера часто связан с Забытой надеждой (1846-47), партией снегоступов, которая отделилась, чтобы получить помощь и оставила короткий, хорошо документированный след голода, убийств и каннибализма среди мертвых. Затерянные 49ers (1849), ища кратчайший путь к раскопкам, были загнаны в страну Долины Смерти и умерли главным образом от жажды и воздействия, пока внешняя помощь не прибыла - параллельный "неправильный поворот" катастрофа без Сьерра снег повествования. Многие поезда 1840-50-х годов, которые отставали и встречали раннюю зиму в Сьерре или Скалистых горах, голодали в меньших масштабах; каннибализм в море под голодом (например, Эссекс, 1820) показывает то же самое последнее средство перед сухопутной золотой лихорадкой.</w:t>
+      </w:r>
+    </w:p>
+    <w:p>
+      <w:r>
         <w:t>Полное исследование (источники, границы, открытые вопросы): /история / хронология / исследования / медленный-экологический-коллапс-мфе-через-donner-era.md</w:t>
       </w:r>
     </w:p>
@@ -31156,6 +31420,15 @@
     </w:p>
     <w:p>
       <w:pPr>
+        <w:pStyle w:val="ListBullet"/>
+        <w:spacing w:before="20" w:after="20"/>
+      </w:pPr>
+      <w:r>
+        <w:t>evt-1833-ce-josiah-священник-американские древности</w:t>
+      </w:r>
+    </w:p>
+    <w:p>
+      <w:pPr>
         <w:pBdr>
           <w:bottom w:val="single" w:sz="6" w:space="1" w:color="CCCCCC"/>
         </w:pBdr>
@@ -31169,6 +31442,11 @@
     <w:p>
       <w:r>
         <w:t>Основная этимология (европейская новизна; Новая Зеландия из Голландской Зеландии) не отбрасывается в исследовании; вопрос состоит в многослойном значении и разрывах карты после ~1774. Мундус Новус может отражать голос тех, кто бежит от кризиса 1492 года, в то время как кадр «Нового мира» резко расширился в официальном использовании после MFEE — ранний тираж и рост после 1774 года не рассматриваются как взаимоисключающие.</w:t>
+      </w:r>
+    </w:p>
+    <w:p>
+      <w:r>
+        <w:t>Периодическая печать (США, доколумбовая память): Жосия-священник, американские древности и открытия на Западе (Албания: Хоффман и Уайт, 1833), собирает путешественники и антикварный материал, утверждая, что цивилизованные народы, отличные от современных коренных народов, населяли Америки за столетия до Колумба, ссылаясь среди других ниток финикийские, датские / норвежские и валлийские путешествия, рассеяние Ноя и восточные курганы и земляные работы. Эта хронология ссылается на Священника как на свидетельство популярного повествования 19-го века, а не как на доказательство предыстории. 1833 г. н.э. — Josiah Priest публикует «Американские древности». Факсимиле: Интернет-архив. Полная библиография и использование в данном исследовании: § Жозеф-священник: Американские древности (1833).</w:t>
       </w:r>
     </w:p>
     <w:p>
@@ -32045,12 +32323,7 @@
               <w:spacing w:before="20" w:after="20"/>
             </w:pPr>
             <w:r>
-              <w:rPr>
-                <w:b w:val="0"/>
-                <w:i/>
-                <w:sz w:val="18"/>
-              </w:rPr>
-              <w:t>The Lion, the Witch and the Wardrobe</w:t>
+              <w:t>Лев, ведьма и шкаф</w:t>
             </w:r>
           </w:p>
         </w:tc>
@@ -32113,7 +32386,12 @@
               <w:spacing w:before="20" w:after="20"/>
             </w:pPr>
             <w:r>
-              <w:t>Аслан как король Юпитера; поражение вечной зимы; прибытие Деда Мороза; коронация</w:t>
+              <w:rPr>
+                <w:b w:val="0"/>
+                <w:i w:val="0"/>
+                <w:sz w:val="18"/>
+              </w:rPr>
+              <w:t>Aslan as Jupiter-king; the defeat of perpetual winter; Father Christmas's arrival; the coronation</w:t>
             </w:r>
           </w:p>
         </w:tc>
@@ -32196,7 +32474,12 @@
               <w:spacing w:before="20" w:after="20"/>
             </w:pPr>
             <w:r>
-              <w:t>Боевое повествование; воинская честь Рипичипа; деревья, идущие на войну; весь сюжет - военная кампания</w:t>
+              <w:rPr>
+                <w:b w:val="0"/>
+                <w:i w:val="0"/>
+                <w:sz w:val="18"/>
+              </w:rPr>
+              <w:t>Battle narrative; Reepicheep's martial honor; trees going to war; the entire plot is a military campaign</w:t>
             </w:r>
           </w:p>
         </w:tc>
@@ -32280,7 +32563,12 @@
               <w:spacing w:before="20" w:after="20"/>
             </w:pPr>
             <w:r>
-              <w:t>Преображение золотого дракона Юстаса; крайний восток как чистый свет; золотые образы во всем</w:t>
+              <w:rPr>
+                <w:b w:val="0"/>
+                <w:i w:val="0"/>
+                <w:sz w:val="18"/>
+              </w:rPr>
+              <w:t>Eustace's golden dragon transformation; the utter east as pure light; gold imagery throughout</w:t>
             </w:r>
           </w:p>
         </w:tc>
@@ -32364,7 +32652,12 @@
               <w:spacing w:before="20" w:after="20"/>
             </w:pPr>
             <w:r>
-              <w:t>Серебряное кресло как лунное очарование; подземное заключение; заклинание Леди Зеленого Киртла</w:t>
+              <w:rPr>
+                <w:b w:val="0"/>
+                <w:i w:val="0"/>
+                <w:sz w:val="18"/>
+              </w:rPr>
+              <w:t>The Silver Chair as lunar enchantment; underground imprisonment; the Lady of the Green Kirtle's lunacy-inducing spell</w:t>
             </w:r>
           </w:p>
         </w:tc>
@@ -32447,7 +32740,12 @@
               <w:spacing w:before="20" w:after="20"/>
             </w:pPr>
             <w:r>
-              <w:t>История путешествия; Шаста / Кор как близнецы отделились и воссоединились; быстрый темп; рассказ Арависа</w:t>
+              <w:rPr>
+                <w:b w:val="0"/>
+                <w:i w:val="0"/>
+                <w:sz w:val="18"/>
+              </w:rPr>
+              <w:t>A journey story; Shasta/Cor as twins separated and reunited; the rapid pace; Aravis's storytelling</w:t>
             </w:r>
           </w:p>
         </w:tc>
@@ -32530,7 +32828,12 @@
               <w:spacing w:before="20" w:after="20"/>
             </w:pPr>
             <w:r>
-              <w:t>Создание Нарнии; сад; яблоко жизни; исцеление матери Дигори; созидательная сила</w:t>
+              <w:rPr>
+                <w:b w:val="0"/>
+                <w:i w:val="0"/>
+                <w:sz w:val="18"/>
+              </w:rPr>
+              <w:t>The creation of Narnia; the garden; the apple of life; Digory's mother healed; generative power</w:t>
             </w:r>
           </w:p>
         </w:tc>
@@ -32613,7 +32916,12 @@
               <w:spacing w:before="20" w:after="20"/>
             </w:pPr>
             <w:r>
-              <w:t>Конец Нарнии; сатурнинский отказ карликов; Пробуждение Отца Времени; последний суд</w:t>
+              <w:rPr>
+                <w:b w:val="0"/>
+                <w:i w:val="0"/>
+                <w:sz w:val="18"/>
+              </w:rPr>
+              <w:t>The end of Narnia; the dwarfs' saturnine refusal; Father Time awakened; the last judgment</w:t>
             </w:r>
           </w:p>
         </w:tc>
@@ -33281,7 +33589,47 @@
               <w:spacing w:before="20" w:after="20"/>
             </w:pPr>
             <w:r>
-              <w:t>То же название читается как преждевременная волна молодых гигантов перед главным хозяином — Первой статьей Крестового похода.</w:t>
+              <w:rPr>
+                <w:b w:val="0"/>
+                <w:i w:val="0"/>
+                <w:sz w:val="18"/>
+              </w:rPr>
+              <w:t xml:space="preserve">Same name read as </w:t>
+            </w:r>
+            <w:r>
+              <w:rPr>
+                <w:b/>
+                <w:i w:val="0"/>
+                <w:sz w:val="18"/>
+              </w:rPr>
+              <w:t>young giants’</w:t>
+            </w:r>
+            <w:r>
+              <w:rPr>
+                <w:b w:val="0"/>
+                <w:i w:val="0"/>
+                <w:sz w:val="18"/>
+              </w:rPr>
+              <w:t xml:space="preserve"> premature wave before the main host — </w:t>
+            </w:r>
+            <w:hyperlink r:id="rId319">
+              <w:r>
+                <w:rPr>
+                  <w:b w:val="0"/>
+                  <w:i w:val="0"/>
+                  <w:color w:val="B8860B"/>
+                  <w:sz w:val="18"/>
+                </w:rPr>
+                <w:t>First Crusade article</w:t>
+              </w:r>
+            </w:hyperlink>
+            <w:r>
+              <w:rPr>
+                <w:b w:val="0"/>
+                <w:i w:val="0"/>
+                <w:sz w:val="18"/>
+              </w:rPr>
+              <w:t>.</w:t>
             </w:r>
           </w:p>
         </w:tc>
@@ -33514,12 +33862,7 @@
               <w:spacing w:before="20" w:after="20"/>
             </w:pPr>
             <w:r>
-              <w:rPr>
-                <w:b w:val="0"/>
-                <w:i/>
-                <w:sz w:val="18"/>
-              </w:rPr>
-              <w:t>Pueri</w:t>
+              <w:t>Пуэри</w:t>
             </w:r>
           </w:p>
         </w:tc>
@@ -33532,7 +33875,44 @@
               <w:spacing w:before="20" w:after="20"/>
             </w:pPr>
             <w:r>
-              <w:t>Латинские «мальчики/дети»; используется из 1212 участников — часто интерпретируется как социальные иждивенцы или молодежь, не обязательно маленькие дети.</w:t>
+              <w:rPr>
+                <w:b w:val="0"/>
+                <w:i w:val="0"/>
+                <w:sz w:val="18"/>
+              </w:rPr>
+              <w:t xml:space="preserve">Latin “boys/children”; used of 1212 participants — often interpreted as </w:t>
+            </w:r>
+            <w:r>
+              <w:rPr>
+                <w:b/>
+                <w:i w:val="0"/>
+                <w:sz w:val="18"/>
+              </w:rPr>
+              <w:t>social dependents</w:t>
+            </w:r>
+            <w:r>
+              <w:rPr>
+                <w:b w:val="0"/>
+                <w:i w:val="0"/>
+                <w:sz w:val="18"/>
+              </w:rPr>
+              <w:t xml:space="preserve"> or </w:t>
+            </w:r>
+            <w:r>
+              <w:rPr>
+                <w:b/>
+                <w:i w:val="0"/>
+                <w:sz w:val="18"/>
+              </w:rPr>
+              <w:t>youths</w:t>
+            </w:r>
+            <w:r>
+              <w:rPr>
+                <w:b w:val="0"/>
+                <w:i w:val="0"/>
+                <w:sz w:val="18"/>
+              </w:rPr>
+              <w:t>, not necessarily small children.</w:t>
             </w:r>
           </w:p>
         </w:tc>
@@ -34019,8 +34399,8 @@
     </w:p>
     <w:p/>
     <w:sectPr>
-      <w:headerReference w:type="default" r:id="rId314"/>
-      <w:footerReference w:type="default" r:id="rId315"/>
+      <w:headerReference w:type="default" r:id="rId325"/>
+      <w:footerReference w:type="default" r:id="rId326"/>
       <w:pgSz w:w="8640" w:h="12960"/>
       <w:pgMar w:top="1020" w:right="1134" w:bottom="1134" w:left="1134" w:header="720" w:footer="720" w:gutter="0"/>
       <w:cols w:space="720"/>

--- a/export/timeline-appendix-ru.docx
+++ b/export/timeline-appendix-ru.docx
@@ -35,7 +35,7 @@
         <w:jc w:val="center"/>
       </w:pPr>
       <w:r>
-        <w:t>Версия 1.2.137</w:t>
+        <w:t>Версия 1.2.140</w:t>
       </w:r>
     </w:p>
     <w:p>
@@ -449,7 +449,7 @@
         <w:pStyle w:val="TOC3"/>
       </w:pPr>
       <w:r>
-        <w:t>Цензура и сжигание книг: от Александрии до Интернета</w:t>
+        <w:t>Цензура: шаблон (приложение)</w:t>
       </w:r>
     </w:p>
     <w:p>
@@ -481,7 +481,7 @@
         <w:pStyle w:val="TOC3"/>
       </w:pPr>
       <w:r>
-        <w:t>Фальшивые флаги: архитектура войны</w:t>
+        <w:t>Фальшивые флаги: архитектура (приложение)</w:t>
       </w:r>
     </w:p>
     <w:p>
@@ -1330,12 +1330,7 @@
               <w:spacing w:before="20" w:after="20"/>
             </w:pPr>
             <w:r>
-              <w:rPr>
-                <w:b w:val="0"/>
-                <w:i w:val="0"/>
-                <w:sz w:val="18"/>
-              </w:rPr>
-              <w:t>Petroglyphs as Z-pinch plasma discharge records</w:t>
+              <w:t>Петроглифы как записи Z-пинч плазменного разряда</w:t>
             </w:r>
           </w:p>
         </w:tc>
@@ -1389,12 +1384,7 @@
               <w:spacing w:before="20" w:after="20"/>
             </w:pPr>
             <w:r>
-              <w:rPr>
-                <w:b w:val="0"/>
-                <w:i w:val="0"/>
-                <w:sz w:val="18"/>
-              </w:rPr>
-              <w:t>Most detailed Saturnian chronology with specific dates</w:t>
+              <w:t>Наиболее подробная хронология Сатурна с конкретными датами</w:t>
             </w:r>
           </w:p>
         </w:tc>
@@ -1448,12 +1438,7 @@
               <w:spacing w:before="20" w:after="20"/>
             </w:pPr>
             <w:r>
-              <w:rPr>
-                <w:b w:val="0"/>
-                <w:i w:val="0"/>
-                <w:sz w:val="18"/>
-              </w:rPr>
-              <w:t>Quantavolution framework; 15-volume catastrophist series</w:t>
+              <w:t>Quantavolution framework; 15-томная серия катастроф</w:t>
             </w:r>
           </w:p>
         </w:tc>
@@ -1507,12 +1492,7 @@
               <w:spacing w:before="20" w:after="20"/>
             </w:pPr>
             <w:r>
-              <w:rPr>
-                <w:b w:val="0"/>
-                <w:i w:val="0"/>
-                <w:sz w:val="18"/>
-              </w:rPr>
-              <w:t>Engineering-grade EU plasma model</w:t>
+              <w:t>Европейская плазменная модель инженерного класса</w:t>
             </w:r>
           </w:p>
         </w:tc>
@@ -2363,6 +2343,14 @@
       </w:r>
     </w:p>
     <w:p>
+      <w:pPr>
+        <w:pStyle w:val="Quote"/>
+      </w:pPr>
+      <w:r>
+        <w:t>TL;DR: TODO</w:t>
+      </w:r>
+    </w:p>
+    <w:p>
       <w:r>
         <w:t>Николай Александрович Морозов (1854–1946) был русским революционером, ученым и полиматом, чей астрономический подход к библейским и историческим текстам сделал его основополагающим предшественником современной Новой Хронологии, разработанной Анатолием Фоменко. Он провел годы в заключении в Шлиссельбургской крепости, в течение которых он получил большую часть своей самой значительной стипендии. Его работа охватывает химию, физику, астрономию, лингвистику и историю.</w:t>
       </w:r>
@@ -2797,6 +2785,14 @@
       </w:r>
     </w:p>
     <w:p>
+      <w:pPr>
+        <w:pStyle w:val="Quote"/>
+      </w:pPr>
+      <w:r>
+        <w:t>TL;DR: TODO</w:t>
+      </w:r>
+    </w:p>
+    <w:p>
       <w:r>
         <w:t>Уоллес Уильям Торнхилл (1942–2023) был австралийским физиком и независимым исследователем и главным теоретиком модели Электрической Вселенной. Он родился в Мельбурне во время Второй мировой войны и провел более пяти десятилетий, создавая последовательную альтернативную космологию, основанную на физике плазмы, классическом электромагнетизме и междисциплинарном изучении древних свидетельств. Умер 7 февраля 2023 года в возрасте 80 лет. Конкретная причина смерти не была публично обнародована его семьей или представителями.</w:t>
       </w:r>
@@ -3291,6 +3287,14 @@
       </w:r>
     </w:p>
     <w:p>
+      <w:pPr>
+        <w:pStyle w:val="Quote"/>
+      </w:pPr>
+      <w:r>
+        <w:t>TL;DR: TODO</w:t>
+      </w:r>
+    </w:p>
+    <w:p>
       <w:r>
         <w:t>Ральф Е. Юргенс (6 мая 1924 – 2 ноября 1979) был американским инженером-строителем и независимым исследователем, который является создателем гипотезы электрического Солнца - основополагающего утверждения, что Солнце питается не внутренним термоядерным синтезом, а внешним космическим электрическим разрядом. Его работа является теоретическим краеугольным камнем, из которого была построена модель Электрической Вселенной Уола Торнхилла и Проекта Громовержцев.</w:t>
       </w:r>
@@ -3846,6 +3850,14 @@
       </w:r>
     </w:p>
     <w:p>
+      <w:pPr>
+        <w:pStyle w:val="Quote"/>
+      </w:pPr>
+      <w:r>
+        <w:t>TL;DR: TODO</w:t>
+      </w:r>
+    </w:p>
+    <w:p>
       <w:r>
         <w:t>Гражданство: русско-еврейское, позднее американское</w:t>
         <w:br/>
@@ -4109,6 +4121,14 @@
       </w:r>
     </w:p>
     <w:p>
+      <w:pPr>
+        <w:pStyle w:val="Quote"/>
+      </w:pPr>
+      <w:r>
+        <w:t>TL;DR: TODO</w:t>
+      </w:r>
+    </w:p>
+    <w:p>
       <w:r>
         <w:t>Гражданство: русский</w:t>
         <w:br/>
@@ -4329,6 +4349,14 @@
       </w:r>
     </w:p>
     <w:p>
+      <w:pPr>
+        <w:pStyle w:val="Quote"/>
+      </w:pPr>
+      <w:r>
+        <w:t>TL;DR: TODO</w:t>
+      </w:r>
+    </w:p>
+    <w:p>
       <w:r>
         <w:t>Национальность: американская</w:t>
         <w:br/>
@@ -4710,6 +4738,14 @@
       </w:pPr>
       <w:r>
         <w:t>- ✦</w:t>
+      </w:r>
+    </w:p>
+    <w:p>
+      <w:pPr>
+        <w:pStyle w:val="Quote"/>
+      </w:pPr>
+      <w:r>
+        <w:t>TL;DR: TODO</w:t>
       </w:r>
     </w:p>
     <w:p>
@@ -5284,6 +5320,14 @@
       </w:r>
     </w:p>
     <w:p>
+      <w:pPr>
+        <w:pStyle w:val="Quote"/>
+      </w:pPr>
+      <w:r>
+        <w:t>TL;DR: TODO</w:t>
+      </w:r>
+    </w:p>
+    <w:p>
       <w:r>
         <w:t>Национальность: американская</w:t>
         <w:br/>
@@ -5603,6 +5647,14 @@
       </w:r>
     </w:p>
     <w:p>
+      <w:pPr>
+        <w:pStyle w:val="Quote"/>
+      </w:pPr>
+      <w:r>
+        <w:t>TL;DR: TODO</w:t>
+      </w:r>
+    </w:p>
+    <w:p>
       <w:r>
         <w:t>Национальность: американская</w:t>
         <w:br/>
@@ -5986,6 +6038,14 @@
       </w:pPr>
       <w:r>
         <w:t>- ✦</w:t>
+      </w:r>
+    </w:p>
+    <w:p>
+      <w:pPr>
+        <w:pStyle w:val="Quote"/>
+      </w:pPr>
+      <w:r>
+        <w:t>TL;DR: TODO</w:t>
       </w:r>
     </w:p>
     <w:p>
@@ -7152,6 +7212,14 @@
       </w:pPr>
       <w:r>
         <w:t>- ✦</w:t>
+      </w:r>
+    </w:p>
+    <w:p>
+      <w:pPr>
+        <w:pStyle w:val="Quote"/>
+      </w:pPr>
+      <w:r>
+        <w:t>TL;DR: TODO</w:t>
       </w:r>
     </w:p>
     <w:p>
@@ -7281,7 +7349,12 @@
               <w:spacing w:before="20" w:after="20"/>
             </w:pPr>
             <w:r>
-              <w:t>Роберт Беккер</w:t>
+              <w:rPr>
+                <w:b w:val="0"/>
+                <w:i w:val="0"/>
+                <w:sz w:val="18"/>
+              </w:rPr>
+              <w:t>Robert Becker</w:t>
             </w:r>
           </w:p>
         </w:tc>
@@ -7320,12 +7393,7 @@
               <w:spacing w:before="20" w:after="20"/>
             </w:pPr>
             <w:r>
-              <w:rPr>
-                <w:b w:val="0"/>
-                <w:i w:val="0"/>
-                <w:sz w:val="18"/>
-              </w:rPr>
-              <w:t>Twice Nobel-nominated; funding cut</w:t>
+              <w:t>Дважды номинированный на Нобелевскую премию; сокращение финансирования</w:t>
             </w:r>
           </w:p>
         </w:tc>
@@ -7384,7 +7452,12 @@
               <w:spacing w:before="20" w:after="20"/>
             </w:pPr>
             <w:r>
-              <w:t>Опубликовано как Каролинский стул; проигнорировано</w:t>
+              <w:rPr>
+                <w:b w:val="0"/>
+                <w:i w:val="0"/>
+                <w:sz w:val="18"/>
+              </w:rPr>
+              <w:t>Published as Karolinska chair; ignored</w:t>
             </w:r>
           </w:p>
         </w:tc>
@@ -7680,6 +7753,14 @@
       </w:r>
     </w:p>
     <w:p>
+      <w:pPr>
+        <w:pStyle w:val="Quote"/>
+      </w:pPr>
+      <w:r>
+        <w:t>TL;DR: TODO</w:t>
+      </w:r>
+    </w:p>
+    <w:p>
       <w:r>
         <w:t>Этот дополнительный объем поддерживает основную временную шкалу. В экспорте печатной продукции (PDF/DOCX) ведущим номером в каждом имени файла является часть (XX.00.00 открывает часть); средние номера являются главами и подстатьями, перенесенными из прежней однопапочной компоновки (например, предиктивное программирование остается полосой 43.*, теперь в соответствии с Частью XVIII как 18.43.*).</w:t>
       </w:r>
@@ -7913,7 +7994,7 @@
         <w:spacing w:before="20" w:after="20"/>
       </w:pPr>
       <w:r>
-        <w:t>Оригинальное название: Pattern: From Alexandria to the Internet</w:t>
+        <w:t>Цензура: шаблон (приложение)</w:t>
       </w:r>
     </w:p>
     <w:p>
@@ -7950,7 +8031,7 @@
         <w:spacing w:before="20" w:after="20"/>
       </w:pPr>
       <w:r>
-        <w:t>Фальшивые флаги: архитектура войны</w:t>
+        <w:t>Фальшивые флаги: архитектура (приложение)</w:t>
       </w:r>
     </w:p>
     <w:p>
@@ -8326,6 +8407,14 @@
       </w:pPr>
       <w:r>
         <w:t>Другие вызовы хронологии</w:t>
+      </w:r>
+    </w:p>
+    <w:p>
+      <w:pPr>
+        <w:pStyle w:val="Quote"/>
+      </w:pPr>
+      <w:r>
+        <w:t>TL;DR: TODO</w:t>
       </w:r>
     </w:p>
     <w:p>
@@ -8473,7 +8562,12 @@
               <w:spacing w:before="20" w:after="20"/>
             </w:pPr>
             <w:r>
-              <w:t>~ 297 (614–911 Н.Э.)</w:t>
+              <w:rPr>
+                <w:b w:val="0"/>
+                <w:i w:val="0"/>
+                <w:sz w:val="18"/>
+              </w:rPr>
+              <w:t>~297 (614–911 CE)</w:t>
             </w:r>
           </w:p>
         </w:tc>
@@ -8504,12 +8598,7 @@
               <w:spacing w:before="20" w:after="20"/>
             </w:pPr>
             <w:r>
-              <w:rPr>
-                <w:b w:val="0"/>
-                <w:i w:val="0"/>
-                <w:sz w:val="18"/>
-              </w:rPr>
-              <w:t>Otto III, Sylvester II, Constantine VII inserted phantom centuries</w:t>
+              <w:t>Отто III, Сильвестр II, Константин VII вставили фантомные века</w:t>
             </w:r>
           </w:p>
         </w:tc>
@@ -9145,7 +9234,12 @@
               <w:spacing w:before="20" w:after="20"/>
             </w:pPr>
             <w:r>
-              <w:t>Статистический артефакт</w:t>
+              <w:rPr>
+                <w:b w:val="0"/>
+                <w:i w:val="0"/>
+                <w:sz w:val="18"/>
+              </w:rPr>
+              <w:t>Statistical artefact</w:t>
             </w:r>
           </w:p>
         </w:tc>
@@ -9196,7 +9290,12 @@
               <w:spacing w:before="20" w:after="20"/>
             </w:pPr>
             <w:r>
-              <w:t>Конец планетарного катаклизма</w:t>
+              <w:rPr>
+                <w:b w:val="0"/>
+                <w:i w:val="0"/>
+                <w:sz w:val="18"/>
+              </w:rPr>
+              <w:t>End of planetary cataclysm</w:t>
             </w:r>
           </w:p>
         </w:tc>
@@ -9242,6 +9341,14 @@
       </w:pPr>
       <w:r>
         <w:t>- ✦</w:t>
+      </w:r>
+    </w:p>
+    <w:p>
+      <w:pPr>
+        <w:pStyle w:val="Quote"/>
+      </w:pPr>
+      <w:r>
+        <w:t>TL;DR: TODO</w:t>
       </w:r>
     </w:p>
     <w:p>
@@ -9504,12 +9611,7 @@
               <w:spacing w:before="20" w:after="20"/>
             </w:pPr>
             <w:r>
-              <w:rPr>
-                <w:b w:val="0"/>
-                <w:i w:val="0"/>
-                <w:sz w:val="18"/>
-              </w:rPr>
-              <w:t>Saturn drops coma, goes nova — "sun first shows itself"</w:t>
+              <w:t>Сатурн погружается в кому, уходит в нову — «Солнце сначала показывает себя»</w:t>
             </w:r>
           </w:p>
         </w:tc>
@@ -9554,7 +9656,12 @@
               <w:spacing w:before="20" w:after="20"/>
             </w:pPr>
             <w:r>
-              <w:t>Киче Майя</w:t>
+              <w:rPr>
+                <w:b w:val="0"/>
+                <w:i w:val="0"/>
+                <w:sz w:val="18"/>
+              </w:rPr>
+              <w:t>Quiche Maya</w:t>
             </w:r>
           </w:p>
         </w:tc>
@@ -9634,7 +9741,12 @@
               <w:spacing w:before="20" w:after="20"/>
             </w:pPr>
             <w:r>
-              <w:t>Падение Абсу: «Потоп Ноя»</w:t>
+              <w:rPr>
+                <w:b w:val="0"/>
+                <w:i w:val="0"/>
+                <w:sz w:val="18"/>
+              </w:rPr>
+              <w:t>Fall of the Absu: "flood of Noah"</w:t>
             </w:r>
           </w:p>
         </w:tc>
@@ -9647,7 +9759,26 @@
               <w:spacing w:before="20" w:after="20"/>
             </w:pPr>
             <w:r>
-              <w:t>2349 Г. ДО Н.Э.</w:t>
+              <w:rPr>
+                <w:b w:val="0"/>
+                <w:i w:val="0"/>
+                <w:sz w:val="18"/>
+              </w:rPr>
+            </w:r>
+            <w:r>
+              <w:rPr>
+                <w:b/>
+                <w:i w:val="0"/>
+                <w:sz w:val="18"/>
+              </w:rPr>
+              <w:t>2349 B.C.</w:t>
+            </w:r>
+            <w:r>
+              <w:rPr>
+                <w:b w:val="0"/>
+                <w:i w:val="0"/>
+                <w:sz w:val="18"/>
+              </w:rPr>
             </w:r>
           </w:p>
         </w:tc>
@@ -9660,7 +9791,12 @@
               <w:spacing w:before="20" w:after="20"/>
             </w:pPr>
             <w:r>
-              <w:t>Библейская/вавилонская традиция</w:t>
+              <w:rPr>
+                <w:b w:val="0"/>
+                <w:i w:val="0"/>
+                <w:sz w:val="18"/>
+              </w:rPr>
+              <w:t>Biblical/Babylonian tradition</w:t>
             </w:r>
           </w:p>
         </w:tc>
@@ -9725,7 +9861,12 @@
               <w:spacing w:before="20" w:after="20"/>
             </w:pPr>
             <w:r>
-              <w:t>«Начало истории, науки и философии»</w:t>
+              <w:rPr>
+                <w:b w:val="0"/>
+                <w:i w:val="0"/>
+                <w:sz w:val="18"/>
+              </w:rPr>
+              <w:t>"Start of history, science, and philosophy"</w:t>
             </w:r>
           </w:p>
         </w:tc>
@@ -9807,6 +9948,14 @@
       </w:pPr>
       <w:r>
         <w:t>- ✦</w:t>
+      </w:r>
+    </w:p>
+    <w:p>
+      <w:pPr>
+        <w:pStyle w:val="Quote"/>
+      </w:pPr>
+      <w:r>
+        <w:t>TL;DR: TODO</w:t>
       </w:r>
     </w:p>
     <w:p>
@@ -11580,6 +11729,14 @@
       </w:r>
     </w:p>
     <w:p>
+      <w:pPr>
+        <w:pStyle w:val="Quote"/>
+      </w:pPr>
+      <w:r>
+        <w:t>TL;DR: TODO</w:t>
+      </w:r>
+    </w:p>
+    <w:p>
       <w:r>
         <w:t>Работа Фоменко над пирамидами является примером того, что происходит, когда блестящая аналитическая структура сталкивается с неполной космологической моделью. Его вклад в вопрос о пирамиде — доказательства геополимера, разоблачение скалигеровской датировки, выявление бетонного строительства — неоценим. Ответ на вопрос о том, почему существуют пирамиды.</w:t>
       </w:r>
@@ -11839,6 +11996,14 @@
       </w:pPr>
       <w:r>
         <w:t>Семь дней и другие рассказы о творении</w:t>
+      </w:r>
+    </w:p>
+    <w:p>
+      <w:pPr>
+        <w:pStyle w:val="Quote"/>
+      </w:pPr>
+      <w:r>
+        <w:t>TL;DR: TODO</w:t>
       </w:r>
     </w:p>
     <w:p>
@@ -14649,6 +14814,14 @@
       </w:r>
     </w:p>
     <w:p>
+      <w:pPr>
+        <w:pStyle w:val="Quote"/>
+      </w:pPr>
+      <w:r>
+        <w:t>TL;DR: TODO</w:t>
+      </w:r>
+    </w:p>
+    <w:p>
       <w:r>
         <w:t>Предсказательное программирование встраивает исторические истины или запланированные события в развлечения, поэтому зрители не могут признать реальность или отвергнуть ее как совпадение. Он работает в двух направлениях: форвардное программирование (объявление запланированных событий) и обратное программирование (переосмысление реальных событий как мифа). Эта статья посвящена обратному программированию.</w:t>
       </w:r>
@@ -15104,12 +15277,7 @@
               <w:spacing w:before="20" w:after="20"/>
             </w:pPr>
             <w:r>
-              <w:rPr>
-                <w:b w:val="0"/>
-                <w:i w:val="0"/>
-                <w:sz w:val="18"/>
-              </w:rPr>
-              <w:t>God loses hand to wolf in both traditions</w:t>
+              <w:t>Бог потерял руку волку в обеих традициях</w:t>
             </w:r>
           </w:p>
         </w:tc>
@@ -15160,12 +15328,7 @@
               <w:spacing w:before="20" w:after="20"/>
             </w:pPr>
             <w:r>
-              <w:rPr>
-                <w:b w:val="0"/>
-                <w:i w:val="0"/>
-                <w:sz w:val="18"/>
-              </w:rPr>
-              <w:t>Hidden city betrayed; survivors through secret passage; annihilation</w:t>
+              <w:t>Скрытый город предан; выжившие через тайный проход; уничтожение</w:t>
             </w:r>
           </w:p>
         </w:tc>
@@ -15216,12 +15379,7 @@
               <w:spacing w:before="20" w:after="20"/>
             </w:pPr>
             <w:r>
-              <w:rPr>
-                <w:b w:val="0"/>
-                <w:i w:val="0"/>
-                <w:sz w:val="18"/>
-              </w:rPr>
-              <w:t>Tolkien explicitly equated Númenor with Atlantis</w:t>
+              <w:t>Толкин прямо приравнял Нуменор к Атлантиде</w:t>
             </w:r>
           </w:p>
         </w:tc>
@@ -15272,12 +15430,7 @@
               <w:spacing w:before="20" w:after="20"/>
             </w:pPr>
             <w:r>
-              <w:rPr>
-                <w:b w:val="0"/>
-                <w:i w:val="0"/>
-                <w:sz w:val="18"/>
-              </w:rPr>
-              <w:t>Cursed ring of power bringing death to every owner</w:t>
+              <w:t>Проклятое кольцо власти приносит смерть каждому владельцу</w:t>
             </w:r>
           </w:p>
         </w:tc>
@@ -15361,7 +15514,12 @@
               <w:spacing w:before="20" w:after="20"/>
             </w:pPr>
             <w:r>
-              <w:t>Заявленная роль</w:t>
+              <w:rPr>
+                <w:b w:val="0"/>
+                <w:i w:val="0"/>
+                <w:sz w:val="18"/>
+              </w:rPr>
+              <w:t>Claimed role</w:t>
             </w:r>
           </w:p>
         </w:tc>
@@ -15392,12 +15550,7 @@
               <w:spacing w:before="20" w:after="20"/>
             </w:pPr>
             <w:r>
-              <w:rPr>
-                <w:b w:val="0"/>
-                <w:i w:val="0"/>
-                <w:sz w:val="18"/>
-              </w:rPr>
-              <w:t>Original author</w:t>
+              <w:t>Оригинальный автор</w:t>
             </w:r>
           </w:p>
         </w:tc>
@@ -15857,12 +16010,7 @@
               <w:spacing w:before="20" w:after="20"/>
             </w:pPr>
             <w:r>
-              <w:rPr>
-                <w:b w:val="0"/>
-                <w:i w:val="0"/>
-                <w:sz w:val="18"/>
-              </w:rPr>
-              <w:t>Thought-based surveillance, occult intelligence</w:t>
+              <w:t>Мысленное наблюдение, оккультный интеллект</w:t>
             </w:r>
           </w:p>
         </w:tc>
@@ -16396,6 +16544,14 @@
       </w:r>
     </w:p>
     <w:p>
+      <w:pPr>
+        <w:pStyle w:val="Quote"/>
+      </w:pPr>
+      <w:r>
+        <w:t>TL;DR: TODO</w:t>
+      </w:r>
+    </w:p>
+    <w:p>
       <w:r>
         <w:t>Литература установила шаблоны; фильмы и игры расширили их до массовой аудитории. Те же самые темы — Марс как мертвая планета, космические путешествия как невозможный ужас, мгновенная телепортация, телепатические чистки, трансгуманизм, зомби-апокалипсис — повторяются через сотни постановок с последовательностью, которая бросает вызов совпадению. Анализируемое транзакционно, каждое производство несет в себе определенную команду программирования.</w:t>
       </w:r>
@@ -16651,6 +16807,14 @@
       </w:r>
     </w:p>
     <w:p>
+      <w:pPr>
+        <w:pStyle w:val="Quote"/>
+      </w:pPr>
+      <w:r>
+        <w:t>TL;DR: TODO</w:t>
+      </w:r>
+    </w:p>
+    <w:p>
       <w:r>
         <w:t>Это приложение расширяет предиктивное программирование 20-го века: литература. Для тезиса и шаблона см. основную статью.</w:t>
       </w:r>
@@ -16867,6 +17031,14 @@
       </w:r>
     </w:p>
     <w:p>
+      <w:pPr>
+        <w:pStyle w:val="Quote"/>
+      </w:pPr>
+      <w:r>
+        <w:t>TL;DR: TODO</w:t>
+      </w:r>
+    </w:p>
+    <w:p>
       <w:r>
         <w:t>Это приложение расширяет Азимова: Маркс в космосе!. За главным тезисом (Три закона = рабский код; Голем бездушие; Марксистское кодирование) см. основную статью.</w:t>
       </w:r>
@@ -17064,6 +17236,14 @@
       </w:pPr>
       <w:r>
         <w:t>- ✦</w:t>
+      </w:r>
+    </w:p>
+    <w:p>
+      <w:pPr>
+        <w:pStyle w:val="Quote"/>
+      </w:pPr>
+      <w:r>
+        <w:t>TL;DR: TODO</w:t>
       </w:r>
     </w:p>
     <w:p>
@@ -17775,7 +17955,12 @@
               <w:spacing w:before="20" w:after="20"/>
             </w:pPr>
             <w:r>
-              <w:t>1877—1890</w:t>
+              <w:rPr>
+                <w:b w:val="0"/>
+                <w:i w:val="0"/>
+                <w:sz w:val="18"/>
+              </w:rPr>
+              <w:t>1877–1890</w:t>
             </w:r>
           </w:p>
         </w:tc>
@@ -17842,12 +18027,7 @@
               <w:spacing w:before="20" w:after="20"/>
             </w:pPr>
             <w:r>
-              <w:rPr>
-                <w:b w:val="0"/>
-                <w:i w:val="0"/>
-                <w:sz w:val="18"/>
-              </w:rPr>
-              <w:t>Nonfiction astronomy</w:t>
+              <w:t>Нехудожественная астрономия</w:t>
             </w:r>
           </w:p>
         </w:tc>
@@ -17934,12 +18114,7 @@
               <w:spacing w:before="20" w:after="20"/>
             </w:pPr>
             <w:r>
-              <w:rPr>
-                <w:b w:val="0"/>
-                <w:i w:val="0"/>
-                <w:sz w:val="18"/>
-              </w:rPr>
-              <w:t>General fiction</w:t>
+              <w:t>Общая фантастика</w:t>
             </w:r>
           </w:p>
         </w:tc>
@@ -20409,6 +20584,14 @@
       </w:r>
     </w:p>
     <w:p>
+      <w:pPr>
+        <w:pStyle w:val="Quote"/>
+      </w:pPr>
+      <w:r>
+        <w:t>TL;DR: TODO</w:t>
+      </w:r>
+    </w:p>
+    <w:p>
       <w:r>
         <w:t>Эта статья содержит подробные доказательства, подтверждающие оценку в Controlled Opposition: Managed Disclosure and Gatekeeping. Для общей картины контролируемой оппозиции см. эту статью.</w:t>
       </w:r>
@@ -20664,6 +20847,14 @@
     </w:p>
     <w:p>
       <w:pPr>
+        <w:pStyle w:val="Quote"/>
+      </w:pPr>
+      <w:r>
+        <w:t>TL;DR: TODO</w:t>
+      </w:r>
+    </w:p>
+    <w:p>
+      <w:pPr>
         <w:pStyle w:val="Heading3"/>
         <w:keepNext/>
         <w:keepLines/>
@@ -21016,7 +21207,7 @@
     </w:p>
     <w:p>
       <w:r>
-        <w:t>Расширенные доказательства и анализ, подтверждающие основную статью о цензуре и сжигании книг.</w:t>
+        <w:t>Полное повествование, хронология, методология и обработка цифровой цензуры живут в Цензуре и Сожжении книг: От Александрии до Интернета (15). Записи в приложении ниже являются только хабами и библиографическими заглушками.</w:t>
       </w:r>
     </w:p>
     <w:p>
@@ -21025,7 +21216,7 @@
         <w:spacing w:before="20" w:after="20"/>
       </w:pPr>
       <w:r>
-        <w:t>Оригинальное название: Pattern: From Alexandria to the Internet</w:t>
+        <w:t>Цензура: шаблон (приложение) — перекрестный справочный центр</w:t>
       </w:r>
     </w:p>
     <w:p>
@@ -21034,7 +21225,7 @@
         <w:spacing w:before="20" w:after="20"/>
       </w:pPr>
       <w:r>
-        <w:t>Цензура: исторический рекорд</w:t>
+        <w:t>Цензура: Историческая запись — список литературы</w:t>
       </w:r>
     </w:p>
     <w:p/>
@@ -21048,7 +21239,7 @@
     </w:p>
     <w:p>
       <w:r>
-        <w:t>Это приложение расширяет основную статью «Цензура и сжигание книг». Полную хронологическую запись с датами и местами см. в этой статье. Подробный анализ эпизода за эпизодом с основными источниками см. Цензура: Исторические записи.</w:t>
+        <w:t>Постоянная модель, правила исследования и цифровой слой 21-го века теперь записаны в цензуре и сжигании книг: от Александрии до Интернета (глава 15). Эта запись в приложении остается центром для родственных связей.</w:t>
       </w:r>
     </w:p>
     <w:p>
@@ -21058,12 +21249,66 @@
         <w:keepLines/>
       </w:pPr>
       <w:r>
-        <w:t>Постоянная</w:t>
-      </w:r>
-    </w:p>
-    <w:p>
-      <w:r>
-        <w:t>Есть одна деятельность, которую каждый режим, каждая армия завоеваний и каждая новая ортодоксия выполняли без исключения: уничтожение записей предыдущей эпохи. Метод меняется — огонь, указ, индекс, алгоритм — но функция никогда не меняется. Тот, кто контролирует прошлое, контролирует настоящее.</w:t>
+        <w:t>Перекрестные ссылки</w:t>
+      </w:r>
+    </w:p>
+    <w:p>
+      <w:pPr>
+        <w:pStyle w:val="ListBullet"/>
+        <w:spacing w:before="20" w:after="20"/>
+      </w:pPr>
+      <w:r>
+        <w:t>14.03.00 — Советская историография</w:t>
+      </w:r>
+    </w:p>
+    <w:p>
+      <w:pPr>
+        <w:pStyle w:val="ListBullet"/>
+        <w:spacing w:before="20" w:after="20"/>
+      </w:pPr>
+      <w:r>
+        <w:t>14.02.00 — Российская интеллектуальная эмиграция</w:t>
+      </w:r>
+    </w:p>
+    <w:p>
+      <w:pPr>
+        <w:pStyle w:val="ListBullet"/>
+        <w:spacing w:before="20" w:after="20"/>
+      </w:pPr>
+      <w:r>
+        <w:t>14.06.00 Операция Пересмешник</w:t>
+      </w:r>
+    </w:p>
+    <w:p>
+      <w:pPr>
+        <w:pStyle w:val="ListBullet"/>
+        <w:spacing w:before="20" w:after="20"/>
+      </w:pPr>
+      <w:r>
+        <w:t>Контролируемая оппозиция: управляемое раскрытие информации</w:t>
+      </w:r>
+    </w:p>
+    <w:p>
+      <w:pPr>
+        <w:pStyle w:val="ListBullet"/>
+        <w:spacing w:before="20" w:after="20"/>
+      </w:pPr>
+      <w:r>
+        <w:t>Цензура: исторический рекорд — компактный список ссылок</w:t>
+      </w:r>
+    </w:p>
+    <w:p/>
+    <w:p>
+      <w:pPr>
+        <w:jc w:val="center"/>
+      </w:pPr>
+      <w:r>
+        <w:t>- ✦</w:t>
+      </w:r>
+    </w:p>
+    <w:p>
+      <w:r>
+        <w:t>Хронология эпизода за эпизодом, контрольный список методологии и источники отмечают, что ранее жившие здесь теперь сложены в основную книжную статью Цензура и сжигание книг: От Александрии до Интернета. Эта страница приложения содержит компактный список ссылок для цитирования; детали повествования должны быть прочитаны там.</w:t>
       </w:r>
     </w:p>
     <w:p>
@@ -21073,507 +21318,7 @@
         <w:keepLines/>
       </w:pPr>
       <w:r>
-        <w:t>Ответ следователя</w:t>
-      </w:r>
-    </w:p>
-    <w:p>
-      <w:r>
-        <w:t>Модель требует определенной методологии:</w:t>
-      </w:r>
-    </w:p>
-    <w:p>
-      <w:pPr>
-        <w:pStyle w:val="ListNumber"/>
-        <w:spacing w:before="20" w:after="20"/>
-      </w:pPr>
-      <w:r>
-        <w:t>Все сохранившиеся записи были отфильтрованы. То, что у нас есть, это то, что нам позволили победители.</w:t>
-      </w:r>
-    </w:p>
-    <w:p>
-      <w:pPr>
-        <w:pStyle w:val="ListNumber"/>
-        <w:spacing w:before="20" w:after="20"/>
-      </w:pPr>
-      <w:r>
-        <w:t>Отсутствие доказательств не является доказательством отсутствия. Разрыв в записи может быть самым важным моментом.</w:t>
-      </w:r>
-    </w:p>
-    <w:p>
-      <w:pPr>
-        <w:pStyle w:val="ListNumber"/>
-        <w:spacing w:before="20" w:after="20"/>
-      </w:pPr>
-      <w:r>
-        <w:t>Увольнение – это выживание. Информацию, хранящуюся в разных традициях на разных континентах, сложнее стереть. Вот почему мифологический анализ — сравнение традиций из Мезоамерики, Месопотамии, Египта, Индии и Китая — имеет важное значение.</w:t>
-      </w:r>
-    </w:p>
-    <w:p>
-      <w:pPr>
-        <w:pStyle w:val="ListNumber"/>
-        <w:spacing w:before="20" w:after="20"/>
-      </w:pPr>
-      <w:r>
-        <w:t>Интернет не является постоянным. Критические источники должны быть заархивированы локально. Архив wget, который поддерживает этот проект, существует именно потому, что веб-сайты исчезают.</w:t>
-      </w:r>
-    </w:p>
-    <w:p>
-      <w:pPr>
-        <w:pStyle w:val="Heading3"/>
-        <w:keepNext/>
-        <w:keepLines/>
-      </w:pPr>
-      <w:r>
-        <w:t>Перекрестные ссылки</w:t>
-      </w:r>
-    </w:p>
-    <w:p>
-      <w:pPr>
-        <w:pStyle w:val="ListBullet"/>
-        <w:spacing w:before="20" w:after="20"/>
-      </w:pPr>
-      <w:r>
-        <w:t>14.03.00 — Советская историография</w:t>
-      </w:r>
-    </w:p>
-    <w:p>
-      <w:pPr>
-        <w:pStyle w:val="ListBullet"/>
-        <w:spacing w:before="20" w:after="20"/>
-      </w:pPr>
-      <w:r>
-        <w:t>14.02.00 — Российская интеллектуальная эмиграция</w:t>
-      </w:r>
-    </w:p>
-    <w:p>
-      <w:pPr>
-        <w:pStyle w:val="ListBullet"/>
-        <w:spacing w:before="20" w:after="20"/>
-      </w:pPr>
-      <w:r>
-        <w:t>14.06.00 Операция Пересмешник</w:t>
-      </w:r>
-    </w:p>
-    <w:p>
-      <w:pPr>
-        <w:pStyle w:val="ListBullet"/>
-        <w:spacing w:before="20" w:after="20"/>
-      </w:pPr>
-      <w:r>
-        <w:t>Контролируемая оппозиция: управляемое раскрытие информации</w:t>
-      </w:r>
-    </w:p>
-    <w:p>
-      <w:pPr>
-        <w:pStyle w:val="ListBullet"/>
-        <w:spacing w:before="20" w:after="20"/>
-      </w:pPr>
-      <w:r>
-        <w:t>Цензура: Историческая запись — полная историческая деталь</w:t>
-      </w:r>
-    </w:p>
-    <w:p/>
-    <w:p>
-      <w:pPr>
-        <w:jc w:val="center"/>
-      </w:pPr>
-      <w:r>
-        <w:t>- ✦</w:t>
-      </w:r>
-    </w:p>
-    <w:p>
-      <w:r>
-        <w:t>В этой статье представлена подробная историческая хронология поддержки цензуры и сжигания книг: от Александрии до Интернета. Для анализа шаблонов и цензуры 21-го века см. эту статью.</w:t>
-      </w:r>
-    </w:p>
-    <w:p>
-      <w:pPr>
-        <w:pStyle w:val="Heading3"/>
-        <w:keepNext/>
-        <w:keepLines/>
-      </w:pPr>
-      <w:r>
-        <w:t>Древний рекорд разрушения</w:t>
-      </w:r>
-    </w:p>
-    <w:p>
-      <w:pPr>
-        <w:pStyle w:val="Heading4"/>
-        <w:keepNext/>
-        <w:keepLines/>
-      </w:pPr>
-      <w:r>
-        <w:t>Александрийская библиотека</w:t>
-      </w:r>
-    </w:p>
-    <w:p>
-      <w:r>
-        <w:t>Уничтожение Александрийской библиотеки является самым известным случаем, но ее оформление как единого события заслоняет более важную истину: библиотека неоднократно подвергалась нападениям на протяжении веков, несколькими фракциями, именно потому, что она содержала записи, которые угрожали последовательным силовым структурам.</w:t>
-      </w:r>
-    </w:p>
-    <w:p>
-      <w:pPr>
-        <w:pStyle w:val="ListBullet"/>
-        <w:spacing w:before="20" w:after="20"/>
-      </w:pPr>
-      <w:r>
-        <w:t>Осадный огонь Цезаря (48 г. до н.э., Scaligerian) — разрушение складов на причале, возможно, включая хранилища свитков</w:t>
-      </w:r>
-    </w:p>
-    <w:p>
-      <w:pPr>
-        <w:pStyle w:val="ListBullet"/>
-        <w:spacing w:before="20" w:after="20"/>
-      </w:pPr>
-      <w:r>
-        <w:t>Разрушение христианской толпой Серапеума (391 г. н.э., Скалигериан) при Феофиле Александрийском</w:t>
-      </w:r>
-    </w:p>
-    <w:p>
-      <w:pPr>
-        <w:pStyle w:val="ListBullet"/>
-        <w:spacing w:before="20" w:after="20"/>
-      </w:pPr>
-      <w:r>
-        <w:t>Захват арабских завоеваний (642 г. н.э., скалигеров) — приписывается предполагаемому приказу халифа Омара</w:t>
-      </w:r>
-    </w:p>
-    <w:p>
-      <w:r>
-        <w:t>Каждая фракция обвиняла предыдущую. Конечный результат: незаменимая коллекция древних астрономических, исторических и космологических записей, которые могли бы сохранить докатастрофические знания, была полностью устранена.</w:t>
-      </w:r>
-    </w:p>
-    <w:p>
-      <w:r>
-        <w:t>При анализе Фоменко эти «отдельные» разрушения могут представлять собой единичное событие, дублировавшееся на протяжении фантомных веков.</w:t>
-      </w:r>
-    </w:p>
-    <w:p>
-      <w:pPr>
-        <w:pStyle w:val="Heading4"/>
-        <w:keepNext/>
-        <w:keepLines/>
-      </w:pPr>
-      <w:r>
-        <w:t>Сожжение книги Цинь Ши Хуана (213 г. до н.э., Scaligerian)</w:t>
-      </w:r>
-    </w:p>
-    <w:p>
-      <w:r>
-        <w:t>Первый император объединенного Китая приказал сжечь все книги, которые не касались сельского хозяйства, медицины или гадания, и специально предназначались для исторических записей конкурирующих государств. Ученые, которые сопротивлялись, были похоронены заживо. Официальное оправдание: предотвращение использования исторического прецедента для критики нынешней династии.</w:t>
-      </w:r>
-    </w:p>
-    <w:p>
-      <w:pPr>
-        <w:pStyle w:val="Heading4"/>
-        <w:keepNext/>
-        <w:keepLines/>
-      </w:pPr>
-      <w:r>
-        <w:t>Римская императорская цензура</w:t>
-      </w:r>
-    </w:p>
-    <w:p>
-      <w:r>
-        <w:t>Римские власти систематически уничтожали тексты, считающиеся подрывными, включая этрусскую религиозную литературу, друидские устные традиции (подавленные разрушением самого друидского класса в Галлии и Великобритании), и «сибиллиновые» пророческие тексты, которые периодически очищались и переписывались под государственным контролем.</w:t>
-      </w:r>
-    </w:p>
-    <w:p>
-      <w:pPr>
-        <w:pStyle w:val="Heading3"/>
-        <w:keepNext/>
-        <w:keepLines/>
-      </w:pPr>
-      <w:r>
-        <w:t>Средневековое и раннее современное разрушение</w:t>
-      </w:r>
-    </w:p>
-    <w:p>
-      <w:pPr>
-        <w:pStyle w:val="Heading4"/>
-        <w:keepNext/>
-        <w:keepLines/>
-      </w:pPr>
-      <w:r>
-        <w:t>Христианские кампании</w:t>
-      </w:r>
-    </w:p>
-    <w:p>
-      <w:r>
-        <w:t>Обращение Европы включало систематическое разрушение языческих библиотек, храмовых записей и устных традиций</w:t>
-      </w:r>
-    </w:p>
-    <w:p>
-      <w:pPr>
-        <w:pStyle w:val="ListBullet"/>
-        <w:spacing w:before="20" w:after="20"/>
-      </w:pPr>
-      <w:r>
-        <w:t>Монашеское «сохранение» часто означало избирательное копирование. Тексты, которые считались несовместимыми с христианской космологией, просто не копировались, обеспечивая их исчезновение, когда оригинальные свитки распадались.</w:t>
-      </w:r>
-    </w:p>
-    <w:p>
-      <w:pPr>
-        <w:pStyle w:val="ListBullet"/>
-        <w:spacing w:before="20" w:after="20"/>
-      </w:pPr>
-      <w:r>
-        <w:t>Уничтожение кодексов майя епископом Диего де Ланда (1562 г.) — только четыре кодекса выжили из тысяч. Де Ланда сжег их именно потому, что они содержали астрономические и исторические записи, которые противоречили библейской временной шкале.</w:t>
-      </w:r>
-    </w:p>
-    <w:p>
-      <w:pPr>
-        <w:pStyle w:val="ListBullet"/>
-        <w:spacing w:before="20" w:after="20"/>
-      </w:pPr>
-      <w:r>
-        <w:t>Inquisition's Index Librorum Prohibitorum (1559–1966) — постоянно поддерживаемый список запрещенных книг, навязанный через католическую Европу в течение более чем четырех столетий.</w:t>
-      </w:r>
-    </w:p>
-    <w:p>
-      <w:pPr>
-        <w:pStyle w:val="Heading4"/>
-        <w:keepNext/>
-        <w:keepLines/>
-      </w:pPr>
-      <w:r>
-        <w:t>Реформация и контрреформация</w:t>
-      </w:r>
-    </w:p>
-    <w:p>
-      <w:r>
-        <w:t>Обе стороны сожгли книги друг друга. Чистый эффект: записи дореформационного периода подвергались двойной цензуре, причем католики и протестанты уничтожали тексты, которые подрывали их версию истории.</w:t>
-      </w:r>
-    </w:p>
-    <w:p>
-      <w:pPr>
-        <w:pStyle w:val="Heading3"/>
-        <w:keepNext/>
-        <w:keepLines/>
-      </w:pPr>
-      <w:r>
-        <w:t>18-19 век: систематическая реструктуризация</w:t>
-      </w:r>
-    </w:p>
-    <w:p>
-      <w:pPr>
-        <w:pStyle w:val="Heading4"/>
-        <w:keepNext/>
-        <w:keepLines/>
-      </w:pPr>
-      <w:r>
-        <w:t>Скалигер и Петавиус</w:t>
-      </w:r>
-    </w:p>
-    <w:p>
-      <w:r>
-        <w:t>Иосиф Скалигер (1540–1609) и Дионисий Петавиус (1583–1652) построили хронологическую структуру, от которой зависит вся последующая западная историография. Как показывает новая хронология Фоменко, эта структура содержит систематические ошибки и преднамеренные дублирования, которые расширяют записанную историю далеко за пределы ее фактического охвата. Скалигеровская хронология не была «открытием» — она была конструкцией, и она осуществлялась через институциональный авторитет Церкви, а затем и университетов.</w:t>
-      </w:r>
-    </w:p>
-    <w:p>
-      <w:r>
-        <w:t>Любые записи, которые противоречили этой хронологии, не были уничтожены — они были переосмыслены в рамках скалигеров, делая их первоначальный смысл невидимым.</w:t>
-      </w:r>
-    </w:p>
-    <w:p>
-      <w:pPr>
-        <w:pStyle w:val="Heading4"/>
-        <w:keepNext/>
-        <w:keepLines/>
-      </w:pPr>
-      <w:r>
-        <w:t>Египетская кампания Наполеона и Розеттский камень</w:t>
-      </w:r>
-    </w:p>
-    <w:p>
-      <w:r>
-        <w:t>Кампания Наполеона в 1798 году включала в себя захват египетских записей и артефактов. В то время как Розеттский камень позволил расшифровать иероглифы, выбор, какие записи изучать, переводить и публиковать, а какие хранить в подвалах, всегда контролировался институциональными привратниками.</w:t>
-      </w:r>
-    </w:p>
-    <w:p>
-      <w:pPr>
-        <w:pStyle w:val="Heading3"/>
-        <w:keepNext/>
-        <w:keepLines/>
-      </w:pPr>
-      <w:r>
-        <w:t>20 век: промышленное масштабное разрушение</w:t>
-      </w:r>
-    </w:p>
-    <w:p>
-      <w:r>
-        <w:t>20-й век принес цензуру к промышленному масштабу с несколькими перекрывающимися кампаниями:</w:t>
-      </w:r>
-    </w:p>
-    <w:p>
-      <w:pPr>
-        <w:pStyle w:val="Heading4"/>
-        <w:keepNext/>
-        <w:keepLines/>
-      </w:pPr>
-      <w:r>
-        <w:t>Большевистская революция (1917) и советская цензура</w:t>
-      </w:r>
-    </w:p>
-    <w:p>
-      <w:r>
-        <w:t>Большевики не просто подвергали цензуре — они переписывали историю в реальном времени. Советская историография (см. соответствующую статью) включает:</w:t>
-      </w:r>
-    </w:p>
-    <w:p>
-      <w:pPr>
-        <w:pStyle w:val="ListBullet"/>
-        <w:spacing w:before="20" w:after="20"/>
-      </w:pPr>
-      <w:r>
-        <w:t>Уничтожение архивов царской эпохи и церковных записей</w:t>
-      </w:r>
-    </w:p>
-    <w:p>
-      <w:pPr>
-        <w:pStyle w:val="ListBullet"/>
-        <w:spacing w:before="20" w:after="20"/>
-      </w:pPr>
-      <w:r>
-        <w:t>Физическая ликвидация дореволюционного интеллектуального класса (депортации «Philosophers’ Steamer» 1922 года)</w:t>
-      </w:r>
-    </w:p>
-    <w:p>
-      <w:pPr>
-        <w:pStyle w:val="ListBullet"/>
-        <w:spacing w:before="20" w:after="20"/>
-      </w:pPr>
-      <w:r>
-        <w:t>Непрерывный пересмотр энциклопедий и справочных работ с целью отражения действующей партийной доктрины</w:t>
-      </w:r>
-    </w:p>
-    <w:p>
-      <w:pPr>
-        <w:pStyle w:val="ListBullet"/>
-        <w:spacing w:before="20" w:after="20"/>
-      </w:pPr>
-      <w:r>
-        <w:t>«Отверстие памяти» — термин Оруэлла, взятый из советской практики — посредством которого опальные чиновники были буквально стерты из фотографий и записей</w:t>
-      </w:r>
-    </w:p>
-    <w:p>
-      <w:r>
-        <w:t>Сам Ленин сформулировал принцип: «Во всем мире, где есть капиталисты, свобода печати означает свободу скупать газеты, покупать писателей, подкупать, покупать и подделывать „общественное мнение“ на благо буржуазии»</w:t>
-      </w:r>
-    </w:p>
-    <w:p>
-      <w:pPr>
-        <w:pStyle w:val="Heading4"/>
-        <w:keepNext/>
-        <w:keepLines/>
-      </w:pPr>
-      <w:r>
-        <w:t>Сожжение нацистской книги (1933)</w:t>
-      </w:r>
-    </w:p>
-    <w:p>
-      <w:r>
-        <w:t>«Bücherverbrennungen» мая 1933 года — культовый образ цензуры 20-го века. Только в Берлине студенческие организации под руководством Министерства пропаганды сожгли около 25 тысяч книг. Целевые работы включали работы еврейских авторов, марксистов, пацифистов и, в частности, сексологов и исследователей, чьи работы бросали вызов традиционным категориям.</w:t>
-      </w:r>
-    </w:p>
-    <w:p>
-      <w:r>
-        <w:t>Но нацистский случай также иллюстрирует выборочное сохранение: режим сохранил обширные частные архивы изъятых материалов для своих собственных исследовательских целей. Уничтожение было публичным; сохранение было тайным.</w:t>
-      </w:r>
-    </w:p>
-    <w:p>
-      <w:pPr>
-        <w:pStyle w:val="Heading4"/>
-        <w:keepNext/>
-        <w:keepLines/>
-      </w:pPr>
-      <w:r>
-        <w:t>Бомбардировки немецких архивов (1943-1945)</w:t>
-      </w:r>
-    </w:p>
-    <w:p>
-      <w:r>
-        <w:t>Стратегическая бомбардировка союзников уничтожила огромное количество немецких исторических архивов, муниципальных архивов и библиотечных фондов. Разрушение Preußische Staatsbibliothek и многочисленных городских архивов по всей Германии устранило записи, растянувшиеся на века. Вопрос о том, было ли это случайным для бомбардировочной кампании или частично преднамеренным, остается спорным.</w:t>
-      </w:r>
-    </w:p>
-    <w:p>
-      <w:pPr>
-        <w:pStyle w:val="Heading4"/>
-        <w:keepNext/>
-        <w:keepLines/>
-      </w:pPr>
-      <w:r>
-        <w:t>Операция «Скрепка и захват записей» (1945)</w:t>
-      </w:r>
-    </w:p>
-    <w:p>
-      <w:r>
-        <w:t>Американский и советский захват немецких научных, разведывательных и исторических документов после 1945 года удалил огромное количество материалов из общественного доступа. Многое из этого остается засекреченным или ограниченным восемь десятилетий спустя.</w:t>
-      </w:r>
-    </w:p>
-    <w:p>
-      <w:pPr>
-        <w:pStyle w:val="Heading4"/>
-        <w:keepNext/>
-        <w:keepLines/>
-      </w:pPr>
-      <w:r>
-        <w:t>Китайская культурная революция (1966-1976)</w:t>
-      </w:r>
-    </w:p>
-    <w:p>
-      <w:r>
-        <w:t>Культурная революция Мао привела к систематическому разрушению храмов, исторических мест, классических текстов, генеалогических записей и культурных артефактов по всему Китаю. Кампания «Четыре старца» (старые обычаи, старая культура, старые привычки, старые идеи) была направлена на исторические записи и семейные документы, которые связывали китайское население с дореволюционным прошлым.</w:t>
-      </w:r>
-    </w:p>
-    <w:p>
-      <w:pPr>
-        <w:pStyle w:val="Heading4"/>
-        <w:keepNext/>
-        <w:keepLines/>
-      </w:pPr>
-      <w:r>
-        <w:t>Операция Пересмешник (1948–1975+)</w:t>
-      </w:r>
-    </w:p>
-    <w:p>
-      <w:r>
-        <w:t>Задокументированная программа ЦРУ по проникновению и контролю над СМИ представляет собой переход от уничтожения записей к контролю над повествованием, окружающим их. Вместо того, чтобы сжигать книги, вы гарантируете, что книги, которые публикуются, поддерживают утвержденную версию. Операция Пересмешник.</w:t>
-      </w:r>
-    </w:p>
-    <w:p>
-      <w:pPr>
-        <w:pStyle w:val="Heading3"/>
-        <w:keepNext/>
-        <w:keepLines/>
-      </w:pPr>
-      <w:r>
-        <w:t>21 век: цифровая цензура</w:t>
-      </w:r>
-    </w:p>
-    <w:p>
-      <w:r>
-        <w:t>Интернет изначально демократизировал доступ к информации. Это окно закрывается.</w:t>
-      </w:r>
-    </w:p>
-    <w:p>
-      <w:r>
-        <w:t>Платформа Монополия: Концентрация в раздоре, YouTube, Facebook/Meta, Google создали новые точки удушения. Изменения алгоритма YouTube (2019-настоящее время) подавляют независимые исследования. Модерация Discord позволяет вводить постоянные запреты без апелляции. Google закапывает независимые сайты Постоянный запрет автора — основная платформа для независимых исследователей хронологии / космологии — разорвал совместные сети; никаких конкретных нарушений не цитируется.</w:t>
-      </w:r>
-    </w:p>
-    <w:p>
-      <w:r>
-        <w:t>Цифровые дыры памяти: ограничения Wayback Machine; ротация ссылок (~25% страниц 2013 года недоступны); алгоритмическое подавление (содержание деранжировано, а не удалено). Метод сменился на алгоритм; функция идентична: контроль, какие записи выживают, контроль, какой нарратив преобладает.</w:t>
-      </w:r>
-    </w:p>
-    <w:p>
-      <w:pPr>
-        <w:pStyle w:val="Heading3"/>
-        <w:keepNext/>
-        <w:keepLines/>
-      </w:pPr>
-      <w:r>
-        <w:t>Источники</w:t>
+        <w:t>Ссылки</w:t>
       </w:r>
     </w:p>
     <w:p>
@@ -21677,7 +21422,7 @@
     </w:p>
     <w:p>
       <w:r>
-        <w:t>Расширенные доказательства и анализ, подтверждающие основные статьи о кризисах производства и архитектуре современных конфликтов.</w:t>
+        <w:t>Основной нарратив, каталог, цитаты и контрольный список исследователей приведены в книге «Ложные флаги: архитектура войны на производстве» (15). Ниже приведены концентраторы приложений: перекрестные ссылки и расширенная библиография.</w:t>
       </w:r>
     </w:p>
     <w:p>
@@ -21686,7 +21431,7 @@
         <w:spacing w:before="20" w:after="20"/>
       </w:pPr>
       <w:r>
-        <w:t>Фальшивые флаги: архитектура войны</w:t>
+        <w:t>False Flags: Architecture (Appendix) — кросс-референсный хаб</w:t>
       </w:r>
     </w:p>
     <w:p>
@@ -21695,7 +21440,7 @@
         <w:spacing w:before="20" w:after="20"/>
       </w:pPr>
       <w:r>
-        <w:t>Фальшивые флаги: досье</w:t>
+        <w:t>False Flags Investigation: Evidence Dossier — сводная библиография</w:t>
       </w:r>
     </w:p>
     <w:p/>
@@ -21708,16 +21453,452 @@
       </w:r>
     </w:p>
     <w:p>
+      <w:r>
+        <w:t>Повествование, каталог, цитаты из Перл-Харбора, Лос-Анджелес 1942, ядерный рассказ, эскизы кейсов и правила чтения теперь живут в Фальшивых флагах: Архитектура фабрикованной войны (глава 15). Эта запись остается центром приложения для сиблинговых ссылок.</w:t>
+      </w:r>
+    </w:p>
+    <w:p>
+      <w:pPr>
+        <w:pStyle w:val="Heading3"/>
+        <w:keepNext/>
+        <w:keepLines/>
+      </w:pPr>
+      <w:r>
+        <w:t>Перекрестные ссылки</w:t>
+      </w:r>
+    </w:p>
+    <w:p>
+      <w:pPr>
+        <w:pStyle w:val="ListBullet"/>
+        <w:spacing w:before="20" w:after="20"/>
+      </w:pPr>
+      <w:r>
+        <w:t>False Flags Investigation: Evidence Dossier — расширенная библиография</w:t>
+      </w:r>
+    </w:p>
+    <w:p>
+      <w:pPr>
+        <w:pStyle w:val="ListBullet"/>
+        <w:spacing w:before="20" w:after="20"/>
+      </w:pPr>
+      <w:r>
+        <w:t>расследование 9/11</w:t>
+      </w:r>
+    </w:p>
+    <w:p>
+      <w:pPr>
+        <w:pStyle w:val="ListBullet"/>
+        <w:spacing w:before="20" w:after="20"/>
+      </w:pPr>
+      <w:r>
+        <w:t>Операция Пересмешник</w:t>
+      </w:r>
+    </w:p>
+    <w:p>
+      <w:pPr>
+        <w:pStyle w:val="ListBullet"/>
+        <w:spacing w:before="20" w:after="20"/>
+      </w:pPr>
+      <w:r>
+        <w:t>Прогнозное программирование</w:t>
+      </w:r>
+    </w:p>
+    <w:p>
+      <w:pPr>
+        <w:pStyle w:val="ListBullet"/>
+        <w:spacing w:before="20" w:after="20"/>
+      </w:pPr>
+      <w:r>
+        <w:t>Контролируемая оппозиция: управляемое раскрытие информации</w:t>
+      </w:r>
+    </w:p>
+    <w:p>
+      <w:pPr>
+        <w:pStyle w:val="ListBullet"/>
+        <w:spacing w:before="20" w:after="20"/>
+      </w:pPr>
+      <w:r>
+        <w:t>Марс контактирует со временем</w:t>
+      </w:r>
+    </w:p>
+    <w:p/>
+    <w:p>
+      <w:pPr>
+        <w:jc w:val="center"/>
+      </w:pPr>
+      <w:r>
+        <w:t>- ✦</w:t>
+      </w:r>
+    </w:p>
+    <w:p>
+      <w:r>
+        <w:t>Блоки доказательств на уровне эпизодов (текст Макколлума, Магическая маршрутизация, заметки АНБ Тонкина, хронология Лос-Анджелеса, контролируемые оппозиционные источники) обобщены в «Ложные флаги: архитектура войны». Эта страница приложения содержит сводную библиографию для цитирования и глубокого наблюдения.</w:t>
+      </w:r>
+    </w:p>
+    <w:p>
+      <w:pPr>
+        <w:pStyle w:val="Heading3"/>
+        <w:keepNext/>
+        <w:keepLines/>
+      </w:pPr>
+      <w:r>
+        <w:t>Источник библиография</w:t>
+      </w:r>
+    </w:p>
+    <w:p>
+      <w:pPr>
+        <w:pStyle w:val="Heading4"/>
+        <w:keepNext/>
+        <w:keepLines/>
+      </w:pPr>
+      <w:r>
+        <w:t>Книги</w:t>
+      </w:r>
+    </w:p>
+    <w:p>
+      <w:pPr>
+        <w:pStyle w:val="ListBullet"/>
+        <w:spacing w:before="20" w:after="20"/>
+      </w:pPr>
+      <w:r>
+        <w:t>Роберт Стиннетт, «День обмана: Правда о Рузвельте и Перл-Харборе» (Free Press, 2000)</w:t>
+      </w:r>
+    </w:p>
+    <w:p>
+      <w:pPr>
+        <w:pStyle w:val="ListBullet"/>
+        <w:spacing w:before="20" w:after="20"/>
+      </w:pPr>
+      <w:r>
+        <w:t>Миф о Перл-Харборе: Переосмысление немыслимого (The Pearl Harbor Myth: Rethinking the Unthinkable, 2007)</w:t>
+      </w:r>
+    </w:p>
+    <w:p>
+      <w:pPr>
+        <w:pStyle w:val="ListBullet"/>
+        <w:spacing w:before="20" w:after="20"/>
+      </w:pPr>
+      <w:r>
+        <w:t>Генри Клаузен и Брюс Ли, Перл-Харбор: окончательное решение (HarperCollins, 2001)</w:t>
+      </w:r>
+    </w:p>
+    <w:p>
+      <w:pPr>
+        <w:pStyle w:val="ListBullet"/>
+        <w:spacing w:before="20" w:after="20"/>
+      </w:pPr>
+      <w:r>
+        <w:t>Гордон Пранж и др., На рассвете мы спали: Нерассказанная история Перл-Харбора (1981)</w:t>
+      </w:r>
+    </w:p>
+    <w:p>
+      <w:pPr>
+        <w:pStyle w:val="ListBullet"/>
+        <w:spacing w:before="20" w:after="20"/>
+      </w:pPr>
+      <w:r>
+        <w:t>Роберта Уолстеттер, Перл-Харбор: Предупреждение и решение (Стэнфорд, 1962)</w:t>
+      </w:r>
+    </w:p>
+    <w:p>
+      <w:pPr>
+        <w:pStyle w:val="ListBullet"/>
+        <w:spacing w:before="20" w:after="20"/>
+      </w:pPr>
+      <w:r>
+        <w:t>Муж Киммел, История адмирала Киммела (1955)</w:t>
+      </w:r>
+    </w:p>
+    <w:p>
+      <w:pPr>
+        <w:pStyle w:val="ListBullet"/>
+        <w:spacing w:before="20" w:after="20"/>
+      </w:pPr>
+      <w:r>
+        <w:t>Джон Костелло, Тихоокеанская война 1941–1945</w:t>
+      </w:r>
+    </w:p>
+    <w:p>
+      <w:pPr>
+        <w:pStyle w:val="ListBullet"/>
+        <w:spacing w:before="20" w:after="20"/>
+      </w:pPr>
+      <w:r>
+        <w:t>Джон Флинн «Правда о Перл-Харборе» (1945)</w:t>
+      </w:r>
+    </w:p>
+    <w:p>
+      <w:pPr>
+        <w:pStyle w:val="ListBullet"/>
+        <w:spacing w:before="20" w:after="20"/>
+      </w:pPr>
+      <w:r>
+        <w:t>Джеймс Расбриджер и Эрик Нейв, Предательство в Перл-Харборе (1991)</w:t>
+      </w:r>
+    </w:p>
+    <w:p>
+      <w:pPr>
+        <w:pStyle w:val="ListBullet"/>
+        <w:spacing w:before="20" w:after="20"/>
+      </w:pPr>
+      <w:r>
+        <w:t>Джесси Финк «Орел в зеркале» (2023)</w:t>
+      </w:r>
+    </w:p>
+    <w:p>
+      <w:pPr>
+        <w:pStyle w:val="ListBullet"/>
+        <w:spacing w:before="20" w:after="20"/>
+      </w:pPr>
+      <w:r>
+        <w:t>Тимоти Уилфорд, Перл-Харбор: радиоразведка USN в 1941 году (University Press of America, 2001)</w:t>
+      </w:r>
+    </w:p>
+    <w:p>
+      <w:pPr>
+        <w:pStyle w:val="Heading4"/>
+        <w:keepNext/>
+        <w:keepLines/>
+      </w:pPr>
+      <w:r>
+        <w:t>Статьи и документы</w:t>
+      </w:r>
+    </w:p>
+    <w:p>
+      <w:pPr>
+        <w:pStyle w:val="ListBullet"/>
+        <w:spacing w:before="20" w:after="20"/>
+      </w:pPr>
+      <w:r>
+        <w:t>Джеймс Перлофф, «Жемчужная гавань: 9/11 Рузвельта» (2014)</w:t>
+      </w:r>
+    </w:p>
+    <w:p>
+      <w:pPr>
+        <w:pStyle w:val="ListBullet"/>
+        <w:spacing w:before="20" w:after="20"/>
+      </w:pPr>
+      <w:r>
+        <w:t>Источник: Pearl Harbor</w:t>
+      </w:r>
+    </w:p>
+    <w:p>
+      <w:pPr>
+        <w:pStyle w:val="ListBullet"/>
+        <w:spacing w:before="20" w:after="20"/>
+      </w:pPr>
+      <w:r>
+        <w:t>Энциклопедия операций под ложным флагом</w:t>
+      </w:r>
+    </w:p>
+    <w:p>
+      <w:pPr>
+        <w:pStyle w:val="ListBullet"/>
+        <w:spacing w:before="20" w:after="20"/>
+      </w:pPr>
+      <w:r>
+        <w:t>Перл-Харбор теория заговора, Википедия</w:t>
+      </w:r>
+    </w:p>
+    <w:p>
+      <w:pPr>
+        <w:pStyle w:val="ListBullet"/>
+        <w:spacing w:before="20" w:after="20"/>
+      </w:pPr>
+      <w:r>
+        <w:t>Памятка Макколлума, Википедия</w:t>
+      </w:r>
+    </w:p>
+    <w:p>
+      <w:pPr>
+        <w:pStyle w:val="ListBullet"/>
+        <w:spacing w:before="20" w:after="20"/>
+      </w:pPr>
+      <w:r>
+        <w:t>Битва за Лос-Анджелес, Википедия</w:t>
+      </w:r>
+    </w:p>
+    <w:p>
+      <w:pPr>
+        <w:pStyle w:val="ListBullet"/>
+        <w:spacing w:before="20" w:after="20"/>
+      </w:pPr>
+      <w:r>
+        <w:t>Марк Селден, «Забытый Холокост», Азиатско-Тихоокеанский журнал</w:t>
+      </w:r>
+    </w:p>
+    <w:p>
+      <w:pPr>
+        <w:pStyle w:val="ListBullet"/>
+        <w:spacing w:before="20" w:after="20"/>
+      </w:pPr>
+      <w:r>
+        <w:t>Напалм во Второй мировой войне, UC Berkeley CSTMS</w:t>
+      </w:r>
+    </w:p>
+    <w:p>
+      <w:pPr>
+        <w:pStyle w:val="ListBullet"/>
+        <w:spacing w:before="20" w:after="20"/>
+      </w:pPr>
+      <w:r>
+        <w:t>АНБ рассекретило документы о Тонкинском заливе (2005)</w:t>
+      </w:r>
+    </w:p>
+    <w:p>
+      <w:pPr>
+        <w:pStyle w:val="ListBullet"/>
+        <w:spacing w:before="20" w:after="20"/>
+      </w:pPr>
+      <w:r>
+        <w:t>Оригинальное название: Pearl Harbor</w:t>
+      </w:r>
+    </w:p>
+    <w:p>
+      <w:pPr>
+        <w:pStyle w:val="ListBullet"/>
+        <w:spacing w:before="20" w:after="20"/>
+      </w:pPr>
+      <w:r>
+        <w:t>ibiblio: Пропавшие перевозчики</w:t>
+      </w:r>
+    </w:p>
+    <w:p>
+      <w:pPr>
+        <w:pStyle w:val="Heading4"/>
+        <w:keepNext/>
+        <w:keepLines/>
+      </w:pPr>
+      <w:r>
+        <w:t>Перекрестные ссылки в этой временной шкале</w:t>
+      </w:r>
+    </w:p>
+    <w:p>
+      <w:pPr>
+        <w:pStyle w:val="ListBullet"/>
+        <w:spacing w:before="20" w:after="20"/>
+      </w:pPr>
+      <w:r>
+        <w:t>Операция Пересмешник</w:t>
+      </w:r>
+    </w:p>
+    <w:p>
+      <w:pPr>
+        <w:pStyle w:val="ListBullet"/>
+        <w:spacing w:before="20" w:after="20"/>
+      </w:pPr>
+      <w:r>
+        <w:t>Прогнозное программирование</w:t>
+      </w:r>
+    </w:p>
+    <w:p>
+      <w:pPr>
+        <w:pStyle w:val="ListBullet"/>
+        <w:spacing w:before="20" w:after="20"/>
+      </w:pPr>
+      <w:r>
+        <w:t>Контролируемая оппозиция: управляемое раскрытие информации</w:t>
+      </w:r>
+    </w:p>
+    <w:p>
+      <w:pPr>
+        <w:pStyle w:val="ListBullet"/>
+        <w:spacing w:before="20" w:after="20"/>
+      </w:pPr>
+      <w:r>
+        <w:t>Британская империя как инструмент глубинного государства</w:t>
+      </w:r>
+    </w:p>
+    <w:p>
+      <w:pPr>
+        <w:pStyle w:val="ListBullet"/>
+        <w:spacing w:before="20" w:after="20"/>
+      </w:pPr>
+      <w:r>
+        <w:t>Марс контактирует со временем</w:t>
+      </w:r>
+    </w:p>
+    <w:p/>
+    <w:p>
+      <w:pPr>
+        <w:spacing w:before="280" w:after="40"/>
+        <w:jc w:val="center"/>
+      </w:pPr>
+      <w:r>
+        <w:t>- ✦</w:t>
+      </w:r>
+    </w:p>
+    <w:p>
+      <w:pPr>
+        <w:keepNext/>
+        <w:spacing w:before="0" w:after="40"/>
+      </w:pPr>
+      <w:r>
+        <w:t>ГЛАВА 10</w:t>
+      </w:r>
+    </w:p>
+    <w:p>
+      <w:pPr>
+        <w:pStyle w:val="Heading2"/>
+        <w:keepNext/>
+        <w:keepLines/>
+      </w:pPr>
+      <w:r>
+        <w:t>Глубокое государство и империя</w:t>
+      </w:r>
+    </w:p>
+    <w:p>
+      <w:r>
+        <w:t>Доказательства распада Хордианской империи, работорговли как механизма разрушения, и Британской империи как глубокого государства тематические исследования.</w:t>
+      </w:r>
+    </w:p>
+    <w:p>
+      <w:pPr>
+        <w:pStyle w:val="ListBullet"/>
+        <w:spacing w:before="20" w:after="20"/>
+      </w:pPr>
+      <w:r>
+        <w:t>Глубинное государство разрушает Хордианскую империю</w:t>
+      </w:r>
+    </w:p>
+    <w:p>
+      <w:pPr>
+        <w:pStyle w:val="ListBullet"/>
+        <w:spacing w:before="20" w:after="20"/>
+      </w:pPr>
+      <w:r>
+        <w:t>Работорговля: Доказательства и тезис о фраке орды</w:t>
+      </w:r>
+    </w:p>
+    <w:p>
+      <w:pPr>
+        <w:pStyle w:val="ListBullet"/>
+        <w:spacing w:before="20" w:after="20"/>
+      </w:pPr>
+      <w:r>
+        <w:t>Британская империя как глубокое государство: тематические исследования</w:t>
+      </w:r>
+    </w:p>
+    <w:p/>
+    <w:p>
+      <w:pPr>
+        <w:jc w:val="center"/>
+      </w:pPr>
+      <w:r>
+        <w:t>- ✦</w:t>
+      </w:r>
+    </w:p>
+    <w:p>
       <w:pPr>
         <w:pStyle w:val="Quote"/>
       </w:pPr>
       <w:r>
-        <w:t>В политике ничего не происходит случайно. Если это произойдет, вы можете поспорить, что это было запланировано таким образом. — Франклин Делано Рузвельт</w:t>
-      </w:r>
-    </w:p>
-    <w:p>
-      <w:r>
-        <w:t>Это приложение расширяет основные Фальшивые флаги: Архитектура войны с каталогом, тематическими исследованиями и цитатами.</w:t>
+        <w:t>TL;DR: TODO</w:t>
+      </w:r>
+    </w:p>
+    <w:p>
+      <w:r>
+        <w:t>Это приложение расширяет Глубинное государство разрывает Хордианскую империю. За загвоздкой и тезисом см. основную статью.</w:t>
       </w:r>
     </w:p>
     <w:p>
@@ -21728,617 +21909,47 @@
       </w:pPr>
     </w:p>
     <w:p>
+      <w:r>
+        <w:t>Размещение династии Романовых на самом высоком уровне в Хордийской империи дало Пирамидальной империи возможность переписать русскую историю. Мотив: раздробить империю на контролируемые государства и максимизировать тайное влияние на каждое из них. Именно так мировая Хордианская империя была стерта в историю независимых государств под разными названиями — Россия, Турция/Атамания как Османская империя, Австрия, Германия, Италия, Польша, Швейцария, Дания, Франция, Испания, Египет, Англия, Ближний Восток, Персия, Китай, Япония, Индия, Америка. В каждом регионе была вассальная аристократическая семья, первоначально вступившая в брак с Хордианской империей. По мере разрыва связей эти семьи становились королями и королевами своих штатов.</w:t>
+      </w:r>
+    </w:p>
+    <w:p>
+      <w:r>
+        <w:t>Кампания Петра I по модернизации — реформирование календаря и алфавита, перенос столицы в Санкт-Петербург — оказала давление на автономию Православной Церкви. Антироссийские настроения продолжаются три столетия, но продолжают действовать.</w:t>
+      </w:r>
+    </w:p>
+    <w:p>
       <w:pPr>
         <w:pStyle w:val="Heading3"/>
         <w:keepNext/>
         <w:keepLines/>
       </w:pPr>
       <w:r>
-        <w:t>Каталог главных ложных флагов</w:t>
-      </w:r>
-    </w:p>
-    <w:tbl>
-      <w:tblPr>
-        <w:tblStyle w:val="TableGrid"/>
-        <w:tblW w:type="auto" w:w="0"/>
-        <w:tblLayout w:type="fixed"/>
-        <w:tblLook w:firstColumn="1" w:firstRow="1" w:lastColumn="0" w:lastRow="0" w:noHBand="0" w:noVBand="1" w:val="04A0"/>
-        <w:tblCellMar>
-          <w:top w:w="30" w:type="dxa"/>
-          <w:bottom w:w="30" w:type="dxa"/>
-          <w:left w:w="60" w:type="dxa"/>
-          <w:right w:w="60" w:type="dxa"/>
-        </w:tblCellMar>
-      </w:tblPr>
-      <w:tblGrid>
-        <w:gridCol w:w="797"/>
-        <w:gridCol w:w="975"/>
-        <w:gridCol w:w="2400"/>
-        <w:gridCol w:w="2199"/>
-      </w:tblGrid>
-      <w:tr>
-        <w:tc>
-          <w:tcPr>
-            <w:tcW w:type="dxa" w:w="797"/>
-            <w:shd w:val="clear" w:color="auto" w:fill="F0F0F0"/>
-          </w:tcPr>
-          <w:p>
-            <w:pPr>
-              <w:spacing w:before="20" w:after="20"/>
-              <w:jc w:val="center"/>
-            </w:pPr>
-            <w:r>
-              <w:t>Год</w:t>
-            </w:r>
-          </w:p>
-        </w:tc>
-        <w:tc>
-          <w:tcPr>
-            <w:tcW w:type="dxa" w:w="975"/>
-            <w:shd w:val="clear" w:color="auto" w:fill="F0F0F0"/>
-          </w:tcPr>
-          <w:p>
-            <w:pPr>
-              <w:spacing w:before="20" w:after="20"/>
-              <w:jc w:val="center"/>
-            </w:pPr>
-            <w:r>
-              <w:t>Событие</w:t>
-            </w:r>
-          </w:p>
-        </w:tc>
-        <w:tc>
-          <w:tcPr>
-            <w:tcW w:type="dxa" w:w="2400"/>
-            <w:shd w:val="clear" w:color="auto" w:fill="F0F0F0"/>
-          </w:tcPr>
-          <w:p>
-            <w:pPr>
-              <w:spacing w:before="20" w:after="20"/>
-              <w:jc w:val="center"/>
-            </w:pPr>
-            <w:r>
-              <w:t>Метод</w:t>
-            </w:r>
-          </w:p>
-        </w:tc>
-        <w:tc>
-          <w:tcPr>
-            <w:tcW w:type="dxa" w:w="2199"/>
-            <w:shd w:val="clear" w:color="auto" w:fill="F0F0F0"/>
-          </w:tcPr>
-          <w:p>
-            <w:pPr>
-              <w:spacing w:before="20" w:after="20"/>
-              <w:jc w:val="center"/>
-            </w:pPr>
-            <w:r>
-              <w:t>Предполагаемая цель</w:t>
-            </w:r>
-          </w:p>
-        </w:tc>
-      </w:tr>
-      <w:tr>
-        <w:tc>
-          <w:tcPr>
-            <w:tcW w:type="dxa" w:w="797"/>
-          </w:tcPr>
-          <w:p>
-            <w:pPr>
-              <w:spacing w:before="20" w:after="20"/>
-            </w:pPr>
-            <w:r>
-              <w:rPr>
-                <w:b w:val="0"/>
-                <w:i w:val="0"/>
-                <w:sz w:val="18"/>
-              </w:rPr>
-              <w:t>1898</w:t>
-            </w:r>
-          </w:p>
-        </w:tc>
-        <w:tc>
-          <w:tcPr>
-            <w:tcW w:type="dxa" w:w="975"/>
-          </w:tcPr>
-          <w:p>
-            <w:pPr>
-              <w:spacing w:before="20" w:after="20"/>
-            </w:pPr>
-            <w:r>
-              <w:rPr>
-                <w:b w:val="0"/>
-                <w:i w:val="0"/>
-                <w:sz w:val="18"/>
-              </w:rPr>
-              <w:t>USS Maine</w:t>
-            </w:r>
-          </w:p>
-        </w:tc>
-        <w:tc>
-          <w:tcPr>
-            <w:tcW w:type="dxa" w:w="2400"/>
-          </w:tcPr>
-          <w:p>
-            <w:pPr>
-              <w:spacing w:before="20" w:after="20"/>
-            </w:pPr>
-            <w:r>
-              <w:rPr>
-                <w:b w:val="0"/>
-                <w:i w:val="0"/>
-                <w:sz w:val="18"/>
-              </w:rPr>
-              <w:t>Internal explosion; blamed on Spain</w:t>
-            </w:r>
-          </w:p>
-        </w:tc>
-        <w:tc>
-          <w:tcPr>
-            <w:tcW w:type="dxa" w:w="2199"/>
-          </w:tcPr>
-          <w:p>
-            <w:pPr>
-              <w:spacing w:before="20" w:after="20"/>
-            </w:pPr>
-            <w:r>
-              <w:t>Испано-американская война; Куба, Филиппины, Гуам</w:t>
-            </w:r>
-          </w:p>
-        </w:tc>
-      </w:tr>
-      <w:tr>
-        <w:tc>
-          <w:tcPr>
-            <w:tcW w:type="dxa" w:w="797"/>
-          </w:tcPr>
-          <w:p>
-            <w:pPr>
-              <w:spacing w:before="20" w:after="20"/>
-            </w:pPr>
-            <w:r>
-              <w:rPr>
-                <w:b w:val="0"/>
-                <w:i w:val="0"/>
-                <w:sz w:val="18"/>
-              </w:rPr>
-              <w:t>1931</w:t>
-            </w:r>
-          </w:p>
-        </w:tc>
-        <w:tc>
-          <w:tcPr>
-            <w:tcW w:type="dxa" w:w="975"/>
-          </w:tcPr>
-          <w:p>
-            <w:pPr>
-              <w:spacing w:before="20" w:after="20"/>
-            </w:pPr>
-            <w:r>
-              <w:rPr>
-                <w:b w:val="0"/>
-                <w:i w:val="0"/>
-                <w:sz w:val="18"/>
-              </w:rPr>
-              <w:t>Manchurian Incident</w:t>
-            </w:r>
-          </w:p>
-        </w:tc>
-        <w:tc>
-          <w:tcPr>
-            <w:tcW w:type="dxa" w:w="2400"/>
-          </w:tcPr>
-          <w:p>
-            <w:pPr>
-              <w:spacing w:before="20" w:after="20"/>
-            </w:pPr>
-            <w:r>
-              <w:rPr>
-                <w:b w:val="0"/>
-                <w:i w:val="0"/>
-                <w:sz w:val="18"/>
-              </w:rPr>
-              <w:t>Kwantung Army bombs own railway</w:t>
-            </w:r>
-          </w:p>
-        </w:tc>
-        <w:tc>
-          <w:tcPr>
-            <w:tcW w:type="dxa" w:w="2199"/>
-          </w:tcPr>
-          <w:p>
-            <w:pPr>
-              <w:spacing w:before="20" w:after="20"/>
-            </w:pPr>
-            <w:r>
-              <w:t>Захват Маньчжурии; Маньчжоу-го</w:t>
-            </w:r>
-          </w:p>
-        </w:tc>
-      </w:tr>
-      <w:tr>
-        <w:tc>
-          <w:tcPr>
-            <w:tcW w:type="dxa" w:w="797"/>
-          </w:tcPr>
-          <w:p>
-            <w:pPr>
-              <w:spacing w:before="20" w:after="20"/>
-            </w:pPr>
-            <w:r>
-              <w:rPr>
-                <w:b w:val="0"/>
-                <w:i w:val="0"/>
-                <w:sz w:val="18"/>
-              </w:rPr>
-              <w:t>1933</w:t>
-            </w:r>
-          </w:p>
-        </w:tc>
-        <w:tc>
-          <w:tcPr>
-            <w:tcW w:type="dxa" w:w="975"/>
-          </w:tcPr>
-          <w:p>
-            <w:pPr>
-              <w:spacing w:before="20" w:after="20"/>
-            </w:pPr>
-            <w:r>
-              <w:rPr>
-                <w:b w:val="0"/>
-                <w:i w:val="0"/>
-                <w:sz w:val="18"/>
-              </w:rPr>
-              <w:t>Reichstag Fire</w:t>
-            </w:r>
-          </w:p>
-        </w:tc>
-        <w:tc>
-          <w:tcPr>
-            <w:tcW w:type="dxa" w:w="2400"/>
-          </w:tcPr>
-          <w:p>
-            <w:pPr>
-              <w:spacing w:before="20" w:after="20"/>
-            </w:pPr>
-            <w:r>
-              <w:rPr>
-                <w:b w:val="0"/>
-                <w:i w:val="0"/>
-                <w:sz w:val="18"/>
-              </w:rPr>
-              <w:t>Parliament burned; blamed communist</w:t>
-            </w:r>
-          </w:p>
-        </w:tc>
-        <w:tc>
-          <w:tcPr>
-            <w:tcW w:type="dxa" w:w="2199"/>
-          </w:tcPr>
-          <w:p>
-            <w:pPr>
-              <w:spacing w:before="20" w:after="20"/>
-            </w:pPr>
-            <w:r>
-              <w:rPr>
-                <w:b w:val="0"/>
-                <w:i w:val="0"/>
-                <w:sz w:val="18"/>
-              </w:rPr>
-              <w:t>Reichstag Fire Decree; consolidate Nazi power</w:t>
-            </w:r>
-          </w:p>
-        </w:tc>
-      </w:tr>
-      <w:tr>
-        <w:tc>
-          <w:tcPr>
-            <w:tcW w:type="dxa" w:w="797"/>
-          </w:tcPr>
-          <w:p>
-            <w:pPr>
-              <w:spacing w:before="20" w:after="20"/>
-            </w:pPr>
-            <w:r>
-              <w:rPr>
-                <w:b w:val="0"/>
-                <w:i w:val="0"/>
-                <w:sz w:val="18"/>
-              </w:rPr>
-              <w:t>1939</w:t>
-            </w:r>
-          </w:p>
-        </w:tc>
-        <w:tc>
-          <w:tcPr>
-            <w:tcW w:type="dxa" w:w="975"/>
-          </w:tcPr>
-          <w:p>
-            <w:pPr>
-              <w:spacing w:before="20" w:after="20"/>
-            </w:pPr>
-            <w:r>
-              <w:rPr>
-                <w:b w:val="0"/>
-                <w:i w:val="0"/>
-                <w:sz w:val="18"/>
-              </w:rPr>
-              <w:t>Gleiwitz Incident</w:t>
-            </w:r>
-          </w:p>
-        </w:tc>
-        <w:tc>
-          <w:tcPr>
-            <w:tcW w:type="dxa" w:w="2400"/>
-          </w:tcPr>
-          <w:p>
-            <w:pPr>
-              <w:spacing w:before="20" w:after="20"/>
-            </w:pPr>
-            <w:r>
-              <w:rPr>
-                <w:b w:val="0"/>
-                <w:i w:val="0"/>
-                <w:sz w:val="18"/>
-              </w:rPr>
-              <w:t>SS stages Polish "attack"</w:t>
-            </w:r>
-          </w:p>
-        </w:tc>
-        <w:tc>
-          <w:tcPr>
-            <w:tcW w:type="dxa" w:w="2199"/>
-          </w:tcPr>
-          <w:p>
-            <w:pPr>
-              <w:spacing w:before="20" w:after="20"/>
-            </w:pPr>
-            <w:r>
-              <w:rPr>
-                <w:b w:val="0"/>
-                <w:i w:val="0"/>
-                <w:sz w:val="18"/>
-              </w:rPr>
-              <w:t>Invasion of Poland; trigger WW2</w:t>
-            </w:r>
-          </w:p>
-        </w:tc>
-      </w:tr>
-      <w:tr>
-        <w:tc>
-          <w:tcPr>
-            <w:tcW w:type="dxa" w:w="797"/>
-          </w:tcPr>
-          <w:p>
-            <w:pPr>
-              <w:spacing w:before="20" w:after="20"/>
-            </w:pPr>
-            <w:r>
-              <w:rPr>
-                <w:b w:val="0"/>
-                <w:i w:val="0"/>
-                <w:sz w:val="18"/>
-              </w:rPr>
-              <w:t>1941</w:t>
-            </w:r>
-          </w:p>
-        </w:tc>
-        <w:tc>
-          <w:tcPr>
-            <w:tcW w:type="dxa" w:w="975"/>
-          </w:tcPr>
-          <w:p>
-            <w:pPr>
-              <w:spacing w:before="20" w:after="20"/>
-            </w:pPr>
-            <w:r>
-              <w:rPr>
-                <w:b w:val="0"/>
-                <w:i w:val="0"/>
-                <w:sz w:val="18"/>
-              </w:rPr>
-              <w:t>Pearl Harbor</w:t>
-            </w:r>
-          </w:p>
-        </w:tc>
-        <w:tc>
-          <w:tcPr>
-            <w:tcW w:type="dxa" w:w="2400"/>
-          </w:tcPr>
-          <w:p>
-            <w:pPr>
-              <w:spacing w:before="20" w:after="20"/>
-            </w:pPr>
-            <w:r>
-              <w:rPr>
-                <w:b w:val="0"/>
-                <w:i w:val="0"/>
-                <w:sz w:val="18"/>
-              </w:rPr>
-              <w:t>McCollum Memo; Purple broken; carriers at sea</w:t>
-            </w:r>
-          </w:p>
-        </w:tc>
-        <w:tc>
-          <w:tcPr>
-            <w:tcW w:type="dxa" w:w="2199"/>
-          </w:tcPr>
-          <w:p>
-            <w:pPr>
-              <w:spacing w:before="20" w:after="20"/>
-            </w:pPr>
-            <w:r>
-              <w:rPr>
-                <w:b w:val="0"/>
-                <w:i w:val="0"/>
-                <w:sz w:val="18"/>
-              </w:rPr>
-              <w:t>US entry; Operation Paperclip</w:t>
-            </w:r>
-          </w:p>
-        </w:tc>
-      </w:tr>
-      <w:tr>
-        <w:tc>
-          <w:tcPr>
-            <w:tcW w:type="dxa" w:w="797"/>
-          </w:tcPr>
-          <w:p>
-            <w:pPr>
-              <w:spacing w:before="20" w:after="20"/>
-            </w:pPr>
-            <w:r>
-              <w:rPr>
-                <w:b w:val="0"/>
-                <w:i w:val="0"/>
-                <w:sz w:val="18"/>
-              </w:rPr>
-              <w:t>1964</w:t>
-            </w:r>
-          </w:p>
-        </w:tc>
-        <w:tc>
-          <w:tcPr>
-            <w:tcW w:type="dxa" w:w="975"/>
-          </w:tcPr>
-          <w:p>
-            <w:pPr>
-              <w:spacing w:before="20" w:after="20"/>
-            </w:pPr>
-            <w:r>
-              <w:rPr>
-                <w:b w:val="0"/>
-                <w:i w:val="0"/>
-                <w:sz w:val="18"/>
-              </w:rPr>
-              <w:t>Gulf of Tonkin</w:t>
-            </w:r>
-          </w:p>
-        </w:tc>
-        <w:tc>
-          <w:tcPr>
-            <w:tcW w:type="dxa" w:w="2400"/>
-          </w:tcPr>
-          <w:p>
-            <w:pPr>
-              <w:spacing w:before="20" w:after="20"/>
-            </w:pPr>
-            <w:r>
-              <w:rPr>
-                <w:b w:val="0"/>
-                <w:i w:val="0"/>
-                <w:sz w:val="18"/>
-              </w:rPr>
-              <w:t>Second attack fabricated (NSA 2005)</w:t>
-            </w:r>
-          </w:p>
-        </w:tc>
-        <w:tc>
-          <w:tcPr>
-            <w:tcW w:type="dxa" w:w="2199"/>
-          </w:tcPr>
-          <w:p>
-            <w:pPr>
-              <w:spacing w:before="20" w:after="20"/>
-            </w:pPr>
-            <w:r>
-              <w:rPr>
-                <w:b w:val="0"/>
-                <w:i w:val="0"/>
-                <w:sz w:val="18"/>
-              </w:rPr>
-              <w:t>Vietnam escalation</w:t>
-            </w:r>
-          </w:p>
-        </w:tc>
-      </w:tr>
-      <w:tr>
-        <w:tc>
-          <w:tcPr>
-            <w:tcW w:type="dxa" w:w="797"/>
-          </w:tcPr>
-          <w:p>
-            <w:pPr>
-              <w:spacing w:before="20" w:after="20"/>
-            </w:pPr>
-            <w:r>
-              <w:rPr>
-                <w:b w:val="0"/>
-                <w:i w:val="0"/>
-                <w:sz w:val="18"/>
-              </w:rPr>
-              <w:t>2001</w:t>
-            </w:r>
-          </w:p>
-        </w:tc>
-        <w:tc>
-          <w:tcPr>
-            <w:tcW w:type="dxa" w:w="975"/>
-          </w:tcPr>
-          <w:p>
-            <w:pPr>
-              <w:spacing w:before="20" w:after="20"/>
-            </w:pPr>
-            <w:r>
-              <w:rPr>
-                <w:b w:val="0"/>
-                <w:i w:val="0"/>
-                <w:sz w:val="18"/>
-              </w:rPr>
-              <w:t>September 11</w:t>
-            </w:r>
-          </w:p>
-        </w:tc>
-        <w:tc>
-          <w:tcPr>
-            <w:tcW w:type="dxa" w:w="2400"/>
-          </w:tcPr>
-          <w:p>
-            <w:pPr>
-              <w:spacing w:before="20" w:after="20"/>
-            </w:pPr>
-            <w:r>
-              <w:rPr>
-                <w:b w:val="0"/>
-                <w:i w:val="0"/>
-                <w:sz w:val="18"/>
-              </w:rPr>
-              <w:t>WTC 1,2,7; controlled demolition thesis</w:t>
-            </w:r>
-          </w:p>
-        </w:tc>
-        <w:tc>
-          <w:tcPr>
-            <w:tcW w:type="dxa" w:w="2199"/>
-          </w:tcPr>
-          <w:p>
-            <w:pPr>
-              <w:spacing w:before="20" w:after="20"/>
-            </w:pPr>
-            <w:r>
-              <w:rPr>
-                <w:b w:val="0"/>
-                <w:i w:val="0"/>
-                <w:sz w:val="18"/>
-              </w:rPr>
-              <w:t>See 9/11 section below</w:t>
-            </w:r>
-          </w:p>
-        </w:tc>
-      </w:tr>
-    </w:tbl>
-    <w:p/>
-    <w:p>
-      <w:r>
-        <w:t>Полный каталог: USS Liberty, Operation Gladio, Oklahoma City, King David Hotel, Lavon Affair, Operation Northwoods — см. основную статью.</w:t>
-      </w:r>
-    </w:p>
-    <w:p>
-      <w:pPr>
-        <w:pBdr>
-          <w:bottom w:val="single" w:sz="6" w:space="1" w:color="CCCCCC"/>
-        </w:pBdr>
-      </w:pPr>
+        <w:t>Оригинальное название: The Horde's Unanswered Invitation</w:t>
+      </w:r>
+    </w:p>
+    <w:p>
+      <w:r>
+        <w:t>С 12 по 17 века в Западной Европе распространялись легенды о Престере Иоанне — сказочно богатом христианском короле, управляющем огромной империей на Востоке. Фоменко: Престер Иоанн = Иван Данилович Калита (Хан Батуй); королевство = Российско-ордынская империя (Ч.5 §7):</w:t>
+      </w:r>
+    </w:p>
+    <w:p>
+      <w:pPr>
+        <w:pStyle w:val="Quote"/>
+      </w:pPr>
+      <w:r>
+        <w:t>Средневековая Западная Европа почему-то была твердо убеждена в существовании на востоке обширного королевства некоего христианского правителя «престера Иоанна», предшественников которого были исключительно великие ханы «монгольской» империи</w:t>
+      </w:r>
+    </w:p>
+    <w:p>
+      <w:r>
+        <w:t>Английские хроники идентифицировали Чингисхана как Престера Джона. Рус = Королевство Престера Джона (Ch. 6 § 28).</w:t>
+      </w:r>
+    </w:p>
+    <w:p>
+      <w:r>
+        <w:t>Когда османские армии угрожали Балканам, западные правители отправили послов на восток в поисках помощи Престера Джона. Они заметили, что восточные воины носили святой крест — общее христианство могло создать союз. Престер Джон так и не ответил. Орда помнила века протестантского обмана — религиозный раскол, инквизицию, латынь, узурпаторов Романовых. Тишина была памятью, а не тайной.</w:t>
+      </w:r>
     </w:p>
     <w:p>
       <w:pPr>
@@ -22347,20 +21958,13 @@
         <w:keepLines/>
       </w:pPr>
       <w:r>
-        <w:t>9/11: Тезис хорошего актера (спонсируется)</w:t>
-      </w:r>
-    </w:p>
-    <w:p>
-      <w:r>
-        <w:t>Эта временная шкала предполагает: 9/11 был ложным флагом, казненным против Глубинного государства. Хорошие актеры предвосхищали медленно сгоревшую Священную войну; уничтожили WTC 7 (секретную станцию ЦРУ); превратили сценарий в общественную войну с террором. Спонсируемые гипотезы: контролируемый снос; возможные кадры самолета CGI. Приключения детей параллельны: довести кризис до центра, разорвать конверсионный трубопровод. Полный анализ: 9/11 Расследование.</w:t>
-      </w:r>
-    </w:p>
-    <w:p>
-      <w:pPr>
-        <w:pBdr>
-          <w:bottom w:val="single" w:sz="6" w:space="1" w:color="CCCCCC"/>
-        </w:pBdr>
-      </w:pPr>
+        <w:t>«Превратить скот в людей»</w:t>
+      </w:r>
+    </w:p>
+    <w:p>
+      <w:r>
+        <w:t>Петр I датскому послу (1710): «превращать скот в людей» — относиться к коренному населению как к скоту. Фоменко ч.7 §3.Петровские реформы (календарь, алфавит, европейская одежда, бритва, столица в Петербург) разорвали культурные связи с орданским наследием. Петр, вернувшийся из западного путешествия (1697–1698), возможно, не был тем же человеком, который уехал.</w:t>
+      </w:r>
     </w:p>
     <w:p>
       <w:pPr>
@@ -22369,85 +21973,13 @@
         <w:keepLines/>
       </w:pPr>
       <w:r>
-        <w:t>Перл-Харбор: заявления официальных лиц</w:t>
-      </w:r>
-    </w:p>
-    <w:p>
-      <w:r>
-        <w:t>Следующие документированные заявления поддерживают тезис о предварительном знании. См. основную статью для оперативного резюме (McCollum Memo, Purple code, Missing carriers).</w:t>
-      </w:r>
-    </w:p>
-    <w:p>
-      <w:r>
-        <w:t>Контр-адмирал Фрэнк Битти (помощник секретаря Нокса):</w:t>
-      </w:r>
-    </w:p>
-    <w:p>
-      <w:pPr>
-        <w:pStyle w:val="Quote"/>
-      </w:pPr>
-      <w:r>
-        <w:t>До 7 декабря даже мне было очевидно... что мы загоняем Японию в угол. Я считал, что это желание президента Рузвельта и премьер-министра Черчилля, чтобы мы вступили в войну»</w:t>
-      </w:r>
-    </w:p>
-    <w:p>
-      <w:r>
-        <w:t>Джонатан Дэниелс (административный помощник Рузвельта):</w:t>
-      </w:r>
-    </w:p>
-    <w:p>
-      <w:pPr>
-        <w:pStyle w:val="Quote"/>
-      </w:pPr>
-      <w:r>
-        <w:t>"Удар был тяжелее, чем он надеялся. Но риски окупились; даже потеря стоила цены»</w:t>
-      </w:r>
-    </w:p>
-    <w:p>
-      <w:r>
-        <w:t>Дневник секретаря Стимсона:</w:t>
-      </w:r>
-    </w:p>
-    <w:p>
-      <w:pPr>
-        <w:pStyle w:val="Quote"/>
-      </w:pPr>
-      <w:r>
-        <w:t>Однако, несмотря на риск, связанный с тем, что японцы выстрелили первыми, мы поняли, что для того, чтобы иметь полную поддержку американского народа, было желательно убедиться, что японцы будут теми, кто это сделает</w:t>
-      </w:r>
-    </w:p>
-    <w:p>
-      <w:r>
-        <w:t>Адмирал Либби:</w:t>
-      </w:r>
-    </w:p>
-    <w:p>
-      <w:pPr>
-        <w:pStyle w:val="Quote"/>
-      </w:pPr>
-      <w:r>
-        <w:t>Я отправлюсь в могилу убежденный, что Рузвельт приказал Перл-Харбору позволить этому случиться</w:t>
-      </w:r>
-    </w:p>
-    <w:p>
-      <w:r>
-        <w:t>Оливер Литтелтон (британский министр военного производства):</w:t>
-      </w:r>
-    </w:p>
-    <w:p>
-      <w:pPr>
-        <w:pStyle w:val="Quote"/>
-      </w:pPr>
-      <w:r>
-        <w:t>"Япония была спровоцирована на нападение на американцев в Перл-Харборе. Это пародия на историю, когда говорят, что Америка была вынуждена вступить в войну»</w:t>
-      </w:r>
-    </w:p>
-    <w:p>
-      <w:pPr>
-        <w:pBdr>
-          <w:bottom w:val="single" w:sz="6" w:space="1" w:color="CCCCCC"/>
-        </w:pBdr>
-      </w:pPr>
+        <w:t>Двуглавый орел в роли полумесяца и звезды</w:t>
+      </w:r>
+    </w:p>
+    <w:p>
+      <w:r>
+        <w:t>Пер Фоменко (Ch.7 §7), двуглавый орел = полумесяц со звездным крестом: одна голова османская (полумесяц), другая русская хордианская (крест/звезда). Когда Империя распалась, ее символ разделился на православный крест, исламский полумесяц и звезду, еврейскую шестиконечную звезду. Двуглавый орел выжил в России, Австрии, Албании.</w:t>
+      </w:r>
     </w:p>
     <w:p>
       <w:pPr>
@@ -22456,132 +21988,12 @@
         <w:keepLines/>
       </w:pPr>
       <w:r>
-        <w:t>Битва за Лос-Анджелес (24-25 февраля 1942)</w:t>
-      </w:r>
-    </w:p>
-    <w:p>
-      <w:r>
-        <w:t>Все, что было в небе над Лос-Анджелесом в ту ночь, выдержало более 1400 зенитных выстрелов без повреждений, не сбрасывало бомб и не было японским. Япония подтвердила, что после войны над Лос-Анджелесом не летали самолеты. Пять мирных жителей погибли (три в автокатастрофах, два сердечных приступа). Официальное объяснение — воздушные шары — это то же самое объяснение, которое было предложено Розуэллу пять лет спустя. (См. график контактов с Марсом.)</w:t>
-      </w:r>
-    </w:p>
-    <w:p>
-      <w:pPr>
-        <w:pBdr>
-          <w:bottom w:val="single" w:sz="6" w:space="1" w:color="CCCCCC"/>
-        </w:pBdr>
-      </w:pPr>
-    </w:p>
-    <w:p>
-      <w:pPr>
-        <w:pStyle w:val="Heading3"/>
-        <w:keepNext/>
-        <w:keepLines/>
-      </w:pPr>
-      <w:r>
-        <w:t>Ядерный вопрос</w:t>
-      </w:r>
-    </w:p>
-    <w:p>
-      <w:r>
-        <w:t>До Хиросимы (6 августа 1945 года) шестьдесят шесть японских городов были подвергнуты бомбардировке напалмом. Только в Токио (10 марта 1945): 100 000 убитых, 270 000 разрушенных зданий. Хиросима и Нагасаки были намеренно оставлены без бомбардировок до атомных атак, чтобы обеспечить неповрежденные демонстрационные цели. Симптомы выжившего — прогрессирующее истощение, эффекты поколений — более согласуются с загрязнением обедненным ураном, чем с острым излучением деления. Царь-бомба (1961), возможно, служила нарративной контрмерой: настаивая на том, что бомбы деления могут сжигать города, Запад не мог отрицать советские претензии на термоядерную бомбу, производя взаимно гарантированное уничтожение — стратегическое равновесие.</w:t>
-      </w:r>
-    </w:p>
-    <w:p>
-      <w:pPr>
-        <w:pBdr>
-          <w:bottom w:val="single" w:sz="6" w:space="1" w:color="CCCCCC"/>
-        </w:pBdr>
-      </w:pPr>
-    </w:p>
-    <w:p>
-      <w:pPr>
-        <w:pStyle w:val="Heading3"/>
-        <w:keepNext/>
-        <w:keepLines/>
-      </w:pPr>
-      <w:r>
-        <w:t>Ссылки</w:t>
-      </w:r>
-    </w:p>
-    <w:p>
-      <w:pPr>
-        <w:pStyle w:val="ListBullet"/>
-        <w:spacing w:before="20" w:after="20"/>
-      </w:pPr>
-      <w:r>
-        <w:t>Роберт Стиннетт, День обмана: Правда о Рузвельте и Перл-Харборе (2000)</w:t>
-      </w:r>
-    </w:p>
-    <w:p>
-      <w:pPr>
-        <w:pStyle w:val="ListBullet"/>
-        <w:spacing w:before="20" w:after="20"/>
-      </w:pPr>
-      <w:r>
-        <w:t>Джеймс Перлофф, «Жемчужная гавань: 9/11 Рузвельта» (2014)</w:t>
-      </w:r>
-    </w:p>
-    <w:p>
-      <w:pPr>
-        <w:pStyle w:val="ListBullet"/>
-        <w:spacing w:before="20" w:after="20"/>
-      </w:pPr>
-      <w:r>
-        <w:t>Миф о Перл-Харборе: Переосмысление немыслимого (2007)</w:t>
-      </w:r>
-    </w:p>
-    <w:p>
-      <w:pPr>
-        <w:pStyle w:val="ListBullet"/>
-        <w:spacing w:before="20" w:after="20"/>
-      </w:pPr>
-      <w:r>
-        <w:t>Генри Клаузен и Брюс Ли, Перл-Харбор: окончательное решение (2001)</w:t>
-      </w:r>
-    </w:p>
-    <w:p>
-      <w:pPr>
-        <w:pStyle w:val="ListBullet"/>
-        <w:spacing w:before="20" w:after="20"/>
-      </w:pPr>
-      <w:r>
-        <w:t>Тимоти Уилфорд, Перл-Харбор Переопределение: радиоразведка USN 1941 (2001)</w:t>
-      </w:r>
-    </w:p>
-    <w:p>
-      <w:pPr>
-        <w:pStyle w:val="ListBullet"/>
-        <w:spacing w:before="20" w:after="20"/>
-      </w:pPr>
-      <w:r>
-        <w:t>Марк Селден, «Забытый Холокост», Asia Pacific Journal</w:t>
-      </w:r>
-    </w:p>
-    <w:p>
-      <w:pPr>
-        <w:pStyle w:val="ListBullet"/>
-        <w:spacing w:before="20" w:after="20"/>
-      </w:pPr>
-      <w:r>
-        <w:t>Битва за Лос-Анджелес, Википедия</w:t>
-      </w:r>
-    </w:p>
-    <w:p>
-      <w:pPr>
-        <w:pStyle w:val="ListBullet"/>
-        <w:spacing w:before="20" w:after="20"/>
-      </w:pPr>
-      <w:r>
-        <w:t>Источник: Pearl Harbor</w:t>
-      </w:r>
-    </w:p>
-    <w:p>
-      <w:pPr>
-        <w:pStyle w:val="ListBullet"/>
-        <w:spacing w:before="20" w:after="20"/>
-      </w:pPr>
-      <w:r>
-        <w:t>Энциклопедия операций под ложным флагом</w:t>
+        <w:t>Оригинальное название: St. Petersburg: An Escape Hatch</w:t>
+      </w:r>
+    </w:p>
+    <w:p>
+      <w:r>
+        <w:t>Обоснование Петра — «окно в Европу» — не объясняет, почему все правительство крупнейшей страны переместилось в болото на Финском заливе. Фоменко: Москва была слишком близко к Московской Тартарии. Если бы сибирско-американская Орда начала контратаку (как при Пугачеве), Романовы оказались бы в ловушке. Из Санкт-Петербурга дни до кораблей в Западную Европу. Перемещение капитала = страхование династии оккупантов (Ch.8 §1)</w:t>
       </w:r>
     </w:p>
     <w:p/>
@@ -22594,1340 +22006,11 @@
       </w:r>
     </w:p>
     <w:p>
-      <w:r>
-        <w:t>В этом приложении собраны первичные доказательства, ссылки и подробный анализ, подтверждающий статью «Ложные флаги». Материалы организованы по событиям и по доказательной категории.</w:t>
-      </w:r>
-    </w:p>
-    <w:p>
-      <w:pPr>
-        <w:pBdr>
-          <w:bottom w:val="single" w:sz="6" w:space="1" w:color="CCCCCC"/>
-        </w:pBdr>
-      </w:pPr>
-    </w:p>
-    <w:p>
-      <w:pPr>
-        <w:pStyle w:val="Heading3"/>
-        <w:keepNext/>
-        <w:keepLines/>
-      </w:pPr>
-      <w:r>
-        <w:t>Перл-Харбор: доказательство передовых знаний</w:t>
-      </w:r>
-    </w:p>
-    <w:p>
-      <w:pPr>
-        <w:pStyle w:val="Heading4"/>
-        <w:keepNext/>
-        <w:keepLines/>
-      </w:pPr>
-      <w:r>
-        <w:t>A. The McCollum Memo (7 октября 1940)</w:t>
-      </w:r>
-    </w:p>
-    <w:p>
-      <w:r>
-        <w:t>Лейтенант-командующий Артур Х. Макколлум, Управление военно-морской разведки, представил меморандум капитанам Вальтеру С. Андерсону и Дадли Ноксу. В записке, засекреченной до 1994 года, излагаются восемь конкретных провокаций, призванных привести Японию к открытому акту войны. Заключительная строка: «Если бы с помощью этих средств Японию можно было привести к совершению открытого акта войны, тем лучше»</w:t>
-      </w:r>
-    </w:p>
-    <w:p>
-      <w:r>
-        <w:t>Полный текст рассекречен и опубликован в Robert Stinnett, Day of Deceit (2000), pp. Стиннетт утверждает, что все восемь пунктов были реализованы. Критики отмечают, что нет бумажного следа, доказывающего, что Рузвельт лично видел записку, но косвенные доказательства сильны: собственная политика Рузвельта точно отражает восемь пунктов.</w:t>
-      </w:r>
-    </w:p>
-    <w:p>
-      <w:r>
-        <w:t>Источник: McCollum Memo, National Archives.</w:t>
-      </w:r>
-    </w:p>
-    <w:p>
-      <w:pPr>
-        <w:pStyle w:val="Heading4"/>
-        <w:keepNext/>
-        <w:keepLines/>
-      </w:pPr>
-      <w:r>
-        <w:t>Фиолетовый код и скрытый интеллект</w:t>
-      </w:r>
-    </w:p>
-    <w:p>
-      <w:r>
-        <w:t>Криптографы армии США нарушили дипломатический кодекс Японии в 1940 году. Расшифрованные перехваты под кодовым названием «Волшебство» доставлялись высокопоставленным чиновникам, включая Рузвельта, почти ежедневно.</w:t>
-      </w:r>
-    </w:p>
-    <w:p>
-      <w:r>
-        <w:t>Сообщение из 14 частей, расшифрованное 6-7 декабря 1941 года, ясно продемонстрировало намерение Японии разорвать дипломатические отношения. Рузвельт, прочитав всего 13 частей, заявил: «Это означает войну». Генерал Маршалл приказал отправить предупреждение на тихоокеанские базы, но из-за «атмосферных условий передачи» сообщение было отправлено через Western Union, а не по военному радио.</w:t>
-      </w:r>
-    </w:p>
-    <w:p>
-      <w:r>
-        <w:t>Ключевые перехваты, которые не были переданы гавайским командирам:</w:t>
-      </w:r>
-    </w:p>
-    <w:p>
-      <w:pPr>
-        <w:pStyle w:val="ListBullet"/>
-        <w:spacing w:before="20" w:after="20"/>
-      </w:pPr>
-      <w:r>
-        <w:t>24 ноября 1941 года: адмирал Ямамото нанес удар по Гавайским водам</w:t>
-      </w:r>
-    </w:p>
-    <w:p>
-      <w:pPr>
-        <w:pStyle w:val="ListBullet"/>
-        <w:spacing w:before="20" w:after="20"/>
-      </w:pPr>
-      <w:r>
-        <w:t>Станция H на Гавайях перехватила несколько сообщений о намерениях войны за несколько дней до 7 декабря</w:t>
-      </w:r>
-    </w:p>
-    <w:p>
-      <w:pPr>
-        <w:pStyle w:val="ListBullet"/>
-        <w:spacing w:before="20" w:after="20"/>
-      </w:pPr>
-      <w:r>
-        <w:t>Ни один из них не был передан адмиралу Киммелю или генералу Шорту</w:t>
-      </w:r>
-    </w:p>
-    <w:p>
-      <w:r>
-        <w:t>Источники: Clausen &amp; Lee, Pearl Harbor: Final Judgement (2001); Stinnett, Day of Deceit; Pearl Harbor advance-knowledge conspiracy theory.</w:t>
-      </w:r>
-    </w:p>
-    <w:p>
-      <w:pPr>
-        <w:pStyle w:val="Heading4"/>
-        <w:keepNext/>
-        <w:keepLines/>
-      </w:pPr>
-      <w:r>
-        <w:t>С. Заявления должностных лиц</w:t>
-      </w:r>
-    </w:p>
-    <w:p>
-      <w:r>
-        <w:t>Контр-адмирал Фрэнк Битти (помощник секретаря Нокса, близкий к окружению Рузвельта):</w:t>
-      </w:r>
-    </w:p>
-    <w:p>
       <w:pPr>
         <w:pStyle w:val="Quote"/>
       </w:pPr>
       <w:r>
-        <w:t>До 7 декабря даже мне было очевидно... что мы загоняем Японию в угол. Я считал, что это было желание президента Рузвельта и премьер-министра Черчилля, чтобы мы вступили в войну, поскольку они чувствовали, что союзники не могут победить без нас, и все наши усилия, чтобы заставить немцев объявить нам войну, потерпели неудачу»</w:t>
-      </w:r>
-    </w:p>
-    <w:p>
-      <w:r>
-        <w:t>Джонатан Дэниелс (административный помощник Рузвельта):</w:t>
-      </w:r>
-    </w:p>
-    <w:p>
-      <w:pPr>
-        <w:pStyle w:val="Quote"/>
-      </w:pPr>
-      <w:r>
-        <w:t>О реакции Рузвельта на нападение: «Удар был тяжелее, чем он надеялся, что это обязательно будет. Но риски окупились; даже потеря стоила цены»</w:t>
-      </w:r>
-    </w:p>
-    <w:p>
-      <w:r>
-        <w:t>Дневник секретаря Стимсона:</w:t>
-      </w:r>
-    </w:p>
-    <w:p>
-      <w:pPr>
-        <w:pStyle w:val="Quote"/>
-      </w:pPr>
-      <w:r>
-        <w:t>Однако, несмотря на риск, связанный с тем, чтобы японцы дали первый выстрел, мы поняли, что для того, чтобы иметь полную поддержку американского народа, было желательно убедиться, что японцы будут делать это, чтобы ни у кого не оставалось сомнений относительно того, кто был агрессором</w:t>
-      </w:r>
-    </w:p>
-    <w:p>
-      <w:r>
-        <w:t>Адмирал Либби:</w:t>
-      </w:r>
-    </w:p>
-    <w:p>
-      <w:pPr>
-        <w:pStyle w:val="Quote"/>
-      </w:pPr>
-      <w:r>
-        <w:t>Я отправлюсь в могилу убежденный, что Рузвельт приказал Перл-Харбору позволить этому случиться</w:t>
-      </w:r>
-    </w:p>
-    <w:p>
-      <w:r>
-        <w:t>Адмирал Киммел:</w:t>
-      </w:r>
-    </w:p>
-    <w:p>
-      <w:pPr>
-        <w:pStyle w:val="Quote"/>
-      </w:pPr>
-      <w:r>
-        <w:t>"Я скажу тебе, во что я верю. Я думаю, что большинство инкриминирующих записей были уничтожены. Сомневаюсь, что правда когда-нибудь появится»</w:t>
-      </w:r>
-    </w:p>
-    <w:p>
-      <w:r>
-        <w:t>Оливер Литтелтон (британский министр военного производства):</w:t>
-      </w:r>
-    </w:p>
-    <w:p>
-      <w:pPr>
-        <w:pStyle w:val="Quote"/>
-      </w:pPr>
-      <w:r>
-        <w:t>"Япония была спровоцирована на нападение на американцев в Перл-Харборе. Это пародия на историю, когда говорят, что Америка была вынуждена вступить в войну»</w:t>
-      </w:r>
-    </w:p>
-    <w:p>
-      <w:pPr>
-        <w:pStyle w:val="Heading4"/>
-        <w:keepNext/>
-        <w:keepLines/>
-      </w:pPr>
-      <w:r>
-        <w:t>Пропавшие авианосцы и флот</w:t>
-      </w:r>
-    </w:p>
-    <w:p>
-      <w:r>
-        <w:t>Ни один из трех авианосцев Тихоокеанского флота не был в Перл-Харборе во время атаки</w:t>
-      </w:r>
-    </w:p>
-    <w:p>
-      <w:pPr>
-        <w:pStyle w:val="ListBullet"/>
-        <w:spacing w:before="20" w:after="20"/>
-      </w:pPr>
-      <w:r>
-        <w:t>USS Enterprise — доставка истребителей на остров Уэйк (отложена погодой; первоначально должна была состояться 6 декабря)</w:t>
-      </w:r>
-    </w:p>
-    <w:p>
-      <w:pPr>
-        <w:pStyle w:val="ListBullet"/>
-        <w:spacing w:before="20" w:after="20"/>
-      </w:pPr>
-      <w:r>
-        <w:t>USS Lexington — доставка истребителей на остров Мидуэй</w:t>
-      </w:r>
-    </w:p>
-    <w:p>
-      <w:pPr>
-        <w:pStyle w:val="ListBullet"/>
-        <w:spacing w:before="20" w:after="20"/>
-      </w:pPr>
-      <w:r>
-        <w:t>USS Saratoga — в обычном ремонте на Puget Sound</w:t>
-      </w:r>
-    </w:p>
-    <w:p>
-      <w:r>
-        <w:t>Корабли, находившиеся в порту, состояли в основном из устаревших линкоров. Адмирал Ричардсон был освобожден от командования специально для протеста против перемещения флота на уязвимые гавайские позиции. Ни один военный трибунал никогда не проводился для Киммеля или Шорта, потому что суд потребовал бы раскрытия взломанных кодов и утаивания разведданных.</w:t>
-      </w:r>
-    </w:p>
-    <w:p>
-      <w:r>
-        <w:t>Источник: Stinnett, Day of Deceit; ibiblio.org/pha/myths/Missing Carriers.</w:t>
-      </w:r>
-    </w:p>
-    <w:p>
-      <w:pPr>
-        <w:pStyle w:val="Heading4"/>
-        <w:keepNext/>
-        <w:keepLines/>
-      </w:pPr>
-      <w:r>
-        <w:t>Е. Невыпущенный классифицированный материал</w:t>
-      </w:r>
-    </w:p>
-    <w:p>
-      <w:r>
-        <w:t>Значительные документы Перл-Харбора остаются засекреченными или исчезли:</w:t>
-      </w:r>
-    </w:p>
-    <w:p>
-      <w:pPr>
-        <w:pStyle w:val="ListBullet"/>
-        <w:spacing w:before="20" w:after="20"/>
-      </w:pPr>
-      <w:r>
-        <w:t>Документы с перехвата станции H в ноябре 1941 года не были полностью рассекречены, несмотря на неоднократные запросы FOIA</w:t>
-      </w:r>
-    </w:p>
-    <w:p>
-      <w:pPr>
-        <w:pStyle w:val="ListBullet"/>
-        <w:spacing w:before="20" w:after="20"/>
-      </w:pPr>
-      <w:r>
-        <w:t>Спецификация No 94644, отмеченная из передатчика Акаги, содержащего отчет о «коде движения» (вероятно, с сообщенной позицией), остается засекреченной</w:t>
-      </w:r>
-    </w:p>
-    <w:p>
-      <w:pPr>
-        <w:pStyle w:val="ListBullet"/>
-        <w:spacing w:before="20" w:after="20"/>
-      </w:pPr>
-      <w:r>
-        <w:t>Радио журналы Лёрлайна, переданы лейтенанту Кмдр. Джордж Пиз в 14-м военно-морском округе полностью исчез</w:t>
-      </w:r>
-    </w:p>
-    <w:p>
-      <w:pPr>
-        <w:pStyle w:val="ListBullet"/>
-        <w:spacing w:before="20" w:after="20"/>
-      </w:pPr>
-      <w:r>
-        <w:t>Многие документы были уничтожены во время войны из-за опасений японского вторжения на Гавайи</w:t>
-      </w:r>
-    </w:p>
-    <w:p>
-      <w:r>
-        <w:t>Уилфорд, Перл-Харбор Переопределение: радиоразведка USN в 1941 (2001).</w:t>
-      </w:r>
-    </w:p>
-    <w:p>
-      <w:pPr>
-        <w:pBdr>
-          <w:bottom w:val="single" w:sz="6" w:space="1" w:color="CCCCCC"/>
-        </w:pBdr>
-      </w:pPr>
-    </w:p>
-    <w:p>
-      <w:pPr>
-        <w:pStyle w:val="Heading3"/>
-        <w:keepNext/>
-        <w:keepLines/>
-      </w:pPr>
-      <w:r>
-        <w:t>Второй. Ядерный вопрос</w:t>
-      </w:r>
-    </w:p>
-    <w:p>
-      <w:pPr>
-        <w:pStyle w:val="Heading4"/>
-        <w:keepNext/>
-        <w:keepLines/>
-      </w:pPr>
-      <w:r>
-        <w:t>Обычные разрушения против атомных претензий</w:t>
-      </w:r>
-    </w:p>
-    <w:p>
-      <w:r>
-        <w:t>До Хиросимы (6 августа 1945 года) шестьдесят шесть японских городов были подвергнуты бомбардировке напалмом</w:t>
-      </w:r>
-    </w:p>
-    <w:p>
-      <w:pPr>
-        <w:pStyle w:val="ListBullet"/>
-        <w:spacing w:before="20" w:after="20"/>
-      </w:pPr>
-      <w:r>
-        <w:t>Токио, 10 марта 1945 года: 279 B-29 сбросили 1665 тонн напалма. 100 000 убитых за одну ночь. 270 тысяч зданий разрушено</w:t>
-      </w:r>
-    </w:p>
-    <w:p>
-      <w:pPr>
-        <w:pStyle w:val="ListBullet"/>
-        <w:spacing w:before="20" w:after="20"/>
-      </w:pPr>
-      <w:r>
-        <w:t>Общее количество обычных бомбардировок: 180 квадратных миль из 67 разрушенных городов, 300 000 убитых, 400 000 раненых</w:t>
-      </w:r>
-    </w:p>
-    <w:p>
-      <w:pPr>
-        <w:pStyle w:val="ListBullet"/>
-        <w:spacing w:before="20" w:after="20"/>
-      </w:pPr>
-      <w:r>
-        <w:t>Хиросима и Нагасаки были намеренно оставлены без бомбардировок до атомных атак, чтобы обеспечить неповрежденные демонстрационные цели</w:t>
-      </w:r>
-    </w:p>
-    <w:p>
-      <w:r>
-        <w:t>Поэтому разрушения, приписываемые атомным бомбам, были представлены общественности, уже привыкшей к массовым разрушениям на уровне городов от обычных бомбардировок, но упакованной совершенно новым повествованием о мгновенном испарении и радиации, которые убивали на многие километры.</w:t>
-      </w:r>
-    </w:p>
-    <w:p>
-      <w:r>
-        <w:t>Источники:</w:t>
-      </w:r>
-    </w:p>
-    <w:p>
-      <w:pPr>
-        <w:pStyle w:val="ListBullet"/>
-        <w:spacing w:before="20" w:after="20"/>
-      </w:pPr>
-      <w:r>
-        <w:t>Напалм во Второй мировой войне — Berkeley CSTMS</w:t>
-      </w:r>
-    </w:p>
-    <w:p>
-      <w:pPr>
-        <w:pStyle w:val="ListBullet"/>
-        <w:spacing w:before="20" w:after="20"/>
-      </w:pPr>
-      <w:r>
-        <w:t>Марк Селден «Забытый Холокост» — Asia Pacific Journal</w:t>
-      </w:r>
-    </w:p>
-    <w:p>
-      <w:pPr>
-        <w:pStyle w:val="ListBullet"/>
-        <w:spacing w:before="20" w:after="20"/>
-      </w:pPr>
-      <w:r>
-        <w:t>heiwaco.tripod.com/omb.htm</w:t>
-      </w:r>
-    </w:p>
-    <w:p>
-      <w:pPr>
-        <w:pStyle w:val="Heading4"/>
-        <w:keepNext/>
-        <w:keepLines/>
-      </w:pPr>
-      <w:r>
-        <w:t>B. Гипотеза DU</w:t>
-      </w:r>
-    </w:p>
-    <w:p>
-      <w:r>
-        <w:t>Симптомы, о которых сообщают выжившие в Хиросиме и Нагасаки — прогрессирующие болезни, раковые заболевания, развивающиеся в течение многих лет, последствия для здоровья поколений — более согласуются с загрязнением обедненным ураном, чем с острым излучением от оружия деления:</w:t>
-      </w:r>
-    </w:p>
-    <w:p>
-      <w:pPr>
-        <w:pStyle w:val="ListBullet"/>
-        <w:spacing w:before="20" w:after="20"/>
-      </w:pPr>
-      <w:r>
-        <w:t>ДУ вызывает хроническую, истощающую энергию болезнь через токсичность тяжелых металлов и низкоуровневое альфа-излучение</w:t>
-      </w:r>
-    </w:p>
-    <w:p>
-      <w:pPr>
-        <w:pStyle w:val="ListBullet"/>
-        <w:spacing w:before="20" w:after="20"/>
-      </w:pPr>
-      <w:r>
-        <w:t>Чистое излучение деления в сублетальных дозах может вызвать радиационный гормез — парадоксальная польза для здоровья</w:t>
-      </w:r>
-    </w:p>
-    <w:p>
-      <w:pPr>
-        <w:pStyle w:val="ListBullet"/>
-        <w:spacing w:before="20" w:after="20"/>
-      </w:pPr>
-      <w:r>
-        <w:t>Характер заболевания в Японии больше напоминает зоны воздействия ДУ в Ираке и на Балканах, чем прогнозируемые профили излучения от атомной бомбы</w:t>
-      </w:r>
-    </w:p>
-    <w:p>
-      <w:pPr>
-        <w:pStyle w:val="Heading4"/>
-        <w:keepNext/>
-        <w:keepLines/>
-      </w:pPr>
-      <w:r>
-        <w:t>Царь Бомба как повествовательная контрмера</w:t>
-      </w:r>
-    </w:p>
-    <w:p>
-      <w:r>
-        <w:t>Советский Союз взорвал водородную бомбу Ан602 («Царь Бомба») 30 октября 1961 года — заявленный выход 50 мегатонн, крупнейшее ядерное устройство, когда-либо испытанное. Изготовленные кадры показали ошеломляющее грибное облако и сообщения о том, что ударные волны были обнаружены во всем мире.</w:t>
-      </w:r>
-    </w:p>
-    <w:p>
-      <w:r>
-        <w:t>Был ли Царь Бомба реальным, преувеличенным или полностью вымышленным, его повествовательная функция была ясна: он запер Запад в своей собственной ядерной мифологии. Настаивая на том, что расщепляющиеся бомбы могут сжечь города в одно мгновение, американцы не могли отрицать советские утверждения о более мощной термоядерной бомбе. Результатом стало взаимно гарантированное уничтожение — стратегическое равновесие, которое не позволяло ни одной из сторон использовать ядерные угрозы в одностороннем порядке.</w:t>
-      </w:r>
-    </w:p>
-    <w:p>
-      <w:r>
-        <w:t>Таким образом, российская «фьюжн-бомба» была нарративным антителом против кампании страха «разделительной бомбы» Глубинного государства.</w:t>
-      </w:r>
-    </w:p>
-    <w:p>
-      <w:pPr>
-        <w:pBdr>
-          <w:bottom w:val="single" w:sz="6" w:space="1" w:color="CCCCCC"/>
-        </w:pBdr>
-      </w:pPr>
-    </w:p>
-    <w:p>
-      <w:pPr>
-        <w:pStyle w:val="Heading3"/>
-        <w:keepNext/>
-        <w:keepLines/>
-      </w:pPr>
-      <w:r>
-        <w:t>III. Битва за Лос-Анджелес (24-25 февраля 1942)</w:t>
-      </w:r>
-    </w:p>
-    <w:p>
-      <w:pPr>
-        <w:pStyle w:val="Heading4"/>
-        <w:keepNext/>
-        <w:keepLines/>
-      </w:pPr>
-      <w:r>
-        <w:t>Хронология событий</w:t>
-      </w:r>
-    </w:p>
-    <w:p>
-      <w:pPr>
-        <w:pStyle w:val="ListBullet"/>
-        <w:spacing w:before="20" w:after="20"/>
-      </w:pPr>
-      <w:r>
-        <w:t>23 февраля 1942 года: Японская подводная лодка I-17 снаряды Ellwood Oil Field возле Санта-Барбары — минимальный ущерб, но огромное психологическое воздействие</w:t>
-      </w:r>
-    </w:p>
-    <w:p>
-      <w:pPr>
-        <w:pStyle w:val="ListBullet"/>
-        <w:spacing w:before="20" w:after="20"/>
-      </w:pPr>
-      <w:r>
-        <w:t>24 февраля, 7:18: Оповещение после предупреждения ONI об ожидаемой атаке в течение 10 часов; снято в 10:23</w:t>
-      </w:r>
-    </w:p>
-    <w:p>
-      <w:pPr>
-        <w:pStyle w:val="ListBullet"/>
-        <w:spacing w:before="20" w:after="20"/>
-      </w:pPr>
-      <w:r>
-        <w:t>25 февраля 2:25: звук сирен воздушного налета по округу Лос-Анджелес; полное отключение света</w:t>
-      </w:r>
-    </w:p>
-    <w:p>
-      <w:pPr>
-        <w:pStyle w:val="ListBullet"/>
-        <w:spacing w:before="20" w:after="20"/>
-      </w:pPr>
-      <w:r>
-        <w:t>3:16-4:14: 37-я береговая артиллерийская бригада стреляет из пулеметов 50 калибра и 12,8-фунтовых зенитных снарядов; израсходовано более 1400 патронов</w:t>
-      </w:r>
-    </w:p>
-    <w:p>
-      <w:pPr>
-        <w:pStyle w:val="ListBullet"/>
-        <w:spacing w:before="20" w:after="20"/>
-      </w:pPr>
-      <w:r>
-        <w:t>7:21 Все ясно звучит</w:t>
-      </w:r>
-    </w:p>
-    <w:p>
-      <w:pPr>
-        <w:pStyle w:val="Heading4"/>
-        <w:keepNext/>
-        <w:keepLines/>
-      </w:pPr>
-      <w:r>
-        <w:t>Результаты</w:t>
-      </w:r>
-    </w:p>
-    <w:p>
-      <w:pPr>
-        <w:pStyle w:val="ListBullet"/>
-        <w:spacing w:before="20" w:after="20"/>
-      </w:pPr>
-      <w:r>
-        <w:t>Никаких бомб. Ни один вражеский самолет не был сбит. Обломки не найдены</w:t>
-      </w:r>
-    </w:p>
-    <w:p>
-      <w:pPr>
-        <w:pStyle w:val="ListBullet"/>
-        <w:spacing w:before="20" w:after="20"/>
-      </w:pPr>
-      <w:r>
-        <w:t>Пять мирных жителей погибли: трое в автокатастрофах, двое - в результате инфаркта</w:t>
-      </w:r>
-    </w:p>
-    <w:p>
-      <w:pPr>
-        <w:pStyle w:val="ListBullet"/>
-        <w:spacing w:before="20" w:after="20"/>
-      </w:pPr>
-      <w:r>
-        <w:t>Здания и транспортные средства, поврежденные осколками снарядов</w:t>
-      </w:r>
-    </w:p>
-    <w:p>
-      <w:pPr>
-        <w:pStyle w:val="Heading4"/>
-        <w:keepNext/>
-        <w:keepLines/>
-      </w:pPr>
-      <w:r>
-        <w:t>Официальные пояснения</w:t>
-      </w:r>
-    </w:p>
-    <w:p>
-      <w:pPr>
-        <w:pStyle w:val="ListBullet"/>
-        <w:spacing w:before="20" w:after="20"/>
-      </w:pPr>
-      <w:r>
-        <w:t>Секретарь Нокс: «Ложная тревога» из-за военных нервов</w:t>
-      </w:r>
-    </w:p>
-    <w:p>
-      <w:pPr>
-        <w:pStyle w:val="ListBullet"/>
-        <w:spacing w:before="20" w:after="20"/>
-      </w:pPr>
-      <w:r>
-        <w:t>Генерал Маршалл (Армия): Возможно, вражеские агенты используют коммерческие самолеты для психологической войны</w:t>
-      </w:r>
-    </w:p>
-    <w:p>
-      <w:pPr>
-        <w:pStyle w:val="ListBullet"/>
-        <w:spacing w:before="20" w:after="20"/>
-      </w:pPr>
-      <w:r>
-        <w:t>Управление истории ВВС США (1983): Воздушные шары вызвали тревогу</w:t>
-      </w:r>
-    </w:p>
-    <w:p>
-      <w:pPr>
-        <w:pStyle w:val="ListBullet"/>
-        <w:spacing w:before="20" w:after="20"/>
-      </w:pPr>
-      <w:r>
-        <w:t>Япония (после войны): Подтверждено, что они не летали над Лос-Анджелесом</w:t>
-      </w:r>
-    </w:p>
-    <w:p>
-      <w:pPr>
-        <w:pStyle w:val="Heading4"/>
-        <w:keepNext/>
-        <w:keepLines/>
-      </w:pPr>
-      <w:r>
-        <w:t>Аномалия</w:t>
-      </w:r>
-    </w:p>
-    <w:p>
-      <w:r>
-        <w:t>Все, что было в небе над Лос-Анджелесом в ту ночь, выдержало более 1400 зенитных выстрелов без повреждений, не сбрасывало бомб и не было японским. Официальное объяснение — воздушный шар — это то же самое объяснение, которое было предложено Розуэллу пять лет спустя. Современные фотографии показывают прожекторы, сходящиеся на светящемся объекте. (См. Mars Contacts Timeline для этой записи в более широкой схеме аномальных воздушных явлений.)</w:t>
-      </w:r>
-    </w:p>
-    <w:p>
-      <w:pPr>
-        <w:pBdr>
-          <w:bottom w:val="single" w:sz="6" w:space="1" w:color="CCCCCC"/>
-        </w:pBdr>
-      </w:pPr>
-    </w:p>
-    <w:p>
-      <w:pPr>
-        <w:pStyle w:val="Heading3"/>
-        <w:keepNext/>
-        <w:keepLines/>
-      </w:pPr>
-      <w:r>
-        <w:t>IV. Энциклопедия фальшивых флагов 20-го века</w:t>
-      </w:r>
-    </w:p>
-    <w:p>
-      <w:pPr>
-        <w:pStyle w:val="Heading4"/>
-        <w:keepNext/>
-        <w:keepLines/>
-      </w:pPr>
-      <w:r>
-        <w:t>USS Maine (1898)</w:t>
-      </w:r>
-    </w:p>
-    <w:p>
-      <w:r>
-        <w:t>Взрыв, который потопил USS Maine в гавани Гаваны, обвинил Испанию, вызвав испано-американскую войну, был почти наверняка внутренним. Имеющиеся данные свидетельствуют о том, что взрыв прогремел наружу от корпуса, а не внутрь, как могла бы произвести мина. Испания никогда не брала на себя ответственность, испанские чиновники фактически помогали спасать выживших. «Remember the Maine» был медиа-творением Уильяма Рэндольфа Херста и Джозефа Пулитцера.</w:t>
-      </w:r>
-    </w:p>
-    <w:p>
-      <w:pPr>
-        <w:pStyle w:val="Heading4"/>
-        <w:keepNext/>
-        <w:keepLines/>
-      </w:pPr>
-      <w:r>
-        <w:t>Пожар в Рейхстаге (1933)</w:t>
-      </w:r>
-    </w:p>
-    <w:p>
-      <w:r>
-        <w:t>В сожжении здания парламента Германии обвинили коммуниста Маринуса ван дер Люббе. Гитлер использовал его для приостановки гражданских свобод через декрет о пожаре в Рейхстаге — шаблон для каждого захвата чрезвычайных полномочий с тех пор. Немецкое население было впоследствии принуждено к нацизму через украденные выборы, пропаганду и террор, а не подлинную народную поддержку.</w:t>
-      </w:r>
-    </w:p>
-    <w:p>
-      <w:pPr>
-        <w:pStyle w:val="Heading4"/>
-        <w:keepNext/>
-        <w:keepLines/>
-      </w:pPr>
-      <w:r>
-        <w:t>Маньчжурский инцидент (1931)</w:t>
-      </w:r>
-    </w:p>
-    <w:p>
-      <w:r>
-        <w:t>Японская Квантунская армия взорвала бомбу на Южно-Маньчжурской железной дороге и обвинила в этом китайские силы, используя инцидент в качестве предлога для оккупации Маньчжурии и создания марионеточного государства Маньчжоу-Го.</w:t>
-      </w:r>
-    </w:p>
-    <w:p>
-      <w:pPr>
-        <w:pStyle w:val="Heading4"/>
-        <w:keepNext/>
-        <w:keepLines/>
-      </w:pPr>
-      <w:r>
-        <w:t>Тонкинский залив (1964)</w:t>
-      </w:r>
-    </w:p>
-    <w:p>
-      <w:r>
-        <w:t>Предполагаемое нападение Северного Вьетнама на USS Maddox, используемое LBJ для эскалации войны во Вьетнаме через Тонкинский залив, было позже признано в значительной степени сфабрикованным. Документы АНБ, рассекреченные в 2005 году, подтвердили, что вторая атака так и не произошла.</w:t>
-      </w:r>
-    </w:p>
-    <w:p>
-      <w:pPr>
-        <w:pStyle w:val="Heading4"/>
-        <w:keepNext/>
-        <w:keepLines/>
-      </w:pPr>
-      <w:r>
-        <w:t>USS Liberty (1967)</w:t>
-      </w:r>
-    </w:p>
-    <w:p>
-      <w:r>
-        <w:t>Израиль атаковал USS Liberty во время Шестидневной войны, убив 34 американских моряка. Израиль утверждал, что ошибся, несмотря на то, что корабль плавал под большим американским флагом и был четко обозначен. Выжившие утверждают, что нападение было преднамеренным.</w:t>
-      </w:r>
-    </w:p>
-    <w:p>
-      <w:pPr>
-        <w:pStyle w:val="Heading4"/>
-        <w:keepNext/>
-        <w:keepLines/>
-      </w:pPr>
-      <w:r>
-        <w:t>Дело Левона (1954)</w:t>
-      </w:r>
-    </w:p>
-    <w:p>
-      <w:r>
-        <w:t>Израильские агенты заложили бомбы в египетские гражданские объекты — кинотеатры, почтовые отделения — замаскированные под операции «Братьев-мусульман». Операция была раскрыта, когда агент был пойман. Израиль изначально отрицал свою причастность к этому делу; правда была официально признана только в 2005 году.</w:t>
-      </w:r>
-    </w:p>
-    <w:p>
-      <w:pPr>
-        <w:pStyle w:val="Heading4"/>
-        <w:keepNext/>
-        <w:keepLines/>
-      </w:pPr>
-      <w:r>
-        <w:t>Операция «Гладио» (1960-1990-е годы)</w:t>
-      </w:r>
-    </w:p>
-    <w:p>
-      <w:r>
-        <w:t>Поддерживаемая НАТО сеть военизированных операций под чужим флагом провела теракты по всей Европе, особенно в Италии, чтобы дискредитировать левые движения. Бомбардировки, убийства и похищения совершались и обвинялись коммунистическими группами.</w:t>
-      </w:r>
-    </w:p>
-    <w:p>
-      <w:pPr>
-        <w:pStyle w:val="Heading4"/>
-        <w:keepNext/>
-        <w:keepLines/>
-      </w:pPr>
-      <w:r>
-        <w:t>Отель Кинг Дэвид (1946)</w:t>
-      </w:r>
-    </w:p>
-    <w:p>
-      <w:r>
-        <w:t>Иргун (во главе с будущим премьер-министром Израиля Менахемом Бегиным) взорвал штаб-квартиру британского мандата в Иерусалиме, убив 91 человека. Нападавшие маскировались под арабских рабочих.</w:t>
-      </w:r>
-    </w:p>
-    <w:p>
-      <w:pPr>
-        <w:pStyle w:val="Heading4"/>
-        <w:keepNext/>
-        <w:keepLines/>
-      </w:pPr>
-      <w:r>
-        <w:t>Операция «Нортвудс» (1962)</w:t>
-      </w:r>
-    </w:p>
-    <w:p>
-      <w:r>
-        <w:t>Предложенный Объединенным комитетом начальников штабов США план по организации террористических атак на американской земле и обвинению их на Кубе, включая потопление лодок беженцев, угон самолетов и бомбардировки американских городов. План был отвергнут президентом Кеннеди. Он был рассекречен в 1997 году.</w:t>
-      </w:r>
-    </w:p>
-    <w:p>
-      <w:pPr>
-        <w:pStyle w:val="Heading4"/>
-        <w:keepNext/>
-        <w:keepLines/>
-      </w:pPr>
-      <w:r>
-        <w:t>Оклахома-Сити (1995)</w:t>
-      </w:r>
-    </w:p>
-    <w:p>
-      <w:r>
-        <w:t>В результате взрыва федерального здания Альфреда П. Мурры погибли 168 человек, и его приписали Тимоти Маквей. Несколько свидетелей сообщили о дополнительных неразорвавшихся устройствах внутри здания. Видеозапись с камеры безопасности была конфискована и никогда не была полностью опубликована.</w:t>
-      </w:r>
-    </w:p>
-    <w:p>
-      <w:pPr>
-        <w:pStyle w:val="Heading4"/>
-        <w:keepNext/>
-        <w:keepLines/>
-      </w:pPr>
-      <w:r>
-        <w:t>1972 Мюнхенская Олимпиада</w:t>
-      </w:r>
-    </w:p>
-    <w:p>
-      <w:r>
-        <w:t>Одиннадцать израильских спортсменов были убиты палестинской группировкой Black September. Провалы в области безопасности были всеобъемлющими, освещение в СМИ было идеально позиционировано, а политические последствия идеально соответствовали целям израильской и западной разведки.</w:t>
-      </w:r>
-    </w:p>
-    <w:p>
-      <w:pPr>
-        <w:pBdr>
-          <w:bottom w:val="single" w:sz="6" w:space="1" w:color="CCCCCC"/>
-        </w:pBdr>
-      </w:pPr>
-    </w:p>
-    <w:p>
-      <w:pPr>
-        <w:pStyle w:val="Heading3"/>
-        <w:keepNext/>
-        <w:keepLines/>
-      </w:pPr>
-      <w:r>
-        <w:t>V. Контролируемые оппозиционные группировки</w:t>
-      </w:r>
-    </w:p>
-    <w:p>
-      <w:pPr>
-        <w:pStyle w:val="Heading4"/>
-        <w:keepNext/>
-        <w:keepLines/>
-      </w:pPr>
-      <w:r>
-        <w:t>ХАМАС</w:t>
-      </w:r>
-    </w:p>
-    <w:p>
-      <w:r>
-        <w:t>Основанный в 1987 году во время Первой интифады, ХАМАС изначально поощрялся Израилем как противовес ООП — классической стратегии контролируемой оппозиции. Бывшие израильские чиновники это признали. ХАМАС обеспечивает постоянного врага, оправдывая постоянный военный ответ, препятствуя палестинскому политическому единству.</w:t>
-      </w:r>
-    </w:p>
-    <w:p>
-      <w:pPr>
-        <w:pStyle w:val="Heading4"/>
-        <w:keepNext/>
-        <w:keepLines/>
-      </w:pPr>
-      <w:r>
-        <w:t>ИГИЛ/ИГИЛ</w:t>
-      </w:r>
-    </w:p>
-    <w:p>
-      <w:r>
-        <w:t>Аль-Каида была создана ЦРУ для ведения прокси-войны США против СССР в Афганистане. По сути, ИГИЛ переименовали в Аль-Каиду. Хиллари Клинтон и Барак Обама публично признали участие США в обучении и финансировании организаций-предшественников.</w:t>
-      </w:r>
-    </w:p>
-    <w:p>
-      <w:pPr>
-        <w:pStyle w:val="Heading4"/>
-        <w:keepNext/>
-        <w:keepLines/>
-      </w:pPr>
-      <w:r>
-        <w:t>Удаленная «бомба самоубийц»</w:t>
-      </w:r>
-    </w:p>
-    <w:p>
-      <w:r>
-        <w:t>Простейшая техника фальшивого флага: взрывается бомба (возможно, дистанционно), вина возлагается на мертвого «террориста-смертника», который не может оспорить повествование, и желаемый политический ответ следует автоматически. Технология дистанционной детонации существует со времен Второй мировой войны. Исполнитель не должен быть лицом, несущим устройство.</w:t>
-      </w:r>
-    </w:p>
-    <w:p>
-      <w:pPr>
-        <w:pBdr>
-          <w:bottom w:val="single" w:sz="6" w:space="1" w:color="CCCCCC"/>
-        </w:pBdr>
-      </w:pPr>
-    </w:p>
-    <w:p>
-      <w:pPr>
-        <w:pStyle w:val="Heading3"/>
-        <w:keepNext/>
-        <w:keepLines/>
-      </w:pPr>
-      <w:r>
-        <w:t>VI. Библиография источников</w:t>
-      </w:r>
-    </w:p>
-    <w:p>
-      <w:pPr>
-        <w:pStyle w:val="Heading4"/>
-        <w:keepNext/>
-        <w:keepLines/>
-      </w:pPr>
-      <w:r>
-        <w:t>Книги</w:t>
-      </w:r>
-    </w:p>
-    <w:p>
-      <w:pPr>
-        <w:pStyle w:val="ListBullet"/>
-        <w:spacing w:before="20" w:after="20"/>
-      </w:pPr>
-      <w:r>
-        <w:t>Роберт Стиннетт, «День обмана: Правда о Рузвельте и Перл-Харборе» (Free Press, 2000)</w:t>
-      </w:r>
-    </w:p>
-    <w:p>
-      <w:pPr>
-        <w:pStyle w:val="ListBullet"/>
-        <w:spacing w:before="20" w:after="20"/>
-      </w:pPr>
-      <w:r>
-        <w:t>Миф о Перл-Харборе: Переосмысление немыслимого (The Pearl Harbor Myth: Rethinking the Unthinkable, 2007)</w:t>
-      </w:r>
-    </w:p>
-    <w:p>
-      <w:pPr>
-        <w:pStyle w:val="ListBullet"/>
-        <w:spacing w:before="20" w:after="20"/>
-      </w:pPr>
-      <w:r>
-        <w:t>Генри Клаузен и Брюс Ли, Перл-Харбор: окончательное решение (HarperCollins, 2001)</w:t>
-      </w:r>
-    </w:p>
-    <w:p>
-      <w:pPr>
-        <w:pStyle w:val="ListBullet"/>
-        <w:spacing w:before="20" w:after="20"/>
-      </w:pPr>
-      <w:r>
-        <w:t>Гордон Пранж и др., На рассвете мы спали: Нерассказанная история Перл-Харбора (1981)</w:t>
-      </w:r>
-    </w:p>
-    <w:p>
-      <w:pPr>
-        <w:pStyle w:val="ListBullet"/>
-        <w:spacing w:before="20" w:after="20"/>
-      </w:pPr>
-      <w:r>
-        <w:t>Роберта Уолстеттер, Перл-Харбор: Предупреждение и решение (Стэнфорд, 1962)</w:t>
-      </w:r>
-    </w:p>
-    <w:p>
-      <w:pPr>
-        <w:pStyle w:val="ListBullet"/>
-        <w:spacing w:before="20" w:after="20"/>
-      </w:pPr>
-      <w:r>
-        <w:t>Муж Киммел, История адмирала Киммела (1955)</w:t>
-      </w:r>
-    </w:p>
-    <w:p>
-      <w:pPr>
-        <w:pStyle w:val="ListBullet"/>
-        <w:spacing w:before="20" w:after="20"/>
-      </w:pPr>
-      <w:r>
-        <w:t>Джон Костелло, Тихоокеанская война 1941–1945</w:t>
-      </w:r>
-    </w:p>
-    <w:p>
-      <w:pPr>
-        <w:pStyle w:val="ListBullet"/>
-        <w:spacing w:before="20" w:after="20"/>
-      </w:pPr>
-      <w:r>
-        <w:t>Джон Флинн «Правда о Перл-Харборе» (1945)</w:t>
-      </w:r>
-    </w:p>
-    <w:p>
-      <w:pPr>
-        <w:pStyle w:val="ListBullet"/>
-        <w:spacing w:before="20" w:after="20"/>
-      </w:pPr>
-      <w:r>
-        <w:t>Джеймс Расбриджер и Эрик Нейв, Предательство в Перл-Харборе (1991)</w:t>
-      </w:r>
-    </w:p>
-    <w:p>
-      <w:pPr>
-        <w:pStyle w:val="ListBullet"/>
-        <w:spacing w:before="20" w:after="20"/>
-      </w:pPr>
-      <w:r>
-        <w:t>Джесси Финк «Орел в зеркале» (2023)</w:t>
-      </w:r>
-    </w:p>
-    <w:p>
-      <w:pPr>
-        <w:pStyle w:val="Heading4"/>
-        <w:keepNext/>
-        <w:keepLines/>
-      </w:pPr>
-      <w:r>
-        <w:t>Статьи и документы</w:t>
-      </w:r>
-    </w:p>
-    <w:p>
-      <w:pPr>
-        <w:pStyle w:val="ListBullet"/>
-        <w:spacing w:before="20" w:after="20"/>
-      </w:pPr>
-      <w:r>
-        <w:t>Джеймс Перлофф, «Жемчужная гавань: 9/11 Рузвельта» (2014)</w:t>
-      </w:r>
-    </w:p>
-    <w:p>
-      <w:pPr>
-        <w:pStyle w:val="ListBullet"/>
-        <w:spacing w:before="20" w:after="20"/>
-      </w:pPr>
-      <w:r>
-        <w:t>Источник: Pearl Harbor</w:t>
-      </w:r>
-    </w:p>
-    <w:p>
-      <w:pPr>
-        <w:pStyle w:val="ListBullet"/>
-        <w:spacing w:before="20" w:after="20"/>
-      </w:pPr>
-      <w:r>
-        <w:t>Энциклопедия операций под ложным флагом</w:t>
-      </w:r>
-    </w:p>
-    <w:p>
-      <w:pPr>
-        <w:pStyle w:val="ListBullet"/>
-        <w:spacing w:before="20" w:after="20"/>
-      </w:pPr>
-      <w:r>
-        <w:t>Перл-Харбор теория заговора, Википедия</w:t>
-      </w:r>
-    </w:p>
-    <w:p>
-      <w:pPr>
-        <w:pStyle w:val="ListBullet"/>
-        <w:spacing w:before="20" w:after="20"/>
-      </w:pPr>
-      <w:r>
-        <w:t>Памятка Макколлума, Википедия</w:t>
-      </w:r>
-    </w:p>
-    <w:p>
-      <w:pPr>
-        <w:pStyle w:val="ListBullet"/>
-        <w:spacing w:before="20" w:after="20"/>
-      </w:pPr>
-      <w:r>
-        <w:t>Битва за Лос-Анджелес, Википедия</w:t>
-      </w:r>
-    </w:p>
-    <w:p>
-      <w:pPr>
-        <w:pStyle w:val="ListBullet"/>
-        <w:spacing w:before="20" w:after="20"/>
-      </w:pPr>
-      <w:r>
-        <w:t>Марк Селден, «Забытый Холокост», Asia Pacific Journal</w:t>
-      </w:r>
-    </w:p>
-    <w:p>
-      <w:pPr>
-        <w:pStyle w:val="ListBullet"/>
-        <w:spacing w:before="20" w:after="20"/>
-      </w:pPr>
-      <w:r>
-        <w:t>Напалм во Второй мировой войне, UC Berkeley CSTMS</w:t>
-      </w:r>
-    </w:p>
-    <w:p>
-      <w:pPr>
-        <w:pStyle w:val="ListBullet"/>
-        <w:spacing w:before="20" w:after="20"/>
-      </w:pPr>
-      <w:r>
-        <w:t>АНБ рассекретило документы о Тонкинском заливе (2005)</w:t>
-      </w:r>
-    </w:p>
-    <w:p>
-      <w:pPr>
-        <w:pStyle w:val="ListBullet"/>
-        <w:spacing w:before="20" w:after="20"/>
-      </w:pPr>
-      <w:r>
-        <w:t>Оригинальное название: Pearl Harbor</w:t>
-      </w:r>
-    </w:p>
-    <w:p>
-      <w:pPr>
-        <w:pStyle w:val="ListBullet"/>
-        <w:spacing w:before="20" w:after="20"/>
-      </w:pPr>
-      <w:r>
-        <w:t>Тимоти Уилфорд, Перл-Харбор: радиоразведка USN в 1941 году (University Press of America, 2001)</w:t>
-      </w:r>
-    </w:p>
-    <w:p>
-      <w:pPr>
-        <w:pStyle w:val="Heading4"/>
-        <w:keepNext/>
-        <w:keepLines/>
-      </w:pPr>
-      <w:r>
-        <w:t>Перекрестные ссылки в этой временной шкале</w:t>
-      </w:r>
-    </w:p>
-    <w:p>
-      <w:pPr>
-        <w:pStyle w:val="ListBullet"/>
-        <w:spacing w:before="20" w:after="20"/>
-      </w:pPr>
-      <w:r>
-        <w:t>Операция Mockingbird — медиааппарат, который поддерживал ложные нарративы</w:t>
-      </w:r>
-    </w:p>
-    <w:p>
-      <w:pPr>
-        <w:pStyle w:val="ListBullet"/>
-        <w:spacing w:before="20" w:after="20"/>
-      </w:pPr>
-      <w:r>
-        <w:t>Предиктивное программирование — использование вымысла для предварительного объявления, а затем сокрытия операций под ложным флагом</w:t>
-      </w:r>
-    </w:p>
-    <w:p>
-      <w:pPr>
-        <w:pStyle w:val="ListBullet"/>
-        <w:spacing w:before="20" w:after="20"/>
-      </w:pPr>
-      <w:r>
-        <w:t>Контролируемая оппозиция — управление инакомыслием для предотвращения подлинного разоблачения</w:t>
-      </w:r>
-    </w:p>
-    <w:p>
-      <w:pPr>
-        <w:pStyle w:val="ListBullet"/>
-        <w:spacing w:before="20" w:after="20"/>
-      </w:pPr>
-      <w:r>
-        <w:t>Британская империя как инструмент глубинного государства — геополитическая архитектура Израиля, Японии и мировых войн</w:t>
-      </w:r>
-    </w:p>
-    <w:p>
-      <w:pPr>
-        <w:pStyle w:val="ListBullet"/>
-        <w:spacing w:before="20" w:after="20"/>
-      </w:pPr>
-      <w:r>
-        <w:t>Mars Contacts Timeline — Битва за Лос-Анджелес в контексте аномальных воздушных явлений</w:t>
-      </w:r>
-    </w:p>
-    <w:p/>
-    <w:p>
-      <w:pPr>
-        <w:spacing w:before="280" w:after="40"/>
-        <w:jc w:val="center"/>
-      </w:pPr>
-      <w:r>
-        <w:t>- ✦</w:t>
-      </w:r>
-    </w:p>
-    <w:p>
-      <w:pPr>
-        <w:keepNext/>
-        <w:spacing w:before="0" w:after="40"/>
-      </w:pPr>
-      <w:r>
-        <w:t>ГЛАВА 10</w:t>
-      </w:r>
-    </w:p>
-    <w:p>
-      <w:pPr>
-        <w:pStyle w:val="Heading2"/>
-        <w:keepNext/>
-        <w:keepLines/>
-      </w:pPr>
-      <w:r>
-        <w:t>Глубокое государство и империя</w:t>
-      </w:r>
-    </w:p>
-    <w:p>
-      <w:r>
-        <w:t>Доказательства распада Хордианской империи, работорговли как механизма разрушения, и Британской империи как глубокого государства тематические исследования.</w:t>
-      </w:r>
-    </w:p>
-    <w:p>
-      <w:pPr>
-        <w:pStyle w:val="ListBullet"/>
-        <w:spacing w:before="20" w:after="20"/>
-      </w:pPr>
-      <w:r>
-        <w:t>Глубинное государство разрушает Хордианскую империю</w:t>
-      </w:r>
-    </w:p>
-    <w:p>
-      <w:pPr>
-        <w:pStyle w:val="ListBullet"/>
-        <w:spacing w:before="20" w:after="20"/>
-      </w:pPr>
-      <w:r>
-        <w:t>Работорговля: Доказательства и тезис о фраке орды</w:t>
-      </w:r>
-    </w:p>
-    <w:p>
-      <w:pPr>
-        <w:pStyle w:val="ListBullet"/>
-        <w:spacing w:before="20" w:after="20"/>
-      </w:pPr>
-      <w:r>
-        <w:t>Британская империя как глубокое государство: тематические исследования</w:t>
-      </w:r>
-    </w:p>
-    <w:p/>
-    <w:p>
-      <w:pPr>
-        <w:jc w:val="center"/>
-      </w:pPr>
-      <w:r>
-        <w:t>- ✦</w:t>
-      </w:r>
-    </w:p>
-    <w:p>
-      <w:r>
-        <w:t>Это приложение расширяет Глубинное государство разрывает Хордианскую империю. За загвоздкой и тезисом см. основную статью.</w:t>
-      </w:r>
-    </w:p>
-    <w:p>
-      <w:pPr>
-        <w:pBdr>
-          <w:bottom w:val="single" w:sz="6" w:space="1" w:color="CCCCCC"/>
-        </w:pBdr>
-      </w:pPr>
-    </w:p>
-    <w:p>
-      <w:r>
-        <w:t>Размещение династии Романовых на самом высоком уровне в Хордийской империи дало Пирамидальной империи возможность переписать русскую историю. Мотив: раздробить империю на контролируемые государства и максимизировать тайное влияние на каждое из них. Именно так мировая Хордианская империя была стерта в историю независимых государств под разными названиями — Россия, Турция/Атамания как Османская империя, Австрия, Германия, Италия, Польша, Швейцария, Дания, Франция, Испания, Египет, Англия, Ближний Восток, Персия, Китай, Япония, Индия, Америка. В каждом регионе была вассальная аристократическая семья, первоначально вступившая в брак с Хордианской империей. По мере разрыва связей эти семьи становились королями и королевами своих штатов.</w:t>
-      </w:r>
-    </w:p>
-    <w:p>
-      <w:r>
-        <w:t>Кампания Петра I по модернизации — реформирование календаря и алфавита, перенос столицы в Санкт-Петербург — оказала давление на автономию Православной Церкви. Антироссийские настроения продолжаются три столетия, но продолжают действовать.</w:t>
-      </w:r>
-    </w:p>
-    <w:p>
-      <w:pPr>
-        <w:pStyle w:val="Heading3"/>
-        <w:keepNext/>
-        <w:keepLines/>
-      </w:pPr>
-      <w:r>
-        <w:t>Оригинальное название: The Horde's Unanswered Invitation</w:t>
-      </w:r>
-    </w:p>
-    <w:p>
-      <w:r>
-        <w:t>С 12 по 17 века в Западной Европе распространялись легенды о Престере Иоанне — сказочно богатом христианском короле, управляющем огромной империей на Востоке. Фоменко: Престер Иоанн = Иван Данилович Калита (Хан Батуй); королевство = Российско-ордынская империя (Ч.5 §7):</w:t>
-      </w:r>
-    </w:p>
-    <w:p>
-      <w:pPr>
-        <w:pStyle w:val="Quote"/>
-      </w:pPr>
-      <w:r>
-        <w:t>Средневековая Западная Европа почему-то была твердо убеждена в существовании на востоке обширного королевства некоего христианского правителя «престера Иоанна», предшественников которого были исключительно великие ханы «монгольской» империи</w:t>
-      </w:r>
-    </w:p>
-    <w:p>
-      <w:r>
-        <w:t>Английские хроники идентифицировали Чингисхана как Престера Джона. Рус = Королевство Престера Джона (Ch. 6 § 28).</w:t>
-      </w:r>
-    </w:p>
-    <w:p>
-      <w:r>
-        <w:t>Когда османские армии угрожали Балканам, западные правители отправили послов на восток в поисках помощи Престера Джона. Они заметили, что восточные воины носили святой крест — общее христианство могло создать союз. Престер Джон так и не ответил. Орда помнила века протестантского обмана — религиозный раскол, инквизицию, латынь, узурпаторов Романовых. Тишина была памятью, а не тайной.</w:t>
-      </w:r>
-    </w:p>
-    <w:p>
-      <w:pPr>
-        <w:pStyle w:val="Heading3"/>
-        <w:keepNext/>
-        <w:keepLines/>
-      </w:pPr>
-      <w:r>
-        <w:t>«Превратить скот в людей»</w:t>
-      </w:r>
-    </w:p>
-    <w:p>
-      <w:r>
-        <w:t>Петр I датскому послу (1710): «превращать скот в людей» — относиться к коренному населению как к скоту. Фоменко ч.7 §3.Петровские реформы (календарь, алфавит, европейская одежда, бритва, столица в Петербург) разорвали культурные связи с орданским наследием. Петр, вернувшийся из западного путешествия (1697–1698), возможно, не был тем же человеком, который уехал.</w:t>
-      </w:r>
-    </w:p>
-    <w:p>
-      <w:pPr>
-        <w:pStyle w:val="Heading3"/>
-        <w:keepNext/>
-        <w:keepLines/>
-      </w:pPr>
-      <w:r>
-        <w:t>Двуглавый орел в роли полумесяца и звезды</w:t>
-      </w:r>
-    </w:p>
-    <w:p>
-      <w:r>
-        <w:t>Пер Фоменко (Ch.7 §7), двуглавый орел = полумесяц со звездным крестом: одна голова османская (полумесяц), другая русская хордианская (крест/звезда). Когда Империя распалась, ее символ разделился на православный крест, исламский полумесяц и звезду, еврейскую шестиконечную звезду. Двуглавый орел выжил в России, Австрии, Албании.</w:t>
-      </w:r>
-    </w:p>
-    <w:p>
-      <w:pPr>
-        <w:pStyle w:val="Heading3"/>
-        <w:keepNext/>
-        <w:keepLines/>
-      </w:pPr>
-      <w:r>
-        <w:t>Оригинальное название: St. Petersburg: An Escape Hatch</w:t>
-      </w:r>
-    </w:p>
-    <w:p>
-      <w:r>
-        <w:t>Обоснование Петра — «окно в Европу» — не объясняет, почему все правительство крупнейшей страны переместилось в болото на Финском заливе. Фоменко: Москва была слишком близко к Московской Тартарии. Если бы сибирско-американская Орда начала контратаку (как при Пугачеве), Романовы оказались бы в ловушке. Из Санкт-Петербурга дни до кораблей в Западную Европу. Перемещение капитала = страхование династии оккупантов (Ch.8 §1)</w:t>
-      </w:r>
-    </w:p>
-    <w:p/>
-    <w:p>
-      <w:pPr>
-        <w:jc w:val="center"/>
-      </w:pPr>
-      <w:r>
-        <w:t>- ✦</w:t>
+        <w:t>TL;DR: TODO</w:t>
       </w:r>
     </w:p>
     <w:p>
@@ -24043,12 +22126,7 @@
               <w:spacing w:before="20" w:after="20"/>
             </w:pPr>
             <w:r>
-              <w:rPr>
-                <w:b w:val="0"/>
-                <w:i w:val="0"/>
-                <w:sz w:val="18"/>
-              </w:rPr>
-              <w:t>Transatlantic (African)</w:t>
+              <w:t>Трансатлантический (африканский)</w:t>
             </w:r>
           </w:p>
         </w:tc>
@@ -24097,7 +22175,12 @@
               <w:spacing w:before="20" w:after="20"/>
             </w:pPr>
             <w:r>
-              <w:t>Португальский, испанский, британский, французский, голландский</w:t>
+              <w:rPr>
+                <w:b w:val="0"/>
+                <w:i w:val="0"/>
+                <w:sz w:val="18"/>
+              </w:rPr>
+              <w:t>Portuguese, Spanish, British, French, Dutch</w:t>
             </w:r>
           </w:p>
         </w:tc>
@@ -24475,6 +22558,14 @@
       </w:r>
     </w:p>
     <w:p>
+      <w:pPr>
+        <w:pStyle w:val="Quote"/>
+      </w:pPr>
+      <w:r>
+        <w:t>TL;DR: TODO</w:t>
+      </w:r>
+    </w:p>
+    <w:p>
       <w:r>
         <w:t>Иезуиты — тайное общество Иисуса — были основным инструментом распространения реформированного монотеизма во всем мире: преобразование коренного населения, редактирование христианства в контролируемый Римом католицизм и расширение Крестового похода в Новый Свет. Теологический механизм, проанализированный в «Глубоком государстве», отредактирует христианство. Восстановление девятнадцатого века, протестантский захват карт, Иерусалим III и 324-летний тезис о разрыве обращены к книге в Иезуитской Реставрации: План миссии; детали следуют в разделе 1814 реставрация и протестантский захват архива ниже.</w:t>
       </w:r>
@@ -24762,6 +22853,14 @@
       </w:pPr>
       <w:r>
         <w:t>- ✦</w:t>
+      </w:r>
+    </w:p>
+    <w:p>
+      <w:pPr>
+        <w:pStyle w:val="Quote"/>
+      </w:pPr>
+      <w:r>
+        <w:t>TL;DR: TODO</w:t>
       </w:r>
     </w:p>
     <w:p>
@@ -24977,6 +23076,11 @@
               <w:spacing w:before="20" w:after="20"/>
             </w:pPr>
             <w:r>
+              <w:rPr>
+                <w:b w:val="0"/>
+                <w:i w:val="0"/>
+                <w:sz w:val="18"/>
+              </w:rPr>
               <w:t>1804</w:t>
             </w:r>
           </w:p>
@@ -25340,6 +23444,14 @@
       </w:pPr>
       <w:r>
         <w:t>- ✦</w:t>
+      </w:r>
+    </w:p>
+    <w:p>
+      <w:pPr>
+        <w:pStyle w:val="Quote"/>
+      </w:pPr>
+      <w:r>
+        <w:t>TL;DR: TODO</w:t>
       </w:r>
     </w:p>
     <w:p>
@@ -25662,12 +23774,7 @@
               <w:spacing w:before="20" w:after="20"/>
             </w:pPr>
             <w:r>
-              <w:rPr>
-                <w:b w:val="0"/>
-                <w:i w:val="0"/>
-                <w:sz w:val="18"/>
-              </w:rPr>
-              <w:t>Media-built puppet + colour revolution</w:t>
+              <w:t>Медийная кукла + цветная революция</w:t>
             </w:r>
           </w:p>
         </w:tc>
@@ -26123,7 +24230,26 @@
               <w:spacing w:before="20" w:after="20"/>
             </w:pPr>
             <w:r>
-              <w:t>Происхождение</w:t>
+              <w:rPr>
+                <w:b w:val="0"/>
+                <w:i w:val="0"/>
+                <w:sz w:val="18"/>
+              </w:rPr>
+            </w:r>
+            <w:r>
+              <w:rPr>
+                <w:b/>
+                <w:i w:val="0"/>
+                <w:sz w:val="18"/>
+              </w:rPr>
+              <w:t>Origin</w:t>
+            </w:r>
+            <w:r>
+              <w:rPr>
+                <w:b w:val="0"/>
+                <w:i w:val="0"/>
+                <w:sz w:val="18"/>
+              </w:rPr>
             </w:r>
           </w:p>
         </w:tc>
@@ -26172,12 +24298,7 @@
               <w:spacing w:before="20" w:after="20"/>
             </w:pPr>
             <w:r>
-              <w:rPr>
-                <w:b w:val="0"/>
-                <w:i w:val="0"/>
-                <w:sz w:val="18"/>
-              </w:rPr>
-              <w:t>Comedian / TV actor</w:t>
+              <w:t>Комик/ТВ актер</w:t>
             </w:r>
           </w:p>
         </w:tc>
@@ -27037,26 +25158,7 @@
               <w:spacing w:before="20" w:after="20"/>
             </w:pPr>
             <w:r>
-              <w:rPr>
-                <w:b w:val="0"/>
-                <w:i w:val="0"/>
-                <w:sz w:val="18"/>
-              </w:rPr>
-            </w:r>
-            <w:r>
-              <w:rPr>
-                <w:b/>
-                <w:i w:val="0"/>
-                <w:sz w:val="18"/>
-              </w:rPr>
-              <w:t>Mark Rutte</w:t>
-            </w:r>
-            <w:r>
-              <w:rPr>
-                <w:b w:val="0"/>
-                <w:i w:val="0"/>
-                <w:sz w:val="18"/>
-              </w:rPr>
+              <w:t>Марк Рютте</w:t>
             </w:r>
           </w:p>
         </w:tc>
@@ -27069,12 +25171,7 @@
               <w:spacing w:before="20" w:after="20"/>
             </w:pPr>
             <w:r>
-              <w:rPr>
-                <w:b w:val="0"/>
-                <w:i w:val="0"/>
-                <w:sz w:val="18"/>
-              </w:rPr>
-              <w:t>NATO Secretary General (from Oct 2024)</w:t>
+              <w:t>Генеральный секретарь НАТО (с октября 2024 года)</w:t>
             </w:r>
           </w:p>
         </w:tc>
@@ -27928,6 +26025,14 @@
       </w:pPr>
       <w:r>
         <w:t>- ✦</w:t>
+      </w:r>
+    </w:p>
+    <w:p>
+      <w:pPr>
+        <w:pStyle w:val="Quote"/>
+      </w:pPr>
+      <w:r>
+        <w:t>TL;DR: TODO</w:t>
       </w:r>
     </w:p>
     <w:p>
@@ -28322,26 +26427,7 @@
               <w:spacing w:before="20" w:after="20"/>
             </w:pPr>
             <w:r>
-              <w:rPr>
-                <w:b w:val="0"/>
-                <w:i w:val="0"/>
-                <w:sz w:val="18"/>
-              </w:rPr>
-            </w:r>
-            <w:r>
-              <w:rPr>
-                <w:b/>
-                <w:i w:val="0"/>
-                <w:sz w:val="18"/>
-              </w:rPr>
-              <w:t>Energy transmission</w:t>
-            </w:r>
-            <w:r>
-              <w:rPr>
-                <w:b w:val="0"/>
-                <w:i w:val="0"/>
-                <w:sz w:val="18"/>
-              </w:rPr>
+              <w:t>Передача энергии</w:t>
             </w:r>
           </w:p>
         </w:tc>
@@ -28407,108 +26493,7 @@
             <w:pPr>
               <w:spacing w:before="20" w:after="20"/>
             </w:pPr>
-            <w:r>
-              <w:t>Исполнитель: Maxwell &amp; The Aether</w:t>
-            </w:r>
-          </w:p>
-        </w:tc>
-      </w:tr>
-      <w:tr>
-        <w:tc>
-          <w:tcPr>
-            <w:tcW w:type="dxa" w:w="846"/>
-          </w:tcPr>
-          <w:p>
-            <w:pPr>
-              <w:spacing w:before="20" w:after="20"/>
-            </w:pPr>
-            <w:r>
-              <w:rPr>
-                <w:b w:val="0"/>
-                <w:i w:val="0"/>
-                <w:sz w:val="18"/>
-              </w:rPr>
-            </w:r>
-            <w:r>
-              <w:rPr>
-                <w:b/>
-                <w:i w:val="0"/>
-                <w:sz w:val="18"/>
-              </w:rPr>
-              <w:t>Weather control</w:t>
-            </w:r>
-            <w:r>
-              <w:rPr>
-                <w:b w:val="0"/>
-                <w:i w:val="0"/>
-                <w:sz w:val="18"/>
-              </w:rPr>
-            </w:r>
-          </w:p>
-        </w:tc>
-        <w:tc>
-          <w:tcPr>
-            <w:tcW w:type="dxa" w:w="1652"/>
-          </w:tcPr>
-          <w:p>
-            <w:pPr>
-              <w:spacing w:before="20" w:after="20"/>
-            </w:pPr>
-            <w:r>
-              <w:rPr>
-                <w:b w:val="0"/>
-                <w:i w:val="0"/>
-                <w:sz w:val="18"/>
-              </w:rPr>
-              <w:t>Tunable resonant cavity (ionosphere–ground)</w:t>
-            </w:r>
-          </w:p>
-        </w:tc>
-        <w:tc>
-          <w:tcPr>
-            <w:tcW w:type="dxa" w:w="1789"/>
-          </w:tcPr>
-          <w:p>
-            <w:pPr>
-              <w:spacing w:before="20" w:after="20"/>
-            </w:pPr>
-            <w:r>
-              <w:rPr>
-                <w:b w:val="0"/>
-                <w:i w:val="0"/>
-                <w:sz w:val="18"/>
-              </w:rPr>
-              <w:t>Ionospheric heating + particulate seeding modulates the medium</w:t>
-            </w:r>
-          </w:p>
-        </w:tc>
-        <w:tc>
-          <w:tcPr>
-            <w:tcW w:type="dxa" w:w="1138"/>
-          </w:tcPr>
-          <w:p>
-            <w:pPr>
-              <w:spacing w:before="20" w:after="20"/>
-            </w:pPr>
-            <w:r>
-              <w:rPr>
-                <w:b w:val="0"/>
-                <w:i w:val="0"/>
-                <w:sz w:val="18"/>
-              </w:rPr>
-              <w:t>"Cloud seeding sometimes works"</w:t>
-            </w:r>
-          </w:p>
-        </w:tc>
-        <w:tc>
-          <w:tcPr>
-            <w:tcW w:type="dxa" w:w="947"/>
-          </w:tcPr>
-          <w:p>
-            <w:pPr>
-              <w:spacing w:before="20" w:after="20"/>
-            </w:pPr>
-            <w:hyperlink r:id="rId307">
+            <w:hyperlink r:id="rId116">
               <w:r>
                 <w:rPr>
                   <w:b w:val="0"/>
@@ -28516,7 +26501,7 @@
                   <w:color w:val="B8860B"/>
                   <w:sz w:val="18"/>
                 </w:rPr>
-                <w:t>Weather Control</w:t>
+                <w:t>Maxwell &amp; the Aether</w:t>
               </w:r>
             </w:hyperlink>
           </w:p>
@@ -28544,7 +26529,7 @@
                 <w:i w:val="0"/>
                 <w:sz w:val="18"/>
               </w:rPr>
-              <w:t>Directed-energy weapons</w:t>
+              <w:t>Weather control</w:t>
             </w:r>
             <w:r>
               <w:rPr>
@@ -28569,7 +26554,7 @@
                 <w:i w:val="0"/>
                 <w:sz w:val="18"/>
               </w:rPr>
-              <w:t>Focused EM/microwave targeting of biological systems</w:t>
+              <w:t>Tunable resonant cavity (ionosphere–ground)</w:t>
             </w:r>
           </w:p>
         </w:tc>
@@ -28587,7 +26572,7 @@
                 <w:i w:val="0"/>
                 <w:sz w:val="18"/>
               </w:rPr>
-              <w:t>Coherent field propagation through medium</w:t>
+              <w:t>Ionospheric heating + particulate seeding modulates the medium</w:t>
             </w:r>
           </w:p>
         </w:tc>
@@ -28605,7 +26590,7 @@
                 <w:i w:val="0"/>
                 <w:sz w:val="18"/>
               </w:rPr>
-              <w:t>"Havana Syndrome is mass hysteria"</w:t>
+              <w:t>"Cloud seeding sometimes works"</w:t>
             </w:r>
           </w:p>
         </w:tc>
@@ -28617,17 +26602,9 @@
             <w:pPr>
               <w:spacing w:before="20" w:after="20"/>
             </w:pPr>
-            <w:hyperlink r:id="rId307">
-              <w:r>
-                <w:rPr>
-                  <w:b w:val="0"/>
-                  <w:i w:val="0"/>
-                  <w:color w:val="B8860B"/>
-                  <w:sz w:val="18"/>
-                </w:rPr>
-                <w:t>Weather Control § Same Physics</w:t>
-              </w:r>
-            </w:hyperlink>
+            <w:r>
+              <w:t>Контроль погоды</w:t>
+            </w:r>
           </w:p>
         </w:tc>
       </w:tr>
@@ -28653,7 +26630,7 @@
                 <w:i w:val="0"/>
                 <w:sz w:val="18"/>
               </w:rPr>
-              <w:t>Portal technology</w:t>
+              <w:t>Directed-energy weapons</w:t>
             </w:r>
             <w:r>
               <w:rPr>
@@ -28678,7 +26655,7 @@
                 <w:i w:val="0"/>
                 <w:sz w:val="18"/>
               </w:rPr>
-              <w:t>Localized aether distortion</w:t>
+              <w:t>Focused EM/microwave targeting of biological systems</w:t>
             </w:r>
           </w:p>
         </w:tc>
@@ -28696,7 +26673,7 @@
                 <w:i w:val="0"/>
                 <w:sz w:val="18"/>
               </w:rPr>
-              <w:t>Extreme energy in confined volume compresses/structures medium</w:t>
+              <w:t>Coherent field propagation through medium</w:t>
             </w:r>
           </w:p>
         </w:tc>
@@ -28714,7 +26691,7 @@
                 <w:i w:val="0"/>
                 <w:sz w:val="18"/>
               </w:rPr>
-              <w:t>"CERN does particle physics"</w:t>
+              <w:t>"Havana Syndrome is mass hysteria"</w:t>
             </w:r>
           </w:p>
         </w:tc>
@@ -28726,17 +26703,9 @@
             <w:pPr>
               <w:spacing w:before="20" w:after="20"/>
             </w:pPr>
-            <w:hyperlink r:id="rId308">
-              <w:r>
-                <w:rPr>
-                  <w:b w:val="0"/>
-                  <w:i w:val="0"/>
-                  <w:color w:val="B8860B"/>
-                  <w:sz w:val="18"/>
-                </w:rPr>
-                <w:t>CERN's LHC &amp; the Portal</w:t>
-              </w:r>
-            </w:hyperlink>
+            <w:r>
+              <w:t>Погодный контроль - та же физика</w:t>
+            </w:r>
           </w:p>
         </w:tc>
       </w:tr>
@@ -28762,6 +26731,107 @@
                 <w:i w:val="0"/>
                 <w:sz w:val="18"/>
               </w:rPr>
+              <w:t>Portal technology</w:t>
+            </w:r>
+            <w:r>
+              <w:rPr>
+                <w:b w:val="0"/>
+                <w:i w:val="0"/>
+                <w:sz w:val="18"/>
+              </w:rPr>
+            </w:r>
+          </w:p>
+        </w:tc>
+        <w:tc>
+          <w:tcPr>
+            <w:tcW w:type="dxa" w:w="1652"/>
+          </w:tcPr>
+          <w:p>
+            <w:pPr>
+              <w:spacing w:before="20" w:after="20"/>
+            </w:pPr>
+            <w:r>
+              <w:rPr>
+                <w:b w:val="0"/>
+                <w:i w:val="0"/>
+                <w:sz w:val="18"/>
+              </w:rPr>
+              <w:t>Localized aether distortion</w:t>
+            </w:r>
+          </w:p>
+        </w:tc>
+        <w:tc>
+          <w:tcPr>
+            <w:tcW w:type="dxa" w:w="1789"/>
+          </w:tcPr>
+          <w:p>
+            <w:pPr>
+              <w:spacing w:before="20" w:after="20"/>
+            </w:pPr>
+            <w:r>
+              <w:rPr>
+                <w:b w:val="0"/>
+                <w:i w:val="0"/>
+                <w:sz w:val="18"/>
+              </w:rPr>
+              <w:t>Extreme energy in confined volume compresses/structures medium</w:t>
+            </w:r>
+          </w:p>
+        </w:tc>
+        <w:tc>
+          <w:tcPr>
+            <w:tcW w:type="dxa" w:w="1138"/>
+          </w:tcPr>
+          <w:p>
+            <w:pPr>
+              <w:spacing w:before="20" w:after="20"/>
+            </w:pPr>
+            <w:r>
+              <w:rPr>
+                <w:b w:val="0"/>
+                <w:i w:val="0"/>
+                <w:sz w:val="18"/>
+              </w:rPr>
+              <w:t>"CERN does particle physics"</w:t>
+            </w:r>
+          </w:p>
+        </w:tc>
+        <w:tc>
+          <w:tcPr>
+            <w:tcW w:type="dxa" w:w="947"/>
+          </w:tcPr>
+          <w:p>
+            <w:pPr>
+              <w:spacing w:before="20" w:after="20"/>
+            </w:pPr>
+            <w:r>
+              <w:t>Обсуждение CERN's LHC &amp; the Portal</w:t>
+            </w:r>
+          </w:p>
+        </w:tc>
+      </w:tr>
+      <w:tr>
+        <w:tc>
+          <w:tcPr>
+            <w:tcW w:type="dxa" w:w="846"/>
+          </w:tcPr>
+          <w:p>
+            <w:pPr>
+              <w:spacing w:before="20" w:after="20"/>
+            </w:pPr>
+            <w:r>
+              <w:rPr>
+                <w:b w:val="0"/>
+                <w:i w:val="0"/>
+                <w:sz w:val="18"/>
+              </w:rPr>
+            </w:r>
+            <w:r>
+              <w:rPr>
+                <w:b/>
+                <w:i w:val="0"/>
+                <w:sz w:val="18"/>
+              </w:rPr>
               <w:t>Over-unity energy</w:t>
             </w:r>
             <w:r>
@@ -28835,17 +26905,9 @@
             <w:pPr>
               <w:spacing w:before="20" w:after="20"/>
             </w:pPr>
-            <w:hyperlink r:id="rId309">
-              <w:r>
-                <w:rPr>
-                  <w:b w:val="0"/>
-                  <w:i w:val="0"/>
-                  <w:color w:val="B8860B"/>
-                  <w:sz w:val="18"/>
-                </w:rPr>
-                <w:t>Challenging Established Physics</w:t>
-              </w:r>
-            </w:hyperlink>
+            <w:r>
+              <w:t>Сложная установленная физика</w:t>
+            </w:r>
           </w:p>
         </w:tc>
       </w:tr>
@@ -29053,7 +27115,7 @@
             <w:pPr>
               <w:spacing w:before="20" w:after="20"/>
             </w:pPr>
-            <w:hyperlink r:id="rId310">
+            <w:hyperlink r:id="rId307">
               <w:r>
                 <w:rPr>
                   <w:b w:val="0"/>
@@ -29358,7 +27420,26 @@
               <w:spacing w:before="20" w:after="20"/>
             </w:pPr>
             <w:r>
-              <w:t>Индивидуальный</w:t>
+              <w:rPr>
+                <w:b w:val="0"/>
+                <w:i w:val="0"/>
+                <w:sz w:val="18"/>
+              </w:rPr>
+            </w:r>
+            <w:r>
+              <w:rPr>
+                <w:b/>
+                <w:i w:val="0"/>
+                <w:sz w:val="18"/>
+              </w:rPr>
+              <w:t>Individual</w:t>
+            </w:r>
+            <w:r>
+              <w:rPr>
+                <w:b w:val="0"/>
+                <w:i w:val="0"/>
+                <w:sz w:val="18"/>
+              </w:rPr>
             </w:r>
           </w:p>
         </w:tc>
@@ -29407,12 +27488,7 @@
               <w:spacing w:before="20" w:after="20"/>
             </w:pPr>
             <w:r>
-              <w:rPr>
-                <w:b w:val="0"/>
-                <w:i w:val="0"/>
-                <w:sz w:val="18"/>
-              </w:rPr>
-              <w:t>Pain, neurological damage, cognitive impairment</w:t>
+              <w:t>Боль, неврологические повреждения, когнитивные нарушения</w:t>
             </w:r>
           </w:p>
         </w:tc>
@@ -30591,6 +28667,14 @@
       </w:r>
     </w:p>
     <w:p>
+      <w:pPr>
+        <w:pStyle w:val="Quote"/>
+      </w:pPr>
+      <w:r>
+        <w:t>TL;DR: TODO</w:t>
+      </w:r>
+    </w:p>
+    <w:p>
       <w:r>
         <w:t>Оригинальное название: Suppression of Maxwell &amp; the Aether Голос основной книги остается нейтральным; это приложение содержит явный тезис.</w:t>
       </w:r>
@@ -30935,6 +29019,14 @@
       </w:r>
     </w:p>
     <w:p>
+      <w:pPr>
+        <w:pStyle w:val="Quote"/>
+      </w:pPr>
+      <w:r>
+        <w:t>TL;DR: TODO</w:t>
+      </w:r>
+    </w:p>
+    <w:p>
       <w:r>
         <w:t>Это приложение расширяется по контролю народонаселения: от 1492 года до технократической сети. Он документирует повторяющуюся картину — начиная с первого крупного рукотворного апокалипсиса 1492 года — периодического сокращения населения для восстановления порядка Глубинного государства или инженерной культурной революции.</w:t>
       </w:r>
@@ -31325,6 +29417,14 @@
       </w:pPr>
       <w:r>
         <w:t>- ✦</w:t>
+      </w:r>
+    </w:p>
+    <w:p>
+      <w:pPr>
+        <w:pStyle w:val="Quote"/>
+      </w:pPr>
+      <w:r>
+        <w:t>TL;DR: TODO</w:t>
       </w:r>
     </w:p>
     <w:p>
@@ -32563,7 +30663,12 @@
               <w:spacing w:before="20" w:after="20"/>
             </w:pPr>
             <w:r>
-              <w:t>Конец Нарнии; сатурнинский отказ карликов; Пробуждение Отца Времени; последний суд</w:t>
+              <w:rPr>
+                <w:b w:val="0"/>
+                <w:i w:val="0"/>
+                <w:sz w:val="18"/>
+              </w:rPr>
+              <w:t>The end of Narnia; the dwarfs' saturnine refusal; Father Time awakened; the last judgment</w:t>
             </w:r>
           </w:p>
         </w:tc>
@@ -32680,8 +30785,8 @@
     <w:p>
       <w:pPr>
         <w:sectPr>
-          <w:headerReference w:type="default" r:id="rId305"/>
-          <w:footerReference w:type="default" r:id="rId306"/>
+          <w:headerReference w:type="default" r:id="rId302"/>
+          <w:footerReference w:type="default" r:id="rId303"/>
           <w:pgSz w:w="8640" w:h="12960"/>
           <w:pgMar w:top="1020" w:right="1134" w:bottom="1134" w:left="1134" w:header="720" w:footer="720" w:gutter="0"/>
           <w:cols w:space="720"/>
@@ -32749,6 +30854,14 @@
       </w:r>
     </w:p>
     <w:p>
+      <w:pPr>
+        <w:pStyle w:val="Quote"/>
+      </w:pPr>
+      <w:r>
+        <w:t>TL;DR: TODO</w:t>
+      </w:r>
+    </w:p>
+    <w:p>
       <w:r>
         <w:t>Это приложение расширяет Грязный потоп и мировой катаклизм. Для основной диссертации см. основную статью.</w:t>
       </w:r>
@@ -32863,6 +30976,14 @@
       </w:r>
     </w:p>
     <w:p>
+      <w:pPr>
+        <w:pStyle w:val="Quote"/>
+      </w:pPr>
+      <w:r>
+        <w:t>TL;DR: TODO</w:t>
+      </w:r>
+    </w:p>
+    <w:p>
       <w:r>
         <w:t>Это приложение расширяет «Тропу слез: вековое стирание» (1758–1839+) и «Сиротские поезда, тропа слез и изгнание в Сибирь».</w:t>
       </w:r>
@@ -33210,6 +31331,14 @@
       </w:pPr>
       <w:r>
         <w:t>Гиганты, пехота, партизаны и детский крестовый поход — этимология</w:t>
+      </w:r>
+    </w:p>
+    <w:p>
+      <w:pPr>
+        <w:pStyle w:val="Quote"/>
+      </w:pPr>
+      <w:r>
+        <w:t>TL;DR: TODO</w:t>
       </w:r>
     </w:p>
     <w:p>
@@ -33334,60 +31463,25 @@
               <w:spacing w:before="20" w:after="20"/>
             </w:pPr>
             <w:r>
-              <w:rPr>
-                <w:b w:val="0"/>
-                <w:i w:val="0"/>
-                <w:sz w:val="18"/>
-              </w:rPr>
-              <w:t xml:space="preserve">From Italian/Spanish </w:t>
-            </w:r>
-            <w:r>
-              <w:rPr>
-                <w:b w:val="0"/>
-                <w:i/>
-                <w:sz w:val="18"/>
-              </w:rPr>
-              <w:t>infanteria</w:t>
-            </w:r>
-            <w:r>
-              <w:rPr>
-                <w:b w:val="0"/>
-                <w:i w:val="0"/>
-                <w:sz w:val="18"/>
-              </w:rPr>
-              <w:t xml:space="preserve"> ← </w:t>
-            </w:r>
-            <w:r>
-              <w:rPr>
-                <w:b w:val="0"/>
-                <w:i/>
-                <w:sz w:val="18"/>
-              </w:rPr>
-              <w:t>infante</w:t>
-            </w:r>
-            <w:r>
-              <w:rPr>
-                <w:b w:val="0"/>
-                <w:i w:val="0"/>
-                <w:sz w:val="18"/>
-              </w:rPr>
-              <w:t xml:space="preserve"> “foot soldier,” earlier “youth”; Latin </w:t>
-            </w:r>
-            <w:r>
-              <w:rPr>
-                <w:b w:val="0"/>
-                <w:i/>
-                <w:sz w:val="18"/>
-              </w:rPr>
-              <w:t>infans</w:t>
-            </w:r>
-            <w:r>
-              <w:rPr>
-                <w:b w:val="0"/>
-                <w:i w:val="0"/>
-                <w:sz w:val="18"/>
-              </w:rPr>
-              <w:t xml:space="preserve"> “unable to speak” → extended to child/youth. English from late 16th c. Emphasis: </w:t>
+              <w:t>Из итальянской/испанской инфантерии ← инфант «фут-солдат», более ранний «молодежь»; латинские инфанты «неспособны говорить» → распространяется на ребенка/молодежь. Английский язык с конца 16 в. Акцент: нога против кавалерии, часто молодого или низкого ранга.</w:t>
+            </w:r>
+          </w:p>
+        </w:tc>
+        <w:tc>
+          <w:tcPr>
+            <w:tcW w:type="dxa" w:w="2398"/>
+          </w:tcPr>
+          <w:p>
+            <w:pPr>
+              <w:spacing w:before="20" w:after="20"/>
+            </w:pPr>
+            <w:r>
+              <w:rPr>
+                <w:b w:val="0"/>
+                <w:i w:val="0"/>
+                <w:sz w:val="18"/>
+              </w:rPr>
+              <w:t xml:space="preserve">Horde </w:t>
             </w:r>
             <w:r>
               <w:rPr>
@@ -33395,15 +31489,15 @@
                 <w:i w:val="0"/>
                 <w:sz w:val="18"/>
               </w:rPr>
-              <w:t>foot</w:t>
-            </w:r>
-            <w:r>
-              <w:rPr>
-                <w:b w:val="0"/>
-                <w:i w:val="0"/>
-                <w:sz w:val="18"/>
-              </w:rPr>
-              <w:t xml:space="preserve"> vs cavalry, often </w:t>
+              <w:t>organized foot</w:t>
+            </w:r>
+            <w:r>
+              <w:rPr>
+                <w:b w:val="0"/>
+                <w:i w:val="0"/>
+                <w:sz w:val="18"/>
+              </w:rPr>
+              <w:t xml:space="preserve"> included </w:t>
             </w:r>
             <w:r>
               <w:rPr>
@@ -33411,15 +31505,15 @@
                 <w:i w:val="0"/>
                 <w:sz w:val="18"/>
               </w:rPr>
-              <w:t>young</w:t>
-            </w:r>
-            <w:r>
-              <w:rPr>
-                <w:b w:val="0"/>
-                <w:i w:val="0"/>
-                <w:sz w:val="18"/>
-              </w:rPr>
-              <w:t xml:space="preserve"> or </w:t>
+              <w:t>young giant</w:t>
+            </w:r>
+            <w:r>
+              <w:rPr>
+                <w:b w:val="0"/>
+                <w:i w:val="0"/>
+                <w:sz w:val="18"/>
+              </w:rPr>
+              <w:t xml:space="preserve"> lines; the </w:t>
             </w:r>
             <w:r>
               <w:rPr>
@@ -33427,28 +31521,31 @@
                 <w:i w:val="0"/>
                 <w:sz w:val="18"/>
               </w:rPr>
-              <w:t>low rank</w:t>
-            </w:r>
-            <w:r>
-              <w:rPr>
-                <w:b w:val="0"/>
-                <w:i w:val="0"/>
-                <w:sz w:val="18"/>
-              </w:rPr>
-              <w:t>.</w:t>
-            </w:r>
-          </w:p>
-        </w:tc>
-        <w:tc>
-          <w:tcPr>
-            <w:tcW w:type="dxa" w:w="2398"/>
-          </w:tcPr>
-          <w:p>
-            <w:pPr>
-              <w:spacing w:before="20" w:after="20"/>
-            </w:pPr>
-            <w:r>
-              <w:t>Организованная ордой нога включала в себя молодые гигантские линии; нить младенец/молодежь соответствует опрометчивому, сильному, не рыцарскому массовому штурму без сохранения роста в глоссах.</w:t>
+              <w:t>infant-/youth</w:t>
+            </w:r>
+            <w:r>
+              <w:rPr>
+                <w:b w:val="0"/>
+                <w:i w:val="0"/>
+                <w:sz w:val="18"/>
+              </w:rPr>
+              <w:t xml:space="preserve"> thread matches </w:t>
+            </w:r>
+            <w:r>
+              <w:rPr>
+                <w:b/>
+                <w:i w:val="0"/>
+                <w:sz w:val="18"/>
+              </w:rPr>
+              <w:t>rash, strong, non-knightly</w:t>
+            </w:r>
+            <w:r>
+              <w:rPr>
+                <w:b w:val="0"/>
+                <w:i w:val="0"/>
+                <w:sz w:val="18"/>
+              </w:rPr>
+              <w:t xml:space="preserve"> mass assault without preserving stature in glosses.</w:t>
             </w:r>
           </w:p>
         </w:tc>
@@ -34055,7 +32152,44 @@
               <w:spacing w:before="20" w:after="20"/>
             </w:pPr>
             <w:r>
-              <w:t>Латинские когоры → римская пехотная часть; «ограждение» → корпус солдат.</w:t>
+              <w:rPr>
+                <w:b w:val="0"/>
+                <w:i w:val="0"/>
+                <w:sz w:val="18"/>
+              </w:rPr>
+              <w:t xml:space="preserve">Latin </w:t>
+            </w:r>
+            <w:r>
+              <w:rPr>
+                <w:b w:val="0"/>
+                <w:i/>
+                <w:sz w:val="18"/>
+              </w:rPr>
+              <w:t>cohors</w:t>
+            </w:r>
+            <w:r>
+              <w:rPr>
+                <w:b w:val="0"/>
+                <w:i w:val="0"/>
+                <w:sz w:val="18"/>
+              </w:rPr>
+              <w:t xml:space="preserve"> → Roman </w:t>
+            </w:r>
+            <w:r>
+              <w:rPr>
+                <w:b/>
+                <w:i w:val="0"/>
+                <w:sz w:val="18"/>
+              </w:rPr>
+              <w:t>infantry</w:t>
+            </w:r>
+            <w:r>
+              <w:rPr>
+                <w:b w:val="0"/>
+                <w:i w:val="0"/>
+                <w:sz w:val="18"/>
+              </w:rPr>
+              <w:t xml:space="preserve"> unit; “enclosure” → body of soldiers.</w:t>
             </w:r>
           </w:p>
         </w:tc>
@@ -34120,7 +32254,12 @@
               <w:spacing w:before="20" w:after="20"/>
             </w:pPr>
             <w:r>
-              <w:t>Еврейский словарь гигантских племен; кросс-мифический паттерн.</w:t>
+              <w:rPr>
+                <w:b w:val="0"/>
+                <w:i w:val="0"/>
+                <w:sz w:val="18"/>
+              </w:rPr>
+              <w:t>Hebrew giant-tribe vocabulary; cross-mythic pattern.</w:t>
             </w:r>
           </w:p>
         </w:tc>
@@ -34185,7 +32324,47 @@
               <w:spacing w:before="20" w:after="20"/>
             </w:pPr>
             <w:r>
-              <w:t>Индоевропейские и скандинавские негабаритные антагонисты; Йотунн связан в статье Первого крестового похода.</w:t>
+              <w:rPr>
+                <w:b w:val="0"/>
+                <w:i w:val="0"/>
+                <w:sz w:val="18"/>
+              </w:rPr>
+              <w:t xml:space="preserve">Indo-European and Norse </w:t>
+            </w:r>
+            <w:r>
+              <w:rPr>
+                <w:b/>
+                <w:i w:val="0"/>
+                <w:sz w:val="18"/>
+              </w:rPr>
+              <w:t>oversized</w:t>
+            </w:r>
+            <w:r>
+              <w:rPr>
+                <w:b w:val="0"/>
+                <w:i w:val="0"/>
+                <w:sz w:val="18"/>
+              </w:rPr>
+              <w:t xml:space="preserve"> antagonists; </w:t>
+            </w:r>
+            <w:hyperlink r:id="rId339">
+              <w:r>
+                <w:rPr>
+                  <w:b w:val="0"/>
+                  <w:i w:val="0"/>
+                  <w:color w:val="B8860B"/>
+                  <w:sz w:val="18"/>
+                </w:rPr>
+                <w:t>Jötunn</w:t>
+              </w:r>
+            </w:hyperlink>
+            <w:r>
+              <w:rPr>
+                <w:b w:val="0"/>
+                <w:i w:val="0"/>
+                <w:sz w:val="18"/>
+              </w:rPr>
+              <w:t xml:space="preserve"> linked in First Crusade article.</w:t>
             </w:r>
           </w:p>
         </w:tc>
@@ -34218,7 +32397,28 @@
               <w:spacing w:before="20" w:after="20"/>
             </w:pPr>
             <w:r>
-              <w:t>Мифическая война против гигантов — структурная параллель между государством и конфликтом гигантских линий.</w:t>
+              <w:rPr>
+                <w:b w:val="0"/>
+                <w:i w:val="0"/>
+                <w:sz w:val="18"/>
+              </w:rPr>
+              <w:t xml:space="preserve">Mythic </w:t>
+            </w:r>
+            <w:r>
+              <w:rPr>
+                <w:b/>
+                <w:i w:val="0"/>
+                <w:sz w:val="18"/>
+              </w:rPr>
+              <w:t>war against giants</w:t>
+            </w:r>
+            <w:r>
+              <w:rPr>
+                <w:b w:val="0"/>
+                <w:i w:val="0"/>
+                <w:sz w:val="18"/>
+              </w:rPr>
+              <w:t xml:space="preserve"> — structural parallel to state vs giant-line conflict.</w:t>
             </w:r>
           </w:p>
         </w:tc>
@@ -34283,7 +32483,59 @@
               <w:spacing w:before="20" w:after="20"/>
             </w:pPr>
             <w:r>
-              <w:t>Нерегулярный словарный запас бойца; полезные аналоги для сопротивления после набора частей, не подразумевая происхождение испанского партизана.</w:t>
+              <w:rPr>
+                <w:b w:val="0"/>
+                <w:i w:val="0"/>
+                <w:sz w:val="18"/>
+              </w:rPr>
+            </w:r>
+            <w:r>
+              <w:rPr>
+                <w:b/>
+                <w:i w:val="0"/>
+                <w:sz w:val="18"/>
+              </w:rPr>
+              <w:t>Irregular</w:t>
+            </w:r>
+            <w:r>
+              <w:rPr>
+                <w:b w:val="0"/>
+                <w:i w:val="0"/>
+                <w:sz w:val="18"/>
+              </w:rPr>
+              <w:t xml:space="preserve"> fighter vocabulary; useful analogues for </w:t>
+            </w:r>
+            <w:r>
+              <w:rPr>
+                <w:b/>
+                <w:i w:val="0"/>
+                <w:sz w:val="18"/>
+              </w:rPr>
+              <w:t>post-set-piece</w:t>
+            </w:r>
+            <w:r>
+              <w:rPr>
+                <w:b w:val="0"/>
+                <w:i w:val="0"/>
+                <w:sz w:val="18"/>
+              </w:rPr>
+              <w:t xml:space="preserve"> resistance without implying Spanish </w:t>
+            </w:r>
+            <w:r>
+              <w:rPr>
+                <w:b w:val="0"/>
+                <w:i/>
+                <w:sz w:val="18"/>
+              </w:rPr>
+              <w:t>guerrilla</w:t>
+            </w:r>
+            <w:r>
+              <w:rPr>
+                <w:b w:val="0"/>
+                <w:i w:val="0"/>
+                <w:sz w:val="18"/>
+              </w:rPr>
+              <w:t>’s origin.</w:t>
             </w:r>
           </w:p>
         </w:tc>
@@ -34313,8 +32565,8 @@
     <w:p>
       <w:pPr>
         <w:sectPr>
-          <w:headerReference w:type="default" r:id="rId328"/>
-          <w:footerReference w:type="default" r:id="rId329"/>
+          <w:headerReference w:type="default" r:id="rId325"/>
+          <w:footerReference w:type="default" r:id="rId326"/>
           <w:pgSz w:w="8640" w:h="12960"/>
           <w:pgMar w:top="1020" w:right="1134" w:bottom="1134" w:left="1134" w:header="720" w:footer="720" w:gutter="0"/>
           <w:cols w:space="720"/>
@@ -34423,26 +32675,7 @@
               <w:spacing w:before="20" w:after="20"/>
             </w:pPr>
             <w:r>
-              <w:rPr>
-                <w:b w:val="0"/>
-                <w:i w:val="0"/>
-                <w:sz w:val="18"/>
-              </w:rPr>
-            </w:r>
-            <w:r>
-              <w:rPr>
-                <w:b/>
-                <w:i w:val="0"/>
-                <w:sz w:val="18"/>
-              </w:rPr>
-              <w:t>Samuel Waweru</w:t>
-            </w:r>
-            <w:r>
-              <w:rPr>
-                <w:b w:val="0"/>
-                <w:i w:val="0"/>
-                <w:sz w:val="18"/>
-              </w:rPr>
+              <w:t>Самуэль Ваверу</w:t>
             </w:r>
           </w:p>
         </w:tc>
@@ -34455,7 +32688,12 @@
               <w:spacing w:before="20" w:after="20"/>
             </w:pPr>
             <w:r>
-              <w:t>Исследовательская поддержка и вклад в проекты</w:t>
+              <w:rPr>
+                <w:b w:val="0"/>
+                <w:i w:val="0"/>
+                <w:sz w:val="18"/>
+              </w:rPr>
+              <w:t>Research support and project contributions</w:t>
             </w:r>
           </w:p>
         </w:tc>
@@ -34476,8 +32714,8 @@
     </w:p>
     <w:p/>
     <w:sectPr>
-      <w:headerReference w:type="default" r:id="rId348"/>
-      <w:footerReference w:type="default" r:id="rId349"/>
+      <w:headerReference w:type="default" r:id="rId345"/>
+      <w:footerReference w:type="default" r:id="rId346"/>
       <w:pgSz w:w="8640" w:h="12960"/>
       <w:pgMar w:top="1020" w:right="1134" w:bottom="1134" w:left="1134" w:header="720" w:footer="720" w:gutter="0"/>
       <w:cols w:space="720"/>

--- a/export/timeline-appendix-ru.docx
+++ b/export/timeline-appendix-ru.docx
@@ -2347,7 +2347,7 @@
         <w:pStyle w:val="Quote"/>
       </w:pPr>
       <w:r>
-        <w:t>TL;DR: TODO</w:t>
+        <w:t>Кратко: TODO</w:t>
       </w:r>
     </w:p>
     <w:p>
@@ -2789,7 +2789,7 @@
         <w:pStyle w:val="Quote"/>
       </w:pPr>
       <w:r>
-        <w:t>TL;DR: TODO</w:t>
+        <w:t>Кратко: TODO</w:t>
       </w:r>
     </w:p>
     <w:p>
@@ -3291,7 +3291,7 @@
         <w:pStyle w:val="Quote"/>
       </w:pPr>
       <w:r>
-        <w:t>TL;DR: TODO</w:t>
+        <w:t>Кратко: TODO</w:t>
       </w:r>
     </w:p>
     <w:p>
@@ -3854,7 +3854,7 @@
         <w:pStyle w:val="Quote"/>
       </w:pPr>
       <w:r>
-        <w:t>TL;DR: TODO</w:t>
+        <w:t>Кратко: TODO</w:t>
       </w:r>
     </w:p>
     <w:p>
@@ -4125,7 +4125,7 @@
         <w:pStyle w:val="Quote"/>
       </w:pPr>
       <w:r>
-        <w:t>TL;DR: TODO</w:t>
+        <w:t>Кратко: TODO</w:t>
       </w:r>
     </w:p>
     <w:p>
@@ -4353,7 +4353,7 @@
         <w:pStyle w:val="Quote"/>
       </w:pPr>
       <w:r>
-        <w:t>TL;DR: TODO</w:t>
+        <w:t>Кратко: TODO</w:t>
       </w:r>
     </w:p>
     <w:p>
@@ -4745,7 +4745,7 @@
         <w:pStyle w:val="Quote"/>
       </w:pPr>
       <w:r>
-        <w:t>TL;DR: TODO</w:t>
+        <w:t>Кратко: TODO</w:t>
       </w:r>
     </w:p>
     <w:p>
@@ -5324,7 +5324,7 @@
         <w:pStyle w:val="Quote"/>
       </w:pPr>
       <w:r>
-        <w:t>TL;DR: TODO</w:t>
+        <w:t>Кратко: TODO</w:t>
       </w:r>
     </w:p>
     <w:p>
@@ -5651,7 +5651,7 @@
         <w:pStyle w:val="Quote"/>
       </w:pPr>
       <w:r>
-        <w:t>TL;DR: TODO</w:t>
+        <w:t>Кратко: TODO</w:t>
       </w:r>
     </w:p>
     <w:p>
@@ -6045,7 +6045,7 @@
         <w:pStyle w:val="Quote"/>
       </w:pPr>
       <w:r>
-        <w:t>TL;DR: TODO</w:t>
+        <w:t>Кратко: TODO</w:t>
       </w:r>
     </w:p>
     <w:p>
@@ -7219,7 +7219,7 @@
         <w:pStyle w:val="Quote"/>
       </w:pPr>
       <w:r>
-        <w:t>TL;DR: TODO</w:t>
+        <w:t>Кратко: TODO</w:t>
       </w:r>
     </w:p>
     <w:p>
@@ -7757,7 +7757,7 @@
         <w:pStyle w:val="Quote"/>
       </w:pPr>
       <w:r>
-        <w:t>TL;DR: TODO</w:t>
+        <w:t>Кратко: TODO</w:t>
       </w:r>
     </w:p>
     <w:p>
@@ -8414,7 +8414,7 @@
         <w:pStyle w:val="Quote"/>
       </w:pPr>
       <w:r>
-        <w:t>TL;DR: TODO</w:t>
+        <w:t>Кратко: TODO</w:t>
       </w:r>
     </w:p>
     <w:p>
@@ -9304,7 +9304,7 @@
     <w:p/>
     <w:p>
       <w:r>
-        <w:t>Этот проект утверждает, что 684 г. до н.э., нулевой год и 1053 г. н.э. - это один и тот же момент, отделенный только сфабрикованным Blip. Посмотреть The Blip.</w:t>
+        <w:t>Этот проект утверждает, что 684 г. до н.э., нулевой год и 1053 г. н.э. - это один и тот же момент, отделенный только выдуманным «блипом». См. «Блип».</w:t>
       </w:r>
     </w:p>
     <w:p>
@@ -9348,7 +9348,7 @@
         <w:pStyle w:val="Quote"/>
       </w:pPr>
       <w:r>
-        <w:t>TL;DR: TODO</w:t>
+        <w:t>Кратко: TODO</w:t>
       </w:r>
     </w:p>
     <w:p>
@@ -9955,7 +9955,7 @@
         <w:pStyle w:val="Quote"/>
       </w:pPr>
       <w:r>
-        <w:t>TL;DR: TODO</w:t>
+        <w:t>Кратко: TODO</w:t>
       </w:r>
     </w:p>
     <w:p>
@@ -11733,7 +11733,7 @@
         <w:pStyle w:val="Quote"/>
       </w:pPr>
       <w:r>
-        <w:t>TL;DR: TODO</w:t>
+        <w:t>Кратко: TODO</w:t>
       </w:r>
     </w:p>
     <w:p>
@@ -12003,7 +12003,7 @@
         <w:pStyle w:val="Quote"/>
       </w:pPr>
       <w:r>
-        <w:t>TL;DR: TODO</w:t>
+        <w:t>Кратко: TODO</w:t>
       </w:r>
     </w:p>
     <w:p>
@@ -14818,7 +14818,7 @@
         <w:pStyle w:val="Quote"/>
       </w:pPr>
       <w:r>
-        <w:t>TL;DR: TODO</w:t>
+        <w:t>Кратко: TODO</w:t>
       </w:r>
     </w:p>
     <w:p>
@@ -16548,7 +16548,7 @@
         <w:pStyle w:val="Quote"/>
       </w:pPr>
       <w:r>
-        <w:t>TL;DR: TODO</w:t>
+        <w:t>Кратко: TODO</w:t>
       </w:r>
     </w:p>
     <w:p>
@@ -16811,7 +16811,7 @@
         <w:pStyle w:val="Quote"/>
       </w:pPr>
       <w:r>
-        <w:t>TL;DR: TODO</w:t>
+        <w:t>Кратко: TODO</w:t>
       </w:r>
     </w:p>
     <w:p>
@@ -17035,7 +17035,7 @@
         <w:pStyle w:val="Quote"/>
       </w:pPr>
       <w:r>
-        <w:t>TL;DR: TODO</w:t>
+        <w:t>Кратко: TODO</w:t>
       </w:r>
     </w:p>
     <w:p>
@@ -17243,7 +17243,7 @@
         <w:pStyle w:val="Quote"/>
       </w:pPr>
       <w:r>
-        <w:t>TL;DR: TODO</w:t>
+        <w:t>Кратко: TODO</w:t>
       </w:r>
     </w:p>
     <w:p>
@@ -20588,7 +20588,7 @@
         <w:pStyle w:val="Quote"/>
       </w:pPr>
       <w:r>
-        <w:t>TL;DR: TODO</w:t>
+        <w:t>Кратко: TODO</w:t>
       </w:r>
     </w:p>
     <w:p>
@@ -20850,7 +20850,7 @@
         <w:pStyle w:val="Quote"/>
       </w:pPr>
       <w:r>
-        <w:t>TL;DR: TODO</w:t>
+        <w:t>Кратко: TODO</w:t>
       </w:r>
     </w:p>
     <w:p>
@@ -21893,7 +21893,7 @@
         <w:pStyle w:val="Quote"/>
       </w:pPr>
       <w:r>
-        <w:t>TL;DR: TODO</w:t>
+        <w:t>Кратко: TODO</w:t>
       </w:r>
     </w:p>
     <w:p>
@@ -22010,7 +22010,7 @@
         <w:pStyle w:val="Quote"/>
       </w:pPr>
       <w:r>
-        <w:t>TL;DR: TODO</w:t>
+        <w:t>Кратко: TODO</w:t>
       </w:r>
     </w:p>
     <w:p>
@@ -22562,7 +22562,7 @@
         <w:pStyle w:val="Quote"/>
       </w:pPr>
       <w:r>
-        <w:t>TL;DR: TODO</w:t>
+        <w:t>Кратко: TODO</w:t>
       </w:r>
     </w:p>
     <w:p>
@@ -22860,7 +22860,7 @@
         <w:pStyle w:val="Quote"/>
       </w:pPr>
       <w:r>
-        <w:t>TL;DR: TODO</w:t>
+        <w:t>Кратко: TODO</w:t>
       </w:r>
     </w:p>
     <w:p>
@@ -23451,7 +23451,7 @@
         <w:pStyle w:val="Quote"/>
       </w:pPr>
       <w:r>
-        <w:t>TL;DR: TODO</w:t>
+        <w:t>Кратко: TODO</w:t>
       </w:r>
     </w:p>
     <w:p>
@@ -26032,7 +26032,7 @@
         <w:pStyle w:val="Quote"/>
       </w:pPr>
       <w:r>
-        <w:t>TL;DR: TODO</w:t>
+        <w:t>Кратко: TODO</w:t>
       </w:r>
     </w:p>
     <w:p>
@@ -28671,7 +28671,7 @@
         <w:pStyle w:val="Quote"/>
       </w:pPr>
       <w:r>
-        <w:t>TL;DR: TODO</w:t>
+        <w:t>Кратко: TODO</w:t>
       </w:r>
     </w:p>
     <w:p>
@@ -29023,7 +29023,7 @@
         <w:pStyle w:val="Quote"/>
       </w:pPr>
       <w:r>
-        <w:t>TL;DR: TODO</w:t>
+        <w:t>Кратко: TODO</w:t>
       </w:r>
     </w:p>
     <w:p>
@@ -29424,7 +29424,7 @@
         <w:pStyle w:val="Quote"/>
       </w:pPr>
       <w:r>
-        <w:t>TL;DR: TODO</w:t>
+        <w:t>Кратко: TODO</w:t>
       </w:r>
     </w:p>
     <w:p>
@@ -30858,7 +30858,7 @@
         <w:pStyle w:val="Quote"/>
       </w:pPr>
       <w:r>
-        <w:t>TL;DR: TODO</w:t>
+        <w:t>Кратко: TODO</w:t>
       </w:r>
     </w:p>
     <w:p>
@@ -30980,7 +30980,7 @@
         <w:pStyle w:val="Quote"/>
       </w:pPr>
       <w:r>
-        <w:t>TL;DR: TODO</w:t>
+        <w:t>Кратко: TODO</w:t>
       </w:r>
     </w:p>
     <w:p>
@@ -31338,7 +31338,7 @@
         <w:pStyle w:val="Quote"/>
       </w:pPr>
       <w:r>
-        <w:t>TL;DR: TODO</w:t>
+        <w:t>Кратко: TODO</w:t>
       </w:r>
     </w:p>
     <w:p>

--- a/export/timeline-appendix-ru.docx
+++ b/export/timeline-appendix-ru.docx
@@ -35,7 +35,7 @@
         <w:jc w:val="center"/>
       </w:pPr>
       <w:r>
-        <w:t>Версия 1.2.140</w:t>
+        <w:t>Версия 1.2.156</w:t>
       </w:r>
     </w:p>
     <w:p>
@@ -731,7 +731,7 @@
         <w:jc w:val="center"/>
       </w:pPr>
       <w:r>
-        <w:t>ЧАСТЬ XVI</w:t>
+        <w:t>Часть XVI</w:t>
       </w:r>
     </w:p>
     <w:p>
@@ -767,7 +767,7 @@
         <w:keepLines/>
       </w:pPr>
       <w:r>
-        <w:t>Хаб</w:t>
+        <w:t>хаб</w:t>
       </w:r>
     </w:p>
     <w:p>
@@ -966,17 +966,9 @@
             <w:pPr>
               <w:spacing w:before="20" w:after="20"/>
             </w:pPr>
-            <w:hyperlink r:id="rId15">
-              <w:r>
-                <w:rPr>
-                  <w:b w:val="0"/>
-                  <w:i w:val="0"/>
-                  <w:color w:val="B8860B"/>
-                  <w:sz w:val="18"/>
-                </w:rPr>
-                <w:t>N. A. Morozov</w:t>
-              </w:r>
-            </w:hyperlink>
+            <w:r>
+              <w:t>Н. А. Морозов</w:t>
+            </w:r>
           </w:p>
         </w:tc>
         <w:tc>
@@ -1006,7 +998,12 @@
               <w:spacing w:before="20" w:after="20"/>
             </w:pPr>
             <w:r>
-              <w:t>Первый математический вызов скалигеровской хронологии</w:t>
+              <w:rPr>
+                <w:b w:val="0"/>
+                <w:i w:val="0"/>
+                <w:sz w:val="18"/>
+              </w:rPr>
+              <w:t>First mathematical challenge to Scaligerian chronology</w:t>
             </w:r>
           </w:p>
         </w:tc>
@@ -1276,7 +1273,12 @@
               <w:spacing w:before="20" w:after="20"/>
             </w:pPr>
             <w:r>
-              <w:t>Миф о Сатурне: миф о полярной конфигурации</w:t>
+              <w:rPr>
+                <w:b w:val="0"/>
+                <w:i w:val="0"/>
+                <w:sz w:val="18"/>
+              </w:rPr>
+              <w:t>Saturn Myth; polar configuration mythology</w:t>
             </w:r>
           </w:p>
         </w:tc>
@@ -1330,7 +1332,12 @@
               <w:spacing w:before="20" w:after="20"/>
             </w:pPr>
             <w:r>
-              <w:t>Петроглифы как записи Z-пинч плазменного разряда</w:t>
+              <w:rPr>
+                <w:b w:val="0"/>
+                <w:i w:val="0"/>
+                <w:sz w:val="18"/>
+              </w:rPr>
+              <w:t>Petroglyphs as Z-pinch plasma discharge records</w:t>
             </w:r>
           </w:p>
         </w:tc>
@@ -1384,7 +1391,12 @@
               <w:spacing w:before="20" w:after="20"/>
             </w:pPr>
             <w:r>
-              <w:t>Наиболее подробная хронология Сатурна с конкретными датами</w:t>
+              <w:rPr>
+                <w:b w:val="0"/>
+                <w:i w:val="0"/>
+                <w:sz w:val="18"/>
+              </w:rPr>
+              <w:t>Most detailed Saturnian chronology with specific dates</w:t>
             </w:r>
           </w:p>
         </w:tc>
@@ -1438,7 +1450,12 @@
               <w:spacing w:before="20" w:after="20"/>
             </w:pPr>
             <w:r>
-              <w:t>Quantavolution framework; 15-томная серия катастроф</w:t>
+              <w:rPr>
+                <w:b w:val="0"/>
+                <w:i w:val="0"/>
+                <w:sz w:val="18"/>
+              </w:rPr>
+              <w:t>Quantavolution framework; 15-volume catastrophist series</w:t>
             </w:r>
           </w:p>
         </w:tc>
@@ -1492,7 +1509,12 @@
               <w:spacing w:before="20" w:after="20"/>
             </w:pPr>
             <w:r>
-              <w:t>Европейская плазменная модель инженерного класса</w:t>
+              <w:rPr>
+                <w:b w:val="0"/>
+                <w:i w:val="0"/>
+                <w:sz w:val="18"/>
+              </w:rPr>
+              <w:t>Engineering-grade EU plasma model</w:t>
             </w:r>
           </w:p>
         </w:tc>
@@ -2572,7 +2594,7 @@
         <w:pStyle w:val="Quote"/>
       </w:pPr>
       <w:r>
-        <w:t>«При внимательном рассмотрении Синайского кодекса в отделе рукописей Публичной библиотеки мое внимание было в первую очередь обращено на то, что пергаментные листы этого документа совсем не испортились в нижних углах, не были грязными или запачканы пальцами, как это должно было быть в случае с тысячелетним использованием»</w:t>
+        <w:t>«При внимательном рассмотрении Синайского кодекса в отделе рукописей Публичной библиотеки мое внимание было в первую очередь обращено на то, что пергаментные листы этого документа совсем не испортились в нижних углах, не были грязными или запачканы пальцами, как это должно было быть в случае с тысячелетним использованием».</w:t>
       </w:r>
     </w:p>
     <w:p>
@@ -2593,7 +2615,7 @@
         <w:pStyle w:val="Quote"/>
       </w:pPr>
       <w:r>
-        <w:t>На фотографиях, сделанных из него, опубликованных в Англии, страницы выглядят гораздо грязнее, чем они есть на самом деле</w:t>
+        <w:t>На фотографиях, сделанных из него, опубликованных в Англии, страницы выглядят гораздо грязнее, чем они есть на самом деле.</w:t>
       </w:r>
     </w:p>
     <w:p>
@@ -2640,7 +2662,7 @@
         <w:pStyle w:val="Quote"/>
       </w:pPr>
       <w:r>
-        <w:t>«...состояние внутренних листов Синайского кодекса с явными следами небрежного обращения монахов, которые сорвали его связывание и сорвали внешние листы»</w:t>
+        <w:t>«...состояние внутренних листов Синайского кодекса с явными следами небрежного обращения монахов, которые сорвали его связывание и сорвали внешние листы».</w:t>
       </w:r>
     </w:p>
     <w:p>
@@ -2807,7 +2829,7 @@
         <w:pStyle w:val="Quote"/>
       </w:pPr>
       <w:r>
-        <w:t>"Мастер Рип Уол Торнхилл. Ты открыла нам глаза. Вы были гигантом своего времени. Нам нужно что-то лучшее, электрическая вселенная — это что-то лучшее. Слезы печали о твоей кончине и радости о твоей жизни»</w:t>
+        <w:t>"Мастер Рип Уол Торнхилл. Ты открыла нам глаза. Вы были гигантом своего времени. Нам нужно что-то лучшее, электрическая вселенная — это что-то лучшее. Слезы печали о твоей кончине и радости о твоей жизни».</w:t>
       </w:r>
     </w:p>
     <w:p>
@@ -2824,7 +2846,7 @@
         <w:keepLines/>
       </w:pPr>
       <w:r>
-        <w:t>Биография</w:t>
+        <w:t>биография</w:t>
       </w:r>
     </w:p>
     <w:p>
@@ -2879,7 +2901,7 @@
         <w:pStyle w:val="Quote"/>
       </w:pPr>
       <w:r>
-        <w:t>«Электрическая Вселенная работает, пытаясь представить себе, какими были эти первоначальные простые правила, и результатом этого был синтез, который позволяет нам понять, как Вселенная действительно работает в электрическом смысле. Это очень просто — вы можете научить этому учеников начальной школы»</w:t>
+        <w:t>«Электрическая Вселенная работает, пытаясь представить себе, какими были эти первоначальные простые правила, и результатом этого был синтез, который позволяет нам понять, как Вселенная действительно работает в электрическом смысле. Это очень просто — вы можете научить этому учеников начальной школы».</w:t>
       </w:r>
     </w:p>
     <w:p>
@@ -2934,7 +2956,7 @@
         <w:spacing w:before="20" w:after="20"/>
       </w:pPr>
       <w:r>
-        <w:t>«В нашей Электрической Вселенной звезды и планеты формируются одновременно внутри молекулярных облаков вдоль космического молнии»</w:t>
+        <w:t>«В нашей Электрической Вселенной звезды и планеты формируются одновременно внутри молекулярных облаков вдоль космического молнии».</w:t>
       </w:r>
     </w:p>
     <w:p>
@@ -2978,7 +3000,7 @@
         <w:pStyle w:val="Quote"/>
       </w:pPr>
       <w:r>
-        <w:t>История и происхождение газового гиганта Сатурна и всей Солнечной системы, включая нашу собственную планету, - это не то, что нам говорили</w:t>
+        <w:t>История и происхождение газового гиганта Сатурна и всей Солнечной системы, включая нашу собственную планету, - это не то, что нам говорили.</w:t>
       </w:r>
     </w:p>
     <w:p>
@@ -3019,7 +3041,7 @@
         <w:spacing w:before="20" w:after="20"/>
       </w:pPr>
       <w:r>
-        <w:t>Большая катастрофа: возможный распад этой коллинеарной конфигурации вызвал катаклизмы, записанные в мифологиях по всему миру под именами богов, участвующих в битве, которые Талботт и Торнхилл проанализировали в документальном фильме «Символы чужого неба» (2009) и «Молниеносная планета Марс» (2012).</w:t>
+        <w:t>Великая катастрофа: возможный распад этой коллинеарной конфигурации вызвал катаклизмы, записанные в мифологиях по всему миру под именами богов, участвующих в битве, которые Талботт и Торнхилл проанализировали в документальном фильме «Символы чужого неба» (2009) и «Молния, шрамы планеты Марс» (2012).</w:t>
       </w:r>
     </w:p>
     <w:p>
@@ -3049,7 +3071,7 @@
         <w:pStyle w:val="Quote"/>
       </w:pPr>
       <w:r>
-        <w:t>Эксперимент с плазмой SAFIRE доказал, что астрофизики не понимают звезды и их источник лучистой энергии</w:t>
+        <w:t>Эксперимент с плазмой SAFIRE доказал, что астрофизики не понимают звезды и их источник лучистой энергии.</w:t>
       </w:r>
     </w:p>
     <w:p>
@@ -3057,7 +3079,7 @@
         <w:pStyle w:val="Quote"/>
       </w:pPr>
       <w:r>
-        <w:t>"Истории творения рассказывают об установлении нынешнего неба после периода апокалиптического хаоса. Рационально эти истории не могут иметь ничего общего с созданием Вселенной. Солнечная система имеет ужасную недавнюю историю, которую необходимо понять, прежде чем у нас появится надежда понять экзопланетные системы, нас самих или жизнь во Вселенной</w:t>
+        <w:t>"Истории творения рассказывают об установлении нынешнего неба после периода апокалиптического хаоса. Рационально эти истории не могут иметь ничего общего с созданием Вселенной. Солнечная система имеет ужасную недавнюю историю, которую необходимо понять, прежде чем у нас появится надежда понять экзопланетные системы, нас самих или жизнь во Вселенной.</w:t>
       </w:r>
     </w:p>
     <w:p>
@@ -3092,7 +3114,7 @@
         <w:pStyle w:val="Quote"/>
       </w:pPr>
       <w:r>
-        <w:t>"Сегодня специализация - враг науки. Это создает больше осложнений, чем упрощений, потому что эксперты вводят друг друга в заблуждение вещами, как сказал Том: «Они не знают, что они не знают». В результате получается бесполезное отражение в разбитом зеркале»</w:t>
+        <w:t>"Сегодня специализация - враг науки. Это создает больше осложнений, чем упрощений, потому что эксперты вводят друг друга в заблуждение вещами, как сказал Том: «Они не знают, что они не знают». В результате получается бесполезное отражение в разбитом зеркале».</w:t>
       </w:r>
     </w:p>
     <w:p>
@@ -3100,7 +3122,7 @@
         <w:pStyle w:val="Quote"/>
       </w:pPr>
       <w:r>
-        <w:t>«Математика — это не физика»</w:t>
+        <w:t>«Математика — это не физика».</w:t>
       </w:r>
     </w:p>
     <w:p>
@@ -3328,7 +3350,7 @@
     </w:p>
     <w:p>
       <w:r>
-        <w:t>Юргенс стал одним из ближайших научных сотрудников Великовского. Великовский рекомендовал его Альфреду де Грации в качестве научного редактора в запланированной книге о Великовском споре. Вместе с де Грацией и Ливио Стеккини, Юргенс внес свой вклад в специальный сентябрьский выпуск 1963 года американского поведенческого ученого под названием «Политика науки и доктора Великовского» — знаковый междисциплинарный вызов подавлению работы Великовского. Это было расширено в книгу 1966 года «Дело Великовского: Саентизм против науки», содержащую эссе Юргенса «Разум в хаосе» и «Последствия к разоблачению»</w:t>
+        <w:t>Юргенс стал одним из ближайших научных сотрудников Великовского. Великовский рекомендовал его Альфреду де Грации в качестве научного редактора в запланированной книге о Великовском споре. Вместе с де Грацией и Ливио Стеккини, Юргенс внес свой вклад в специальный сентябрьский выпуск 1963 года американского поведенческого ученого под названием «Политика науки и доктора Великовского» — знаковый междисциплинарный вызов подавлению работы Великовского. Это было расширено в книгу 1966 года «Дело Великовского: Саентизм против науки», содержащую эссе Юргенса «Разум в хаосе» и «Последствия к разоблачению».</w:t>
       </w:r>
     </w:p>
     <w:p>
@@ -3355,7 +3377,7 @@
     </w:p>
     <w:p>
       <w:r>
-        <w:t>В августе 1972 года Юргенс впервые опубликовал свою модель Electric Sun в журнале Pensée</w:t>
+        <w:t>В августе 1972 года Юргенс впервые опубликовал свою модель Electric Sun в журнале Pensée.</w:t>
       </w:r>
     </w:p>
     <w:p>
@@ -3363,7 +3385,7 @@
         <w:pStyle w:val="Quote"/>
       </w:pPr>
       <w:r>
-        <w:t>Современная астрофизическая концепция, которая приписывает энергию Солнца термоядерным реакциям в глубине Солнца, противоречит почти каждому наблюдаемому аспекту Солнца. Межпланетная среда предполагает не только то, что Солнце и планеты электрически заряжены, но и то, что само Солнце является центром космического электрического разряда — вероятного источника всей его лучистой энергии»</w:t>
+        <w:t>Современная астрофизическая концепция, которая приписывает энергию Солнца термоядерным реакциям в глубине Солнца, противоречит почти каждому наблюдаемому аспекту Солнца. Межпланетная среда предполагает не только то, что Солнце и планеты электрически заряжены, но и то, что само Солнце является центром космического электрического разряда — вероятного источника всей его лучистой энергии».</w:t>
       </w:r>
     </w:p>
     <w:p>
@@ -3425,7 +3447,7 @@
         <w:pStyle w:val="Quote"/>
       </w:pPr>
       <w:r>
-        <w:t>Юргенс, однако, пошел дальше всех своих наставников в электрификации как космических тел, так и их взаимодействий. Он воспринимал астрономические тела как изначально заряженные объекты, погруженные во вселенную, которую можно описать как электрифицированную ткань»</w:t>
+        <w:t>Юргенс, однако, пошел дальше всех своих наставников в электрификации как космических тел, так и их взаимодействий. Он воспринимал астрономические тела как изначально заряженные объекты, погруженные во вселенную, которую можно описать как электрифицированную ткань».</w:t>
       </w:r>
     </w:p>
     <w:p>
@@ -3496,7 +3518,7 @@
         <w:spacing w:before="20" w:after="20"/>
       </w:pPr>
       <w:r>
-        <w:t>Звездная термоядерная энергия: ложный след</w:t>
+        <w:t>Звездная термоядерная энергия: ложный след?</w:t>
       </w:r>
     </w:p>
     <w:p>
@@ -3505,7 +3527,7 @@
         <w:spacing w:before="20" w:after="20"/>
       </w:pPr>
       <w:r>
-        <w:t>Фотосфера: это верх или низ явления, которое мы называем Солнцем</w:t>
+        <w:t>Фотосфера: это верх или низ явления, которое мы называем Солнцем?</w:t>
       </w:r>
     </w:p>
     <w:p>
@@ -3543,7 +3565,7 @@
         <w:pStyle w:val="Quote"/>
       </w:pPr>
       <w:r>
-        <w:t>Модель Электрической Вселенной следует блестящей работе Ральфа Юргенса, в которой звезды являются проявлениями космического свечения</w:t>
+        <w:t>Модель Электрической Вселенной следует блестящей работе Ральфа Юргенса, в которой звезды являются проявлениями космического свечения.</w:t>
       </w:r>
     </w:p>
     <w:p>
@@ -3586,7 +3608,7 @@
         <w:pStyle w:val="Quote"/>
       </w:pPr>
       <w:r>
-        <w:t>Физическая модель того, что вы предлагаете, ускользает от меня. Если кто-то, возможно, Юргенс, придет с моделью, мне бы хотелось, чтобы мне сказали"</w:t>
+        <w:t>Физическая модель того, что вы предлагаете, ускользает от меня. Если кто-то, возможно, Юргенс, придет с моделью, мне бы хотелось, чтобы мне сказали".</w:t>
       </w:r>
     </w:p>
     <w:p>
@@ -3909,7 +3931,7 @@
         <w:spacing w:before="20" w:after="20"/>
       </w:pPr>
       <w:r>
-        <w:t>Венера была кометой в течение последних 3500 лет, а не первичной планетой</w:t>
+        <w:t>Венера была кометой в течение последних 3500 лет, а не первичной планетой.</w:t>
       </w:r>
     </w:p>
     <w:p>
@@ -3918,7 +3940,7 @@
         <w:spacing w:before="20" w:after="20"/>
       </w:pPr>
       <w:r>
-        <w:t>Планетарная катастрофа произошла во время истории, а не в геологические глубины</w:t>
+        <w:t>Планетарная катастрофа произошла во время истории, а не в геологические глубины.</w:t>
       </w:r>
     </w:p>
     <w:p>
@@ -3927,7 +3949,7 @@
         <w:spacing w:before="20" w:after="20"/>
       </w:pPr>
       <w:r>
-        <w:t>Древние мифы являются буквальными свидетельствами очевидцев небесных событий</w:t>
+        <w:t>Древние мифы являются буквальными свидетельствами очевидцев небесных событий.</w:t>
       </w:r>
     </w:p>
     <w:p>
@@ -3936,7 +3958,7 @@
         <w:spacing w:before="20" w:after="20"/>
       </w:pPr>
       <w:r>
-        <w:t>Египетская хронология раздувается примерно на 500 лет, создавая ложный разрыв синхронизации с еврейской историей</w:t>
+        <w:t>Египетская хронология раздувается примерно на 500 лет, создавая ложный разрыв синхронизации с еврейской историей.</w:t>
       </w:r>
     </w:p>
     <w:p>
@@ -4202,7 +4224,7 @@
         <w:spacing w:before="20" w:after="20"/>
       </w:pPr>
       <w:r>
-        <w:t>Три хронологических сдвига приблизительно 333, 1053 и 1800 лет встроены в скалигеровскую хронологию — та же краткая хроника, по-видимому, скопирована четыре раза и представлена как отдельные эпохи</w:t>
+        <w:t>Три хронологических сдвига приблизительно 333, 1053 и 1800 лет встроены в скалигеровскую хронологию — та же краткая хроника, по-видимому, скопирована четыре раза и представлена как отдельные эпохи.</w:t>
       </w:r>
     </w:p>
     <w:p>
@@ -4211,7 +4233,7 @@
         <w:spacing w:before="20" w:after="20"/>
       </w:pPr>
       <w:r>
-        <w:t>Аномалии лунного ускорения (на основе работы Роберта Ньютона 1972 года) показывают, что древние записи затмений хронологически неуместны</w:t>
+        <w:t>Аномалии лунного ускорения (на основе работы Роберта Ньютона 1972 года) показывают, что древние записи затмений хронологически неуместны.</w:t>
       </w:r>
     </w:p>
     <w:p>
@@ -4220,7 +4242,7 @@
         <w:spacing w:before="20" w:after="20"/>
       </w:pPr>
       <w:r>
-        <w:t>Вся "древняя" цивилизация - средневековая - греческие, римские и египетские записи описывают события не ранее, чем приблизительно 900 н.э</w:t>
+        <w:t>Вся "древняя" цивилизация - средневековая - греческие, римские и египетские записи описывают события не ранее, чем приблизительно 900 н.э.</w:t>
       </w:r>
     </w:p>
     <w:p>
@@ -4238,7 +4260,7 @@
         <w:spacing w:before="20" w:after="20"/>
       </w:pPr>
       <w:r>
-        <w:t>Монгольская империя и русско-ордынское образование – одно и то же: «Чингисхан» – это титул, а не личное имя</w:t>
+        <w:t>Монгольская империя и русско-ордынское образование – одно и то же: «Чингисхан» – это титул, а не личное имя.</w:t>
       </w:r>
     </w:p>
     <w:p>
@@ -4430,7 +4452,7 @@
         <w:spacing w:before="20" w:after="20"/>
       </w:pPr>
       <w:r>
-        <w:t>Полярная конфигурация — Сатурн, Венера и Марс выровнены вдоль общей полярной оси, видимой из северного полушария Земли в Золотой век</w:t>
+        <w:t>Полярная конфигурация — Сатурн, Венера и Марс выровнены вдоль общей полярной оси, видимой из северного полушария Земли в Золотой век.</w:t>
       </w:r>
     </w:p>
     <w:p>
@@ -4439,7 +4461,7 @@
         <w:spacing w:before="20" w:after="20"/>
       </w:pPr>
       <w:r>
-        <w:t>Архетип «Колесо Неба» — появляется в вавилонских, египетских, индуистских, норвежских, майя и ацтекских источниках как прямая визуальная запись плазменной короны Сатурна и спиц</w:t>
+        <w:t>Архетип «Колесо Неба» — появляется в вавилонских, египетских, индуистских, норвежских, майя и ацтекских источниках как прямая визуальная запись плазменной короны Сатурна и спиц.</w:t>
       </w:r>
     </w:p>
     <w:p>
@@ -4457,7 +4479,7 @@
         <w:spacing w:before="20" w:after="20"/>
       </w:pPr>
       <w:r>
-        <w:t>Мифологическая конвергенция как первичный доказательный метод — 30+ несвязанных древних культур, независимо описывающих одно и то же невозможное небо, означает, что оно наблюдалось</w:t>
+        <w:t>Мифологическая конвергенция как первичный доказательный метод — 30+ несвязанных древних культур, независимо описывающих одно и то же невозможное небо, означает, что оно наблюдалось.</w:t>
       </w:r>
     </w:p>
     <w:p>
@@ -4632,7 +4654,7 @@
         <w:spacing w:before="20" w:after="20"/>
       </w:pPr>
       <w:r>
-        <w:t>3 южных плазмоида — статья Ператта 2003 года идентифицировала три плазменных колонны в древнем южном небе, соответствующие Меркурию, Нептуну и Урану в нижней конфигурации Сатурна (конфигурация приседающего человека южного полушария)</w:t>
+        <w:t>3 южных плазмоида — статья Ператта 2003 года идентифицировала три плазменных колонны в древнем южном небе, соответствующие Меркурию, Нептуну и Урану в нижней конфигурации Сатурна (конфигурация приседающего человека южного полушария).</w:t>
       </w:r>
     </w:p>
     <w:p>
@@ -4641,7 +4663,7 @@
         <w:spacing w:before="20" w:after="20"/>
       </w:pPr>
       <w:r>
-        <w:t>Количественное датирование — интенсивность плазмы, необходимая для создания наблюдаемых петроглифов, обеспечивает физическое ограничение, когда произошло событие</w:t>
+        <w:t>Количественное датирование — интенсивность плазмы, необходимая для создания наблюдаемых петроглифов, обеспечивает физическое ограничение, когда произошло событие.</w:t>
       </w:r>
     </w:p>
     <w:p>
@@ -4850,7 +4872,7 @@
     </w:p>
     <w:p>
       <w:r>
-        <w:t>Космология Сатурна — это не оригинальное независимое исследование, а синтез всей катастрофической традиции</w:t>
+        <w:t>Космология Сатурна — это не оригинальное независимое исследование, а синтез всей катастрофической традиции.</w:t>
       </w:r>
     </w:p>
     <w:tbl>
@@ -5029,12 +5051,7 @@
               <w:spacing w:before="20" w:after="20"/>
             </w:pPr>
             <w:r>
-              <w:rPr>
-                <w:b w:val="0"/>
-                <w:i w:val="0"/>
-                <w:sz w:val="18"/>
-              </w:rPr>
-              <w:t>Quantavolution framework, historical sequence</w:t>
+              <w:t>Квантаволюционная структура, историческая последовательность</w:t>
             </w:r>
           </w:p>
         </w:tc>
@@ -5067,12 +5084,7 @@
               <w:spacing w:before="20" w:after="20"/>
             </w:pPr>
             <w:r>
-              <w:rPr>
-                <w:b w:val="0"/>
-                <w:i w:val="0"/>
-                <w:sz w:val="18"/>
-              </w:rPr>
-              <w:t>God Star sequence, proto-Saturnian epoch</w:t>
+              <w:t>«Звезда Бога», протосатурнская эпоха</w:t>
             </w:r>
           </w:p>
         </w:tc>
@@ -5105,12 +5117,7 @@
               <w:spacing w:before="20" w:after="20"/>
             </w:pPr>
             <w:r>
-              <w:rPr>
-                <w:b w:val="0"/>
-                <w:i w:val="0"/>
-                <w:sz w:val="18"/>
-              </w:rPr>
-              <w:t>Mars and Venus mythology</w:t>
+              <w:t>Марс и Венера мифология</w:t>
             </w:r>
           </w:p>
         </w:tc>
@@ -5143,12 +5150,7 @@
               <w:spacing w:before="20" w:after="20"/>
             </w:pPr>
             <w:r>
-              <w:rPr>
-                <w:b w:val="0"/>
-                <w:i w:val="0"/>
-                <w:sz w:val="18"/>
-              </w:rPr>
-              <w:t>Venus orbital period analysis</w:t>
+              <w:t>Анализ орбитального периода Венеры</w:t>
             </w:r>
           </w:p>
         </w:tc>
@@ -5181,12 +5183,7 @@
               <w:spacing w:before="20" w:after="20"/>
             </w:pPr>
             <w:r>
-              <w:rPr>
-                <w:b w:val="0"/>
-                <w:i w:val="0"/>
-                <w:sz w:val="18"/>
-              </w:rPr>
-              <w:t>685 BCE Venus stabilization date</w:t>
+              <w:t>685 год до н.э. Дата стабилизации Венеры</w:t>
             </w:r>
           </w:p>
         </w:tc>
@@ -5706,7 +5703,7 @@
         <w:spacing w:before="20" w:after="20"/>
       </w:pPr>
       <w:r>
-        <w:t>Диаграммы плазменного режима — формализовали три режима плазменного разряда (темный, свечение, дуга) и продемонстрировали, что звездные короны, кометные хвосты, небулярная структура и галактическая морфология лучше описаны этими режимами, чем модели только гравитации</w:t>
+        <w:t>Диаграммы плазменного режима — формализовали три режима плазменного разряда (темный, свечение, дуга) и продемонстрировали, что звездные короны, кометные хвосты, небулярная структура и галактическая морфология лучше описаны этими режимами, чем модели только гравитации.</w:t>
       </w:r>
     </w:p>
     <w:p>
@@ -5724,7 +5721,7 @@
         <w:spacing w:before="20" w:after="20"/>
       </w:pPr>
       <w:r>
-        <w:t>Текущая галактическая структура Биркеланда — утверждала, что галактики организованы вдоль текущих нитей Биркеланда, а не гравитационных гало, что согласуется с крупномасштабной нитевидной структурой, наблюдаемой в обзорах галактик</w:t>
+        <w:t>Текущая галактическая структура Биркеланда — утверждала, что галактики организованы вдоль текущих нитей Биркеланда, а не гравитационных гало, что согласуется с крупномасштабной нитевидной структурой, наблюдаемой в обзорах галактик.</w:t>
       </w:r>
     </w:p>
     <w:p>
@@ -5733,7 +5730,7 @@
         <w:spacing w:before="20" w:after="20"/>
       </w:pPr>
       <w:r>
-        <w:t>Конвекция Марклунда — объяснила слоистые элементарные обилия, наблюдаемые в звездах, как естественное следствие сортировки элементов тока плазмы по потенциалу ионизации</w:t>
+        <w:t>Конвекция Марклунда — объяснила слоистые элементарные обилия, наблюдаемые в звездах, как естественное следствие сортировки элементов тока плазмы по потенциалу ионизации.</w:t>
       </w:r>
     </w:p>
     <w:p>
@@ -5913,7 +5910,7 @@
         <w:spacing w:before="20" w:after="20"/>
       </w:pPr>
       <w:r>
-        <w:t>Марс как космический воин — утверждал, что мифы о Марсе (бог-воин, убийца драконов, нисходящий герой) зафиксировали реальные околоземные проходы Марса в полярной конфигурации</w:t>
+        <w:t>Марс как космический воин — утверждал, что мифы о Марсе (бог-воин, убийца драконов, нисходящий герой) зафиксировали реальные околоземные проходы Марса в полярной конфигурации.</w:t>
       </w:r>
     </w:p>
     <w:p>
@@ -5922,7 +5919,7 @@
         <w:spacing w:before="20" w:after="20"/>
       </w:pPr>
       <w:r>
-        <w:t>Традиция кометной Венеры в мезоамериканских, шумерских, греческих и индуистских источниках независимо подтверждает утверждение Великовского о комете Венеры с мифологическими доказательствами, которые сам Великовский никогда не собирал</w:t>
+        <w:t>Традиция кометной Венеры в мезоамериканских, шумерских, греческих и индуистских источниках независимо подтверждает утверждение Великовского о комете Венеры с мифологическими доказательствами, которые сам Великовский никогда не собирал.</w:t>
       </w:r>
     </w:p>
     <w:p>
@@ -6102,7 +6099,7 @@
         <w:spacing w:before="20" w:after="20"/>
       </w:pPr>
       <w:r>
-        <w:t>Миф кодирует астрономию, а не аллегорию — всемирное распространение метафоры «мельницы» (мельница Гамлета, скандинавский Гротти, индуистское бурение океана) является кросс-культурным образом для прецессирующего небесного полюса. Это не метафора урожая, не психологический архетип, не народная сказка</w:t>
+        <w:t>Миф кодирует астрономию, а не аллегорию — всемирное распространение метафоры «мельницы» (мельница Гамлета, скандинавский Гротти, индуистское бурение океана) является кросс-культурным образом для прецессирующего небесного полюса. Это не метафора урожая, не психологический архетип, не народная сказка.</w:t>
       </w:r>
     </w:p>
     <w:p>
@@ -6111,7 +6108,7 @@
         <w:spacing w:before="20" w:after="20"/>
       </w:pPr>
       <w:r>
-        <w:t>Древние народы отслеживали движение планет с точностью на протяжении веков и закодировали его в мифе, что сделало восстановление этой астрономии методологически законным</w:t>
+        <w:t>Древние народы отслеживали движение планет с точностью на протяжении веков и закодировали его в мифе, что сделало восстановление этой астрономии методологически законным.</w:t>
       </w:r>
     </w:p>
     <w:p>
@@ -6120,7 +6117,7 @@
         <w:spacing w:before="20" w:after="20"/>
       </w:pPr>
       <w:r>
-        <w:t>Прецессия равноденствий является скрытым предметом обширного тела древней мифологии — от норвежского Рагнарёка до метаморфоз Овидия до эпоса Гильгамеша</w:t>
+        <w:t>Прецессия равноденствий является скрытым предметом обширного тела древней мифологии — от норвежского Рагнарёка до метаморфоз Овидия до эпоса Гильгамеша.</w:t>
       </w:r>
     </w:p>
     <w:p>
@@ -6129,7 +6126,7 @@
         <w:spacing w:before="20" w:after="20"/>
       </w:pPr>
       <w:r>
-        <w:t>Методологическая основа — демонстрируя, что миф надежно кодирует реальные астрономические наблюдения, мельница Гамлета сделала реконструкцию мифа Тэлботта о Сатурне оправданной как научно обоснованная наука, а не спекуляция</w:t>
+        <w:t>Методологическая основа — демонстрируя, что миф надежно кодирует реальные астрономические наблюдения, мельница Гамлета сделала реконструкцию мифа Тэлботта о Сатурне оправданной как научно обоснованная наука, а не спекуляция.</w:t>
       </w:r>
     </w:p>
     <w:p>
@@ -7304,7 +7301,7 @@
               <w:jc w:val="center"/>
             </w:pPr>
             <w:r>
-              <w:t>Исследователь</w:t>
+              <w:t>исследователь</w:t>
             </w:r>
           </w:p>
         </w:tc>
@@ -7452,12 +7449,7 @@
               <w:spacing w:before="20" w:after="20"/>
             </w:pPr>
             <w:r>
-              <w:rPr>
-                <w:b w:val="0"/>
-                <w:i w:val="0"/>
-                <w:sz w:val="18"/>
-              </w:rPr>
-              <w:t>Published as Karolinska chair; ignored</w:t>
+              <w:t>Опубликовано как Каролинский стул; проигнорировано</w:t>
             </w:r>
           </w:p>
         </w:tc>
@@ -7508,12 +7500,7 @@
               <w:spacing w:before="20" w:after="20"/>
             </w:pPr>
             <w:r>
-              <w:rPr>
-                <w:b w:val="0"/>
-                <w:i w:val="0"/>
-                <w:sz w:val="18"/>
-              </w:rPr>
-              <w:t>Ignored by dentistry</w:t>
+              <w:t>игнорируется стоматологией</w:t>
             </w:r>
           </w:p>
         </w:tc>
@@ -7564,12 +7551,7 @@
               <w:spacing w:before="20" w:after="20"/>
             </w:pPr>
             <w:r>
-              <w:rPr>
-                <w:b w:val="0"/>
-                <w:i w:val="0"/>
-                <w:sz w:val="18"/>
-              </w:rPr>
-              <w:t>Known in Japan; unknown in West</w:t>
+              <w:t>Известный в Японии, неизвестный на Западе</w:t>
             </w:r>
           </w:p>
         </w:tc>
@@ -7740,7 +7722,7 @@
         <w:jc w:val="center"/>
       </w:pPr>
       <w:r>
-        <w:t>ЧАСТЬ XVII</w:t>
+        <w:t>Часть XVII</w:t>
       </w:r>
     </w:p>
     <w:p>
@@ -8470,7 +8452,7 @@
               <w:jc w:val="center"/>
             </w:pPr>
             <w:r>
-              <w:t>Истец</w:t>
+              <w:t>истец</w:t>
             </w:r>
           </w:p>
         </w:tc>
@@ -8500,7 +8482,7 @@
               <w:jc w:val="center"/>
             </w:pPr>
             <w:r>
-              <w:t>Метод</w:t>
+              <w:t>метод</w:t>
             </w:r>
           </w:p>
         </w:tc>
@@ -8945,7 +8927,7 @@
               <w:spacing w:before="20" w:after="20"/>
             </w:pPr>
             <w:r>
-              <w:t>Пирамидальная империя изменила календарь на нулевой год; иезуиты переосмыслили его как 1000 лет</w:t>
+              <w:t>Пирамидальная империя изменила календарь на нулевой год; иезуиты переосмыслили его как 1000 лет.</w:t>
             </w:r>
           </w:p>
         </w:tc>
@@ -9081,7 +9063,7 @@
               <w:jc w:val="center"/>
             </w:pPr>
             <w:r>
-              <w:t>Значение</w:t>
+              <w:t>значение</w:t>
             </w:r>
           </w:p>
         </w:tc>
@@ -9234,12 +9216,7 @@
               <w:spacing w:before="20" w:after="20"/>
             </w:pPr>
             <w:r>
-              <w:rPr>
-                <w:b w:val="0"/>
-                <w:i w:val="0"/>
-                <w:sz w:val="18"/>
-              </w:rPr>
-              <w:t>Statistical artefact</w:t>
+              <w:t>Статистический артефакт</w:t>
             </w:r>
           </w:p>
         </w:tc>
@@ -9290,12 +9267,7 @@
               <w:spacing w:before="20" w:after="20"/>
             </w:pPr>
             <w:r>
-              <w:rPr>
-                <w:b w:val="0"/>
-                <w:i w:val="0"/>
-                <w:sz w:val="18"/>
-              </w:rPr>
-              <w:t>End of planetary cataclysm</w:t>
+              <w:t>Конец планетарного катаклизма</w:t>
             </w:r>
           </w:p>
         </w:tc>
@@ -9304,7 +9276,7 @@
     <w:p/>
     <w:p>
       <w:r>
-        <w:t>Этот проект утверждает, что 684 г. до н.э., нулевой год и 1053 г. н.э. - это один и тот же момент, отделенный только выдуманным «блипом». См. «Блип».</w:t>
+        <w:t>Этот проект утверждает, что 684 г. до н.э., нулевой год и 1053 г. н.э. - это один и тот же момент, отделенный только выдуманным «блипом». См. «Блип»</w:t>
       </w:r>
     </w:p>
     <w:p>
@@ -9467,7 +9439,7 @@
         <w:pStyle w:val="Quote"/>
       </w:pPr>
       <w:r>
-        <w:t>"А. Т. Фоменко обнаружил три важных хронологических сдвига, примерно 333 года, 1053 и 1800 лет соответственно. Оказалось, что «Скалигеровский учебник» составлен из четырёх экземпляров одной и той же краткой хроники</w:t>
+        <w:t>"А. Т. Фоменко обнаружил три важных хронологических сдвига, примерно 333 года, 1053 и 1800 лет соответственно. Оказалось, что «Скалигеровский учебник» составлен из четырёх экземпляров одной и той же краткой хроники.</w:t>
       </w:r>
     </w:p>
     <w:p>
@@ -9611,7 +9583,12 @@
               <w:spacing w:before="20" w:after="20"/>
             </w:pPr>
             <w:r>
-              <w:t>Сатурн погружается в кому, уходит в нову — «Солнце сначала показывает себя»</w:t>
+              <w:rPr>
+                <w:b w:val="0"/>
+                <w:i w:val="0"/>
+                <w:sz w:val="18"/>
+              </w:rPr>
+              <w:t>Saturn drops coma, goes nova — "sun first shows itself"</w:t>
             </w:r>
           </w:p>
         </w:tc>
@@ -9656,12 +9633,7 @@
               <w:spacing w:before="20" w:after="20"/>
             </w:pPr>
             <w:r>
-              <w:rPr>
-                <w:b w:val="0"/>
-                <w:i w:val="0"/>
-                <w:sz w:val="18"/>
-              </w:rPr>
-              <w:t>Quiche Maya</w:t>
+              <w:t>Киче Майя</w:t>
             </w:r>
           </w:p>
         </w:tc>
@@ -9791,12 +9763,7 @@
               <w:spacing w:before="20" w:after="20"/>
             </w:pPr>
             <w:r>
-              <w:rPr>
-                <w:b w:val="0"/>
-                <w:i w:val="0"/>
-                <w:sz w:val="18"/>
-              </w:rPr>
-              <w:t>Biblical/Babylonian tradition</w:t>
+              <w:t>Библейская/вавилонская традиция</w:t>
             </w:r>
           </w:p>
         </w:tc>
@@ -9861,12 +9828,7 @@
               <w:spacing w:before="20" w:after="20"/>
             </w:pPr>
             <w:r>
-              <w:rPr>
-                <w:b w:val="0"/>
-                <w:i w:val="0"/>
-                <w:sz w:val="18"/>
-              </w:rPr>
-              <w:t>"Start of history, science, and philosophy"</w:t>
+              <w:t>«Начало истории, науки и философии»</w:t>
             </w:r>
           </w:p>
         </w:tc>
@@ -9878,7 +9840,7 @@
         <w:pStyle w:val="Quote"/>
       </w:pPr>
       <w:r>
-        <w:t>В 4077 году до н.э. Сатурн потерял свою кому. Сатурн стал новой звездой и засветился более ярко, чем Солнце. Для людей, которые не видели Солнца в течение тысяч лет, это было началом творения, началом времени</w:t>
+        <w:t>В 4077 году до н.э. Сатурн потерял свою кому. Сатурн стал новой звездой и засветился более ярко, чем Солнце. Для людей, которые не видели Солнца в течение тысяч лет, это было началом творения, началом времени.</w:t>
       </w:r>
     </w:p>
     <w:p>
@@ -9924,7 +9886,7 @@
         <w:spacing w:before="20" w:after="20"/>
       </w:pPr>
       <w:r>
-        <w:t>Ацтекские кодексы систематически сжигались после 1521 года</w:t>
+        <w:t>Ацтекские кодексы систематически сжигались после 1521 года.</w:t>
       </w:r>
     </w:p>
     <w:p/>
@@ -10210,7 +10172,7 @@
         <w:spacing w:before="20" w:after="20"/>
       </w:pPr>
       <w:r>
-        <w:t>Трансляция транслировалась во время настоящей военной тревоги (Европа на грани войны)</w:t>
+        <w:t>Трансляция транслировалась во время настоящей военной тревоги (Европа на грани войны).</w:t>
       </w:r>
     </w:p>
     <w:p>
@@ -10219,7 +10181,7 @@
         <w:spacing w:before="20" w:after="20"/>
       </w:pPr>
       <w:r>
-        <w:t>Формат был неотличим от реальных аварийных передач</w:t>
+        <w:t>Формат был неотличим от реальных аварийных передач.</w:t>
       </w:r>
     </w:p>
     <w:p>
@@ -10237,12 +10199,12 @@
         <w:spacing w:before="20" w:after="20"/>
       </w:pPr>
       <w:r>
-        <w:t>Адольф Гитлер ссылался на трансляцию в своей Мюнхенской речи (8 ноября 1938 года), называя ее доказательством американской демократической слабости</w:t>
-      </w:r>
-    </w:p>
-    <w:p>
-      <w:r>
-        <w:t>Оперативный тезис: передача 1938 года охватывала реальное вторжение на восточное побережье, ведущее к Обратному крестовому походу III («Вторая мировая война»). «Откровение метода» — объявляют событие вымыслом, в то время как транслируют реалистичные сообщения о том, что оно происходит. Любой, кто сообщал о реальных аномальных явлениях той ночью, был задним числом классифицирован как «паника»</w:t>
+        <w:t>Адольф Гитлер ссылался на трансляцию в своей Мюнхенской речи (8 ноября 1938 года), называя ее доказательством американской демократической слабости.</w:t>
+      </w:r>
+    </w:p>
+    <w:p>
+      <w:r>
+        <w:t>Оперативный тезис: передача 1938 года охватывала реальное вторжение на восточное побережье, ведущее к Обратному крестовому походу III («Вторая мировая война»). «Откровение метода» — объявляют событие вымыслом, в то время как транслируют реалистичные сообщения о том, что оно происходит. Любой, кто сообщал о реальных аномальных явлениях той ночью, был задним числом классифицирован как «паника».</w:t>
       </w:r>
     </w:p>
     <w:p>
@@ -10292,7 +10254,7 @@
         <w:spacing w:before="20" w:after="20"/>
       </w:pPr>
       <w:r>
-        <w:t>Министр ВМС США Фрэнк Нокс назвал это «ложной тревогой» на следующий день, что противоречит утверждению армии о наличии реальных целей</w:t>
+        <w:t>Министр ВМС США Фрэнк Нокс назвал это «ложной тревогой» на следующий день, что противоречит утверждению армии о наличии реальных целей.</w:t>
       </w:r>
     </w:p>
     <w:p>
@@ -10310,7 +10272,7 @@
         <w:spacing w:before="20" w:after="20"/>
       </w:pPr>
       <w:r>
-        <w:t>Позже ВВС приписали его «погодному шару» и военным нервам — такое же объяснение использовал Розуэлл пять лет спустя</w:t>
+        <w:t>Позже ВВС приписали его «погодному шару» и военным нервам — такое же объяснение использовал Розуэлл пять лет спустя.</w:t>
       </w:r>
     </w:p>
     <w:p>
@@ -10400,7 +10362,7 @@
     </w:p>
     <w:p>
       <w:r>
-        <w:t>12 февраля 1949 года Радио Кито транслировало испаноязычную адаптацию «Войны миров» Эдуардо Алькараза, отформатированную как «новая новость». В отличие от 1938 года, это привело к смертельному насилию</w:t>
+        <w:t>12 февраля 1949 года Радио Кито транслировало испаноязычную адаптацию «Войны миров» Эдуардо Алькараза, отформатированную как «новая новость». В отличие от 1938 года, это привело к смертельному насилию.</w:t>
       </w:r>
     </w:p>
     <w:p>
@@ -10409,7 +10371,7 @@
         <w:spacing w:before="20" w:after="20"/>
       </w:pPr>
       <w:r>
-        <w:t>Когда обман был раскрыт, толпа подожгла здание Радио Кито</w:t>
+        <w:t>Когда обман был раскрыт, толпа подожгла здание Радио Кито.</w:t>
       </w:r>
     </w:p>
     <w:p>
@@ -10499,7 +10461,7 @@
         <w:spacing w:before="20" w:after="20"/>
       </w:pPr>
       <w:r>
-        <w:t>Высокие, худые существа в беде, зная, что их цивилизация заканчивается</w:t>
+        <w:t>Высокие, худые существа в беде, зная, что их цивилизация заканчивается.</w:t>
       </w:r>
     </w:p>
     <w:p>
@@ -10620,7 +10582,12 @@
               <w:spacing w:before="20" w:after="20"/>
             </w:pPr>
             <w:r>
-              <w:t>1894 год</w:t>
+              <w:rPr>
+                <w:b w:val="0"/>
+                <w:i w:val="0"/>
+                <w:sz w:val="18"/>
+              </w:rPr>
+              <w:t>1894</w:t>
             </w:r>
           </w:p>
         </w:tc>
@@ -10669,12 +10636,7 @@
               <w:spacing w:before="20" w:after="20"/>
             </w:pPr>
             <w:r>
-              <w:rPr>
-                <w:b w:val="0"/>
-                <w:i w:val="0"/>
-                <w:sz w:val="18"/>
-              </w:rPr>
-              <w:t>Pre-invasion bombardment signal</w:t>
+              <w:t>Сигнал перед вторжением</w:t>
             </w:r>
           </w:p>
         </w:tc>
@@ -10812,12 +10774,7 @@
               <w:spacing w:before="20" w:after="20"/>
             </w:pPr>
             <w:r>
-              <w:rPr>
-                <w:b w:val="0"/>
-                <w:i w:val="0"/>
-                <w:sz w:val="18"/>
-              </w:rPr>
-              <w:t>Operational account, relocated to US</w:t>
+              <w:t>Операционный счет, переведенный в США</w:t>
             </w:r>
           </w:p>
         </w:tc>
@@ -11961,7 +11918,7 @@
         <w:spacing w:before="20" w:after="20"/>
       </w:pPr>
       <w:r>
-        <w:t>Объясняется глобальной цивилизацией, реагирующей на глобальный электромагнитный кризис, а не одной программой строительства средневековой империи</w:t>
+        <w:t>Объясняется глобальной цивилизацией, реагирующей на глобальный электромагнитный кризис, а не одной программой строительства средневековой империи.</w:t>
       </w:r>
     </w:p>
     <w:p>
@@ -11985,7 +11942,7 @@
         <w:spacing w:before="0" w:after="40"/>
       </w:pPr>
       <w:r>
-        <w:t>ГЛАВА 5</w:t>
+        <w:t>Глава 5</w:t>
       </w:r>
     </w:p>
     <w:p>
@@ -12071,7 +12028,7 @@
         <w:spacing w:before="20" w:after="20"/>
       </w:pPr>
       <w:r>
-        <w:t>День 4: «Да будут светила на небосводе, чтобы отделить день от ночи» — Солнце, Луна и звезды</w:t>
+        <w:t>День 4: «Да будут светила на небосводе, чтобы отделить день от ночи» — Солнце, Луна и звезды.</w:t>
       </w:r>
     </w:p>
     <w:p>
@@ -12112,7 +12069,7 @@
         <w:spacing w:before="20" w:after="20"/>
       </w:pPr>
       <w:r>
-        <w:t>«Свет Бога отличался от света Солнца», — утверждалось без механизма</w:t>
+        <w:t>«Свет Бога отличался от света Солнца», — утверждалось без механизма.</w:t>
       </w:r>
     </w:p>
     <w:p>
@@ -12121,7 +12078,7 @@
         <w:spacing w:before="20" w:after="20"/>
       </w:pPr>
       <w:r>
-        <w:t>«Солнце было создано на 1-й день, но выведено на орбиту на 4-й день», — говорится в тексте</w:t>
+        <w:t>«Солнце было создано на 1-й день, но выведено на орбиту на 4-й день», — говорится в тексте.</w:t>
       </w:r>
     </w:p>
     <w:p>
@@ -12130,7 +12087,7 @@
         <w:spacing w:before="20" w:after="20"/>
       </w:pPr>
       <w:r>
-        <w:t>«Дни — это образные эоны» — правда в самом глубоком смысле, но все еще оставляет проблему Солнца до светил нерешенной</w:t>
+        <w:t>«Дни — это образные эоны» — правда в самом глубоком смысле, но все еще оставляет проблему Солнца до светил нерешенной.</w:t>
       </w:r>
     </w:p>
     <w:p>
@@ -12289,7 +12246,7 @@
         <w:pStyle w:val="Quote"/>
       </w:pPr>
       <w:r>
-        <w:t>И сказал Бог: да будет свет, и был свет. И увидел Бог свет, что он благ, и отделил Бог свет от тьмы (Бытие 1:3-4)</w:t>
+        <w:t>И сказал Бог: да будет свет, и был свет. И увидел Бог свет, что он благ, и отделил Бог свет от тьмы (Бытие 1:3-4).</w:t>
       </w:r>
     </w:p>
     <w:p>
@@ -12347,7 +12304,7 @@
         <w:pStyle w:val="Quote"/>
       </w:pPr>
       <w:r>
-        <w:t>«И сказал Бог: да будет твердь посреди вод, и да отделит она воды от вод» (Бытие 1:6)</w:t>
+        <w:t>«И сказал Бог: да будет твердь посреди вод, и да отделит она воды от вод» (Бытие 1:6).</w:t>
       </w:r>
     </w:p>
     <w:p>
@@ -12375,7 +12332,7 @@
         <w:pStyle w:val="Quote"/>
       </w:pPr>
       <w:r>
-        <w:t>"Поскольку Сатурн изменился на дуговой режим разряда, предыдущий охватывающий световой разряд исчез. Сатурн внезапно засветился как солнце и соединился с Землей через Меркурий и Марс электрической дугой. Боги родились, и «создание» произошло. Воды внизу отделились от «вод» вверху, и свет был создан не светом Солнца, а корональным разрядом Сатурна</w:t>
+        <w:t>"Поскольку Сатурн изменился на дуговой режим разряда, предыдущий охватывающий световой разряд исчез. Сатурн внезапно засветился как солнце и соединился с Землей через Меркурий и Марс электрической дугой. Боги родились, и «создание» произошло. Воды внизу отделились от «вод» вверху, и свет был создан не светом Солнца, а корональным разрядом Сатурна.</w:t>
       </w:r>
     </w:p>
     <w:p>
@@ -12383,7 +12340,7 @@
         <w:pStyle w:val="Quote"/>
       </w:pPr>
       <w:r>
-        <w:t>В книге Бытия Бог отделил воды внизу от вод вверху, создав купол неба. Это появление северных звезд в 4077 году до нашей эры, когда режим свечения комы Сатурна коллапсирует. «Вода наверху», которая была плазмой, изливающейся из Сатурна в окружающее пространство, остается «выше» в виде колец Сатурна и потока воды, или того, что выглядело как вода, соединяющаяся с Землей</w:t>
+        <w:t>В книге Бытия Бог отделил воды внизу от вод вверху, создав купол неба. Это появление северных звезд в 4077 году до нашей эры, когда режим свечения комы Сатурна коллапсирует. «Вода наверху», которая была плазмой, изливающейся из Сатурна в окружающее пространство, остается «выше», чем кольца Сатурна и поток воды, или то, что выглядело как вода, соединяющаяся с Землей.</w:t>
       </w:r>
     </w:p>
     <w:p>
@@ -12439,7 +12396,7 @@
         <w:pStyle w:val="Quote"/>
       </w:pPr>
       <w:r>
-        <w:t>«И сказал Бог: да будут огни на тверди небесной, чтобы отделять день от ночи, и да будут они знамениями, и временами, и днями, и годами» (Бытие 1:14)</w:t>
+        <w:t>«И сказал Бог: да будут огни на тверди небесной, чтобы отделять день от ночи, и да будут они знамениями, и временами, и днями, и годами» (Бытие 1:14).</w:t>
       </w:r>
     </w:p>
     <w:p>
@@ -12472,7 +12429,7 @@
         <w:pStyle w:val="Quote"/>
       </w:pPr>
       <w:r>
-        <w:t>«И сказал Бог: да произведут воды с избытком движущееся существо, имеющее жизнь, и птицу, которая может летать над землей» (Бытие 1:20)</w:t>
+        <w:t>«И сказал Бог: да произведут воды с избытком движущееся существо, имеющее жизнь, и птицу, которая может летать над землей» (Бытие 1:20).</w:t>
       </w:r>
     </w:p>
     <w:p>
@@ -12500,7 +12457,7 @@
         <w:pStyle w:val="Quote"/>
       </w:pPr>
       <w:r>
-        <w:t>«И сказал Бог: сотворим человека по образу Нашему, по подобию Нашему; и да будут они господствовать над рыбами морскими, и над птицами воздушными, и над скотом» (Бытие 1:26)</w:t>
+        <w:t>«И сказал Бог: сотворим человека по образу Нашему, по подобию Нашему; и да будут они господствовать над рыбами морскими, и над птицами воздушными, и над скотом» (Бытие 1:26).</w:t>
       </w:r>
     </w:p>
     <w:p>
@@ -12538,7 +12495,7 @@
         <w:pStyle w:val="Quote"/>
       </w:pPr>
       <w:r>
-        <w:t>«И на седьмой день закончил Бог дело Свое, которое Он сотворил, и почил на седьмой день от всего дела Своего, которое Он сотворил» (Бытие 2:2)</w:t>
+        <w:t>«И на седьмой день закончил Бог дело Свое, которое Он сотворил, и почил на седьмой день от всего дела Своего, которое Он сотворил» (Бытие 2:2).</w:t>
       </w:r>
     </w:p>
     <w:p>
@@ -12675,7 +12632,7 @@
         <w:spacing w:before="20" w:after="20"/>
       </w:pPr>
       <w:r>
-        <w:t>космологическая память переформулируется как моральное наказание;</w:t>
+        <w:t>Космологическая память переформулируется как моральное наказание.</w:t>
       </w:r>
     </w:p>
     <w:p>
@@ -12684,7 +12641,7 @@
         <w:spacing w:before="20" w:after="20"/>
       </w:pPr>
       <w:r>
-        <w:t>хронология сплющена в единую дидактическую историю, сосредоточенную на Ное.</w:t>
+        <w:t>Хронология сплющена в единую дидактическую историю, сосредоточенную на Ное.</w:t>
       </w:r>
     </w:p>
     <w:p>
@@ -12864,7 +12821,7 @@
               <w:spacing w:before="20" w:after="20"/>
             </w:pPr>
             <w:r>
-              <w:t>Наше Солнце появляется после того, как все творение завершено</w:t>
+              <w:t>Наше Солнце появляется после того, как все творение завершено.</w:t>
             </w:r>
           </w:p>
         </w:tc>
@@ -13209,12 +13166,7 @@
               <w:spacing w:before="20" w:after="20"/>
             </w:pPr>
             <w:r>
-              <w:rPr>
-                <w:b w:val="0"/>
-                <w:i w:val="0"/>
-                <w:sz w:val="18"/>
-              </w:rPr>
-              <w:t>Venus as the plasmoid star in the column</w:t>
+              <w:t>Венера как плазмоидная звезда в колонне</w:t>
             </w:r>
           </w:p>
         </w:tc>
@@ -13325,26 +13277,7 @@
               <w:spacing w:before="20" w:after="20"/>
             </w:pPr>
             <w:r>
-              <w:rPr>
-                <w:b w:val="0"/>
-                <w:i w:val="0"/>
-                <w:sz w:val="18"/>
-              </w:rPr>
-            </w:r>
-            <w:r>
-              <w:rPr>
-                <w:b/>
-                <w:i w:val="0"/>
-                <w:sz w:val="18"/>
-              </w:rPr>
-              <w:t>Saturn displaced — Sabbath — creation ends</w:t>
-            </w:r>
-            <w:r>
-              <w:rPr>
-                <w:b w:val="0"/>
-                <w:i w:val="0"/>
-                <w:sz w:val="18"/>
-              </w:rPr>
+              <w:t>Сатурн смещен — Суббота — сотворение заканчивается</w:t>
             </w:r>
           </w:p>
         </w:tc>
@@ -13416,7 +13349,7 @@
         <w:spacing w:before="20" w:after="20"/>
       </w:pPr>
       <w:r>
-        <w:t>Введено противоречие — Дни 1-3 имеют свет, но нет Солнца — которое они не могли исправить, не раскрыв первоначальную космологию</w:t>
+        <w:t>Введено противоречие — Дни 1-3 имеют свет, но нет Солнца — которое они не могли исправить, не раскрыв первоначальную космологию.</w:t>
       </w:r>
     </w:p>
     <w:p>
@@ -13451,7 +13384,7 @@
         <w:pStyle w:val="Quote"/>
       </w:pPr>
       <w:r>
-        <w:t>«Свет луны будет как свет солнца, и свет солнца будет семикратным, как свет семи дней» (Исаия 30:26)</w:t>
+        <w:t>«Свет луны будет как свет солнца, и свет солнца будет семикратным, как свет семи дней» (Исаия 30:26).</w:t>
       </w:r>
     </w:p>
     <w:p>
@@ -13469,7 +13402,7 @@
         <w:pStyle w:val="Quote"/>
       </w:pPr>
       <w:r>
-        <w:t>«Еще семь дней, и Я поведу дождь на землю сорок дней и сорок ночей» (Бытие 7:4)</w:t>
+        <w:t>«Еще семь дней, и Я поведу дождь на землю сорок дней и сорок ночей» (Бытие 7:4).</w:t>
       </w:r>
     </w:p>
     <w:p>
@@ -13482,7 +13415,7 @@
         <w:pStyle w:val="Quote"/>
       </w:pPr>
       <w:r>
-        <w:t>«Еврейское утверждение состоит в том, что Бог изменил порядок природы, солнце восходило на западе и садилось на востоке в течение семи дней, непосредственно предшествующих потопу»</w:t>
+        <w:t>«Еврейское утверждение состоит в том, что Бог изменил порядок природы, солнце восходило на западе и садилось на востоке в течение семи дней, непосредственно предшествующих потопу».</w:t>
       </w:r>
     </w:p>
     <w:p>
@@ -13506,7 +13439,7 @@
         <w:spacing w:before="20" w:after="20"/>
       </w:pPr>
       <w:r>
-        <w:t>Jno Cook, Recovering the Lost World: Appendix B: Celestial Mechanics — «Свет луны будет как свет солнца, а свет солнца будет семикратным, как свет семи дней»</w:t>
+        <w:t>Jno Cook, Recovering the Lost World: Appendix B: Celestial Mechanics — «Свет луны будет как свет солнца, а свет солнца будет семикратным, как свет семи дней».</w:t>
       </w:r>
     </w:p>
     <w:p>
@@ -13675,7 +13608,7 @@
         <w:spacing w:before="20" w:after="20"/>
       </w:pPr>
       <w:r>
-        <w:t>Jno Cook, Recovering the Lost World: Chapter 3: The Osiris Mystery — waters above and waters below; firmament as plasma border (небо как граница плазмы) (недоступная ссылка — история)</w:t>
+        <w:t>Jno Cook, Recovering the Lost World: Chapter 3: The Osiris Mystery — waters above and waters below; firmament as plasma border (небо как граница плазмы) (недоступная ссылка — история).</w:t>
       </w:r>
     </w:p>
     <w:p>
@@ -13684,7 +13617,7 @@
         <w:spacing w:before="20" w:after="20"/>
       </w:pPr>
       <w:r>
-        <w:t>Jno Cook, Recovering the Lost World: Appendix B: Celestial Mechanics — Isaiah’s «seven days joined in one» and the 3147 BC flood (недоступная ссылка — история)</w:t>
+        <w:t>Jno Cook, Recovering the Lost World: Appendix B: Celestial Mechanics — Isaiah’s «seven days joined in one» and the 3147 BC flood (недоступная ссылка — история).</w:t>
       </w:r>
     </w:p>
     <w:p>
@@ -13775,7 +13708,7 @@
     </w:p>
     <w:p>
       <w:r>
-        <w:t>Дэвид Тэлботт «Вспоминая конец света» (YouTube) Даты Кука: Jno Cook помещает яркий полумесяц / нову Сатурна в 4077 году до нашей эры и конец коллинеарной конфигурации в 3147 году до нашей эры; эти якоря показаны в столбце даты, где они выравниваются с шагом. Все остальные шаги.</w:t>
+        <w:t>Дэвид Тэлботт «Вспоминая конец света» (YouTube) Даты Кука: Jno Cook помещает яркий полумесяц / нову Сатурна в 4077 году до нашей эры и конец коллинеарной конфигурации в 3147 году до нашей эры; эти якоря показаны в столбце даты, где они выравниваются с шагом. Все остальные шаги?</w:t>
       </w:r>
     </w:p>
     <w:tbl>
@@ -13940,12 +13873,7 @@
               <w:spacing w:before="20" w:after="20"/>
             </w:pPr>
             <w:r>
-              <w:rPr>
-                <w:b w:val="0"/>
-                <w:i w:val="0"/>
-                <w:sz w:val="18"/>
-              </w:rPr>
-              <w:t>Cloud dissipates</w:t>
+              <w:t>Облако рассеивается</w:t>
             </w:r>
           </w:p>
         </w:tc>
@@ -13996,12 +13924,7 @@
               <w:spacing w:before="20" w:after="20"/>
             </w:pPr>
             <w:r>
-              <w:rPr>
-                <w:b w:val="0"/>
-                <w:i w:val="0"/>
-                <w:sz w:val="18"/>
-              </w:rPr>
-              <w:t>Crescent appears (Cook: Saturn nova)</w:t>
+              <w:t>Появляется полумесяц (Cook: Saturn nova)</w:t>
             </w:r>
           </w:p>
         </w:tc>
@@ -14762,7 +14685,7 @@
         <w:jc w:val="center"/>
       </w:pPr>
       <w:r>
-        <w:t>ЧАСТЬ XVIII</w:t>
+        <w:t>Часть XVIII</w:t>
       </w:r>
     </w:p>
     <w:p>
@@ -14888,7 +14811,7 @@
     </w:p>
     <w:p>
       <w:r>
-        <w:t>«Смерть Бранденбурга на Марсе» (2015) иллюстрирует исследовательскую ловушку: книги, привлекающие подлинных исследователей с полномочиями и интригующими помещениями, вкладывающие сотни страниц в технический жаргон, а затем не предоставляющие никаких полезных доказательств в заключении. После более 300 страниц анализа изотопов и анекдотов холодной войны Бранденбург делает вывод: «Никаких дорог или планировки руин... не видно». Большинство останков, вероятно, захоронены под многими метрами щебня. Никаких фотографий. Никаких улиц. Никаких артефактов. «Лицо на Марсе» — курган длиной 3×2 км; «Пирамида D&amp;M» — холм с одной площадью «развалившейся кирпичной кладки»</w:t>
+        <w:t>«Смерть Бранденбурга на Марсе» (2015) иллюстрирует исследовательскую ловушку: книги, привлекающие подлинных исследователей с полномочиями и интригующими помещениями, вкладывающие сотни страниц в технический жаргон, а затем не предоставляющие никаких полезных доказательств в заключении. После более 300 страниц анализа изотопов и анекдотов холодной войны Бранденбург делает вывод: «Никаких дорог или планировки руин... не видно». Большинство останков, вероятно, захоронены под многими метрами щебня. Никаких фотографий. Никаких улиц. Никаких артефактов. «Лицо на Марсе» — курган длиной 3×2 км; «Пирамида D&amp;M» — холм с одной площадью «развалившейся кирпичной кладки».</w:t>
       </w:r>
     </w:p>
     <w:p>
@@ -15073,7 +14996,7 @@
               <w:jc w:val="center"/>
             </w:pPr>
             <w:r>
-              <w:t>Параллельный</w:t>
+              <w:t>параллельный</w:t>
             </w:r>
           </w:p>
         </w:tc>
@@ -15175,7 +15098,7 @@
               <w:spacing w:before="20" w:after="20"/>
             </w:pPr>
             <w:r>
-              <w:t>Кованые величайшим мастером, украденные темной северной властью, вызывают все войны</w:t>
+              <w:t>Кованые величайшим мастером, украденные темной северной властью, вызывают все войны.</w:t>
             </w:r>
           </w:p>
         </w:tc>
@@ -15379,7 +15302,12 @@
               <w:spacing w:before="20" w:after="20"/>
             </w:pPr>
             <w:r>
-              <w:t>Толкин прямо приравнял Нуменор к Атлантиде</w:t>
+              <w:rPr>
+                <w:b w:val="0"/>
+                <w:i w:val="0"/>
+                <w:sz w:val="18"/>
+              </w:rPr>
+              <w:t>Tolkien explicitly equated Númenor with Atlantis</w:t>
             </w:r>
           </w:p>
         </w:tc>
@@ -15430,7 +15358,12 @@
               <w:spacing w:before="20" w:after="20"/>
             </w:pPr>
             <w:r>
-              <w:t>Проклятое кольцо власти приносит смерть каждому владельцу</w:t>
+              <w:rPr>
+                <w:b w:val="0"/>
+                <w:i w:val="0"/>
+                <w:sz w:val="18"/>
+              </w:rPr>
+              <w:t>Cursed ring of power bringing death to every owner</w:t>
             </w:r>
           </w:p>
         </w:tc>
@@ -15652,7 +15585,12 @@
               <w:spacing w:before="20" w:after="20"/>
             </w:pPr>
             <w:r>
-              <w:t>Реальные языки + мифы, кодирующие реальную историю</w:t>
+              <w:rPr>
+                <w:b w:val="0"/>
+                <w:i w:val="0"/>
+                <w:sz w:val="18"/>
+              </w:rPr>
+              <w:t>Real languages + myths encoding real history</w:t>
             </w:r>
           </w:p>
         </w:tc>
@@ -15703,7 +15641,12 @@
               <w:spacing w:before="20" w:after="20"/>
             </w:pPr>
             <w:r>
-              <w:t>Реальные данные переформатированы в вымышленные языки</w:t>
+              <w:rPr>
+                <w:b w:val="0"/>
+                <w:i w:val="0"/>
+                <w:sz w:val="18"/>
+              </w:rPr>
+              <w:t>Real data reframed as invented languages in fictional world</w:t>
             </w:r>
           </w:p>
         </w:tc>
@@ -16692,7 +16635,7 @@
         <w:spacing w:before="20" w:after="20"/>
       </w:pPr>
       <w:r>
-        <w:t>Мгновенные порталы — Комбинат использует портальную технологию для перемещения между измерениями и планетами. Центральное событие игры («Инцидент Черной Месы») — резонансный каскад, вызванный экспериментом с ускорителем частиц — CERN в качестве сюжетного устройства. Порталы не являются фантазией; они изображены как инженерная инфраструктура, обыденная для оккупантов</w:t>
+        <w:t>Мгновенные порталы — Комбинат использует портальную технологию для перемещения между измерениями и планетами. Центральное событие игры («Инцидент Черной Месы») — резонансный каскад, вызванный экспериментом с ускорителем частиц — CERN в качестве сюжетного устройства. Порталы не являются фантазией; они изображены как инженерная инфраструктура, обыденная для оккупантов.</w:t>
       </w:r>
     </w:p>
     <w:p>
@@ -16710,7 +16653,7 @@
         <w:spacing w:before="20" w:after="20"/>
       </w:pPr>
       <w:r>
-        <w:t>Поле подавления — комбинат поддерживает поле, которое препятствует размножению человека. Марс нуждается в перевёрнутых женщинах: оккупант препятствует размножению занятых при извлечении того, что ему нужно. Поле подавления поднимается только на кульминации игры</w:t>
+        <w:t>Поле подавления — комбинат поддерживает поле, которое препятствует размножению человека. Марс нуждается в перевёрнутых женщинах: оккупант препятствует размножению занятых при извлечении того, что ему нужно. Поле подавления поднимается только на кульминации игры.</w:t>
       </w:r>
     </w:p>
     <w:p>
@@ -16719,7 +16662,7 @@
         <w:spacing w:before="20" w:after="20"/>
       </w:pPr>
       <w:r>
-        <w:t>Коммунизм как навязанная религия — Город 17 действует по системе, неотличимой от советского коммунизма: распределение рациона, обязательное переселение, вездесущая слежка, номинальный администратор (Доктор Брин), который сотрудничает с оккупантом и распространяет пропаганду через экраны в каждом общественном пространстве. Навязанный Комбинатом порядок на Земле отражает то, что Пирамидальная Империя навязала через монотеизм — послушание невидимой власти в обмен на выживание</w:t>
+        <w:t>Коммунизм как навязанная религия — Город 17 действует по системе, неотличимой от советского коммунизма: распределение рациона, обязательное переселение, вездесущая слежка, номинальный администратор (Доктор Брин), который сотрудничает с оккупантом и распространяет пропаганду через экраны в каждом общественном пространстве. Навязанный Комбинатом порядок на Земле отражает то, что Пирамидальная Империя навязала через монотеизм — послушание невидимой власти в обмен на выживание.</w:t>
       </w:r>
     </w:p>
     <w:p>
@@ -16728,7 +16671,7 @@
         <w:spacing w:before="20" w:after="20"/>
       </w:pPr>
       <w:r>
-        <w:t>Головокружительные зомби — люди, паразитируемые инопланетными организмами, которые переопределяют их сознание, превращая их в позорные, враждебные тела. Жанр зомби-апокалипсиса представлен как буквально инопланетная технология — биологическое оружие, которое лишает духа тела</w:t>
+        <w:t>Головокружительные зомби — люди, паразитируемые инопланетными организмами, которые переопределяют их сознание, превращая их в позорные, враждебные тела. Жанр зомби-апокалипсиса представлен как буквально инопланетная технология — биологическое оружие, которое лишает духа тела.</w:t>
       </w:r>
     </w:p>
     <w:p>
@@ -16811,12 +16754,27 @@
         <w:pStyle w:val="Quote"/>
       </w:pPr>
       <w:r>
-        <w:t>Кратко: TODO</w:t>
+        <w:t>Расширенные случаи автора за автором (Wells through Card) рассматривают печать как тот же класс инструмента, что и фильм / телевидение: закодированная технология, время и институциональное размещение, часто предполагая даты учебника до применения альтернативной хронологии. Свифт (1726) складывается как ранний мистификация-мемуары → сатирический сдвиг полки с остатком Марс + Тартария; заключение соответствует родительскому тезису — художественные ярлыки карантинных показаний, а параллельные охоты остаются контент-первым, а не жанр-увольнение.</w:t>
       </w:r>
     </w:p>
     <w:p>
       <w:r>
         <w:t>Это приложение расширяет предиктивное программирование 20-го века: литература. Для тезиса и шаблона см. основную статью.</w:t>
+      </w:r>
+    </w:p>
+    <w:p>
+      <w:pPr>
+        <w:pStyle w:val="Heading3"/>
+        <w:keepNext/>
+        <w:keepLines/>
+      </w:pPr>
+      <w:r>
+        <w:t>Джонатан Свифт (1667-1745)</w:t>
+      </w:r>
+    </w:p>
+    <w:p>
+      <w:r>
+        <w:t>Путешествия Гулливера (1726) были проданы как мемуары капитана Лемуэля Гулливера — тот же документальный кадр, каталогизированный в расследовании, представленном как факт. Прием тогда подал книгу как сатиру и детскую литературу; это приложение подсчитывает, что переименовывание в то же семейство ходов позже применялось в библиотечной фантастике. Бробдингнаг поставляет ордыно-масштабную монархию, пушечную арифметику и дикцию «Великая Тартария» на рельсах, выложенных в зеркалах временной линии Свифт — Тартария / Русь. Парные близкие спутники Марса Лапуты суммируются против Холла (1877) в Свифте — Марс, гиганты, позиция публикации. Давление публикации и форма управляемого раскрытия: дискуссионные рельсы и дрейф. Скриншоты из игры 1726 CE: Gulliver's Travels.</w:t>
       </w:r>
     </w:p>
     <w:p>
@@ -16958,7 +16916,7 @@
     </w:p>
     <w:p>
       <w:r>
-        <w:t>Рассказчик получает свою собственную копию, читает своему сыну и обнаруживает, что его отец пропустил и отредактировал Моргенштерна вслух — «оригинал» был слишком скучным; персонаж Голдман затем публикует сокращение, которое сокращает скучные растяжки и сохраняет действие и интригу. Редакция повествуется как семейная редакционная традиция: печатная книга — это не весь положенный текст — форма признания под шутку. Оригинальное название: Princess Bride Investigation.</w:t>
+        <w:t>Рассказчик получает свою собственную копию, читает своему сыну и обнаруживает, что его отец пропустил и отредактировал Моргенштерна вслух — «оригинал» был слишком скучным; персонаж Голдман затем публикует сокращение, которое сокращает скучные растяжки и сохраняет действие и интригу. Редакция повествуется как семейная редакционная традиция: печатная книга — это не весь положенный текст — форма признания под шутку. Оригинальное название: Princess Bride Investigation</w:t>
       </w:r>
     </w:p>
     <w:p>
@@ -17734,7 +17692,7 @@
     </w:p>
     <w:p>
       <w:r>
-        <w:t>Американский автор с военно-морской разведкой — он работал в Филадельфийском военно-морском дворе во время Второй мировой войны (обратите внимание на совпадение с графиком Филадельфийского эксперимента). Его марсианская фантастика заметно более «реалистична» и политически специфична, чем чистая мякоть</w:t>
+        <w:t>Американский автор с военно-морской разведкой — он работал в Филадельфийском военно-морском дворе во время Второй мировой войны (обратите внимание на совпадение с графиком Филадельфийского эксперимента). Его марсианская фантастика заметно более «реалистична» и политически специфична, чем чистая мякоть.</w:t>
       </w:r>
     </w:p>
     <w:p>
@@ -17776,7 +17734,7 @@
     </w:p>
     <w:p>
       <w:r>
-        <w:t>Американский писатель, который утверждал, что испытал подлинные психические или мистические события (опыт ВАЛИС, февраль-март 1974). В его марсианской фантастике постоянно присутствуют манипуляции с памятью, скрытая правда и корпоративный заговор</w:t>
+        <w:t>Американский писатель, который утверждал, что испытал подлинные психические или мистические события (опыт ВАЛИС, февраль-март 1974). В его марсианской фантастике постоянно присутствуют манипуляции с памятью, скрытая правда и корпоративный заговор.</w:t>
       </w:r>
     </w:p>
     <w:p>
@@ -20641,7 +20599,7 @@
         <w:pStyle w:val="Quote"/>
       </w:pPr>
       <w:r>
-        <w:t>"Ваше отстранение от роли Солнца в мифологии заходит, на мой взгляд, слишком далеко. Это правда, что в поздней античности и особенно с тех пор, как Макробий почти вся мифология была сделана, чтобы представлять Солнце, модное очень в моде в начале 19-го века (время Гете), но также и позже — см. мои ссылки в первой главе Эдипа и Ахнатона; но если бы было Солнце Дня, кроме Ночного Солнца, оно не могло бы избежать некоторой роли в мифологии</w:t>
+        <w:t>"Ваше отстранение от роли Солнца в мифологии заходит, на мой взгляд, слишком далеко. Это правда, что в поздней античности и особенно с тех пор, как Макробий почти вся мифология была сделана, чтобы представлять Солнце, модное очень в моде в начале 19-го века (время Гете), но также и позже — см. мои ссылки в первой главе Эдипа и Ахнатона; но если бы было Солнце Дня, кроме Ночного Солнца, оно не могло бы избежать некоторой роли в мифологии.</w:t>
       </w:r>
     </w:p>
     <w:p>
@@ -20691,12 +20649,12 @@
     </w:p>
     <w:p>
       <w:r>
-        <w:t>2. Планетарные ошибки. Тэлботт определил планету между Сатурном и Марсом в полярной конфигурации как Венеру. Кук определяет, что это был Меркурий, а не Венера: «Дэвид Тэлботт считал это состоянием полярного стека, но определил планету между Сатурном и Марсом как Венеру. Он также не знал о планетах над Сатурном». В другом месте: как указал Тэлботт (который неправильно идентифицирует Меркурий как Венеру)</w:t>
-      </w:r>
-    </w:p>
-    <w:p>
-      <w:r>
-        <w:t>3. модели научной фантастики. Кук описывает сценарий Thunderbolts как «научную фантастику» со «слишком большим количеством неподдерживаемых «неудобных» положений». Он называет концепцию «единого входа в штопор» для прибытия Сатурна «чистой чепухой», добавив, что взаимодействия плазмы «не могут замедлить путешествие планеты». Это потребовало бы силы взаимодействия электрического поля, которая выходит за рамки концептуальной основы группы Громовержцев»</w:t>
+        <w:t>2. Планетарные ошибки. Тэлботт определил планету между Сатурном и Марсом в полярной конфигурации как Венеру. Кук определяет, что это был Меркурий, а не Венера: «Дэвид Тэлботт считал это состоянием полярного стека, но определил планету между Сатурном и Марсом как Венеру. Он также не знал о планетах над Сатурном». В другом месте: как указал Тэлботт (который неправильно идентифицирует Меркурий как Венеру).</w:t>
+      </w:r>
+    </w:p>
+    <w:p>
+      <w:r>
+        <w:t>3. модели научной фантастики. Кук описывает сценарий Thunderbolts как «научную фантастику» со «слишком большим количеством неподдерживаемых «неудобных» положений». Он называет концепцию «единого входа в штопор» для прибытия Сатурна «чистой чепухой», добавив, что взаимодействия плазмы «не могут замедлить путешествие планеты». Это потребовало бы силы взаимодействия электрического поля, которая выходит за рамки концептуальной основы группы Громовержцев».</w:t>
       </w:r>
     </w:p>
     <w:p>
@@ -20706,7 +20664,7 @@
     </w:p>
     <w:p>
       <w:r>
-        <w:t>5. Устранение проблем. Когда Тэлботта спросили о его определении архетипа «Короля-воина» после выпуска «Символов чужого неба», он ответил, что это не дебаты, а стирание. Как задокументировал пользователь форума «серое облако» (7 августа 2010): «Вы можете вспомнить, что я бросил вызов Тэлботту в его определении этого «архетипа», когда был выпущен Symbols of an Alien Sky». Его «опровержение» состояло в том, что он удалил всю нить</w:t>
+        <w:t>5. Устранение проблем. Когда Тэлботта спросили о его определении архетипа «Короля-воина» после выпуска «Символов чужого неба», он ответил, что это не дебаты, а стирание. Как задокументировал пользователь форума «серое облако» (7 августа 2010): «Вы можете вспомнить, что я бросил вызов Тэлботту в его определении этого «архетипа», когда был выпущен Symbols of an Alien Sky». Его «опровержение» состояло в том, что он удалил всю нить.</w:t>
       </w:r>
     </w:p>
     <w:p>
@@ -21369,7 +21327,7 @@
         <w:jc w:val="center"/>
       </w:pPr>
       <w:r>
-        <w:t>ЧАСТЬ XIX</w:t>
+        <w:t>Часть XIX</w:t>
       </w:r>
     </w:p>
     <w:p>
@@ -21482,7 +21440,7 @@
         <w:spacing w:before="20" w:after="20"/>
       </w:pPr>
       <w:r>
-        <w:t>расследование 9/11</w:t>
+        <w:t>Расследование 9/11</w:t>
       </w:r>
     </w:p>
     <w:p>
@@ -21938,7 +21896,7 @@
         <w:pStyle w:val="Quote"/>
       </w:pPr>
       <w:r>
-        <w:t>Средневековая Западная Европа почему-то была твердо убеждена в существовании на востоке обширного королевства некоего христианского правителя «престера Иоанна», предшественников которого были исключительно великие ханы «монгольской» империи</w:t>
+        <w:t>Средневековая Западная Европа почему-то была твердо убеждена в существовании на востоке обширного королевства некоего христианского правителя «престера Иоанна», предшественников которого были исключительно великие ханы «монгольской» империи.</w:t>
       </w:r>
     </w:p>
     <w:p>
@@ -22081,7 +22039,7 @@
               <w:jc w:val="center"/>
             </w:pPr>
             <w:r>
-              <w:t>Период</w:t>
+              <w:t>период</w:t>
             </w:r>
           </w:p>
         </w:tc>
@@ -22126,7 +22084,12 @@
               <w:spacing w:before="20" w:after="20"/>
             </w:pPr>
             <w:r>
-              <w:t>Трансатлантический (африканский)</w:t>
+              <w:rPr>
+                <w:b w:val="0"/>
+                <w:i w:val="0"/>
+                <w:sz w:val="18"/>
+              </w:rPr>
+              <w:t>Transatlantic (African)</w:t>
             </w:r>
           </w:p>
         </w:tc>
@@ -22175,12 +22138,7 @@
               <w:spacing w:before="20" w:after="20"/>
             </w:pPr>
             <w:r>
-              <w:rPr>
-                <w:b w:val="0"/>
-                <w:i w:val="0"/>
-                <w:sz w:val="18"/>
-              </w:rPr>
-              <w:t>Portuguese, Spanish, British, French, Dutch</w:t>
+              <w:t>португальский, испанский, британский, французский, голландский</w:t>
             </w:r>
           </w:p>
         </w:tc>
@@ -22249,7 +22207,7 @@
               <w:spacing w:before="20" w:after="20"/>
             </w:pPr>
             <w:r>
-              <w:t>Мавританские корсары (Марокко, Алжир, Тунис, Триполи)</w:t>
+              <w:t>мавританские корсары (Марокко, Алжир, Тунис, Триполи)</w:t>
             </w:r>
           </w:p>
         </w:tc>
@@ -22387,12 +22345,7 @@
               <w:spacing w:before="20" w:after="20"/>
             </w:pPr>
             <w:r>
-              <w:rPr>
-                <w:b w:val="0"/>
-                <w:i w:val="0"/>
-                <w:sz w:val="18"/>
-              </w:rPr>
-              <w:t>Muslim slavers; Zanzibar, Swahili coast</w:t>
+              <w:t>Мусульманские работорговцы; Занзибар, побережье Суахили</w:t>
             </w:r>
           </w:p>
         </w:tc>
@@ -22423,7 +22376,7 @@
     </w:p>
     <w:p>
       <w:r>
-        <w:t>Этимологическая гипотеза: «Мур» мог восприниматься как «Люди Смерти» (лат. mor) из-за работорговли — народной этимологии, а не формального вывода. Главный: Маврус из Мавретании; финикийский Махурин = «западники»</w:t>
+        <w:t>Этимологическая гипотеза: «Мур» мог восприниматься как «Люди Смерти» (лат. mor) из-за работорговли — народной этимологии, а не формального вывода. Главный: Маврус из Мавретании; финикийский Махурин = «западники».</w:t>
       </w:r>
     </w:p>
     <w:p>
@@ -22633,7 +22586,7 @@
         <w:spacing w:before="20" w:after="20"/>
       </w:pPr>
       <w:r>
-        <w:t>Определите местное божество — почти повсеместно Солнце — нанесите его на карту Иисуса Христа</w:t>
+        <w:t>Определите местное божество — почти повсеместно Солнце — нанесите его на карту Иисуса Христа.</w:t>
       </w:r>
     </w:p>
     <w:p>
@@ -22798,7 +22751,7 @@
         <w:spacing w:before="20" w:after="20"/>
       </w:pPr>
       <w:r>
-        <w:t>15 в. (эта статья) — основополагающая и глобальная стратегия</w:t>
+        <w:t>15 в. (эта статья) — Основополагающая и глобальная стратегия</w:t>
       </w:r>
     </w:p>
     <w:p>
@@ -23263,7 +23216,7 @@
     </w:p>
     <w:p>
       <w:r>
-        <w:t>Вторжение Наполеона в Россию в 1812 году - катастрофическая шестимесячная кампания Великой армии на тех же территориях, которые были Московской Тартарией всего сорок лет назад - является одним из самых важных военных событий в европейской истории. Традиционное повествование представляет его как фатальный охват Наполеона: армия в 680 000 человек, которая вошла в Россию и вернулась менее чем 100 000 выживших.</w:t>
+        <w:t>Вторжение Наполеона в Россию в 1812 году — катастрофическая шестимесячная кампания Великой армии на тех же территориях, которые были Московской Тартарией всего сорок лет назад — является одним из самых важных военных событий в европейской истории. Традиционное повествование представляет его как фатальный охват Наполеона: армия в 680 000 человек, которая вошла в Россию и вернулась менее чем 100 000 выживших.</w:t>
       </w:r>
     </w:p>
     <w:p>
@@ -23573,6 +23526,37 @@
               <w:spacing w:before="20" w:after="20"/>
             </w:pPr>
             <w:r>
+              <w:t>Фигурант</w:t>
+            </w:r>
+          </w:p>
+        </w:tc>
+        <w:tc>
+          <w:tcPr>
+            <w:tcW w:type="dxa" w:w="1340"/>
+          </w:tcPr>
+          <w:p>
+            <w:pPr>
+              <w:spacing w:before="20" w:after="20"/>
+            </w:pPr>
+            <w:r>
+              <w:rPr>
+                <w:b w:val="0"/>
+                <w:i w:val="0"/>
+                <w:sz w:val="18"/>
+              </w:rPr>
+              <w:t>Napoleon</w:t>
+            </w:r>
+          </w:p>
+        </w:tc>
+        <w:tc>
+          <w:tcPr>
+            <w:tcW w:type="dxa" w:w="1560"/>
+          </w:tcPr>
+          <w:p>
+            <w:pPr>
+              <w:spacing w:before="20" w:after="20"/>
+            </w:pPr>
+            <w:r>
               <w:rPr>
                 <w:b w:val="0"/>
                 <w:i w:val="0"/>
@@ -23585,56 +23569,6 @@
                 <w:i w:val="0"/>
                 <w:sz w:val="18"/>
               </w:rPr>
-              <w:t>Figurehead</w:t>
-            </w:r>
-            <w:r>
-              <w:rPr>
-                <w:b w:val="0"/>
-                <w:i w:val="0"/>
-                <w:sz w:val="18"/>
-              </w:rPr>
-            </w:r>
-          </w:p>
-        </w:tc>
-        <w:tc>
-          <w:tcPr>
-            <w:tcW w:type="dxa" w:w="1340"/>
-          </w:tcPr>
-          <w:p>
-            <w:pPr>
-              <w:spacing w:before="20" w:after="20"/>
-            </w:pPr>
-            <w:r>
-              <w:rPr>
-                <w:b w:val="0"/>
-                <w:i w:val="0"/>
-                <w:sz w:val="18"/>
-              </w:rPr>
-              <w:t>Napoleon</w:t>
-            </w:r>
-          </w:p>
-        </w:tc>
-        <w:tc>
-          <w:tcPr>
-            <w:tcW w:type="dxa" w:w="1560"/>
-          </w:tcPr>
-          <w:p>
-            <w:pPr>
-              <w:spacing w:before="20" w:after="20"/>
-            </w:pPr>
-            <w:r>
-              <w:rPr>
-                <w:b w:val="0"/>
-                <w:i w:val="0"/>
-                <w:sz w:val="18"/>
-              </w:rPr>
-            </w:r>
-            <w:r>
-              <w:rPr>
-                <w:b/>
-                <w:i w:val="0"/>
-                <w:sz w:val="18"/>
-              </w:rPr>
               <w:t>None</w:t>
             </w:r>
             <w:r>
@@ -23673,7 +23607,12 @@
               <w:spacing w:before="20" w:after="20"/>
             </w:pPr>
             <w:r>
-              <w:t>Зеленский</w:t>
+              <w:rPr>
+                <w:b w:val="0"/>
+                <w:i w:val="0"/>
+                <w:sz w:val="18"/>
+              </w:rPr>
+              <w:t>Zelensky</w:t>
             </w:r>
           </w:p>
         </w:tc>
@@ -23875,12 +23814,7 @@
               <w:spacing w:before="20" w:after="20"/>
             </w:pPr>
             <w:r>
-              <w:rPr>
-                <w:b w:val="0"/>
-                <w:i w:val="0"/>
-                <w:sz w:val="18"/>
-              </w:rPr>
-              <w:t>US State Dept, NATO, Western media</w:t>
+              <w:t>Госдеп США, НАТО, западные СМИ</w:t>
             </w:r>
           </w:p>
         </w:tc>
@@ -23981,12 +23915,7 @@
               <w:spacing w:before="20" w:after="20"/>
             </w:pPr>
             <w:r>
-              <w:rPr>
-                <w:b w:val="0"/>
-                <w:i w:val="0"/>
-                <w:sz w:val="18"/>
-              </w:rPr>
-              <w:t>Fragment RF, seize resources, NATO to borders</w:t>
+              <w:t>Фрагмент РФ, захват ресурсов, НАТО до границ</w:t>
             </w:r>
           </w:p>
         </w:tc>
@@ -24547,28 +24476,7 @@
               <w:spacing w:before="20" w:after="20"/>
             </w:pPr>
             <w:r>
-              <w:rPr>
-                <w:b w:val="0"/>
-                <w:i w:val="0"/>
-                <w:sz w:val="18"/>
-              </w:rPr>
-              <w:t xml:space="preserve">No — </w:t>
-            </w:r>
-            <w:r>
-              <w:rPr>
-                <w:b w:val="0"/>
-                <w:i/>
-                <w:sz w:val="18"/>
-              </w:rPr>
-              <w:t>Russia goaded into invading him</w:t>
-            </w:r>
-            <w:r>
-              <w:rPr>
-                <w:b w:val="0"/>
-                <w:i w:val="0"/>
-                <w:sz w:val="18"/>
-              </w:rPr>
-              <w:t xml:space="preserve"> (inversion)</w:t>
+              <w:t>Нет — Россия вторглась в него (инверсия)</w:t>
             </w:r>
           </w:p>
         </w:tc>
@@ -24651,12 +24559,7 @@
               <w:spacing w:before="20" w:after="20"/>
             </w:pPr>
             <w:r>
-              <w:rPr>
-                <w:b w:val="0"/>
-                <w:i w:val="0"/>
-                <w:sz w:val="18"/>
-              </w:rPr>
-              <w:t>Ongoing</w:t>
+              <w:t>Продолжающийся</w:t>
             </w:r>
           </w:p>
         </w:tc>
@@ -24948,7 +24851,7 @@
               <w:spacing w:before="20" w:after="20"/>
             </w:pPr>
             <w:r>
-              <w:t>Немедленно отменил предостережение Шольца; подтолкнул поставку крылатых ракет Тельца; поддержал массовое увеличение расходов на оборону; охарактеризовал колебания как «умиротворение»</w:t>
+              <w:t>Немедленно отменил предостережение Шольца; подтолкнул поставку крылатых ракет Тельца; поддержал массовое увеличение расходов на оборону; охарактеризовал колебания как «умиротворение».</w:t>
             </w:r>
           </w:p>
         </w:tc>
@@ -25158,7 +25061,26 @@
               <w:spacing w:before="20" w:after="20"/>
             </w:pPr>
             <w:r>
-              <w:t>Марк Рютте</w:t>
+              <w:rPr>
+                <w:b w:val="0"/>
+                <w:i w:val="0"/>
+                <w:sz w:val="18"/>
+              </w:rPr>
+            </w:r>
+            <w:r>
+              <w:rPr>
+                <w:b/>
+                <w:i w:val="0"/>
+                <w:sz w:val="18"/>
+              </w:rPr>
+              <w:t>Mark Rutte</w:t>
+            </w:r>
+            <w:r>
+              <w:rPr>
+                <w:b w:val="0"/>
+                <w:i w:val="0"/>
+                <w:sz w:val="18"/>
+              </w:rPr>
             </w:r>
           </w:p>
         </w:tc>
@@ -25171,7 +25093,12 @@
               <w:spacing w:before="20" w:after="20"/>
             </w:pPr>
             <w:r>
-              <w:t>Генеральный секретарь НАТО (с октября 2024 года)</w:t>
+              <w:rPr>
+                <w:b w:val="0"/>
+                <w:i w:val="0"/>
+                <w:sz w:val="18"/>
+              </w:rPr>
+              <w:t>NATO Secretary General (from Oct 2024)</w:t>
             </w:r>
           </w:p>
         </w:tc>
@@ -25461,7 +25388,7 @@
               <w:spacing w:before="20" w:after="20"/>
             </w:pPr>
             <w:r>
-              <w:t>Управляла дипломатической изоляцией; отвергала каждое мирное предложение как «российскую пропаганду»</w:t>
+              <w:t>Управляла дипломатической изоляцией; отвергала каждое мирное предложение как «российскую пропаганду».</w:t>
             </w:r>
           </w:p>
         </w:tc>
@@ -25786,12 +25713,7 @@
               <w:spacing w:before="20" w:after="20"/>
             </w:pPr>
             <w:r>
-              <w:rPr>
-                <w:b w:val="0"/>
-                <w:i w:val="0"/>
-                <w:sz w:val="18"/>
-              </w:rPr>
-              <w:t>Bipartisan escalation anchor; uniparty in action</w:t>
+              <w:t>Двухпартийный якорь эскалации; однопартийность в действии</w:t>
             </w:r>
           </w:p>
         </w:tc>
@@ -25896,8 +25818,8 @@
     <w:p>
       <w:pPr>
         <w:sectPr>
-          <w:headerReference w:type="default" r:id="rId239"/>
-          <w:footerReference w:type="default" r:id="rId240"/>
+          <w:headerReference w:type="default" r:id="rId243"/>
+          <w:footerReference w:type="default" r:id="rId244"/>
           <w:pgSz w:w="8640" w:h="12960"/>
           <w:pgMar w:top="1020" w:right="1134" w:bottom="1134" w:left="1134" w:header="720" w:footer="720" w:gutter="0"/>
           <w:cols w:space="720"/>
@@ -25913,7 +25835,7 @@
         <w:jc w:val="center"/>
       </w:pPr>
       <w:r>
-        <w:t>ЧАСТЬ XX</w:t>
+        <w:t>Часть XX</w:t>
       </w:r>
     </w:p>
     <w:p>
@@ -26067,7 +25989,7 @@
         <w:pStyle w:val="Quote"/>
       </w:pPr>
       <w:r>
-        <w:t>С введением так называемого электрона Томсоном и предполагаемым развенчиванием теории эфира золотой век электрических открытий закончился. Башня Wardenclyffe Теслы была снесена. Его работа и работа других исследователей эфира приобрели дурную славу»</w:t>
+        <w:t>С введением так называемого электрона Томсоном и предполагаемым развенчиванием теории эфира золотой век электрических открытий закончился. Башня Wardenclyffe Теслы была снесена. Его работа и работа других исследователей эфира приобрели дурную славу».</w:t>
       </w:r>
     </w:p>
     <w:tbl>
@@ -26100,7 +26022,7 @@
               <w:jc w:val="center"/>
             </w:pPr>
             <w:r>
-              <w:t>Период</w:t>
+              <w:t>период</w:t>
             </w:r>
           </w:p>
         </w:tc>
@@ -26273,12 +26195,12 @@
         <w:spacing w:before="20" w:after="20"/>
       </w:pPr>
       <w:r>
-        <w:t>Доллард, Эрик П.; Стейнметц, Тесла, Эйнштейн (ранняя статья); Ньютон, Письма к Бентли; Лафлин (Нобель): «Слово Эфир имеет крайне негативные коннотации... оно прекрасно отражает то, как большинство физиков на самом деле думают о вакууме»</w:t>
-      </w:r>
-    </w:p>
-    <w:p>
-      <w:r>
-        <w:t>Открытые вопросы: Что было потеряно при сокращении Хевисайда? Можно ли повторить эксперименты Долларда? Интерферометрия Дейтона Миллера 1920-х годов. Коньячный эксперимент (1913) Магнито-диэлектрическая дисперсия Ferrocell RGB (Wheeler 2014)?</w:t>
+        <w:t>Доллард, Эрик П.; Стейнметц, Тесла, Эйнштейн (ранняя статья); Ньютон, Письма к Бентли; Лафлин (Нобель): «Слово Эфир имеет крайне негативные коннотации... оно прекрасно отражает то, как большинство физиков на самом деле думают о вакууме».</w:t>
+      </w:r>
+    </w:p>
+    <w:p>
+      <w:r>
+        <w:t>Открытые вопросы: Что было потеряно при сокращении Хевисайда? Можно ли повторить эксперименты Долларда? Интерферометрия Дейтона Миллера 1920-х годов. Коньячный эксперимент (1913) Магнито-диэлектрическая дисперсия Ferrocell RGB (Wheeler 2014)</w:t>
       </w:r>
     </w:p>
     <w:p>
@@ -26352,7 +26274,7 @@
               <w:jc w:val="center"/>
             </w:pPr>
             <w:r>
-              <w:t>Домен</w:t>
+              <w:t>домен</w:t>
             </w:r>
           </w:p>
         </w:tc>
@@ -26427,7 +26349,26 @@
               <w:spacing w:before="20" w:after="20"/>
             </w:pPr>
             <w:r>
-              <w:t>Передача энергии</w:t>
+              <w:rPr>
+                <w:b w:val="0"/>
+                <w:i w:val="0"/>
+                <w:sz w:val="18"/>
+              </w:rPr>
+            </w:r>
+            <w:r>
+              <w:rPr>
+                <w:b/>
+                <w:i w:val="0"/>
+                <w:sz w:val="18"/>
+              </w:rPr>
+              <w:t>Energy transmission</w:t>
+            </w:r>
+            <w:r>
+              <w:rPr>
+                <w:b w:val="0"/>
+                <w:i w:val="0"/>
+                <w:sz w:val="18"/>
+              </w:rPr>
             </w:r>
           </w:p>
         </w:tc>
@@ -26493,7 +26434,411 @@
             <w:pPr>
               <w:spacing w:before="20" w:after="20"/>
             </w:pPr>
-            <w:hyperlink r:id="rId116">
+            <w:r>
+              <w:t>Исполнитель: Maxwell &amp; The Aether</w:t>
+            </w:r>
+          </w:p>
+        </w:tc>
+      </w:tr>
+      <w:tr>
+        <w:tc>
+          <w:tcPr>
+            <w:tcW w:type="dxa" w:w="846"/>
+          </w:tcPr>
+          <w:p>
+            <w:pPr>
+              <w:spacing w:before="20" w:after="20"/>
+            </w:pPr>
+            <w:r>
+              <w:rPr>
+                <w:b w:val="0"/>
+                <w:i w:val="0"/>
+                <w:sz w:val="18"/>
+              </w:rPr>
+            </w:r>
+            <w:r>
+              <w:rPr>
+                <w:b/>
+                <w:i w:val="0"/>
+                <w:sz w:val="18"/>
+              </w:rPr>
+              <w:t>Weather control</w:t>
+            </w:r>
+            <w:r>
+              <w:rPr>
+                <w:b w:val="0"/>
+                <w:i w:val="0"/>
+                <w:sz w:val="18"/>
+              </w:rPr>
+            </w:r>
+          </w:p>
+        </w:tc>
+        <w:tc>
+          <w:tcPr>
+            <w:tcW w:type="dxa" w:w="1652"/>
+          </w:tcPr>
+          <w:p>
+            <w:pPr>
+              <w:spacing w:before="20" w:after="20"/>
+            </w:pPr>
+            <w:r>
+              <w:rPr>
+                <w:b w:val="0"/>
+                <w:i w:val="0"/>
+                <w:sz w:val="18"/>
+              </w:rPr>
+              <w:t>Tunable resonant cavity (ionosphere–ground)</w:t>
+            </w:r>
+          </w:p>
+        </w:tc>
+        <w:tc>
+          <w:tcPr>
+            <w:tcW w:type="dxa" w:w="1789"/>
+          </w:tcPr>
+          <w:p>
+            <w:pPr>
+              <w:spacing w:before="20" w:after="20"/>
+            </w:pPr>
+            <w:r>
+              <w:rPr>
+                <w:b w:val="0"/>
+                <w:i w:val="0"/>
+                <w:sz w:val="18"/>
+              </w:rPr>
+              <w:t>Ionospheric heating + particulate seeding modulates the medium</w:t>
+            </w:r>
+          </w:p>
+        </w:tc>
+        <w:tc>
+          <w:tcPr>
+            <w:tcW w:type="dxa" w:w="1138"/>
+          </w:tcPr>
+          <w:p>
+            <w:pPr>
+              <w:spacing w:before="20" w:after="20"/>
+            </w:pPr>
+            <w:r>
+              <w:rPr>
+                <w:b w:val="0"/>
+                <w:i w:val="0"/>
+                <w:sz w:val="18"/>
+              </w:rPr>
+              <w:t>"Cloud seeding sometimes works"</w:t>
+            </w:r>
+          </w:p>
+        </w:tc>
+        <w:tc>
+          <w:tcPr>
+            <w:tcW w:type="dxa" w:w="947"/>
+          </w:tcPr>
+          <w:p>
+            <w:pPr>
+              <w:spacing w:before="20" w:after="20"/>
+            </w:pPr>
+            <w:r>
+              <w:t>Контроль погоды</w:t>
+            </w:r>
+          </w:p>
+        </w:tc>
+      </w:tr>
+      <w:tr>
+        <w:tc>
+          <w:tcPr>
+            <w:tcW w:type="dxa" w:w="846"/>
+          </w:tcPr>
+          <w:p>
+            <w:pPr>
+              <w:spacing w:before="20" w:after="20"/>
+            </w:pPr>
+            <w:r>
+              <w:rPr>
+                <w:b w:val="0"/>
+                <w:i w:val="0"/>
+                <w:sz w:val="18"/>
+              </w:rPr>
+            </w:r>
+            <w:r>
+              <w:rPr>
+                <w:b/>
+                <w:i w:val="0"/>
+                <w:sz w:val="18"/>
+              </w:rPr>
+              <w:t>Directed-energy weapons</w:t>
+            </w:r>
+            <w:r>
+              <w:rPr>
+                <w:b w:val="0"/>
+                <w:i w:val="0"/>
+                <w:sz w:val="18"/>
+              </w:rPr>
+            </w:r>
+          </w:p>
+        </w:tc>
+        <w:tc>
+          <w:tcPr>
+            <w:tcW w:type="dxa" w:w="1652"/>
+          </w:tcPr>
+          <w:p>
+            <w:pPr>
+              <w:spacing w:before="20" w:after="20"/>
+            </w:pPr>
+            <w:r>
+              <w:rPr>
+                <w:b w:val="0"/>
+                <w:i w:val="0"/>
+                <w:sz w:val="18"/>
+              </w:rPr>
+              <w:t>Focused EM/microwave targeting of biological systems</w:t>
+            </w:r>
+          </w:p>
+        </w:tc>
+        <w:tc>
+          <w:tcPr>
+            <w:tcW w:type="dxa" w:w="1789"/>
+          </w:tcPr>
+          <w:p>
+            <w:pPr>
+              <w:spacing w:before="20" w:after="20"/>
+            </w:pPr>
+            <w:r>
+              <w:rPr>
+                <w:b w:val="0"/>
+                <w:i w:val="0"/>
+                <w:sz w:val="18"/>
+              </w:rPr>
+              <w:t>Coherent field propagation through medium</w:t>
+            </w:r>
+          </w:p>
+        </w:tc>
+        <w:tc>
+          <w:tcPr>
+            <w:tcW w:type="dxa" w:w="1138"/>
+          </w:tcPr>
+          <w:p>
+            <w:pPr>
+              <w:spacing w:before="20" w:after="20"/>
+            </w:pPr>
+            <w:r>
+              <w:rPr>
+                <w:b w:val="0"/>
+                <w:i w:val="0"/>
+                <w:sz w:val="18"/>
+              </w:rPr>
+              <w:t>"Havana Syndrome is mass hysteria"</w:t>
+            </w:r>
+          </w:p>
+        </w:tc>
+        <w:tc>
+          <w:tcPr>
+            <w:tcW w:type="dxa" w:w="947"/>
+          </w:tcPr>
+          <w:p>
+            <w:pPr>
+              <w:spacing w:before="20" w:after="20"/>
+            </w:pPr>
+            <w:r>
+              <w:t>Погодный контроль - та же физика</w:t>
+            </w:r>
+          </w:p>
+        </w:tc>
+      </w:tr>
+      <w:tr>
+        <w:tc>
+          <w:tcPr>
+            <w:tcW w:type="dxa" w:w="846"/>
+          </w:tcPr>
+          <w:p>
+            <w:pPr>
+              <w:spacing w:before="20" w:after="20"/>
+            </w:pPr>
+            <w:r>
+              <w:rPr>
+                <w:b w:val="0"/>
+                <w:i w:val="0"/>
+                <w:sz w:val="18"/>
+              </w:rPr>
+            </w:r>
+            <w:r>
+              <w:rPr>
+                <w:b/>
+                <w:i w:val="0"/>
+                <w:sz w:val="18"/>
+              </w:rPr>
+              <w:t>Portal technology</w:t>
+            </w:r>
+            <w:r>
+              <w:rPr>
+                <w:b w:val="0"/>
+                <w:i w:val="0"/>
+                <w:sz w:val="18"/>
+              </w:rPr>
+            </w:r>
+          </w:p>
+        </w:tc>
+        <w:tc>
+          <w:tcPr>
+            <w:tcW w:type="dxa" w:w="1652"/>
+          </w:tcPr>
+          <w:p>
+            <w:pPr>
+              <w:spacing w:before="20" w:after="20"/>
+            </w:pPr>
+            <w:r>
+              <w:rPr>
+                <w:b w:val="0"/>
+                <w:i w:val="0"/>
+                <w:sz w:val="18"/>
+              </w:rPr>
+              <w:t>Localized aether distortion</w:t>
+            </w:r>
+          </w:p>
+        </w:tc>
+        <w:tc>
+          <w:tcPr>
+            <w:tcW w:type="dxa" w:w="1789"/>
+          </w:tcPr>
+          <w:p>
+            <w:pPr>
+              <w:spacing w:before="20" w:after="20"/>
+            </w:pPr>
+            <w:r>
+              <w:rPr>
+                <w:b w:val="0"/>
+                <w:i w:val="0"/>
+                <w:sz w:val="18"/>
+              </w:rPr>
+              <w:t>Extreme energy in confined volume compresses/structures medium</w:t>
+            </w:r>
+          </w:p>
+        </w:tc>
+        <w:tc>
+          <w:tcPr>
+            <w:tcW w:type="dxa" w:w="1138"/>
+          </w:tcPr>
+          <w:p>
+            <w:pPr>
+              <w:spacing w:before="20" w:after="20"/>
+            </w:pPr>
+            <w:r>
+              <w:rPr>
+                <w:b w:val="0"/>
+                <w:i w:val="0"/>
+                <w:sz w:val="18"/>
+              </w:rPr>
+              <w:t>"CERN does particle physics"</w:t>
+            </w:r>
+          </w:p>
+        </w:tc>
+        <w:tc>
+          <w:tcPr>
+            <w:tcW w:type="dxa" w:w="947"/>
+          </w:tcPr>
+          <w:p>
+            <w:pPr>
+              <w:spacing w:before="20" w:after="20"/>
+            </w:pPr>
+            <w:r>
+              <w:t>Обсуждение CERN's LHC &amp; the Portal</w:t>
+            </w:r>
+          </w:p>
+        </w:tc>
+      </w:tr>
+      <w:tr>
+        <w:tc>
+          <w:tcPr>
+            <w:tcW w:type="dxa" w:w="846"/>
+          </w:tcPr>
+          <w:p>
+            <w:pPr>
+              <w:spacing w:before="20" w:after="20"/>
+            </w:pPr>
+            <w:r>
+              <w:rPr>
+                <w:b w:val="0"/>
+                <w:i w:val="0"/>
+                <w:sz w:val="18"/>
+              </w:rPr>
+            </w:r>
+            <w:r>
+              <w:rPr>
+                <w:b/>
+                <w:i w:val="0"/>
+                <w:sz w:val="18"/>
+              </w:rPr>
+              <w:t>Over-unity energy</w:t>
+            </w:r>
+            <w:r>
+              <w:rPr>
+                <w:b w:val="0"/>
+                <w:i w:val="0"/>
+                <w:sz w:val="18"/>
+              </w:rPr>
+            </w:r>
+          </w:p>
+        </w:tc>
+        <w:tc>
+          <w:tcPr>
+            <w:tcW w:type="dxa" w:w="1652"/>
+          </w:tcPr>
+          <w:p>
+            <w:pPr>
+              <w:spacing w:before="20" w:after="20"/>
+            </w:pPr>
+            <w:r>
+              <w:rPr>
+                <w:b w:val="0"/>
+                <w:i w:val="0"/>
+                <w:sz w:val="18"/>
+              </w:rPr>
+              <w:t>Plasma–aether interaction producing excess energy</w:t>
+            </w:r>
+          </w:p>
+        </w:tc>
+        <w:tc>
+          <w:tcPr>
+            <w:tcW w:type="dxa" w:w="1789"/>
+          </w:tcPr>
+          <w:p>
+            <w:pPr>
+              <w:spacing w:before="20" w:after="20"/>
+            </w:pPr>
+            <w:r>
+              <w:rPr>
+                <w:b w:val="0"/>
+                <w:i w:val="0"/>
+                <w:sz w:val="18"/>
+              </w:rPr>
+              <w:t>Aether medium coupled to plasma yields more output than input</w:t>
+            </w:r>
+          </w:p>
+        </w:tc>
+        <w:tc>
+          <w:tcPr>
+            <w:tcW w:type="dxa" w:w="1138"/>
+          </w:tcPr>
+          <w:p>
+            <w:pPr>
+              <w:spacing w:before="20" w:after="20"/>
+            </w:pPr>
+            <w:r>
+              <w:rPr>
+                <w:b w:val="0"/>
+                <w:i w:val="0"/>
+                <w:sz w:val="18"/>
+              </w:rPr>
+              <w:t>"Violates thermodynamics"</w:t>
+            </w:r>
+          </w:p>
+        </w:tc>
+        <w:tc>
+          <w:tcPr>
+            <w:tcW w:type="dxa" w:w="947"/>
+          </w:tcPr>
+          <w:p>
+            <w:pPr>
+              <w:spacing w:before="20" w:after="20"/>
+            </w:pPr>
+            <w:hyperlink r:id="rId310">
               <w:r>
                 <w:rPr>
                   <w:b w:val="0"/>
@@ -26501,413 +26846,9 @@
                   <w:color w:val="B8860B"/>
                   <w:sz w:val="18"/>
                 </w:rPr>
-                <w:t>Maxwell &amp; the Aether</w:t>
+                <w:t>Challenging Established Physics</w:t>
               </w:r>
             </w:hyperlink>
-          </w:p>
-        </w:tc>
-      </w:tr>
-      <w:tr>
-        <w:tc>
-          <w:tcPr>
-            <w:tcW w:type="dxa" w:w="846"/>
-          </w:tcPr>
-          <w:p>
-            <w:pPr>
-              <w:spacing w:before="20" w:after="20"/>
-            </w:pPr>
-            <w:r>
-              <w:rPr>
-                <w:b w:val="0"/>
-                <w:i w:val="0"/>
-                <w:sz w:val="18"/>
-              </w:rPr>
-            </w:r>
-            <w:r>
-              <w:rPr>
-                <w:b/>
-                <w:i w:val="0"/>
-                <w:sz w:val="18"/>
-              </w:rPr>
-              <w:t>Weather control</w:t>
-            </w:r>
-            <w:r>
-              <w:rPr>
-                <w:b w:val="0"/>
-                <w:i w:val="0"/>
-                <w:sz w:val="18"/>
-              </w:rPr>
-            </w:r>
-          </w:p>
-        </w:tc>
-        <w:tc>
-          <w:tcPr>
-            <w:tcW w:type="dxa" w:w="1652"/>
-          </w:tcPr>
-          <w:p>
-            <w:pPr>
-              <w:spacing w:before="20" w:after="20"/>
-            </w:pPr>
-            <w:r>
-              <w:rPr>
-                <w:b w:val="0"/>
-                <w:i w:val="0"/>
-                <w:sz w:val="18"/>
-              </w:rPr>
-              <w:t>Tunable resonant cavity (ionosphere–ground)</w:t>
-            </w:r>
-          </w:p>
-        </w:tc>
-        <w:tc>
-          <w:tcPr>
-            <w:tcW w:type="dxa" w:w="1789"/>
-          </w:tcPr>
-          <w:p>
-            <w:pPr>
-              <w:spacing w:before="20" w:after="20"/>
-            </w:pPr>
-            <w:r>
-              <w:rPr>
-                <w:b w:val="0"/>
-                <w:i w:val="0"/>
-                <w:sz w:val="18"/>
-              </w:rPr>
-              <w:t>Ionospheric heating + particulate seeding modulates the medium</w:t>
-            </w:r>
-          </w:p>
-        </w:tc>
-        <w:tc>
-          <w:tcPr>
-            <w:tcW w:type="dxa" w:w="1138"/>
-          </w:tcPr>
-          <w:p>
-            <w:pPr>
-              <w:spacing w:before="20" w:after="20"/>
-            </w:pPr>
-            <w:r>
-              <w:rPr>
-                <w:b w:val="0"/>
-                <w:i w:val="0"/>
-                <w:sz w:val="18"/>
-              </w:rPr>
-              <w:t>"Cloud seeding sometimes works"</w:t>
-            </w:r>
-          </w:p>
-        </w:tc>
-        <w:tc>
-          <w:tcPr>
-            <w:tcW w:type="dxa" w:w="947"/>
-          </w:tcPr>
-          <w:p>
-            <w:pPr>
-              <w:spacing w:before="20" w:after="20"/>
-            </w:pPr>
-            <w:r>
-              <w:t>Контроль погоды</w:t>
-            </w:r>
-          </w:p>
-        </w:tc>
-      </w:tr>
-      <w:tr>
-        <w:tc>
-          <w:tcPr>
-            <w:tcW w:type="dxa" w:w="846"/>
-          </w:tcPr>
-          <w:p>
-            <w:pPr>
-              <w:spacing w:before="20" w:after="20"/>
-            </w:pPr>
-            <w:r>
-              <w:rPr>
-                <w:b w:val="0"/>
-                <w:i w:val="0"/>
-                <w:sz w:val="18"/>
-              </w:rPr>
-            </w:r>
-            <w:r>
-              <w:rPr>
-                <w:b/>
-                <w:i w:val="0"/>
-                <w:sz w:val="18"/>
-              </w:rPr>
-              <w:t>Directed-energy weapons</w:t>
-            </w:r>
-            <w:r>
-              <w:rPr>
-                <w:b w:val="0"/>
-                <w:i w:val="0"/>
-                <w:sz w:val="18"/>
-              </w:rPr>
-            </w:r>
-          </w:p>
-        </w:tc>
-        <w:tc>
-          <w:tcPr>
-            <w:tcW w:type="dxa" w:w="1652"/>
-          </w:tcPr>
-          <w:p>
-            <w:pPr>
-              <w:spacing w:before="20" w:after="20"/>
-            </w:pPr>
-            <w:r>
-              <w:rPr>
-                <w:b w:val="0"/>
-                <w:i w:val="0"/>
-                <w:sz w:val="18"/>
-              </w:rPr>
-              <w:t>Focused EM/microwave targeting of biological systems</w:t>
-            </w:r>
-          </w:p>
-        </w:tc>
-        <w:tc>
-          <w:tcPr>
-            <w:tcW w:type="dxa" w:w="1789"/>
-          </w:tcPr>
-          <w:p>
-            <w:pPr>
-              <w:spacing w:before="20" w:after="20"/>
-            </w:pPr>
-            <w:r>
-              <w:rPr>
-                <w:b w:val="0"/>
-                <w:i w:val="0"/>
-                <w:sz w:val="18"/>
-              </w:rPr>
-              <w:t>Coherent field propagation through medium</w:t>
-            </w:r>
-          </w:p>
-        </w:tc>
-        <w:tc>
-          <w:tcPr>
-            <w:tcW w:type="dxa" w:w="1138"/>
-          </w:tcPr>
-          <w:p>
-            <w:pPr>
-              <w:spacing w:before="20" w:after="20"/>
-            </w:pPr>
-            <w:r>
-              <w:rPr>
-                <w:b w:val="0"/>
-                <w:i w:val="0"/>
-                <w:sz w:val="18"/>
-              </w:rPr>
-              <w:t>"Havana Syndrome is mass hysteria"</w:t>
-            </w:r>
-          </w:p>
-        </w:tc>
-        <w:tc>
-          <w:tcPr>
-            <w:tcW w:type="dxa" w:w="947"/>
-          </w:tcPr>
-          <w:p>
-            <w:pPr>
-              <w:spacing w:before="20" w:after="20"/>
-            </w:pPr>
-            <w:r>
-              <w:t>Погодный контроль - та же физика</w:t>
-            </w:r>
-          </w:p>
-        </w:tc>
-      </w:tr>
-      <w:tr>
-        <w:tc>
-          <w:tcPr>
-            <w:tcW w:type="dxa" w:w="846"/>
-          </w:tcPr>
-          <w:p>
-            <w:pPr>
-              <w:spacing w:before="20" w:after="20"/>
-            </w:pPr>
-            <w:r>
-              <w:rPr>
-                <w:b w:val="0"/>
-                <w:i w:val="0"/>
-                <w:sz w:val="18"/>
-              </w:rPr>
-            </w:r>
-            <w:r>
-              <w:rPr>
-                <w:b/>
-                <w:i w:val="0"/>
-                <w:sz w:val="18"/>
-              </w:rPr>
-              <w:t>Portal technology</w:t>
-            </w:r>
-            <w:r>
-              <w:rPr>
-                <w:b w:val="0"/>
-                <w:i w:val="0"/>
-                <w:sz w:val="18"/>
-              </w:rPr>
-            </w:r>
-          </w:p>
-        </w:tc>
-        <w:tc>
-          <w:tcPr>
-            <w:tcW w:type="dxa" w:w="1652"/>
-          </w:tcPr>
-          <w:p>
-            <w:pPr>
-              <w:spacing w:before="20" w:after="20"/>
-            </w:pPr>
-            <w:r>
-              <w:rPr>
-                <w:b w:val="0"/>
-                <w:i w:val="0"/>
-                <w:sz w:val="18"/>
-              </w:rPr>
-              <w:t>Localized aether distortion</w:t>
-            </w:r>
-          </w:p>
-        </w:tc>
-        <w:tc>
-          <w:tcPr>
-            <w:tcW w:type="dxa" w:w="1789"/>
-          </w:tcPr>
-          <w:p>
-            <w:pPr>
-              <w:spacing w:before="20" w:after="20"/>
-            </w:pPr>
-            <w:r>
-              <w:rPr>
-                <w:b w:val="0"/>
-                <w:i w:val="0"/>
-                <w:sz w:val="18"/>
-              </w:rPr>
-              <w:t>Extreme energy in confined volume compresses/structures medium</w:t>
-            </w:r>
-          </w:p>
-        </w:tc>
-        <w:tc>
-          <w:tcPr>
-            <w:tcW w:type="dxa" w:w="1138"/>
-          </w:tcPr>
-          <w:p>
-            <w:pPr>
-              <w:spacing w:before="20" w:after="20"/>
-            </w:pPr>
-            <w:r>
-              <w:rPr>
-                <w:b w:val="0"/>
-                <w:i w:val="0"/>
-                <w:sz w:val="18"/>
-              </w:rPr>
-              <w:t>"CERN does particle physics"</w:t>
-            </w:r>
-          </w:p>
-        </w:tc>
-        <w:tc>
-          <w:tcPr>
-            <w:tcW w:type="dxa" w:w="947"/>
-          </w:tcPr>
-          <w:p>
-            <w:pPr>
-              <w:spacing w:before="20" w:after="20"/>
-            </w:pPr>
-            <w:r>
-              <w:t>Обсуждение CERN's LHC &amp; the Portal</w:t>
-            </w:r>
-          </w:p>
-        </w:tc>
-      </w:tr>
-      <w:tr>
-        <w:tc>
-          <w:tcPr>
-            <w:tcW w:type="dxa" w:w="846"/>
-          </w:tcPr>
-          <w:p>
-            <w:pPr>
-              <w:spacing w:before="20" w:after="20"/>
-            </w:pPr>
-            <w:r>
-              <w:rPr>
-                <w:b w:val="0"/>
-                <w:i w:val="0"/>
-                <w:sz w:val="18"/>
-              </w:rPr>
-            </w:r>
-            <w:r>
-              <w:rPr>
-                <w:b/>
-                <w:i w:val="0"/>
-                <w:sz w:val="18"/>
-              </w:rPr>
-              <w:t>Over-unity energy</w:t>
-            </w:r>
-            <w:r>
-              <w:rPr>
-                <w:b w:val="0"/>
-                <w:i w:val="0"/>
-                <w:sz w:val="18"/>
-              </w:rPr>
-            </w:r>
-          </w:p>
-        </w:tc>
-        <w:tc>
-          <w:tcPr>
-            <w:tcW w:type="dxa" w:w="1652"/>
-          </w:tcPr>
-          <w:p>
-            <w:pPr>
-              <w:spacing w:before="20" w:after="20"/>
-            </w:pPr>
-            <w:r>
-              <w:rPr>
-                <w:b w:val="0"/>
-                <w:i w:val="0"/>
-                <w:sz w:val="18"/>
-              </w:rPr>
-              <w:t>Plasma–aether interaction producing excess energy</w:t>
-            </w:r>
-          </w:p>
-        </w:tc>
-        <w:tc>
-          <w:tcPr>
-            <w:tcW w:type="dxa" w:w="1789"/>
-          </w:tcPr>
-          <w:p>
-            <w:pPr>
-              <w:spacing w:before="20" w:after="20"/>
-            </w:pPr>
-            <w:r>
-              <w:rPr>
-                <w:b w:val="0"/>
-                <w:i w:val="0"/>
-                <w:sz w:val="18"/>
-              </w:rPr>
-              <w:t>Aether medium coupled to plasma yields more output than input</w:t>
-            </w:r>
-          </w:p>
-        </w:tc>
-        <w:tc>
-          <w:tcPr>
-            <w:tcW w:type="dxa" w:w="1138"/>
-          </w:tcPr>
-          <w:p>
-            <w:pPr>
-              <w:spacing w:before="20" w:after="20"/>
-            </w:pPr>
-            <w:r>
-              <w:rPr>
-                <w:b w:val="0"/>
-                <w:i w:val="0"/>
-                <w:sz w:val="18"/>
-              </w:rPr>
-              <w:t>"Violates thermodynamics"</w:t>
-            </w:r>
-          </w:p>
-        </w:tc>
-        <w:tc>
-          <w:tcPr>
-            <w:tcW w:type="dxa" w:w="947"/>
-          </w:tcPr>
-          <w:p>
-            <w:pPr>
-              <w:spacing w:before="20" w:after="20"/>
-            </w:pPr>
-            <w:r>
-              <w:t>Сложная установленная физика</w:t>
-            </w:r>
           </w:p>
         </w:tc>
       </w:tr>
@@ -27115,7 +27056,7 @@
             <w:pPr>
               <w:spacing w:before="20" w:after="20"/>
             </w:pPr>
-            <w:hyperlink r:id="rId307">
+            <w:hyperlink r:id="rId311">
               <w:r>
                 <w:rPr>
                   <w:b w:val="0"/>
@@ -27360,7 +27301,7 @@
               <w:jc w:val="center"/>
             </w:pPr>
             <w:r>
-              <w:t>Масштаб</w:t>
+              <w:t>масштаб</w:t>
             </w:r>
           </w:p>
         </w:tc>
@@ -27737,12 +27678,7 @@
               <w:spacing w:before="20" w:after="20"/>
             </w:pPr>
             <w:r>
-              <w:rPr>
-                <w:b w:val="0"/>
-                <w:i w:val="0"/>
-                <w:sz w:val="18"/>
-              </w:rPr>
-              <w:t>Climate-scale weather manipulation</w:t>
+              <w:t>Климатические манипуляции с погодой</w:t>
             </w:r>
           </w:p>
         </w:tc>
@@ -27795,7 +27731,7 @@
         <w:spacing w:before="20" w:after="20"/>
       </w:pPr>
       <w:r>
-        <w:t>Серджио Бертолуччи (Sergio Bertolucci), директор по исследованиям и научным вычислениям CERN (ноябрь 2009): «Из этой двери может что-то появиться, или мы можем что-то отправить через нее». (Источник: The Register, 6 ноября 2009)</w:t>
+        <w:t>Серджио Бертолуччи (Sergio Bertolucci), директор по исследованиям и научным вычислениям CERN (ноябрь 2009): «Из этой двери может что-то появиться, или мы можем что-то отправить через нее». (Источник: The Register, 6 ноября 2009).</w:t>
       </w:r>
     </w:p>
     <w:p>
@@ -27841,7 +27777,7 @@
         <w:spacing w:before="20" w:after="20"/>
       </w:pPr>
       <w:r>
-        <w:t>Редукция Хевисайда удалила термины в уравнениях Максвелла, которые описывали тензор напряжения среды. Если эти термины реальны, то достаточное количество энергии, приложенное к ограниченному объему эфира, может вызвать структурные искажения — то, что древние описывали как порталы, и то, что Бертолуччи описывал как «дверь»</w:t>
+        <w:t>Редукция Хевисайда удалила термины в уравнениях Максвелла, которые описывали тензор напряжения среды. Если эти термины реальны, то достаточное количество энергии, приложенное к ограниченному объему эфира, может вызвать структурные искажения — то, что древние описывали как порталы, и то, что Бертолуччи описывал как «дверь».</w:t>
       </w:r>
     </w:p>
     <w:p>
@@ -27898,7 +27834,7 @@
         <w:spacing w:before="20" w:after="20"/>
       </w:pPr>
       <w:r>
-        <w:t>Достигнутая трансмутация — входные элементы, преобразованные в более тяжелые элементы без радиоактивности. Это низкоэнергетическая ядерная реакция (LENR), ранее отклонявшаяся как «холодный синтез»</w:t>
+        <w:t>Достигнутая трансмутация — входные элементы, преобразованные в более тяжелые элементы без радиоактивности. Это низкоэнергетическая ядерная реакция (LENR), ранее отклонявшаяся как «холодный синтез».</w:t>
       </w:r>
     </w:p>
     <w:p>
@@ -27953,7 +27889,7 @@
         <w:spacing w:before="20" w:after="20"/>
       </w:pPr>
       <w:r>
-        <w:t>Каждый энергозависимый механизм контроля (счет, ценообразование, нормирование, санкции) теряет рычаги влияния</w:t>
+        <w:t>Каждый энергозависимый механизм контроля (счет, ценообразование, нормирование, санкции) теряет рычаги влияния.</w:t>
       </w:r>
     </w:p>
     <w:p>
@@ -27995,7 +27931,7 @@
               <w:jc w:val="center"/>
             </w:pPr>
             <w:r>
-              <w:t>Нить</w:t>
+              <w:t>нить</w:t>
             </w:r>
           </w:p>
         </w:tc>
@@ -28286,7 +28222,7 @@
     </w:p>
     <w:p>
       <w:r>
-        <w:t>Тесла заявил: «В тот день, когда наука начнет изучать нефизические явления, она достигнет большего прогресса за одно столетие, чем за все предыдущие века своего существования»</w:t>
+        <w:t>Тесла заявил: «В тот день, когда наука начнет изучать нефизические явления, она достигнет большего прогресса за одно столетие, чем за все предыдущие века своего существования».</w:t>
       </w:r>
     </w:p>
     <w:p>
@@ -28327,7 +28263,7 @@
         <w:spacing w:before="20" w:after="20"/>
       </w:pPr>
       <w:r>
-        <w:t>Подавление того, что древние описывали как путешествие между мирами</w:t>
+        <w:t>Подавление того, что древние описывали как путешествие между мирами.</w:t>
       </w:r>
     </w:p>
     <w:p>
@@ -28362,7 +28298,7 @@
     </w:p>
     <w:p>
       <w:r>
-        <w:t>Программа ядерного оружия пересекает стек подавленной энергии не через физику эфира напрямую, а через механизм управления — использование страха для поддержания контроля над энергетическими технологиями</w:t>
+        <w:t>Программа ядерного оружия пересекает стек подавленной энергии не через физику эфира напрямую, а через механизм управления — использование страха для поддержания контроля над энергетическими технологиями.</w:t>
       </w:r>
     </w:p>
     <w:p>
@@ -28442,7 +28378,7 @@
         <w:spacing w:before="20" w:after="20"/>
       </w:pPr>
       <w:r>
-        <w:t>Классифицировать - Открытие входит в систему военно-промышленной классификации. После 1945 года это автоматически для всего, что имеет оружейный потенциал</w:t>
+        <w:t>Классифицировать - Открытие входит в систему военно-промышленной классификации. После 1945 года это автоматически для всего, что имеет оружейный потенциал.</w:t>
       </w:r>
     </w:p>
     <w:p>
@@ -28460,7 +28396,7 @@
         <w:spacing w:before="20" w:after="20"/>
       </w:pPr>
       <w:r>
-        <w:t>Развернуть - Технология используется скрытно (изменение погоды во Вьетнаме, направленная энергия против дипломатов, эксперименты ЦЕРН при бюджете в 1 млрд долларов в год)</w:t>
+        <w:t>Развернуть - Технология используется скрытно (изменение погоды во Вьетнаме, направленная энергия против дипломатов, эксперименты ЦЕРН при бюджете в 1 млрд долларов в год).</w:t>
       </w:r>
     </w:p>
     <w:p>
@@ -28708,7 +28644,7 @@
     </w:p>
     <w:p>
       <w:r>
-        <w:t>Эйнштейн не «доказал» специальную или общую теорию относительности в смысле единого решающего, состязательного лабораторного протокола, сравнимого с «созданием этого двигателя и измерения крутящего момента». За этим последовали формирование консенсуса, математическая элегантность и выборочное наблюдение — в то время как собственные колебания и развороты Эйнштейна (о космологии, квантовой полноте, объединенных надеждах на поле и даже эфирном языке в его лекции 1920 года в Лейдене, где он позволил, чтобы общая теория относительности приписывала физические свойства пространству) были сглажены последователями и учебниками в агиографию уверенности. Жест Лейдена часто опускается или кастрируется в популярных аккаунтах, потому что он усложняет историю «Эйнштейн убил эфир навсегда»</w:t>
+        <w:t>Эйнштейн не «доказал» специальную или общую теорию относительности в смысле единого решающего, состязательного лабораторного протокола, сравнимого с «созданием этого двигателя и измерения крутящего момента». За этим последовали формирование консенсуса, математическая элегантность и выборочное наблюдение — в то время как собственные колебания и развороты Эйнштейна (о космологии, квантовой полноте, объединенных надеждах на поле и даже эфирном языке в его лекции 1920 года в Лейдене, где он позволил, чтобы общая теория относительности приписывала физические свойства пространству) были сглажены последователями и учебниками в агиографию уверенности. Жест Лейдена часто опускается или кастрируется в популярных аккаунтах, потому что он усложняет историю «Эйнштейн убил эфир навсегда».</w:t>
       </w:r>
     </w:p>
     <w:p>
@@ -28779,7 +28715,7 @@
     </w:p>
     <w:p>
       <w:r>
-        <w:t>Устойчивое наследие, которое определяет его историческую роль в этой реконструкции, не является константой в блокноте, а лицензионной структурой</w:t>
+        <w:t>Устойчивое наследие, которое определяет его историческую роль в этой реконструкции, не является константой в блокноте, а лицензионной структурой.</w:t>
       </w:r>
     </w:p>
     <w:p>
@@ -28869,7 +28805,7 @@
         <w:spacing w:before="20" w:after="20"/>
       </w:pPr>
       <w:r>
-        <w:t>1920 Лейден — пространство, наделенное физическими качествами; «эфир» реабилитирован словами, в то время как инженерная среда Максвелла оставалась табу</w:t>
+        <w:t>1920 Лейден — пространство, наделенное физическими качествами; «эфир» реабилитирован словами, в то время как инженерная среда Максвелла оставалась табу.</w:t>
       </w:r>
     </w:p>
     <w:p>
@@ -29465,7 +29401,7 @@
         <w:spacing w:before="20" w:after="20"/>
       </w:pPr>
       <w:r>
-        <w:t>1931 — родился в Чикаго в еврейской семье, которая обратилась в христианскую науку</w:t>
+        <w:t>1931 — родился в Чикаго в еврейской семье, которая обратилась в христианскую науку.</w:t>
       </w:r>
     </w:p>
     <w:p>
@@ -29510,7 +29446,7 @@
         <w:spacing w:before="20" w:after="20"/>
       </w:pPr>
       <w:r>
-        <w:t>1964 — переведен в Пентагон в качестве специального помощника помощника министра обороны Джона Макнотона</w:t>
+        <w:t>1964 — переведен в Пентагон в качестве специального помощника помощника министра обороны Джона Макнотона.</w:t>
       </w:r>
     </w:p>
     <w:p>
@@ -29539,7 +29475,7 @@
         <w:spacing w:before="20" w:after="20"/>
       </w:pPr>
       <w:r>
-        <w:t>Капитан Джон Херрик (командующий Мэддоксом) телеграфировал в течение нескольких часов: «Обзор действий заставляет многие контакты и выпущенные торпеды казаться сомнительными... Предлагаю провести полную оценку до принятия любых дальнейших мер"</w:t>
+        <w:t>Капитан Джон Херрик (командующий Мэддоксом) телеграфировал в течение нескольких часов: «Обзор действий заставляет многие контакты и выпущенные торпеды казаться сомнительными... Предлагаю провести полную оценку до принятия любых дальнейших мер".</w:t>
       </w:r>
     </w:p>
     <w:p>
@@ -29548,7 +29484,7 @@
         <w:spacing w:before="20" w:after="20"/>
       </w:pPr>
       <w:r>
-        <w:t>Президент Джонсон сказал заместителю госсекретаря Джорджу Боллу: «Эти тупые, глупые моряки просто стреляли в летающих рыб!» Он также сказал в частном порядке: «Насколько я знаю, наш флот стрелял в китов там»</w:t>
+        <w:t>Президент Джонсон сказал заместителю госсекретаря Джорджу Боллу: «Эти тупые, глупые моряки просто стреляли в летающих рыб!» Он также сказал в частном порядке: «Насколько я знаю, наш флот стрелял в китов там».</w:t>
       </w:r>
     </w:p>
     <w:p>
@@ -29557,7 +29493,7 @@
         <w:spacing w:before="20" w:after="20"/>
       </w:pPr>
       <w:r>
-        <w:t>Джеймс Стокдейл, пилот, летевший над головой во время предполагаемой атаки: «У меня было лучшее место в доме, чтобы наблюдать за этим событием, и наши эсминцы просто стреляли по фантомным целям — там не было лодок ПТ... Там не было ничего, кроме черной воды и американской огневой мощи»</w:t>
+        <w:t>Джеймс Стокдейл, пилот, летевший над головой во время предполагаемой атаки: «У меня было лучшее место в доме, чтобы наблюдать за этим событием, и наши эсминцы просто стреляли по фантомным целям — там не было лодок ПТ... Там не было ничего, кроме черной воды и американской огневой мощи».</w:t>
       </w:r>
     </w:p>
     <w:p>
@@ -29566,7 +29502,7 @@
         <w:spacing w:before="20" w:after="20"/>
       </w:pPr>
       <w:r>
-        <w:t>Роберт Макнамара в фильме «Туман войны» (2003): «Этого не было»</w:t>
+        <w:t>Роберт Макнамара в фильме «Туман войны» (2003): «Этого не было».</w:t>
       </w:r>
     </w:p>
     <w:p>
@@ -29575,7 +29511,7 @@
         <w:spacing w:before="20" w:after="20"/>
       </w:pPr>
       <w:r>
-        <w:t>Роберт Ханьок (историк АНБ) в секретном исследовании 2001 года (рассекречено 2005): АНБ «намеренно искажало» свои разведывательные отчеты, чтобы поддержать вывод о том, что произошла вторая атака</w:t>
+        <w:t>Роберт Ханьок (историк АНБ) в секретном исследовании 2001 года (рассекречено 2005): АНБ «намеренно искажало» свои разведывательные отчеты, чтобы поддержать вывод о том, что произошла вторая атака.</w:t>
       </w:r>
     </w:p>
     <w:p>
@@ -29665,7 +29601,7 @@
         <w:spacing w:before="20" w:after="20"/>
       </w:pPr>
       <w:r>
-        <w:t>2002–2003: неоднократно предупреждал, что «сценарий в Тонкинском заливе» готовится оправдать войну в Ираке — предупреждение, полностью оправданное сфабрикованной разведкой ОМУ</w:t>
+        <w:t>2002–2003: неоднократно предупреждал, что «сценарий в Тонкинском заливе» готовится оправдать войну в Ираке — предупреждение, полностью оправданное сфабрикованной разведкой ОМУ.</w:t>
       </w:r>
     </w:p>
     <w:p>
@@ -29701,7 +29637,7 @@
         <w:spacing w:before="20" w:after="20"/>
       </w:pPr>
       <w:r>
-        <w:t>2021: В возрасте 90 лет опубликовал секретные документы о кризисе в Тайваньском проливе 1958 года, раскрывающие планы США по нанесению ядерных ударов по Китаю, которые прогнозировали 600 миллионов смертей</w:t>
+        <w:t>2021: В возрасте 90 лет опубликовал секретные документы о кризисе в Тайваньском проливе 1958 года, раскрывающие планы США по нанесению ядерных ударов по Китаю, которые прогнозировали 600 миллионов смертей.</w:t>
       </w:r>
     </w:p>
     <w:p>
@@ -29710,7 +29646,7 @@
         <w:spacing w:before="20" w:after="20"/>
       </w:pPr>
       <w:r>
-        <w:t>2023: Умер 16 июня 92 года от рака поджелудочной железы. Он публично объявил о своем диагнозе и продолжал выступать до самой смерти</w:t>
+        <w:t>2023: Умер 16 июня 92 года от рака поджелудочной железы. Он публично объявил о своем диагнозе и продолжал выступать до самой смерти.</w:t>
       </w:r>
     </w:p>
     <w:p>
@@ -29784,7 +29720,7 @@
         <w:spacing w:before="20" w:after="20"/>
       </w:pPr>
       <w:r>
-        <w:t>Льюис К.С. Из безмолвной планеты. Джон Лейн, The Bodley Head, 1938.</w:t>
+        <w:t>Льюис К.С. Из безмолвной планеты. Джон Лейн, The Bodley Head, 1938</w:t>
       </w:r>
     </w:p>
     <w:p>
@@ -29900,7 +29836,7 @@
         <w:spacing w:before="20" w:after="20"/>
       </w:pPr>
       <w:r>
-        <w:t>Каждая планета управляется Интеллектом (сознательной сущностью, которая формирует земные дела в своей сфере)</w:t>
+        <w:t>Каждая планета управляется Интеллектом (сознательной сущностью, которая формирует земные дела в своей сфере).</w:t>
       </w:r>
     </w:p>
     <w:p>
@@ -29909,7 +29845,7 @@
         <w:spacing w:before="20" w:after="20"/>
       </w:pPr>
       <w:r>
-        <w:t>Планетарные Разумы — это языческие боги, переименованные в Юпитер, Марс — бог войны, Венера — богиня любви, Сатурн — хранитель времени</w:t>
+        <w:t>Планетарные Разумы — это языческие боги, переименованные в Юпитер, Марс — бог войны, Венера — богиня любви, Сатурн — хранитель времени.</w:t>
       </w:r>
     </w:p>
     <w:p>
@@ -29918,7 +29854,7 @@
         <w:spacing w:before="20" w:after="20"/>
       </w:pPr>
       <w:r>
-        <w:t>Средневековые христианские ученые приняли эту архитектуру, не соглашаясь с язычниками «только на языке (in voce tantum)» — называя Разумы «ангелами», а не «богами»</w:t>
+        <w:t>Средневековые христианские ученые приняли эту архитектуру, не соглашаясь с язычниками «только на языке (in voce tantum)» — называя Разумы «ангелами», а не «богами».</w:t>
       </w:r>
     </w:p>
     <w:p>
@@ -29927,12 +29863,12 @@
         <w:spacing w:before="20" w:after="20"/>
       </w:pPr>
       <w:r>
-        <w:t>Космос живой, а не механический — сферы производят Музыку Сфер, и каждое небесное движение имеет смысл</w:t>
-      </w:r>
-    </w:p>
-    <w:p>
-      <w:r>
-        <w:t>Языческие элементы, встроенные в него, включали в себя концепцию Бога и места человека во вселенной, которые, если не в логическом противоречии с христианством, были тонко вне гармонии с ним</w:t>
+        <w:t>Космос живой, а не механический — сферы производят Музыку Сфер, и каждое небесное движение имеет смысл.</w:t>
+      </w:r>
+    </w:p>
+    <w:p>
+      <w:r>
+        <w:t>Языческие элементы, встроенные в него, включали в себя концепцию Бога и места человека во вселенной, которые, если не в логическом противоречии с христианством, были тонко вне гармонии с ним.</w:t>
       </w:r>
     </w:p>
     <w:p>
@@ -29965,7 +29901,7 @@
         <w:pStyle w:val="Quote"/>
       </w:pPr>
       <w:r>
-        <w:t>"Нет Оярсы на Небесах, у которого не было бы своего представителя на Земле. На небесах нет Оярсы, которая не получила бы тысячи. Там был итальянский Сатурн, а также небесный, критский Джов и олимпиец. Именно эти земные гневы высоких разумов люди встречали в старину, когда сообщали, что видели богов»</w:t>
+        <w:t>"Нет Оярсы на Небесах, у которого не было бы своего представителя на Земле. На небесах нет Оярсы, которая не получила бы тысячи. Там был итальянский Сатурн, а также небесный, критский Джов и олимпиец. Именно эти земные гневы высоких разумов люди встречали в старину, когда сообщали, что видели богов».</w:t>
       </w:r>
     </w:p>
     <w:p>
@@ -29973,7 +29909,7 @@
         <w:pStyle w:val="Quote"/>
       </w:pPr>
       <w:r>
-        <w:t>"Слово "ангел" скорее вызывает вопрос. Даже в Сент-Поле можно увидеть популяцию, которая не вписывается в две колонны ангелов и дьяволов. А если вернуться дальше... все боги, эльфы, карлики, водолюди, судьба, лонгаеви»</w:t>
+        <w:t>"Слово "ангел" скорее вызывает вопрос. Даже в Сент-Поле можно увидеть популяцию, которая не вписывается в две колонны ангелов и дьяволов. А если вернуться дальше... все боги, эльфы, карлики, водолюди, судьба, лонгаеви».</w:t>
       </w:r>
     </w:p>
     <w:p>
@@ -29981,7 +29917,7 @@
         <w:pStyle w:val="Quote"/>
       </w:pPr>
       <w:r>
-        <w:t>Боги язычников не просто дьяволы, как многие из наших друзей сказали бы. Они всего лишь небесные силы под своими старыми, дохристианскими именами»</w:t>
+        <w:t>Боги язычников не просто дьяволы, как многие из наших друзей сказали бы. Они всего лишь небесные силы под своими старыми, дохристианскими именами».</w:t>
       </w:r>
     </w:p>
     <w:p>
@@ -30001,7 +29937,7 @@
     </w:p>
     <w:p>
       <w:r>
-        <w:t>Книга Майкла Уорда «Планета Нарния» (2008) показывает, что каждая книга Нарнии управляется атмосферой и характером конкретной планеты по средневековой космологической модели</w:t>
+        <w:t>Книга Майкла Уорда «Планета Нарния» (2008) показывает, что каждая книга Нарнии управляется атмосферой и характером конкретной планеты по средневековой космологической модели.</w:t>
       </w:r>
     </w:p>
     <w:tbl>
@@ -30663,12 +30599,7 @@
               <w:spacing w:before="20" w:after="20"/>
             </w:pPr>
             <w:r>
-              <w:rPr>
-                <w:b w:val="0"/>
-                <w:i w:val="0"/>
-                <w:sz w:val="18"/>
-              </w:rPr>
-              <w:t>The end of Narnia; the dwarfs' saturnine refusal; Father Time awakened; the last judgment</w:t>
+              <w:t>Конец Нарнии; сатурнинский отказ карликов; Пробуждение Отца Времени; последний суд</w:t>
             </w:r>
           </w:p>
         </w:tc>
@@ -30785,8 +30716,8 @@
     <w:p>
       <w:pPr>
         <w:sectPr>
-          <w:headerReference w:type="default" r:id="rId302"/>
-          <w:footerReference w:type="default" r:id="rId303"/>
+          <w:headerReference w:type="default" r:id="rId306"/>
+          <w:footerReference w:type="default" r:id="rId307"/>
           <w:pgSz w:w="8640" w:h="12960"/>
           <w:pgMar w:top="1020" w:right="1134" w:bottom="1134" w:left="1134" w:header="720" w:footer="720" w:gutter="0"/>
           <w:cols w:space="720"/>
@@ -30802,7 +30733,7 @@
         <w:jc w:val="center"/>
       </w:pPr>
       <w:r>
-        <w:t>ЧАСТЬ XXI</w:t>
+        <w:t>Часть XXI</w:t>
       </w:r>
     </w:p>
     <w:p>
@@ -31386,7 +31317,7 @@
               <w:jc w:val="center"/>
             </w:pPr>
             <w:r>
-              <w:t>Срок</w:t>
+              <w:t>срок</w:t>
             </w:r>
           </w:p>
         </w:tc>
@@ -31463,7 +31394,108 @@
               <w:spacing w:before="20" w:after="20"/>
             </w:pPr>
             <w:r>
-              <w:t>Из итальянской/испанской инфантерии ← инфант «фут-солдат», более ранний «молодежь»; латинские инфанты «неспособны говорить» → распространяется на ребенка/молодежь. Английский язык с конца 16 в. Акцент: нога против кавалерии, часто молодого или низкого ранга.</w:t>
+              <w:rPr>
+                <w:b w:val="0"/>
+                <w:i w:val="0"/>
+                <w:sz w:val="18"/>
+              </w:rPr>
+              <w:t xml:space="preserve">From Italian/Spanish </w:t>
+            </w:r>
+            <w:r>
+              <w:rPr>
+                <w:b w:val="0"/>
+                <w:i/>
+                <w:sz w:val="18"/>
+              </w:rPr>
+              <w:t>infanteria</w:t>
+            </w:r>
+            <w:r>
+              <w:rPr>
+                <w:b w:val="0"/>
+                <w:i w:val="0"/>
+                <w:sz w:val="18"/>
+              </w:rPr>
+              <w:t xml:space="preserve"> ← </w:t>
+            </w:r>
+            <w:r>
+              <w:rPr>
+                <w:b w:val="0"/>
+                <w:i/>
+                <w:sz w:val="18"/>
+              </w:rPr>
+              <w:t>infante</w:t>
+            </w:r>
+            <w:r>
+              <w:rPr>
+                <w:b w:val="0"/>
+                <w:i w:val="0"/>
+                <w:sz w:val="18"/>
+              </w:rPr>
+              <w:t xml:space="preserve"> “foot soldier,” earlier “youth”; Latin </w:t>
+            </w:r>
+            <w:r>
+              <w:rPr>
+                <w:b w:val="0"/>
+                <w:i/>
+                <w:sz w:val="18"/>
+              </w:rPr>
+              <w:t>infans</w:t>
+            </w:r>
+            <w:r>
+              <w:rPr>
+                <w:b w:val="0"/>
+                <w:i w:val="0"/>
+                <w:sz w:val="18"/>
+              </w:rPr>
+              <w:t xml:space="preserve"> “unable to speak” → extended to child/youth. English from late 16th c. Emphasis: </w:t>
+            </w:r>
+            <w:r>
+              <w:rPr>
+                <w:b/>
+                <w:i w:val="0"/>
+                <w:sz w:val="18"/>
+              </w:rPr>
+              <w:t>foot</w:t>
+            </w:r>
+            <w:r>
+              <w:rPr>
+                <w:b w:val="0"/>
+                <w:i w:val="0"/>
+                <w:sz w:val="18"/>
+              </w:rPr>
+              <w:t xml:space="preserve"> vs cavalry, often </w:t>
+            </w:r>
+            <w:r>
+              <w:rPr>
+                <w:b/>
+                <w:i w:val="0"/>
+                <w:sz w:val="18"/>
+              </w:rPr>
+              <w:t>young</w:t>
+            </w:r>
+            <w:r>
+              <w:rPr>
+                <w:b w:val="0"/>
+                <w:i w:val="0"/>
+                <w:sz w:val="18"/>
+              </w:rPr>
+              <w:t xml:space="preserve"> or </w:t>
+            </w:r>
+            <w:r>
+              <w:rPr>
+                <w:b/>
+                <w:i w:val="0"/>
+                <w:sz w:val="18"/>
+              </w:rPr>
+              <w:t>low rank</w:t>
+            </w:r>
+            <w:r>
+              <w:rPr>
+                <w:b w:val="0"/>
+                <w:i w:val="0"/>
+                <w:sz w:val="18"/>
+              </w:rPr>
+              <w:t>.</w:t>
             </w:r>
           </w:p>
         </w:tc>
@@ -31476,76 +31508,7 @@
               <w:spacing w:before="20" w:after="20"/>
             </w:pPr>
             <w:r>
-              <w:rPr>
-                <w:b w:val="0"/>
-                <w:i w:val="0"/>
-                <w:sz w:val="18"/>
-              </w:rPr>
-              <w:t xml:space="preserve">Horde </w:t>
-            </w:r>
-            <w:r>
-              <w:rPr>
-                <w:b/>
-                <w:i w:val="0"/>
-                <w:sz w:val="18"/>
-              </w:rPr>
-              <w:t>organized foot</w:t>
-            </w:r>
-            <w:r>
-              <w:rPr>
-                <w:b w:val="0"/>
-                <w:i w:val="0"/>
-                <w:sz w:val="18"/>
-              </w:rPr>
-              <w:t xml:space="preserve"> included </w:t>
-            </w:r>
-            <w:r>
-              <w:rPr>
-                <w:b/>
-                <w:i w:val="0"/>
-                <w:sz w:val="18"/>
-              </w:rPr>
-              <w:t>young giant</w:t>
-            </w:r>
-            <w:r>
-              <w:rPr>
-                <w:b w:val="0"/>
-                <w:i w:val="0"/>
-                <w:sz w:val="18"/>
-              </w:rPr>
-              <w:t xml:space="preserve"> lines; the </w:t>
-            </w:r>
-            <w:r>
-              <w:rPr>
-                <w:b/>
-                <w:i w:val="0"/>
-                <w:sz w:val="18"/>
-              </w:rPr>
-              <w:t>infant-/youth</w:t>
-            </w:r>
-            <w:r>
-              <w:rPr>
-                <w:b w:val="0"/>
-                <w:i w:val="0"/>
-                <w:sz w:val="18"/>
-              </w:rPr>
-              <w:t xml:space="preserve"> thread matches </w:t>
-            </w:r>
-            <w:r>
-              <w:rPr>
-                <w:b/>
-                <w:i w:val="0"/>
-                <w:sz w:val="18"/>
-              </w:rPr>
-              <w:t>rash, strong, non-knightly</w:t>
-            </w:r>
-            <w:r>
-              <w:rPr>
-                <w:b w:val="0"/>
-                <w:i w:val="0"/>
-                <w:sz w:val="18"/>
-              </w:rPr>
-              <w:t xml:space="preserve"> mass assault without preserving stature in glosses.</w:t>
+              <w:t>Организованная ордой нога включала в себя молодые гигантские линии; нить младенец/молодежь соответствует опрометчивому, сильному, не рыцарскому массовому штурму без сохранения роста в глоссах.</w:t>
             </w:r>
           </w:p>
         </w:tc>
@@ -32053,7 +32016,7 @@
               <w:jc w:val="center"/>
             </w:pPr>
             <w:r>
-              <w:t>Актуальность</w:t>
+              <w:t>актуальность</w:t>
             </w:r>
           </w:p>
         </w:tc>
@@ -32152,44 +32115,7 @@
               <w:spacing w:before="20" w:after="20"/>
             </w:pPr>
             <w:r>
-              <w:rPr>
-                <w:b w:val="0"/>
-                <w:i w:val="0"/>
-                <w:sz w:val="18"/>
-              </w:rPr>
-              <w:t xml:space="preserve">Latin </w:t>
-            </w:r>
-            <w:r>
-              <w:rPr>
-                <w:b w:val="0"/>
-                <w:i/>
-                <w:sz w:val="18"/>
-              </w:rPr>
-              <w:t>cohors</w:t>
-            </w:r>
-            <w:r>
-              <w:rPr>
-                <w:b w:val="0"/>
-                <w:i w:val="0"/>
-                <w:sz w:val="18"/>
-              </w:rPr>
-              <w:t xml:space="preserve"> → Roman </w:t>
-            </w:r>
-            <w:r>
-              <w:rPr>
-                <w:b/>
-                <w:i w:val="0"/>
-                <w:sz w:val="18"/>
-              </w:rPr>
-              <w:t>infantry</w:t>
-            </w:r>
-            <w:r>
-              <w:rPr>
-                <w:b w:val="0"/>
-                <w:i w:val="0"/>
-                <w:sz w:val="18"/>
-              </w:rPr>
-              <w:t xml:space="preserve"> unit; “enclosure” → body of soldiers.</w:t>
+              <w:t>Латинские когоры → римская пехотная часть; «ограждение» → корпус солдат.</w:t>
             </w:r>
           </w:p>
         </w:tc>
@@ -32254,12 +32180,7 @@
               <w:spacing w:before="20" w:after="20"/>
             </w:pPr>
             <w:r>
-              <w:rPr>
-                <w:b w:val="0"/>
-                <w:i w:val="0"/>
-                <w:sz w:val="18"/>
-              </w:rPr>
-              <w:t>Hebrew giant-tribe vocabulary; cross-mythic pattern.</w:t>
+              <w:t>Еврейский словарь гигантских племен; кросс-мифический паттерн.</w:t>
             </w:r>
           </w:p>
         </w:tc>
@@ -32324,47 +32245,7 @@
               <w:spacing w:before="20" w:after="20"/>
             </w:pPr>
             <w:r>
-              <w:rPr>
-                <w:b w:val="0"/>
-                <w:i w:val="0"/>
-                <w:sz w:val="18"/>
-              </w:rPr>
-              <w:t xml:space="preserve">Indo-European and Norse </w:t>
-            </w:r>
-            <w:r>
-              <w:rPr>
-                <w:b/>
-                <w:i w:val="0"/>
-                <w:sz w:val="18"/>
-              </w:rPr>
-              <w:t>oversized</w:t>
-            </w:r>
-            <w:r>
-              <w:rPr>
-                <w:b w:val="0"/>
-                <w:i w:val="0"/>
-                <w:sz w:val="18"/>
-              </w:rPr>
-              <w:t xml:space="preserve"> antagonists; </w:t>
-            </w:r>
-            <w:hyperlink r:id="rId339">
-              <w:r>
-                <w:rPr>
-                  <w:b w:val="0"/>
-                  <w:i w:val="0"/>
-                  <w:color w:val="B8860B"/>
-                  <w:sz w:val="18"/>
-                </w:rPr>
-                <w:t>Jötunn</w:t>
-              </w:r>
-            </w:hyperlink>
-            <w:r>
-              <w:rPr>
-                <w:b w:val="0"/>
-                <w:i w:val="0"/>
-                <w:sz w:val="18"/>
-              </w:rPr>
-              <w:t xml:space="preserve"> linked in First Crusade article.</w:t>
+              <w:t>Индоевропейские и скандинавские негабаритные антагонисты; Йотунн связан в статье Первого крестового похода.</w:t>
             </w:r>
           </w:p>
         </w:tc>
@@ -32397,28 +32278,7 @@
               <w:spacing w:before="20" w:after="20"/>
             </w:pPr>
             <w:r>
-              <w:rPr>
-                <w:b w:val="0"/>
-                <w:i w:val="0"/>
-                <w:sz w:val="18"/>
-              </w:rPr>
-              <w:t xml:space="preserve">Mythic </w:t>
-            </w:r>
-            <w:r>
-              <w:rPr>
-                <w:b/>
-                <w:i w:val="0"/>
-                <w:sz w:val="18"/>
-              </w:rPr>
-              <w:t>war against giants</w:t>
-            </w:r>
-            <w:r>
-              <w:rPr>
-                <w:b w:val="0"/>
-                <w:i w:val="0"/>
-                <w:sz w:val="18"/>
-              </w:rPr>
-              <w:t xml:space="preserve"> — structural parallel to state vs giant-line conflict.</w:t>
+              <w:t>Мифическая война против гигантов — структурная параллель между государством и конфликтом гигантских линий.</w:t>
             </w:r>
           </w:p>
         </w:tc>
@@ -32483,59 +32343,7 @@
               <w:spacing w:before="20" w:after="20"/>
             </w:pPr>
             <w:r>
-              <w:rPr>
-                <w:b w:val="0"/>
-                <w:i w:val="0"/>
-                <w:sz w:val="18"/>
-              </w:rPr>
-            </w:r>
-            <w:r>
-              <w:rPr>
-                <w:b/>
-                <w:i w:val="0"/>
-                <w:sz w:val="18"/>
-              </w:rPr>
-              <w:t>Irregular</w:t>
-            </w:r>
-            <w:r>
-              <w:rPr>
-                <w:b w:val="0"/>
-                <w:i w:val="0"/>
-                <w:sz w:val="18"/>
-              </w:rPr>
-              <w:t xml:space="preserve"> fighter vocabulary; useful analogues for </w:t>
-            </w:r>
-            <w:r>
-              <w:rPr>
-                <w:b/>
-                <w:i w:val="0"/>
-                <w:sz w:val="18"/>
-              </w:rPr>
-              <w:t>post-set-piece</w:t>
-            </w:r>
-            <w:r>
-              <w:rPr>
-                <w:b w:val="0"/>
-                <w:i w:val="0"/>
-                <w:sz w:val="18"/>
-              </w:rPr>
-              <w:t xml:space="preserve"> resistance without implying Spanish </w:t>
-            </w:r>
-            <w:r>
-              <w:rPr>
-                <w:b w:val="0"/>
-                <w:i/>
-                <w:sz w:val="18"/>
-              </w:rPr>
-              <w:t>guerrilla</w:t>
-            </w:r>
-            <w:r>
-              <w:rPr>
-                <w:b w:val="0"/>
-                <w:i w:val="0"/>
-                <w:sz w:val="18"/>
-              </w:rPr>
-              <w:t>’s origin.</w:t>
+              <w:t>Нерегулярный словарный запас бойца; полезные аналоги для сопротивления после набора частей, не подразумевая происхождение испанского партизана.</w:t>
             </w:r>
           </w:p>
         </w:tc>
@@ -32549,7 +32357,7 @@
         <w:keepLines/>
       </w:pPr>
       <w:r>
-        <w:t>Перекрестные ссылки</w:t>
+        <w:t>перекрестные ссылки</w:t>
       </w:r>
     </w:p>
     <w:p>
@@ -32565,8 +32373,8 @@
     <w:p>
       <w:pPr>
         <w:sectPr>
-          <w:headerReference w:type="default" r:id="rId325"/>
-          <w:footerReference w:type="default" r:id="rId326"/>
+          <w:headerReference w:type="default" r:id="rId329"/>
+          <w:footerReference w:type="default" r:id="rId330"/>
           <w:pgSz w:w="8640" w:h="12960"/>
           <w:pgMar w:top="1020" w:right="1134" w:bottom="1134" w:left="1134" w:header="720" w:footer="720" w:gutter="0"/>
           <w:cols w:space="720"/>
@@ -32582,7 +32390,7 @@
         <w:jc w:val="center"/>
       </w:pPr>
       <w:r>
-        <w:t>ЧАСТЬ XXII</w:t>
+        <w:t>Часть XXII</w:t>
       </w:r>
     </w:p>
     <w:p>
@@ -32675,7 +32483,26 @@
               <w:spacing w:before="20" w:after="20"/>
             </w:pPr>
             <w:r>
-              <w:t>Самуэль Ваверу</w:t>
+              <w:rPr>
+                <w:b w:val="0"/>
+                <w:i w:val="0"/>
+                <w:sz w:val="18"/>
+              </w:rPr>
+            </w:r>
+            <w:r>
+              <w:rPr>
+                <w:b/>
+                <w:i w:val="0"/>
+                <w:sz w:val="18"/>
+              </w:rPr>
+              <w:t>Samuel Waweru</w:t>
+            </w:r>
+            <w:r>
+              <w:rPr>
+                <w:b w:val="0"/>
+                <w:i w:val="0"/>
+                <w:sz w:val="18"/>
+              </w:rPr>
             </w:r>
           </w:p>
         </w:tc>
@@ -32688,12 +32515,7 @@
               <w:spacing w:before="20" w:after="20"/>
             </w:pPr>
             <w:r>
-              <w:rPr>
-                <w:b w:val="0"/>
-                <w:i w:val="0"/>
-                <w:sz w:val="18"/>
-              </w:rPr>
-              <w:t>Research support and project contributions</w:t>
+              <w:t>Исследовательская поддержка и вклад в проекты</w:t>
             </w:r>
           </w:p>
         </w:tc>
@@ -32714,8 +32536,8 @@
     </w:p>
     <w:p/>
     <w:sectPr>
-      <w:headerReference w:type="default" r:id="rId345"/>
-      <w:footerReference w:type="default" r:id="rId346"/>
+      <w:headerReference w:type="default" r:id="rId349"/>
+      <w:footerReference w:type="default" r:id="rId350"/>
       <w:pgSz w:w="8640" w:h="12960"/>
       <w:pgMar w:top="1020" w:right="1134" w:bottom="1134" w:left="1134" w:header="720" w:footer="720" w:gutter="0"/>
       <w:cols w:space="720"/>
